--- a/Documents/F2024_IndividualTaskCompletion.docx
+++ b/Documents/F2024_IndividualTaskCompletion.docx
@@ -1,6 +1,6 @@
 
 <file path=word/document.xml><?xml version="1.0" encoding="utf-8"?>
-<w:document xmlns:wpc="http://schemas.microsoft.com/office/word/2010/wordprocessingCanvas" xmlns:cx="http://schemas.microsoft.com/office/drawing/2014/chartex" xmlns:cx1="http://schemas.microsoft.com/office/drawing/2015/9/8/chartex" xmlns:cx2="http://schemas.microsoft.com/office/drawing/2015/10/21/chartex" xmlns:cx3="http://schemas.microsoft.com/office/drawing/2016/5/9/chartex" xmlns:cx4="http://schemas.microsoft.com/office/drawing/2016/5/10/chartex" xmlns:cx5="http://schemas.microsoft.com/office/drawing/2016/5/11/chartex" xmlns:cx6="http://schemas.microsoft.com/office/drawing/2016/5/12/chartex" xmlns:cx7="http://schemas.microsoft.com/office/drawing/2016/5/13/chartex" xmlns:cx8="http://schemas.microsoft.com/office/drawing/2016/5/14/chartex" xmlns:mc="http://schemas.openxmlformats.org/markup-compatibility/2006" xmlns:aink="http://schemas.microsoft.com/office/drawing/2016/ink" xmlns:am3d="http://schemas.microsoft.com/office/drawing/2017/model3d" xmlns:o="urn:schemas-microsoft-com:office:office" xmlns:oel="http://schemas.microsoft.com/office/2019/extlst" xmlns:r="http://schemas.openxmlformats.org/officeDocument/2006/relationships" xmlns:m="http://schemas.openxmlformats.org/officeDocument/2006/math" xmlns:v="urn:schemas-microsoft-com:vml" xmlns:wp14="http://schemas.microsoft.com/office/word/2010/wordprocessingDrawing" xmlns:wp="http://schemas.openxmlformats.org/drawingml/2006/wordprocessingDrawing" xmlns:w10="urn:schemas-microsoft-com:office:word" xmlns:w="http://schemas.openxmlformats.org/wordprocessingml/2006/main" xmlns:w14="http://schemas.microsoft.com/office/word/2010/wordml" xmlns:w15="http://schemas.microsoft.com/office/word/2012/wordml" xmlns:w16cex="http://schemas.microsoft.com/office/word/2018/wordml/cex" xmlns:w16cid="http://schemas.microsoft.com/office/word/2016/wordml/cid" xmlns:w16="http://schemas.microsoft.com/office/word/2018/wordml" xmlns:w16sdtdh="http://schemas.microsoft.com/office/word/2020/wordml/sdtdatahash" xmlns:w16se="http://schemas.microsoft.com/office/word/2015/wordml/symex" xmlns:wpg="http://schemas.microsoft.com/office/word/2010/wordprocessingGroup" xmlns:wpi="http://schemas.microsoft.com/office/word/2010/wordprocessingInk" xmlns:wne="http://schemas.microsoft.com/office/word/2006/wordml" xmlns:wps="http://schemas.microsoft.com/office/word/2010/wordprocessingShape" mc:Ignorable="w14 w15 w16se w16cid w16 w16cex w16sdtdh wp14">
+<w:document xmlns:wpc="http://schemas.microsoft.com/office/word/2010/wordprocessingCanvas" xmlns:cx="http://schemas.microsoft.com/office/drawing/2014/chartex" xmlns:cx1="http://schemas.microsoft.com/office/drawing/2015/9/8/chartex" xmlns:cx2="http://schemas.microsoft.com/office/drawing/2015/10/21/chartex" xmlns:cx3="http://schemas.microsoft.com/office/drawing/2016/5/9/chartex" xmlns:cx4="http://schemas.microsoft.com/office/drawing/2016/5/10/chartex" xmlns:cx5="http://schemas.microsoft.com/office/drawing/2016/5/11/chartex" xmlns:cx6="http://schemas.microsoft.com/office/drawing/2016/5/12/chartex" xmlns:cx7="http://schemas.microsoft.com/office/drawing/2016/5/13/chartex" xmlns:cx8="http://schemas.microsoft.com/office/drawing/2016/5/14/chartex" xmlns:mc="http://schemas.openxmlformats.org/markup-compatibility/2006" xmlns:m="http://schemas.openxmlformats.org/officeDocument/2006/math" xmlns:aink="http://schemas.microsoft.com/office/drawing/2016/ink" xmlns:am3d="http://schemas.microsoft.com/office/drawing/2017/model3d" xmlns:oel="http://schemas.microsoft.com/office/2019/extlst" xmlns:r="http://schemas.openxmlformats.org/officeDocument/2006/relationships" xmlns:wp14="http://schemas.microsoft.com/office/word/2010/wordprocessingDrawing" xmlns:wp="http://schemas.openxmlformats.org/drawingml/2006/wordprocessingDrawing" xmlns:wpg="http://schemas.microsoft.com/office/word/2010/wordprocessingGroup" xmlns:wpi="http://schemas.microsoft.com/office/word/2010/wordprocessingInk" xmlns:wps="http://schemas.microsoft.com/office/word/2010/wordprocessingShape" xmlns:o="urn:schemas-microsoft-com:office:office" xmlns:v="urn:schemas-microsoft-com:vml" xmlns:w10="urn:schemas-microsoft-com:office:word" xmlns:w="http://schemas.openxmlformats.org/wordprocessingml/2006/main" xmlns:w14="http://schemas.microsoft.com/office/word/2010/wordml" xmlns:w15="http://schemas.microsoft.com/office/word/2012/wordml" xmlns:w16cex="http://schemas.microsoft.com/office/word/2018/wordml/cex" xmlns:w16cid="http://schemas.microsoft.com/office/word/2016/wordml/cid" xmlns:w16="http://schemas.microsoft.com/office/word/2018/wordml" xmlns:w16sdtdh="http://schemas.microsoft.com/office/word/2020/wordml/sdtdatahash" xmlns:w16sdtfl="http://schemas.microsoft.com/office/word/2024/wordml/sdtformatlock" xmlns:w16se="http://schemas.microsoft.com/office/word/2015/wordml/symex" xmlns:w16du="http://schemas.microsoft.com/office/word/2023/wordml/word16du" xmlns:wne="http://schemas.microsoft.com/office/word/2006/wordml" mc:Ignorable="w14 w15 w16se w16cid w16 w16cex w16sdtdh w16sdtfl w16du wp14">
   <w:body>
     <w:p>
       <w:pPr>
@@ -25,13 +25,7 @@
         <w:pStyle w:val="Heading1"/>
       </w:pPr>
       <w:r>
-        <w:t xml:space="preserve">Part </w:t>
-      </w:r>
-      <w:r>
-        <w:t>1</w:t>
-      </w:r>
-      <w:r>
-        <w:t>: Task Completion List</w:t>
+        <w:t>Part 1: Task Completion List</w:t>
       </w:r>
     </w:p>
     <w:p>
@@ -51,13 +45,7 @@
     </w:p>
     <w:p>
       <w:r>
-        <w:t xml:space="preserve">In the third </w:t>
-      </w:r>
-      <w:r>
-        <w:t>column</w:t>
-      </w:r>
-      <w:r>
-        <w:t>, each user will record in exquisite detail in bullet point form, what steps they accomplished over the last iteration. You must be as detailed as possible as your grade will be partially determined by what you record here. All team members must place their work list here. No separate pages or submissions will be accepted. Failure to complete this section may result in a grade of 0 for this iteration.</w:t>
+        <w:t>In the third column, each user will record in exquisite detail in bullet point form, what steps they accomplished over the last iteration. You must be as detailed as possible as your grade will be partially determined by what you record here. All team members must place their work list here. No separate pages or submissions will be accepted. Failure to complete this section may result in a grade of 0 for this iteration.</w:t>
       </w:r>
     </w:p>
     <w:p>
@@ -67,6 +55,10 @@
       <w:r>
         <w:br w:type="page"/>
       </w:r>
+      <w:r>
+        <w:lastRenderedPageBreak/>
+        <w:t>s</w:t>
+      </w:r>
     </w:p>
     <w:tbl>
       <w:tblPr>
@@ -75,25 +67,24 @@
         <w:tblLook w:val="04A0" w:firstRow="1" w:lastRow="0" w:firstColumn="1" w:lastColumn="0" w:noHBand="0" w:noVBand="1"/>
       </w:tblPr>
       <w:tblGrid>
-        <w:gridCol w:w="3063"/>
-        <w:gridCol w:w="2871"/>
-        <w:gridCol w:w="3416"/>
+        <w:gridCol w:w="1555"/>
+        <w:gridCol w:w="3260"/>
+        <w:gridCol w:w="4535"/>
       </w:tblGrid>
       <w:tr>
         <w:tc>
           <w:tcPr>
-            <w:tcW w:w="4480" w:type="dxa"/>
+            <w:tcW w:w="1555" w:type="dxa"/>
           </w:tcPr>
           <w:p>
             <w:r>
-              <w:lastRenderedPageBreak/>
               <w:t>Team Member Name</w:t>
             </w:r>
           </w:p>
         </w:tc>
         <w:tc>
           <w:tcPr>
-            <w:tcW w:w="3934" w:type="dxa"/>
+            <w:tcW w:w="3260" w:type="dxa"/>
           </w:tcPr>
           <w:p>
             <w:r>
@@ -103,7 +94,7 @@
         </w:tc>
         <w:tc>
           <w:tcPr>
-            <w:tcW w:w="4536" w:type="dxa"/>
+            <w:tcW w:w="4535" w:type="dxa"/>
           </w:tcPr>
           <w:p>
             <w:r>
@@ -115,19 +106,3130 @@
       <w:tr>
         <w:tc>
           <w:tcPr>
-            <w:tcW w:w="4480" w:type="dxa"/>
+            <w:tcW w:w="1555" w:type="dxa"/>
+          </w:tcPr>
+          <w:p>
+            <w:r>
+              <w:t xml:space="preserve">Jack Yu </w:t>
+            </w:r>
+          </w:p>
+        </w:tc>
+        <w:tc>
+          <w:tcPr>
+            <w:tcW w:w="3260" w:type="dxa"/>
+          </w:tcPr>
+          <w:p>
+            <w:pPr>
+              <w:pStyle w:val="ListParagraph"/>
+              <w:numPr>
+                <w:ilvl w:val="0"/>
+                <w:numId w:val="1"/>
+              </w:numPr>
+            </w:pPr>
+            <w:r>
+              <w:t>Presentation is not yet done. It</w:t>
+            </w:r>
+            <w:r>
+              <w:t>’s s</w:t>
+            </w:r>
+            <w:r>
+              <w:t>till be</w:t>
+            </w:r>
+            <w:r>
+              <w:t>ing</w:t>
+            </w:r>
+            <w:r>
+              <w:t xml:space="preserve"> designed and its framework has only just been established. However, our team member that is responsible its completion is working diligently on finishing it. He still needs some of our team members work</w:t>
+            </w:r>
+            <w:r>
+              <w:t xml:space="preserve"> that will be included in the ppt.</w:t>
+            </w:r>
+            <w:r>
+              <w:t xml:space="preserve"> </w:t>
+            </w:r>
+          </w:p>
+          <w:p>
+            <w:pPr>
+              <w:pStyle w:val="ListParagraph"/>
+              <w:numPr>
+                <w:ilvl w:val="0"/>
+                <w:numId w:val="1"/>
+              </w:numPr>
+            </w:pPr>
+            <w:r>
+              <w:br/>
+              <w:t xml:space="preserve">Contract is still unfinished but is currently underway in its completion. Team member has had other responsibilities that has delayed </w:t>
+            </w:r>
+            <w:r>
+              <w:t>its finalization. But they guaranteed that it will be completed before the presentation deadline.</w:t>
+            </w:r>
+          </w:p>
+          <w:p>
+            <w:pPr>
+              <w:pStyle w:val="ListParagraph"/>
+              <w:numPr>
+                <w:ilvl w:val="0"/>
+                <w:numId w:val="1"/>
+              </w:numPr>
+            </w:pPr>
+            <w:r>
+              <w:t>As of writing this, some of the team members still need to write their personal bio, which will later be included in the presentation.</w:t>
+            </w:r>
+            <w:r>
+              <w:t xml:space="preserve"> I’ve already written mine in our team’s discord. I hope it will be the catalyst for other’s to quickly write </w:t>
+            </w:r>
+            <w:r>
+              <w:lastRenderedPageBreak/>
+              <w:t xml:space="preserve">theirs. </w:t>
+            </w:r>
+            <w:r>
+              <w:br/>
+            </w:r>
+          </w:p>
+        </w:tc>
+        <w:tc>
+          <w:tcPr>
+            <w:tcW w:w="4535" w:type="dxa"/>
+          </w:tcPr>
+          <w:p>
+            <w:pPr>
+              <w:pStyle w:val="NormalWeb"/>
+              <w:numPr>
+                <w:ilvl w:val="0"/>
+                <w:numId w:val="2"/>
+              </w:numPr>
+              <w:spacing w:before="240" w:beforeAutospacing="0" w:after="0" w:afterAutospacing="0"/>
+              <w:textAlignment w:val="baseline"/>
+              <w:rPr>
+                <w:rFonts w:ascii="Arial" w:hAnsi="Arial" w:cs="Arial"/>
+                <w:color w:val="000000"/>
+                <w:sz w:val="22"/>
+                <w:szCs w:val="22"/>
+              </w:rPr>
+            </w:pPr>
+            <w:r>
+              <w:rPr>
+                <w:rFonts w:ascii="Arial" w:hAnsi="Arial" w:cs="Arial"/>
+                <w:color w:val="000000"/>
+                <w:sz w:val="22"/>
+                <w:szCs w:val="22"/>
+              </w:rPr>
+              <w:lastRenderedPageBreak/>
+              <w:t>When I first started working on the data model, I read through Crossfire’s NCR document, which documented the NCR process.</w:t>
+            </w:r>
+          </w:p>
+          <w:p>
+            <w:pPr>
+              <w:pStyle w:val="NormalWeb"/>
+              <w:numPr>
+                <w:ilvl w:val="0"/>
+                <w:numId w:val="2"/>
+              </w:numPr>
+              <w:spacing w:before="0" w:beforeAutospacing="0" w:after="0" w:afterAutospacing="0"/>
+              <w:textAlignment w:val="baseline"/>
+              <w:rPr>
+                <w:rFonts w:ascii="Arial" w:hAnsi="Arial" w:cs="Arial"/>
+                <w:color w:val="000000"/>
+                <w:sz w:val="22"/>
+                <w:szCs w:val="22"/>
+              </w:rPr>
+            </w:pPr>
+            <w:r>
+              <w:rPr>
+                <w:rFonts w:ascii="Arial" w:hAnsi="Arial" w:cs="Arial"/>
+                <w:color w:val="000000"/>
+                <w:sz w:val="22"/>
+                <w:szCs w:val="22"/>
+              </w:rPr>
+              <w:t>Before beginning the actual data modeling, I made sure I fully understood the NCR process and the information contained within the document.</w:t>
+            </w:r>
+          </w:p>
+          <w:p>
+            <w:pPr>
+              <w:pStyle w:val="NormalWeb"/>
+              <w:numPr>
+                <w:ilvl w:val="0"/>
+                <w:numId w:val="2"/>
+              </w:numPr>
+              <w:spacing w:before="0" w:beforeAutospacing="0" w:after="0" w:afterAutospacing="0"/>
+              <w:textAlignment w:val="baseline"/>
+              <w:rPr>
+                <w:rFonts w:ascii="Arial" w:hAnsi="Arial" w:cs="Arial"/>
+                <w:color w:val="000000"/>
+                <w:sz w:val="22"/>
+                <w:szCs w:val="22"/>
+              </w:rPr>
+            </w:pPr>
+            <w:r>
+              <w:rPr>
+                <w:rFonts w:ascii="Arial" w:hAnsi="Arial" w:cs="Arial"/>
+                <w:color w:val="000000"/>
+                <w:sz w:val="22"/>
+                <w:szCs w:val="22"/>
+              </w:rPr>
+              <w:t>After understanding the document, I downloaded it and asked Claude to generate a list of valid entities that could potentially be used when creating the data model.</w:t>
+            </w:r>
+          </w:p>
+          <w:p>
+            <w:pPr>
+              <w:pStyle w:val="NormalWeb"/>
+              <w:numPr>
+                <w:ilvl w:val="0"/>
+                <w:numId w:val="2"/>
+              </w:numPr>
+              <w:spacing w:before="0" w:beforeAutospacing="0" w:after="0" w:afterAutospacing="0"/>
+              <w:textAlignment w:val="baseline"/>
+              <w:rPr>
+                <w:rFonts w:ascii="Arial" w:hAnsi="Arial" w:cs="Arial"/>
+                <w:color w:val="000000"/>
+                <w:sz w:val="22"/>
+                <w:szCs w:val="22"/>
+              </w:rPr>
+            </w:pPr>
+            <w:r>
+              <w:rPr>
+                <w:rFonts w:ascii="Arial" w:hAnsi="Arial" w:cs="Arial"/>
+                <w:color w:val="000000"/>
+                <w:sz w:val="22"/>
+                <w:szCs w:val="22"/>
+              </w:rPr>
+              <w:t>From the list of entities Claude provided, I selected the entities that seemed most relevant to the NCR process:</w:t>
+            </w:r>
+          </w:p>
+          <w:p>
+            <w:pPr>
+              <w:pStyle w:val="NormalWeb"/>
+              <w:numPr>
+                <w:ilvl w:val="1"/>
+                <w:numId w:val="2"/>
+              </w:numPr>
+              <w:spacing w:before="0" w:beforeAutospacing="0" w:after="0" w:afterAutospacing="0"/>
+              <w:textAlignment w:val="baseline"/>
+              <w:rPr>
+                <w:rFonts w:ascii="Arial" w:hAnsi="Arial" w:cs="Arial"/>
+                <w:color w:val="000000"/>
+                <w:sz w:val="22"/>
+                <w:szCs w:val="22"/>
+              </w:rPr>
+            </w:pPr>
+            <w:r>
+              <w:rPr>
+                <w:rFonts w:ascii="Arial" w:hAnsi="Arial" w:cs="Arial"/>
+                <w:color w:val="000000"/>
+                <w:sz w:val="22"/>
+                <w:szCs w:val="22"/>
+              </w:rPr>
+              <w:t>NCR</w:t>
+            </w:r>
+          </w:p>
+          <w:p>
+            <w:pPr>
+              <w:pStyle w:val="NormalWeb"/>
+              <w:numPr>
+                <w:ilvl w:val="1"/>
+                <w:numId w:val="2"/>
+              </w:numPr>
+              <w:spacing w:before="0" w:beforeAutospacing="0" w:after="0" w:afterAutospacing="0"/>
+              <w:textAlignment w:val="baseline"/>
+              <w:rPr>
+                <w:rFonts w:ascii="Arial" w:hAnsi="Arial" w:cs="Arial"/>
+                <w:color w:val="000000"/>
+                <w:sz w:val="22"/>
+                <w:szCs w:val="22"/>
+              </w:rPr>
+            </w:pPr>
+            <w:r>
+              <w:rPr>
+                <w:rFonts w:ascii="Arial" w:hAnsi="Arial" w:cs="Arial"/>
+                <w:color w:val="000000"/>
+                <w:sz w:val="22"/>
+                <w:szCs w:val="22"/>
+              </w:rPr>
+              <w:t>Purchase Order</w:t>
+            </w:r>
+          </w:p>
+          <w:p>
+            <w:pPr>
+              <w:pStyle w:val="NormalWeb"/>
+              <w:numPr>
+                <w:ilvl w:val="1"/>
+                <w:numId w:val="2"/>
+              </w:numPr>
+              <w:spacing w:before="0" w:beforeAutospacing="0" w:after="0" w:afterAutospacing="0"/>
+              <w:textAlignment w:val="baseline"/>
+              <w:rPr>
+                <w:rFonts w:ascii="Arial" w:hAnsi="Arial" w:cs="Arial"/>
+                <w:color w:val="000000"/>
+                <w:sz w:val="22"/>
+                <w:szCs w:val="22"/>
+              </w:rPr>
+            </w:pPr>
+            <w:r>
+              <w:rPr>
+                <w:rFonts w:ascii="Arial" w:hAnsi="Arial" w:cs="Arial"/>
+                <w:color w:val="000000"/>
+                <w:sz w:val="22"/>
+                <w:szCs w:val="22"/>
+              </w:rPr>
+              <w:t>Sales Order</w:t>
+            </w:r>
+          </w:p>
+          <w:p>
+            <w:pPr>
+              <w:pStyle w:val="NormalWeb"/>
+              <w:numPr>
+                <w:ilvl w:val="1"/>
+                <w:numId w:val="2"/>
+              </w:numPr>
+              <w:spacing w:before="0" w:beforeAutospacing="0" w:after="0" w:afterAutospacing="0"/>
+              <w:textAlignment w:val="baseline"/>
+              <w:rPr>
+                <w:rFonts w:ascii="Arial" w:hAnsi="Arial" w:cs="Arial"/>
+                <w:color w:val="000000"/>
+                <w:sz w:val="22"/>
+                <w:szCs w:val="22"/>
+              </w:rPr>
+            </w:pPr>
+            <w:r>
+              <w:rPr>
+                <w:rFonts w:ascii="Arial" w:hAnsi="Arial" w:cs="Arial"/>
+                <w:color w:val="000000"/>
+                <w:sz w:val="22"/>
+                <w:szCs w:val="22"/>
+              </w:rPr>
+              <w:t>Attachments</w:t>
+            </w:r>
+          </w:p>
+          <w:p>
+            <w:pPr>
+              <w:pStyle w:val="NormalWeb"/>
+              <w:numPr>
+                <w:ilvl w:val="1"/>
+                <w:numId w:val="2"/>
+              </w:numPr>
+              <w:spacing w:before="0" w:beforeAutospacing="0" w:after="0" w:afterAutospacing="0"/>
+              <w:textAlignment w:val="baseline"/>
+              <w:rPr>
+                <w:rFonts w:ascii="Arial" w:hAnsi="Arial" w:cs="Arial"/>
+                <w:color w:val="000000"/>
+                <w:sz w:val="22"/>
+                <w:szCs w:val="22"/>
+              </w:rPr>
+            </w:pPr>
+            <w:r>
+              <w:rPr>
+                <w:rFonts w:ascii="Arial" w:hAnsi="Arial" w:cs="Arial"/>
+                <w:color w:val="000000"/>
+                <w:sz w:val="22"/>
+                <w:szCs w:val="22"/>
+              </w:rPr>
+              <w:t>User</w:t>
+            </w:r>
+          </w:p>
+          <w:p>
+            <w:pPr>
+              <w:pStyle w:val="NormalWeb"/>
+              <w:numPr>
+                <w:ilvl w:val="1"/>
+                <w:numId w:val="2"/>
+              </w:numPr>
+              <w:spacing w:before="0" w:beforeAutospacing="0" w:after="0" w:afterAutospacing="0"/>
+              <w:textAlignment w:val="baseline"/>
+              <w:rPr>
+                <w:rFonts w:ascii="Arial" w:hAnsi="Arial" w:cs="Arial"/>
+                <w:color w:val="000000"/>
+                <w:sz w:val="22"/>
+                <w:szCs w:val="22"/>
+              </w:rPr>
+            </w:pPr>
+            <w:r>
+              <w:rPr>
+                <w:rFonts w:ascii="Arial" w:hAnsi="Arial" w:cs="Arial"/>
+                <w:color w:val="000000"/>
+                <w:sz w:val="22"/>
+                <w:szCs w:val="22"/>
+              </w:rPr>
+              <w:t>Role</w:t>
+            </w:r>
+          </w:p>
+          <w:p>
+            <w:pPr>
+              <w:pStyle w:val="NormalWeb"/>
+              <w:numPr>
+                <w:ilvl w:val="1"/>
+                <w:numId w:val="2"/>
+              </w:numPr>
+              <w:spacing w:before="0" w:beforeAutospacing="0" w:after="0" w:afterAutospacing="0"/>
+              <w:textAlignment w:val="baseline"/>
+              <w:rPr>
+                <w:rFonts w:ascii="Arial" w:hAnsi="Arial" w:cs="Arial"/>
+                <w:color w:val="000000"/>
+                <w:sz w:val="22"/>
+                <w:szCs w:val="22"/>
+              </w:rPr>
+            </w:pPr>
+            <w:r>
+              <w:rPr>
+                <w:rFonts w:ascii="Arial" w:hAnsi="Arial" w:cs="Arial"/>
+                <w:color w:val="000000"/>
+                <w:sz w:val="22"/>
+                <w:szCs w:val="22"/>
+              </w:rPr>
+              <w:t>Supplier</w:t>
+            </w:r>
+          </w:p>
+          <w:p>
+            <w:pPr>
+              <w:pStyle w:val="NormalWeb"/>
+              <w:numPr>
+                <w:ilvl w:val="1"/>
+                <w:numId w:val="2"/>
+              </w:numPr>
+              <w:spacing w:before="0" w:beforeAutospacing="0" w:after="0" w:afterAutospacing="0"/>
+              <w:textAlignment w:val="baseline"/>
+              <w:rPr>
+                <w:rFonts w:ascii="Arial" w:hAnsi="Arial" w:cs="Arial"/>
+                <w:color w:val="000000"/>
+                <w:sz w:val="22"/>
+                <w:szCs w:val="22"/>
+              </w:rPr>
+            </w:pPr>
+            <w:r>
+              <w:rPr>
+                <w:rFonts w:ascii="Arial" w:hAnsi="Arial" w:cs="Arial"/>
+                <w:color w:val="000000"/>
+                <w:sz w:val="22"/>
+                <w:szCs w:val="22"/>
+              </w:rPr>
+              <w:t>Item</w:t>
+            </w:r>
+          </w:p>
+          <w:p>
+            <w:pPr>
+              <w:pStyle w:val="NormalWeb"/>
+              <w:numPr>
+                <w:ilvl w:val="0"/>
+                <w:numId w:val="2"/>
+              </w:numPr>
+              <w:spacing w:before="0" w:beforeAutospacing="0" w:after="240" w:afterAutospacing="0"/>
+              <w:textAlignment w:val="baseline"/>
+              <w:rPr>
+                <w:rFonts w:ascii="Arial" w:hAnsi="Arial" w:cs="Arial"/>
+                <w:color w:val="000000"/>
+                <w:sz w:val="22"/>
+                <w:szCs w:val="22"/>
+              </w:rPr>
+            </w:pPr>
+            <w:r>
+              <w:rPr>
+                <w:rFonts w:ascii="Arial" w:hAnsi="Arial" w:cs="Arial"/>
+                <w:color w:val="000000"/>
+                <w:sz w:val="22"/>
+                <w:szCs w:val="22"/>
+              </w:rPr>
+              <w:t>I then reread Crossfire’s NCR document, including the Q&amp;A section, to determine how these entities could relate to one another and what properties each table should contain.</w:t>
+            </w:r>
+          </w:p>
+          <w:p>
+            <w:pPr>
+              <w:pStyle w:val="NormalWeb"/>
+              <w:spacing w:before="0" w:beforeAutospacing="0" w:after="200" w:afterAutospacing="0"/>
+            </w:pPr>
+            <w:r>
+              <w:rPr>
+                <w:rFonts w:ascii="Arial" w:hAnsi="Arial" w:cs="Arial"/>
+                <w:color w:val="000000"/>
+                <w:sz w:val="22"/>
+                <w:szCs w:val="22"/>
+              </w:rPr>
+              <w:t>Created the NCR table</w:t>
+            </w:r>
+          </w:p>
+          <w:p>
+            <w:pPr>
+              <w:pStyle w:val="NormalWeb"/>
+              <w:numPr>
+                <w:ilvl w:val="0"/>
+                <w:numId w:val="3"/>
+              </w:numPr>
+              <w:spacing w:before="240" w:beforeAutospacing="0" w:after="0" w:afterAutospacing="0"/>
+              <w:textAlignment w:val="baseline"/>
+              <w:rPr>
+                <w:rFonts w:ascii="Arial" w:hAnsi="Arial" w:cs="Arial"/>
+                <w:color w:val="000000"/>
+                <w:sz w:val="22"/>
+                <w:szCs w:val="22"/>
+              </w:rPr>
+            </w:pPr>
+            <w:r>
+              <w:rPr>
+                <w:rFonts w:ascii="Arial" w:hAnsi="Arial" w:cs="Arial"/>
+                <w:color w:val="000000"/>
+                <w:sz w:val="22"/>
+                <w:szCs w:val="22"/>
+              </w:rPr>
+              <w:t>I decided that the NCR entity would be the easiest place to begin because I could directly use the actual Nonconforming Report to determine the properties that the table would need.</w:t>
+            </w:r>
+          </w:p>
+          <w:p>
+            <w:pPr>
+              <w:pStyle w:val="NormalWeb"/>
+              <w:numPr>
+                <w:ilvl w:val="0"/>
+                <w:numId w:val="3"/>
+              </w:numPr>
+              <w:spacing w:before="0" w:beforeAutospacing="0" w:after="0" w:afterAutospacing="0"/>
+              <w:textAlignment w:val="baseline"/>
+              <w:rPr>
+                <w:rFonts w:ascii="Arial" w:hAnsi="Arial" w:cs="Arial"/>
+                <w:color w:val="000000"/>
+                <w:sz w:val="22"/>
+                <w:szCs w:val="22"/>
+              </w:rPr>
+            </w:pPr>
+            <w:r>
+              <w:rPr>
+                <w:rFonts w:ascii="Arial" w:hAnsi="Arial" w:cs="Arial"/>
+                <w:color w:val="000000"/>
+                <w:sz w:val="22"/>
+                <w:szCs w:val="22"/>
+              </w:rPr>
+              <w:t xml:space="preserve">I used the information required by the NCR to identify the appropriate fields and relationships that the NCR </w:t>
+            </w:r>
+            <w:r>
+              <w:rPr>
+                <w:rFonts w:ascii="Arial" w:hAnsi="Arial" w:cs="Arial"/>
+                <w:color w:val="000000"/>
+                <w:sz w:val="22"/>
+                <w:szCs w:val="22"/>
+              </w:rPr>
+              <w:lastRenderedPageBreak/>
+              <w:t>table would need with the other entities.</w:t>
+            </w:r>
+          </w:p>
+          <w:p>
+            <w:pPr>
+              <w:pStyle w:val="NormalWeb"/>
+              <w:numPr>
+                <w:ilvl w:val="0"/>
+                <w:numId w:val="4"/>
+              </w:numPr>
+              <w:spacing w:before="0" w:beforeAutospacing="0" w:after="0" w:afterAutospacing="0"/>
+              <w:textAlignment w:val="baseline"/>
+              <w:rPr>
+                <w:rFonts w:ascii="Arial" w:hAnsi="Arial" w:cs="Arial"/>
+                <w:color w:val="000000"/>
+                <w:sz w:val="22"/>
+                <w:szCs w:val="22"/>
+              </w:rPr>
+            </w:pPr>
+            <w:r>
+              <w:rPr>
+                <w:rFonts w:ascii="Arial" w:hAnsi="Arial" w:cs="Arial"/>
+                <w:color w:val="000000"/>
+                <w:sz w:val="22"/>
+                <w:szCs w:val="22"/>
+              </w:rPr>
+              <w:t>After completing the initial NCR structure, I moved on to the Purchase Order and Sales Order tables.</w:t>
+            </w:r>
+          </w:p>
+          <w:p>
+            <w:pPr>
+              <w:pStyle w:val="NormalWeb"/>
+              <w:numPr>
+                <w:ilvl w:val="0"/>
+                <w:numId w:val="4"/>
+              </w:numPr>
+              <w:spacing w:before="0" w:beforeAutospacing="0" w:after="0" w:afterAutospacing="0"/>
+              <w:textAlignment w:val="baseline"/>
+              <w:rPr>
+                <w:rFonts w:ascii="Arial" w:hAnsi="Arial" w:cs="Arial"/>
+                <w:color w:val="000000"/>
+                <w:sz w:val="22"/>
+                <w:szCs w:val="22"/>
+              </w:rPr>
+            </w:pPr>
+            <w:r>
+              <w:rPr>
+                <w:rFonts w:ascii="Arial" w:hAnsi="Arial" w:cs="Arial"/>
+                <w:color w:val="000000"/>
+                <w:sz w:val="22"/>
+                <w:szCs w:val="22"/>
+              </w:rPr>
+              <w:t>I determined that these tables would primarily need their respective tracking numbers because that is the information the NCR requires from each order.</w:t>
+            </w:r>
+          </w:p>
+          <w:p>
+            <w:pPr>
+              <w:pStyle w:val="NormalWeb"/>
+              <w:numPr>
+                <w:ilvl w:val="0"/>
+                <w:numId w:val="4"/>
+              </w:numPr>
+              <w:spacing w:before="0" w:beforeAutospacing="0" w:after="0" w:afterAutospacing="0"/>
+              <w:textAlignment w:val="baseline"/>
+              <w:rPr>
+                <w:rFonts w:ascii="Arial" w:hAnsi="Arial" w:cs="Arial"/>
+                <w:color w:val="000000"/>
+                <w:sz w:val="22"/>
+                <w:szCs w:val="22"/>
+              </w:rPr>
+            </w:pPr>
+            <w:r>
+              <w:rPr>
+                <w:rFonts w:ascii="Arial" w:hAnsi="Arial" w:cs="Arial"/>
+                <w:color w:val="000000"/>
+                <w:sz w:val="22"/>
+                <w:szCs w:val="22"/>
+              </w:rPr>
+              <w:t>For the Sales Order relationship, I reasoned that:</w:t>
+            </w:r>
+          </w:p>
+          <w:p>
+            <w:pPr>
+              <w:pStyle w:val="NormalWeb"/>
+              <w:numPr>
+                <w:ilvl w:val="1"/>
+                <w:numId w:val="4"/>
+              </w:numPr>
+              <w:spacing w:before="0" w:beforeAutospacing="0" w:after="0" w:afterAutospacing="0"/>
+              <w:textAlignment w:val="baseline"/>
+              <w:rPr>
+                <w:rFonts w:ascii="Arial" w:hAnsi="Arial" w:cs="Arial"/>
+                <w:color w:val="000000"/>
+                <w:sz w:val="22"/>
+                <w:szCs w:val="22"/>
+              </w:rPr>
+            </w:pPr>
+            <w:r>
+              <w:rPr>
+                <w:rFonts w:ascii="Arial" w:hAnsi="Arial" w:cs="Arial"/>
+                <w:color w:val="000000"/>
+                <w:sz w:val="22"/>
+                <w:szCs w:val="22"/>
+              </w:rPr>
+              <w:t>Each NCR would only have one Sales Order associated with it.</w:t>
+            </w:r>
+          </w:p>
+          <w:p>
+            <w:pPr>
+              <w:pStyle w:val="NormalWeb"/>
+              <w:numPr>
+                <w:ilvl w:val="1"/>
+                <w:numId w:val="4"/>
+              </w:numPr>
+              <w:spacing w:before="0" w:beforeAutospacing="0" w:after="0" w:afterAutospacing="0"/>
+              <w:textAlignment w:val="baseline"/>
+              <w:rPr>
+                <w:rFonts w:ascii="Arial" w:hAnsi="Arial" w:cs="Arial"/>
+                <w:color w:val="000000"/>
+                <w:sz w:val="22"/>
+                <w:szCs w:val="22"/>
+              </w:rPr>
+            </w:pPr>
+            <w:r>
+              <w:rPr>
+                <w:rFonts w:ascii="Arial" w:hAnsi="Arial" w:cs="Arial"/>
+                <w:color w:val="000000"/>
+                <w:sz w:val="22"/>
+                <w:szCs w:val="22"/>
+              </w:rPr>
+              <w:t>A single Sales Order could be associated with many NCRs.</w:t>
+            </w:r>
+          </w:p>
+          <w:p>
+            <w:pPr>
+              <w:pStyle w:val="NormalWeb"/>
+              <w:numPr>
+                <w:ilvl w:val="1"/>
+                <w:numId w:val="4"/>
+              </w:numPr>
+              <w:spacing w:before="0" w:beforeAutospacing="0" w:after="0" w:afterAutospacing="0"/>
+              <w:textAlignment w:val="baseline"/>
+              <w:rPr>
+                <w:rFonts w:ascii="Arial" w:hAnsi="Arial" w:cs="Arial"/>
+                <w:color w:val="000000"/>
+                <w:sz w:val="22"/>
+                <w:szCs w:val="22"/>
+              </w:rPr>
+            </w:pPr>
+            <w:r>
+              <w:rPr>
+                <w:rFonts w:ascii="Arial" w:hAnsi="Arial" w:cs="Arial"/>
+                <w:color w:val="000000"/>
+                <w:sz w:val="22"/>
+                <w:szCs w:val="22"/>
+              </w:rPr>
+              <w:t>This creates a one-to-many relationship between Sales Order and NCR.</w:t>
+            </w:r>
+          </w:p>
+          <w:p>
+            <w:pPr>
+              <w:pStyle w:val="NormalWeb"/>
+              <w:numPr>
+                <w:ilvl w:val="0"/>
+                <w:numId w:val="5"/>
+              </w:numPr>
+              <w:spacing w:before="0" w:beforeAutospacing="0" w:after="0" w:afterAutospacing="0"/>
+              <w:textAlignment w:val="baseline"/>
+              <w:rPr>
+                <w:rFonts w:ascii="Arial" w:hAnsi="Arial" w:cs="Arial"/>
+                <w:color w:val="000000"/>
+                <w:sz w:val="22"/>
+                <w:szCs w:val="22"/>
+              </w:rPr>
+            </w:pPr>
+            <w:r>
+              <w:rPr>
+                <w:rFonts w:ascii="Arial" w:hAnsi="Arial" w:cs="Arial"/>
+                <w:color w:val="000000"/>
+                <w:sz w:val="22"/>
+                <w:szCs w:val="22"/>
+              </w:rPr>
+              <w:t>I then began filling out the Item table.</w:t>
+            </w:r>
+          </w:p>
+          <w:p>
+            <w:pPr>
+              <w:pStyle w:val="NormalWeb"/>
+              <w:numPr>
+                <w:ilvl w:val="0"/>
+                <w:numId w:val="5"/>
+              </w:numPr>
+              <w:spacing w:before="0" w:beforeAutospacing="0" w:after="0" w:afterAutospacing="0"/>
+              <w:textAlignment w:val="baseline"/>
+              <w:rPr>
+                <w:rFonts w:ascii="Arial" w:hAnsi="Arial" w:cs="Arial"/>
+                <w:color w:val="000000"/>
+                <w:sz w:val="22"/>
+                <w:szCs w:val="22"/>
+              </w:rPr>
+            </w:pPr>
+            <w:r>
+              <w:rPr>
+                <w:rFonts w:ascii="Arial" w:hAnsi="Arial" w:cs="Arial"/>
+                <w:color w:val="000000"/>
+                <w:sz w:val="22"/>
+                <w:szCs w:val="22"/>
+              </w:rPr>
+              <w:t>I determined that the NCR would reference the Item table because an NCR documents a problem involving an item.</w:t>
+            </w:r>
+          </w:p>
+          <w:p>
+            <w:pPr>
+              <w:pStyle w:val="NormalWeb"/>
+              <w:numPr>
+                <w:ilvl w:val="0"/>
+                <w:numId w:val="5"/>
+              </w:numPr>
+              <w:spacing w:before="0" w:beforeAutospacing="0" w:after="0" w:afterAutospacing="0"/>
+              <w:textAlignment w:val="baseline"/>
+              <w:rPr>
+                <w:rFonts w:ascii="Arial" w:hAnsi="Arial" w:cs="Arial"/>
+                <w:color w:val="000000"/>
+                <w:sz w:val="22"/>
+                <w:szCs w:val="22"/>
+              </w:rPr>
+            </w:pPr>
+            <w:r>
+              <w:rPr>
+                <w:rFonts w:ascii="Arial" w:hAnsi="Arial" w:cs="Arial"/>
+                <w:color w:val="000000"/>
+                <w:sz w:val="22"/>
+                <w:szCs w:val="22"/>
+              </w:rPr>
+              <w:t>The relationship between NCR and Item would be one-to-many:</w:t>
+            </w:r>
+          </w:p>
+          <w:p>
+            <w:pPr>
+              <w:pStyle w:val="NormalWeb"/>
+              <w:numPr>
+                <w:ilvl w:val="1"/>
+                <w:numId w:val="5"/>
+              </w:numPr>
+              <w:spacing w:before="0" w:beforeAutospacing="0" w:after="0" w:afterAutospacing="0"/>
+              <w:textAlignment w:val="baseline"/>
+              <w:rPr>
+                <w:rFonts w:ascii="Arial" w:hAnsi="Arial" w:cs="Arial"/>
+                <w:color w:val="000000"/>
+                <w:sz w:val="22"/>
+                <w:szCs w:val="22"/>
+              </w:rPr>
+            </w:pPr>
+            <w:r>
+              <w:rPr>
+                <w:rFonts w:ascii="Arial" w:hAnsi="Arial" w:cs="Arial"/>
+                <w:color w:val="000000"/>
+                <w:sz w:val="22"/>
+                <w:szCs w:val="22"/>
+              </w:rPr>
+              <w:t>An individual NCR records a problem involving a singular item.</w:t>
+            </w:r>
+          </w:p>
+          <w:p>
+            <w:pPr>
+              <w:pStyle w:val="NormalWeb"/>
+              <w:numPr>
+                <w:ilvl w:val="1"/>
+                <w:numId w:val="5"/>
+              </w:numPr>
+              <w:spacing w:before="0" w:beforeAutospacing="0" w:after="0" w:afterAutospacing="0"/>
+              <w:textAlignment w:val="baseline"/>
+              <w:rPr>
+                <w:rFonts w:ascii="Arial" w:hAnsi="Arial" w:cs="Arial"/>
+                <w:color w:val="000000"/>
+                <w:sz w:val="22"/>
+                <w:szCs w:val="22"/>
+              </w:rPr>
+            </w:pPr>
+            <w:r>
+              <w:rPr>
+                <w:rFonts w:ascii="Arial" w:hAnsi="Arial" w:cs="Arial"/>
+                <w:color w:val="000000"/>
+                <w:sz w:val="22"/>
+                <w:szCs w:val="22"/>
+              </w:rPr>
+              <w:t>One item, however, could be the subject of multiple NCRs over time.</w:t>
+            </w:r>
+          </w:p>
+          <w:p>
+            <w:pPr>
+              <w:pStyle w:val="NormalWeb"/>
+              <w:numPr>
+                <w:ilvl w:val="0"/>
+                <w:numId w:val="5"/>
+              </w:numPr>
+              <w:spacing w:before="0" w:beforeAutospacing="0" w:after="0" w:afterAutospacing="0"/>
+              <w:textAlignment w:val="baseline"/>
+              <w:rPr>
+                <w:rFonts w:ascii="Arial" w:hAnsi="Arial" w:cs="Arial"/>
+                <w:color w:val="000000"/>
+                <w:sz w:val="22"/>
+                <w:szCs w:val="22"/>
+              </w:rPr>
+            </w:pPr>
+            <w:r>
+              <w:rPr>
+                <w:rFonts w:ascii="Arial" w:hAnsi="Arial" w:cs="Arial"/>
+                <w:color w:val="000000"/>
+                <w:sz w:val="22"/>
+                <w:szCs w:val="22"/>
+              </w:rPr>
+              <w:t>I reviewed the Nonconforming Report to determine exactly what information it requires about an item.</w:t>
+            </w:r>
+          </w:p>
+          <w:p>
+            <w:pPr>
+              <w:pStyle w:val="NormalWeb"/>
+              <w:numPr>
+                <w:ilvl w:val="0"/>
+                <w:numId w:val="5"/>
+              </w:numPr>
+              <w:spacing w:before="0" w:beforeAutospacing="0" w:after="0" w:afterAutospacing="0"/>
+              <w:textAlignment w:val="baseline"/>
+              <w:rPr>
+                <w:rFonts w:ascii="Arial" w:hAnsi="Arial" w:cs="Arial"/>
+                <w:color w:val="000000"/>
+                <w:sz w:val="22"/>
+                <w:szCs w:val="22"/>
+              </w:rPr>
+            </w:pPr>
+            <w:r>
+              <w:rPr>
+                <w:rFonts w:ascii="Arial" w:hAnsi="Arial" w:cs="Arial"/>
+                <w:color w:val="000000"/>
+                <w:sz w:val="22"/>
+                <w:szCs w:val="22"/>
+              </w:rPr>
+              <w:t>Based on those requirements, I gave the Item table the following attributes:</w:t>
+            </w:r>
+          </w:p>
+          <w:p>
+            <w:pPr>
+              <w:pStyle w:val="NormalWeb"/>
+              <w:numPr>
+                <w:ilvl w:val="1"/>
+                <w:numId w:val="5"/>
+              </w:numPr>
+              <w:spacing w:before="0" w:beforeAutospacing="0" w:after="0" w:afterAutospacing="0"/>
+              <w:textAlignment w:val="baseline"/>
+              <w:rPr>
+                <w:rFonts w:ascii="Arial" w:hAnsi="Arial" w:cs="Arial"/>
+                <w:color w:val="000000"/>
+                <w:sz w:val="22"/>
+                <w:szCs w:val="22"/>
+              </w:rPr>
+            </w:pPr>
+            <w:proofErr w:type="spellStart"/>
+            <w:r>
+              <w:rPr>
+                <w:rFonts w:ascii="Arial" w:hAnsi="Arial" w:cs="Arial"/>
+                <w:color w:val="000000"/>
+                <w:sz w:val="22"/>
+                <w:szCs w:val="22"/>
+              </w:rPr>
+              <w:t>ItemDescription</w:t>
+            </w:r>
+            <w:proofErr w:type="spellEnd"/>
+          </w:p>
+          <w:p>
+            <w:pPr>
+              <w:pStyle w:val="NormalWeb"/>
+              <w:numPr>
+                <w:ilvl w:val="1"/>
+                <w:numId w:val="5"/>
+              </w:numPr>
+              <w:spacing w:before="0" w:beforeAutospacing="0" w:after="0" w:afterAutospacing="0"/>
+              <w:textAlignment w:val="baseline"/>
+              <w:rPr>
+                <w:rFonts w:ascii="Arial" w:hAnsi="Arial" w:cs="Arial"/>
+                <w:color w:val="000000"/>
+                <w:sz w:val="22"/>
+                <w:szCs w:val="22"/>
+              </w:rPr>
+            </w:pPr>
+            <w:proofErr w:type="spellStart"/>
+            <w:r>
+              <w:rPr>
+                <w:rFonts w:ascii="Arial" w:hAnsi="Arial" w:cs="Arial"/>
+                <w:color w:val="000000"/>
+                <w:sz w:val="22"/>
+                <w:szCs w:val="22"/>
+              </w:rPr>
+              <w:t>ItemSAPNumber</w:t>
+            </w:r>
+            <w:proofErr w:type="spellEnd"/>
+          </w:p>
+          <w:p>
+            <w:pPr>
+              <w:pStyle w:val="NormalWeb"/>
+              <w:numPr>
+                <w:ilvl w:val="1"/>
+                <w:numId w:val="5"/>
+              </w:numPr>
+              <w:spacing w:before="0" w:beforeAutospacing="0" w:after="0" w:afterAutospacing="0"/>
+              <w:textAlignment w:val="baseline"/>
+              <w:rPr>
+                <w:rFonts w:ascii="Arial" w:hAnsi="Arial" w:cs="Arial"/>
+                <w:color w:val="000000"/>
+                <w:sz w:val="22"/>
+                <w:szCs w:val="22"/>
+              </w:rPr>
+            </w:pPr>
+            <w:proofErr w:type="spellStart"/>
+            <w:r>
+              <w:rPr>
+                <w:rFonts w:ascii="Arial" w:hAnsi="Arial" w:cs="Arial"/>
+                <w:color w:val="000000"/>
+                <w:sz w:val="22"/>
+                <w:szCs w:val="22"/>
+              </w:rPr>
+              <w:t>ItemName</w:t>
+            </w:r>
+            <w:proofErr w:type="spellEnd"/>
+          </w:p>
+          <w:p>
+            <w:pPr>
+              <w:pStyle w:val="NormalWeb"/>
+              <w:numPr>
+                <w:ilvl w:val="0"/>
+                <w:numId w:val="6"/>
+              </w:numPr>
+              <w:spacing w:before="0" w:beforeAutospacing="0" w:after="0" w:afterAutospacing="0"/>
+              <w:textAlignment w:val="baseline"/>
+              <w:rPr>
+                <w:rFonts w:ascii="Arial" w:hAnsi="Arial" w:cs="Arial"/>
+                <w:color w:val="000000"/>
+                <w:sz w:val="22"/>
+                <w:szCs w:val="22"/>
+              </w:rPr>
+            </w:pPr>
+            <w:r>
+              <w:rPr>
+                <w:rFonts w:ascii="Arial" w:hAnsi="Arial" w:cs="Arial"/>
+                <w:color w:val="000000"/>
+                <w:sz w:val="22"/>
+                <w:szCs w:val="22"/>
+              </w:rPr>
+              <w:t>I also established a relationship between Item and Purchase Order.</w:t>
+            </w:r>
+          </w:p>
+          <w:p>
+            <w:pPr>
+              <w:pStyle w:val="NormalWeb"/>
+              <w:numPr>
+                <w:ilvl w:val="0"/>
+                <w:numId w:val="6"/>
+              </w:numPr>
+              <w:spacing w:before="0" w:beforeAutospacing="0" w:after="0" w:afterAutospacing="0"/>
+              <w:textAlignment w:val="baseline"/>
+              <w:rPr>
+                <w:rFonts w:ascii="Arial" w:hAnsi="Arial" w:cs="Arial"/>
+                <w:color w:val="000000"/>
+                <w:sz w:val="22"/>
+                <w:szCs w:val="22"/>
+              </w:rPr>
+            </w:pPr>
+            <w:r>
+              <w:rPr>
+                <w:rFonts w:ascii="Arial" w:hAnsi="Arial" w:cs="Arial"/>
+                <w:color w:val="000000"/>
+                <w:sz w:val="22"/>
+                <w:szCs w:val="22"/>
+              </w:rPr>
+              <w:t>I reasoned that a Purchase Order represents the buyer’s intent to purchase specific items.</w:t>
+            </w:r>
+          </w:p>
+          <w:p>
+            <w:pPr>
+              <w:pStyle w:val="NormalWeb"/>
+              <w:numPr>
+                <w:ilvl w:val="0"/>
+                <w:numId w:val="6"/>
+              </w:numPr>
+              <w:spacing w:before="0" w:beforeAutospacing="0" w:after="0" w:afterAutospacing="0"/>
+              <w:textAlignment w:val="baseline"/>
+              <w:rPr>
+                <w:rFonts w:ascii="Arial" w:hAnsi="Arial" w:cs="Arial"/>
+                <w:color w:val="000000"/>
+                <w:sz w:val="22"/>
+                <w:szCs w:val="22"/>
+              </w:rPr>
+            </w:pPr>
+            <w:r>
+              <w:rPr>
+                <w:rFonts w:ascii="Arial" w:hAnsi="Arial" w:cs="Arial"/>
+                <w:color w:val="000000"/>
+                <w:sz w:val="22"/>
+                <w:szCs w:val="22"/>
+              </w:rPr>
+              <w:t>Based on this, I determined that:</w:t>
+            </w:r>
+          </w:p>
+          <w:p>
+            <w:pPr>
+              <w:pStyle w:val="NormalWeb"/>
+              <w:numPr>
+                <w:ilvl w:val="1"/>
+                <w:numId w:val="6"/>
+              </w:numPr>
+              <w:spacing w:before="0" w:beforeAutospacing="0" w:after="0" w:afterAutospacing="0"/>
+              <w:textAlignment w:val="baseline"/>
+              <w:rPr>
+                <w:rFonts w:ascii="Arial" w:hAnsi="Arial" w:cs="Arial"/>
+                <w:color w:val="000000"/>
+                <w:sz w:val="22"/>
+                <w:szCs w:val="22"/>
+              </w:rPr>
+            </w:pPr>
+            <w:r>
+              <w:rPr>
+                <w:rFonts w:ascii="Arial" w:hAnsi="Arial" w:cs="Arial"/>
+                <w:color w:val="000000"/>
+                <w:sz w:val="22"/>
+                <w:szCs w:val="22"/>
+              </w:rPr>
+              <w:lastRenderedPageBreak/>
+              <w:t>A Purchase Order can contain many Items.</w:t>
+            </w:r>
+          </w:p>
+          <w:p>
+            <w:pPr>
+              <w:pStyle w:val="NormalWeb"/>
+              <w:numPr>
+                <w:ilvl w:val="1"/>
+                <w:numId w:val="6"/>
+              </w:numPr>
+              <w:spacing w:before="0" w:beforeAutospacing="0" w:after="0" w:afterAutospacing="0"/>
+              <w:textAlignment w:val="baseline"/>
+              <w:rPr>
+                <w:rFonts w:ascii="Arial" w:hAnsi="Arial" w:cs="Arial"/>
+                <w:color w:val="000000"/>
+                <w:sz w:val="22"/>
+                <w:szCs w:val="22"/>
+              </w:rPr>
+            </w:pPr>
+            <w:r>
+              <w:rPr>
+                <w:rFonts w:ascii="Arial" w:hAnsi="Arial" w:cs="Arial"/>
+                <w:color w:val="000000"/>
+                <w:sz w:val="22"/>
+                <w:szCs w:val="22"/>
+              </w:rPr>
+              <w:t>An Item would have one Purchase Order.</w:t>
+            </w:r>
+          </w:p>
+          <w:p>
+            <w:pPr>
+              <w:pStyle w:val="NormalWeb"/>
+              <w:numPr>
+                <w:ilvl w:val="0"/>
+                <w:numId w:val="6"/>
+              </w:numPr>
+              <w:spacing w:before="0" w:beforeAutospacing="0" w:after="0" w:afterAutospacing="0"/>
+              <w:textAlignment w:val="baseline"/>
+              <w:rPr>
+                <w:rFonts w:ascii="Arial" w:hAnsi="Arial" w:cs="Arial"/>
+                <w:color w:val="000000"/>
+                <w:sz w:val="22"/>
+                <w:szCs w:val="22"/>
+              </w:rPr>
+            </w:pPr>
+            <w:r>
+              <w:rPr>
+                <w:rFonts w:ascii="Arial" w:hAnsi="Arial" w:cs="Arial"/>
+                <w:color w:val="000000"/>
+                <w:sz w:val="22"/>
+                <w:szCs w:val="22"/>
+              </w:rPr>
+              <w:t>This created a one-to-many relationship between Purchase Order and Item.</w:t>
+            </w:r>
+          </w:p>
+          <w:p>
+            <w:pPr>
+              <w:pStyle w:val="NormalWeb"/>
+              <w:numPr>
+                <w:ilvl w:val="0"/>
+                <w:numId w:val="7"/>
+              </w:numPr>
+              <w:spacing w:before="0" w:beforeAutospacing="0" w:after="0" w:afterAutospacing="0"/>
+              <w:textAlignment w:val="baseline"/>
+              <w:rPr>
+                <w:rFonts w:ascii="Arial" w:hAnsi="Arial" w:cs="Arial"/>
+                <w:color w:val="000000"/>
+                <w:sz w:val="22"/>
+                <w:szCs w:val="22"/>
+              </w:rPr>
+            </w:pPr>
+            <w:r>
+              <w:rPr>
+                <w:rFonts w:ascii="Arial" w:hAnsi="Arial" w:cs="Arial"/>
+                <w:color w:val="000000"/>
+                <w:sz w:val="22"/>
+                <w:szCs w:val="22"/>
+              </w:rPr>
+              <w:t>From the Purchase Order, I established a relationship to the Supplier table.</w:t>
+            </w:r>
+          </w:p>
+          <w:p>
+            <w:pPr>
+              <w:pStyle w:val="NormalWeb"/>
+              <w:numPr>
+                <w:ilvl w:val="0"/>
+                <w:numId w:val="7"/>
+              </w:numPr>
+              <w:spacing w:before="0" w:beforeAutospacing="0" w:after="0" w:afterAutospacing="0"/>
+              <w:textAlignment w:val="baseline"/>
+              <w:rPr>
+                <w:rFonts w:ascii="Arial" w:hAnsi="Arial" w:cs="Arial"/>
+                <w:color w:val="000000"/>
+                <w:sz w:val="22"/>
+                <w:szCs w:val="22"/>
+              </w:rPr>
+            </w:pPr>
+            <w:r>
+              <w:rPr>
+                <w:rFonts w:ascii="Arial" w:hAnsi="Arial" w:cs="Arial"/>
+                <w:color w:val="000000"/>
+                <w:sz w:val="22"/>
+                <w:szCs w:val="22"/>
+              </w:rPr>
+              <w:t xml:space="preserve">I determined that the NCR only records the supplier’s name, so the Supplier table only needed the </w:t>
+            </w:r>
+            <w:proofErr w:type="spellStart"/>
+            <w:r>
+              <w:rPr>
+                <w:rFonts w:ascii="Arial" w:hAnsi="Arial" w:cs="Arial"/>
+                <w:color w:val="000000"/>
+                <w:sz w:val="22"/>
+                <w:szCs w:val="22"/>
+              </w:rPr>
+              <w:t>SupplierName</w:t>
+            </w:r>
+            <w:proofErr w:type="spellEnd"/>
+            <w:r>
+              <w:rPr>
+                <w:rFonts w:ascii="Arial" w:hAnsi="Arial" w:cs="Arial"/>
+                <w:color w:val="000000"/>
+                <w:sz w:val="22"/>
+                <w:szCs w:val="22"/>
+              </w:rPr>
+              <w:t xml:space="preserve"> attribute.</w:t>
+            </w:r>
+          </w:p>
+          <w:p>
+            <w:pPr>
+              <w:pStyle w:val="NormalWeb"/>
+              <w:numPr>
+                <w:ilvl w:val="0"/>
+                <w:numId w:val="7"/>
+              </w:numPr>
+              <w:spacing w:before="0" w:beforeAutospacing="0" w:after="0" w:afterAutospacing="0"/>
+              <w:textAlignment w:val="baseline"/>
+              <w:rPr>
+                <w:rFonts w:ascii="Arial" w:hAnsi="Arial" w:cs="Arial"/>
+                <w:color w:val="000000"/>
+                <w:sz w:val="22"/>
+                <w:szCs w:val="22"/>
+              </w:rPr>
+            </w:pPr>
+            <w:r>
+              <w:rPr>
+                <w:rFonts w:ascii="Arial" w:hAnsi="Arial" w:cs="Arial"/>
+                <w:color w:val="000000"/>
+                <w:sz w:val="22"/>
+                <w:szCs w:val="22"/>
+              </w:rPr>
+              <w:t>I reasoned that:</w:t>
+            </w:r>
+          </w:p>
+          <w:p>
+            <w:pPr>
+              <w:pStyle w:val="NormalWeb"/>
+              <w:numPr>
+                <w:ilvl w:val="1"/>
+                <w:numId w:val="7"/>
+              </w:numPr>
+              <w:spacing w:before="0" w:beforeAutospacing="0" w:after="0" w:afterAutospacing="0"/>
+              <w:textAlignment w:val="baseline"/>
+              <w:rPr>
+                <w:rFonts w:ascii="Arial" w:hAnsi="Arial" w:cs="Arial"/>
+                <w:color w:val="000000"/>
+                <w:sz w:val="22"/>
+                <w:szCs w:val="22"/>
+              </w:rPr>
+            </w:pPr>
+            <w:r>
+              <w:rPr>
+                <w:rFonts w:ascii="Arial" w:hAnsi="Arial" w:cs="Arial"/>
+                <w:color w:val="000000"/>
+                <w:sz w:val="22"/>
+                <w:szCs w:val="22"/>
+              </w:rPr>
+              <w:t>A Supplier can receive many Purchase Orders from the buyer.</w:t>
+            </w:r>
+          </w:p>
+          <w:p>
+            <w:pPr>
+              <w:pStyle w:val="NormalWeb"/>
+              <w:numPr>
+                <w:ilvl w:val="1"/>
+                <w:numId w:val="7"/>
+              </w:numPr>
+              <w:spacing w:before="0" w:beforeAutospacing="0" w:after="0" w:afterAutospacing="0"/>
+              <w:textAlignment w:val="baseline"/>
+              <w:rPr>
+                <w:rFonts w:ascii="Arial" w:hAnsi="Arial" w:cs="Arial"/>
+                <w:color w:val="000000"/>
+                <w:sz w:val="22"/>
+                <w:szCs w:val="22"/>
+              </w:rPr>
+            </w:pPr>
+            <w:r>
+              <w:rPr>
+                <w:rFonts w:ascii="Arial" w:hAnsi="Arial" w:cs="Arial"/>
+                <w:color w:val="000000"/>
+                <w:sz w:val="22"/>
+                <w:szCs w:val="22"/>
+              </w:rPr>
+              <w:t>Each Purchase Order will have one Supplier.</w:t>
+            </w:r>
+          </w:p>
+          <w:p>
+            <w:pPr>
+              <w:pStyle w:val="NormalWeb"/>
+              <w:numPr>
+                <w:ilvl w:val="0"/>
+                <w:numId w:val="7"/>
+              </w:numPr>
+              <w:spacing w:before="0" w:beforeAutospacing="0" w:after="0" w:afterAutospacing="0"/>
+              <w:textAlignment w:val="baseline"/>
+              <w:rPr>
+                <w:rFonts w:ascii="Arial" w:hAnsi="Arial" w:cs="Arial"/>
+                <w:color w:val="000000"/>
+                <w:sz w:val="22"/>
+                <w:szCs w:val="22"/>
+              </w:rPr>
+            </w:pPr>
+            <w:r>
+              <w:rPr>
+                <w:rFonts w:ascii="Arial" w:hAnsi="Arial" w:cs="Arial"/>
+                <w:color w:val="000000"/>
+                <w:sz w:val="22"/>
+                <w:szCs w:val="22"/>
+              </w:rPr>
+              <w:t>This resulted in a one-to-many relationship between Supplier and Purchase Order.</w:t>
+            </w:r>
+          </w:p>
+          <w:p>
+            <w:pPr>
+              <w:pStyle w:val="NormalWeb"/>
+              <w:numPr>
+                <w:ilvl w:val="0"/>
+                <w:numId w:val="8"/>
+              </w:numPr>
+              <w:spacing w:before="0" w:beforeAutospacing="0" w:after="0" w:afterAutospacing="0"/>
+              <w:textAlignment w:val="baseline"/>
+              <w:rPr>
+                <w:rFonts w:ascii="Arial" w:hAnsi="Arial" w:cs="Arial"/>
+                <w:color w:val="000000"/>
+                <w:sz w:val="22"/>
+                <w:szCs w:val="22"/>
+              </w:rPr>
+            </w:pPr>
+            <w:r>
+              <w:rPr>
+                <w:rFonts w:ascii="Arial" w:hAnsi="Arial" w:cs="Arial"/>
+                <w:color w:val="000000"/>
+                <w:sz w:val="22"/>
+                <w:szCs w:val="22"/>
+              </w:rPr>
+              <w:t>When I first read the assignment instructions, I misunderstood the scope and thought that the data model needed to include all roles and responsibilities involved throughout the NCR process.</w:t>
+            </w:r>
+          </w:p>
+          <w:p>
+            <w:pPr>
+              <w:pStyle w:val="NormalWeb"/>
+              <w:numPr>
+                <w:ilvl w:val="0"/>
+                <w:numId w:val="8"/>
+              </w:numPr>
+              <w:spacing w:before="0" w:beforeAutospacing="0" w:after="0" w:afterAutospacing="0"/>
+              <w:textAlignment w:val="baseline"/>
+              <w:rPr>
+                <w:rFonts w:ascii="Arial" w:hAnsi="Arial" w:cs="Arial"/>
+                <w:color w:val="000000"/>
+                <w:sz w:val="22"/>
+                <w:szCs w:val="22"/>
+              </w:rPr>
+            </w:pPr>
+            <w:r>
+              <w:rPr>
+                <w:rFonts w:ascii="Arial" w:hAnsi="Arial" w:cs="Arial"/>
+                <w:color w:val="000000"/>
+                <w:sz w:val="22"/>
+                <w:szCs w:val="22"/>
+              </w:rPr>
+              <w:t>This included the Engineering and Purchasing phases in addition to the Quality Inspector’s responsibilities.</w:t>
+            </w:r>
+          </w:p>
+          <w:p>
+            <w:pPr>
+              <w:pStyle w:val="NormalWeb"/>
+              <w:numPr>
+                <w:ilvl w:val="0"/>
+                <w:numId w:val="8"/>
+              </w:numPr>
+              <w:spacing w:before="0" w:beforeAutospacing="0" w:after="0" w:afterAutospacing="0"/>
+              <w:textAlignment w:val="baseline"/>
+              <w:rPr>
+                <w:rFonts w:ascii="Arial" w:hAnsi="Arial" w:cs="Arial"/>
+                <w:color w:val="000000"/>
+                <w:sz w:val="22"/>
+                <w:szCs w:val="22"/>
+              </w:rPr>
+            </w:pPr>
+            <w:r>
+              <w:rPr>
+                <w:rFonts w:ascii="Arial" w:hAnsi="Arial" w:cs="Arial"/>
+                <w:color w:val="000000"/>
+                <w:sz w:val="22"/>
+                <w:szCs w:val="22"/>
+              </w:rPr>
+              <w:t xml:space="preserve">Because of this interpretation, I initially created a general table that represented </w:t>
+            </w:r>
+            <w:proofErr w:type="gramStart"/>
+            <w:r>
+              <w:rPr>
+                <w:rFonts w:ascii="Arial" w:hAnsi="Arial" w:cs="Arial"/>
+                <w:color w:val="000000"/>
+                <w:sz w:val="22"/>
+                <w:szCs w:val="22"/>
+              </w:rPr>
+              <w:t>all of</w:t>
+            </w:r>
+            <w:proofErr w:type="gramEnd"/>
+            <w:r>
+              <w:rPr>
+                <w:rFonts w:ascii="Arial" w:hAnsi="Arial" w:cs="Arial"/>
+                <w:color w:val="000000"/>
+                <w:sz w:val="22"/>
+                <w:szCs w:val="22"/>
+              </w:rPr>
+              <w:t xml:space="preserve"> the roles that could access or interact with an NCR.</w:t>
+            </w:r>
+          </w:p>
+          <w:p>
+            <w:pPr>
+              <w:pStyle w:val="NormalWeb"/>
+              <w:numPr>
+                <w:ilvl w:val="0"/>
+                <w:numId w:val="8"/>
+              </w:numPr>
+              <w:spacing w:before="0" w:beforeAutospacing="0" w:after="0" w:afterAutospacing="0"/>
+              <w:textAlignment w:val="baseline"/>
+              <w:rPr>
+                <w:rFonts w:ascii="Arial" w:hAnsi="Arial" w:cs="Arial"/>
+                <w:color w:val="000000"/>
+                <w:sz w:val="22"/>
+                <w:szCs w:val="22"/>
+              </w:rPr>
+            </w:pPr>
+            <w:r>
+              <w:rPr>
+                <w:rFonts w:ascii="Arial" w:hAnsi="Arial" w:cs="Arial"/>
+                <w:color w:val="000000"/>
+                <w:sz w:val="22"/>
+                <w:szCs w:val="22"/>
+              </w:rPr>
+              <w:t>However, the Q&amp;A section of the assignment clarified that employees could have multiple roles.</w:t>
+            </w:r>
+          </w:p>
+          <w:p>
+            <w:pPr>
+              <w:pStyle w:val="NormalWeb"/>
+              <w:numPr>
+                <w:ilvl w:val="0"/>
+                <w:numId w:val="8"/>
+              </w:numPr>
+              <w:spacing w:before="0" w:beforeAutospacing="0" w:after="0" w:afterAutospacing="0"/>
+              <w:textAlignment w:val="baseline"/>
+              <w:rPr>
+                <w:rFonts w:ascii="Arial" w:hAnsi="Arial" w:cs="Arial"/>
+                <w:color w:val="000000"/>
+                <w:sz w:val="22"/>
+                <w:szCs w:val="22"/>
+              </w:rPr>
+            </w:pPr>
+            <w:r>
+              <w:rPr>
+                <w:rFonts w:ascii="Arial" w:hAnsi="Arial" w:cs="Arial"/>
+                <w:color w:val="000000"/>
+                <w:sz w:val="22"/>
+                <w:szCs w:val="22"/>
+              </w:rPr>
+              <w:t>Based on this clarification, I separated Employees, which I called Users, and Roles into two separate tables.</w:t>
+            </w:r>
+          </w:p>
+          <w:p>
+            <w:pPr>
+              <w:pStyle w:val="NormalWeb"/>
+              <w:numPr>
+                <w:ilvl w:val="0"/>
+                <w:numId w:val="8"/>
+              </w:numPr>
+              <w:spacing w:before="0" w:beforeAutospacing="0" w:after="0" w:afterAutospacing="0"/>
+              <w:textAlignment w:val="baseline"/>
+              <w:rPr>
+                <w:rFonts w:ascii="Arial" w:hAnsi="Arial" w:cs="Arial"/>
+                <w:color w:val="000000"/>
+                <w:sz w:val="22"/>
+                <w:szCs w:val="22"/>
+              </w:rPr>
+            </w:pPr>
+            <w:r>
+              <w:rPr>
+                <w:rFonts w:ascii="Arial" w:hAnsi="Arial" w:cs="Arial"/>
+                <w:color w:val="000000"/>
+                <w:sz w:val="22"/>
+                <w:szCs w:val="22"/>
+              </w:rPr>
+              <w:t>Since a User could have multiple Roles and a Role could belong to multiple Users, I connected the two tables using a join table.</w:t>
+            </w:r>
+          </w:p>
+          <w:p>
+            <w:pPr>
+              <w:pStyle w:val="NormalWeb"/>
+              <w:numPr>
+                <w:ilvl w:val="0"/>
+                <w:numId w:val="8"/>
+              </w:numPr>
+              <w:spacing w:before="0" w:beforeAutospacing="0" w:after="0" w:afterAutospacing="0"/>
+              <w:textAlignment w:val="baseline"/>
+              <w:rPr>
+                <w:rFonts w:ascii="Arial" w:hAnsi="Arial" w:cs="Arial"/>
+                <w:color w:val="000000"/>
+                <w:sz w:val="22"/>
+                <w:szCs w:val="22"/>
+              </w:rPr>
+            </w:pPr>
+            <w:r>
+              <w:rPr>
+                <w:rFonts w:ascii="Arial" w:hAnsi="Arial" w:cs="Arial"/>
+                <w:color w:val="000000"/>
+                <w:sz w:val="22"/>
+                <w:szCs w:val="22"/>
+              </w:rPr>
+              <w:t>The Role table contained:</w:t>
+            </w:r>
+          </w:p>
+          <w:p>
+            <w:pPr>
+              <w:pStyle w:val="NormalWeb"/>
+              <w:numPr>
+                <w:ilvl w:val="1"/>
+                <w:numId w:val="8"/>
+              </w:numPr>
+              <w:spacing w:before="0" w:beforeAutospacing="0" w:after="0" w:afterAutospacing="0"/>
+              <w:textAlignment w:val="baseline"/>
+              <w:rPr>
+                <w:rFonts w:ascii="Arial" w:hAnsi="Arial" w:cs="Arial"/>
+                <w:color w:val="000000"/>
+                <w:sz w:val="22"/>
+                <w:szCs w:val="22"/>
+              </w:rPr>
+            </w:pPr>
+            <w:proofErr w:type="spellStart"/>
+            <w:r>
+              <w:rPr>
+                <w:rFonts w:ascii="Arial" w:hAnsi="Arial" w:cs="Arial"/>
+                <w:color w:val="000000"/>
+                <w:sz w:val="22"/>
+                <w:szCs w:val="22"/>
+              </w:rPr>
+              <w:t>RoleName</w:t>
+            </w:r>
+            <w:proofErr w:type="spellEnd"/>
+          </w:p>
+          <w:p>
+            <w:pPr>
+              <w:pStyle w:val="NormalWeb"/>
+              <w:numPr>
+                <w:ilvl w:val="0"/>
+                <w:numId w:val="8"/>
+              </w:numPr>
+              <w:spacing w:before="0" w:beforeAutospacing="0" w:after="0" w:afterAutospacing="0"/>
+              <w:textAlignment w:val="baseline"/>
+              <w:rPr>
+                <w:rFonts w:ascii="Arial" w:hAnsi="Arial" w:cs="Arial"/>
+                <w:color w:val="000000"/>
+                <w:sz w:val="22"/>
+                <w:szCs w:val="22"/>
+              </w:rPr>
+            </w:pPr>
+            <w:r>
+              <w:rPr>
+                <w:rFonts w:ascii="Arial" w:hAnsi="Arial" w:cs="Arial"/>
+                <w:color w:val="000000"/>
+                <w:sz w:val="22"/>
+                <w:szCs w:val="22"/>
+              </w:rPr>
+              <w:t>The User table contained:</w:t>
+            </w:r>
+          </w:p>
+          <w:p>
+            <w:pPr>
+              <w:pStyle w:val="NormalWeb"/>
+              <w:numPr>
+                <w:ilvl w:val="1"/>
+                <w:numId w:val="8"/>
+              </w:numPr>
+              <w:spacing w:before="0" w:beforeAutospacing="0" w:after="0" w:afterAutospacing="0"/>
+              <w:textAlignment w:val="baseline"/>
+              <w:rPr>
+                <w:rFonts w:ascii="Arial" w:hAnsi="Arial" w:cs="Arial"/>
+                <w:color w:val="000000"/>
+                <w:sz w:val="22"/>
+                <w:szCs w:val="22"/>
+              </w:rPr>
+            </w:pPr>
+            <w:proofErr w:type="spellStart"/>
+            <w:r>
+              <w:rPr>
+                <w:rFonts w:ascii="Arial" w:hAnsi="Arial" w:cs="Arial"/>
+                <w:color w:val="000000"/>
+                <w:sz w:val="22"/>
+                <w:szCs w:val="22"/>
+              </w:rPr>
+              <w:lastRenderedPageBreak/>
+              <w:t>UserName</w:t>
+            </w:r>
+            <w:proofErr w:type="spellEnd"/>
+          </w:p>
+          <w:p>
+            <w:pPr>
+              <w:pStyle w:val="NormalWeb"/>
+              <w:numPr>
+                <w:ilvl w:val="0"/>
+                <w:numId w:val="8"/>
+              </w:numPr>
+              <w:spacing w:before="0" w:beforeAutospacing="0" w:after="0" w:afterAutospacing="0"/>
+              <w:textAlignment w:val="baseline"/>
+              <w:rPr>
+                <w:rFonts w:ascii="Arial" w:hAnsi="Arial" w:cs="Arial"/>
+                <w:color w:val="000000"/>
+                <w:sz w:val="22"/>
+                <w:szCs w:val="22"/>
+              </w:rPr>
+            </w:pPr>
+            <w:r>
+              <w:rPr>
+                <w:rFonts w:ascii="Arial" w:hAnsi="Arial" w:cs="Arial"/>
+                <w:color w:val="000000"/>
+                <w:sz w:val="22"/>
+                <w:szCs w:val="22"/>
+              </w:rPr>
+              <w:t>The join table contained:</w:t>
+            </w:r>
+          </w:p>
+          <w:p>
+            <w:pPr>
+              <w:pStyle w:val="NormalWeb"/>
+              <w:numPr>
+                <w:ilvl w:val="1"/>
+                <w:numId w:val="8"/>
+              </w:numPr>
+              <w:spacing w:before="0" w:beforeAutospacing="0" w:after="0" w:afterAutospacing="0"/>
+              <w:textAlignment w:val="baseline"/>
+              <w:rPr>
+                <w:rFonts w:ascii="Arial" w:hAnsi="Arial" w:cs="Arial"/>
+                <w:color w:val="000000"/>
+                <w:sz w:val="22"/>
+                <w:szCs w:val="22"/>
+              </w:rPr>
+            </w:pPr>
+            <w:proofErr w:type="spellStart"/>
+            <w:r>
+              <w:rPr>
+                <w:rFonts w:ascii="Arial" w:hAnsi="Arial" w:cs="Arial"/>
+                <w:color w:val="000000"/>
+                <w:sz w:val="22"/>
+                <w:szCs w:val="22"/>
+              </w:rPr>
+              <w:t>UserId</w:t>
+            </w:r>
+            <w:proofErr w:type="spellEnd"/>
+          </w:p>
+          <w:p>
+            <w:pPr>
+              <w:pStyle w:val="NormalWeb"/>
+              <w:numPr>
+                <w:ilvl w:val="1"/>
+                <w:numId w:val="8"/>
+              </w:numPr>
+              <w:spacing w:before="0" w:beforeAutospacing="0" w:after="0" w:afterAutospacing="0"/>
+              <w:textAlignment w:val="baseline"/>
+              <w:rPr>
+                <w:rFonts w:ascii="Arial" w:hAnsi="Arial" w:cs="Arial"/>
+                <w:color w:val="000000"/>
+                <w:sz w:val="22"/>
+                <w:szCs w:val="22"/>
+              </w:rPr>
+            </w:pPr>
+            <w:proofErr w:type="spellStart"/>
+            <w:r>
+              <w:rPr>
+                <w:rFonts w:ascii="Arial" w:hAnsi="Arial" w:cs="Arial"/>
+                <w:color w:val="000000"/>
+                <w:sz w:val="22"/>
+                <w:szCs w:val="22"/>
+              </w:rPr>
+              <w:t>RoleId</w:t>
+            </w:r>
+            <w:proofErr w:type="spellEnd"/>
+          </w:p>
+          <w:p>
+            <w:pPr>
+              <w:pStyle w:val="NormalWeb"/>
+              <w:numPr>
+                <w:ilvl w:val="0"/>
+                <w:numId w:val="8"/>
+              </w:numPr>
+              <w:spacing w:before="0" w:beforeAutospacing="0" w:after="0" w:afterAutospacing="0"/>
+              <w:textAlignment w:val="baseline"/>
+              <w:rPr>
+                <w:rFonts w:ascii="Arial" w:hAnsi="Arial" w:cs="Arial"/>
+                <w:color w:val="000000"/>
+                <w:sz w:val="22"/>
+                <w:szCs w:val="22"/>
+              </w:rPr>
+            </w:pPr>
+            <w:r>
+              <w:rPr>
+                <w:rFonts w:ascii="Arial" w:hAnsi="Arial" w:cs="Arial"/>
+                <w:color w:val="000000"/>
+                <w:sz w:val="22"/>
+                <w:szCs w:val="22"/>
+              </w:rPr>
+              <w:t>I then inferred that an NCR could be edited by many Users, while a User could edit multiple NCRs.</w:t>
+            </w:r>
+          </w:p>
+          <w:p>
+            <w:pPr>
+              <w:pStyle w:val="NormalWeb"/>
+              <w:numPr>
+                <w:ilvl w:val="0"/>
+                <w:numId w:val="8"/>
+              </w:numPr>
+              <w:spacing w:before="0" w:beforeAutospacing="0" w:after="0" w:afterAutospacing="0"/>
+              <w:textAlignment w:val="baseline"/>
+              <w:rPr>
+                <w:rFonts w:ascii="Arial" w:hAnsi="Arial" w:cs="Arial"/>
+                <w:color w:val="000000"/>
+                <w:sz w:val="22"/>
+                <w:szCs w:val="22"/>
+              </w:rPr>
+            </w:pPr>
+            <w:r>
+              <w:rPr>
+                <w:rFonts w:ascii="Arial" w:hAnsi="Arial" w:cs="Arial"/>
+                <w:color w:val="000000"/>
+                <w:sz w:val="22"/>
+                <w:szCs w:val="22"/>
+              </w:rPr>
+              <w:t>This created a many-to-many relationship between NCR and User.</w:t>
+            </w:r>
+          </w:p>
+          <w:p>
+            <w:pPr>
+              <w:pStyle w:val="NormalWeb"/>
+              <w:numPr>
+                <w:ilvl w:val="0"/>
+                <w:numId w:val="8"/>
+              </w:numPr>
+              <w:spacing w:before="0" w:beforeAutospacing="0" w:after="0" w:afterAutospacing="0"/>
+              <w:textAlignment w:val="baseline"/>
+              <w:rPr>
+                <w:rFonts w:ascii="Arial" w:hAnsi="Arial" w:cs="Arial"/>
+                <w:color w:val="000000"/>
+                <w:sz w:val="22"/>
+                <w:szCs w:val="22"/>
+              </w:rPr>
+            </w:pPr>
+            <w:r>
+              <w:rPr>
+                <w:rFonts w:ascii="Arial" w:hAnsi="Arial" w:cs="Arial"/>
+                <w:color w:val="000000"/>
+                <w:sz w:val="22"/>
+                <w:szCs w:val="22"/>
+              </w:rPr>
+              <w:t xml:space="preserve">I represented this relationship through a newly created join table called </w:t>
+            </w:r>
+            <w:proofErr w:type="spellStart"/>
+            <w:r>
+              <w:rPr>
+                <w:rFonts w:ascii="Arial" w:hAnsi="Arial" w:cs="Arial"/>
+                <w:color w:val="000000"/>
+                <w:sz w:val="22"/>
+                <w:szCs w:val="22"/>
+              </w:rPr>
+              <w:t>NCRUser</w:t>
+            </w:r>
+            <w:proofErr w:type="spellEnd"/>
+            <w:r>
+              <w:rPr>
+                <w:rFonts w:ascii="Arial" w:hAnsi="Arial" w:cs="Arial"/>
+                <w:color w:val="000000"/>
+                <w:sz w:val="22"/>
+                <w:szCs w:val="22"/>
+              </w:rPr>
+              <w:t>.</w:t>
+            </w:r>
+          </w:p>
+          <w:p>
+            <w:pPr>
+              <w:pStyle w:val="NormalWeb"/>
+              <w:numPr>
+                <w:ilvl w:val="0"/>
+                <w:numId w:val="9"/>
+              </w:numPr>
+              <w:spacing w:before="0" w:beforeAutospacing="0" w:after="0" w:afterAutospacing="0"/>
+              <w:textAlignment w:val="baseline"/>
+              <w:rPr>
+                <w:rFonts w:ascii="Arial" w:hAnsi="Arial" w:cs="Arial"/>
+                <w:color w:val="000000"/>
+                <w:sz w:val="22"/>
+                <w:szCs w:val="22"/>
+              </w:rPr>
+            </w:pPr>
+            <w:r>
+              <w:rPr>
+                <w:rFonts w:ascii="Arial" w:hAnsi="Arial" w:cs="Arial"/>
+                <w:color w:val="000000"/>
+                <w:sz w:val="22"/>
+                <w:szCs w:val="22"/>
+              </w:rPr>
+              <w:t>I also identified the need for a separate table dedicated to problem types.</w:t>
+            </w:r>
+          </w:p>
+          <w:p>
+            <w:pPr>
+              <w:pStyle w:val="NormalWeb"/>
+              <w:numPr>
+                <w:ilvl w:val="0"/>
+                <w:numId w:val="9"/>
+              </w:numPr>
+              <w:spacing w:before="0" w:beforeAutospacing="0" w:after="0" w:afterAutospacing="0"/>
+              <w:textAlignment w:val="baseline"/>
+              <w:rPr>
+                <w:rFonts w:ascii="Arial" w:hAnsi="Arial" w:cs="Arial"/>
+                <w:color w:val="000000"/>
+                <w:sz w:val="22"/>
+                <w:szCs w:val="22"/>
+              </w:rPr>
+            </w:pPr>
+            <w:r>
+              <w:rPr>
+                <w:rFonts w:ascii="Arial" w:hAnsi="Arial" w:cs="Arial"/>
+                <w:color w:val="000000"/>
+                <w:sz w:val="22"/>
+                <w:szCs w:val="22"/>
+              </w:rPr>
+              <w:t>My reasoning was that users filling out an NCR may encounter a problem that has already been reported on a previous NCR.</w:t>
+            </w:r>
+          </w:p>
+          <w:p>
+            <w:pPr>
+              <w:pStyle w:val="NormalWeb"/>
+              <w:numPr>
+                <w:ilvl w:val="0"/>
+                <w:numId w:val="9"/>
+              </w:numPr>
+              <w:spacing w:before="0" w:beforeAutospacing="0" w:after="0" w:afterAutospacing="0"/>
+              <w:textAlignment w:val="baseline"/>
+              <w:rPr>
+                <w:rFonts w:ascii="Arial" w:hAnsi="Arial" w:cs="Arial"/>
+                <w:color w:val="000000"/>
+                <w:sz w:val="22"/>
+                <w:szCs w:val="22"/>
+              </w:rPr>
+            </w:pPr>
+            <w:r>
+              <w:rPr>
+                <w:rFonts w:ascii="Arial" w:hAnsi="Arial" w:cs="Arial"/>
+                <w:color w:val="000000"/>
+                <w:sz w:val="22"/>
+                <w:szCs w:val="22"/>
+              </w:rPr>
+              <w:t xml:space="preserve">Rather than requiring users to repeatedly write out the same problem description for every NCR, a </w:t>
+            </w:r>
+            <w:proofErr w:type="spellStart"/>
+            <w:r>
+              <w:rPr>
+                <w:rFonts w:ascii="Arial" w:hAnsi="Arial" w:cs="Arial"/>
+                <w:color w:val="000000"/>
+                <w:sz w:val="22"/>
+                <w:szCs w:val="22"/>
+              </w:rPr>
+              <w:t>ProblemType</w:t>
+            </w:r>
+            <w:proofErr w:type="spellEnd"/>
+            <w:r>
+              <w:rPr>
+                <w:rFonts w:ascii="Arial" w:hAnsi="Arial" w:cs="Arial"/>
+                <w:color w:val="000000"/>
+                <w:sz w:val="22"/>
+                <w:szCs w:val="22"/>
+              </w:rPr>
+              <w:t xml:space="preserve"> table could store previously identified problems.</w:t>
+            </w:r>
+          </w:p>
+          <w:p>
+            <w:pPr>
+              <w:pStyle w:val="NormalWeb"/>
+              <w:numPr>
+                <w:ilvl w:val="0"/>
+                <w:numId w:val="9"/>
+              </w:numPr>
+              <w:spacing w:before="0" w:beforeAutospacing="0" w:after="0" w:afterAutospacing="0"/>
+              <w:textAlignment w:val="baseline"/>
+              <w:rPr>
+                <w:rFonts w:ascii="Arial" w:hAnsi="Arial" w:cs="Arial"/>
+                <w:color w:val="000000"/>
+                <w:sz w:val="22"/>
+                <w:szCs w:val="22"/>
+              </w:rPr>
+            </w:pPr>
+            <w:r>
+              <w:rPr>
+                <w:rFonts w:ascii="Arial" w:hAnsi="Arial" w:cs="Arial"/>
+                <w:color w:val="000000"/>
+                <w:sz w:val="22"/>
+                <w:szCs w:val="22"/>
+              </w:rPr>
+              <w:t>This would make it easier to reuse existing problem types when completing future NCRs.</w:t>
+            </w:r>
+          </w:p>
+          <w:p>
+            <w:pPr>
+              <w:pStyle w:val="NormalWeb"/>
+              <w:numPr>
+                <w:ilvl w:val="0"/>
+                <w:numId w:val="9"/>
+              </w:numPr>
+              <w:spacing w:before="0" w:beforeAutospacing="0" w:after="0" w:afterAutospacing="0"/>
+              <w:textAlignment w:val="baseline"/>
+              <w:rPr>
+                <w:rFonts w:ascii="Arial" w:hAnsi="Arial" w:cs="Arial"/>
+                <w:color w:val="000000"/>
+                <w:sz w:val="22"/>
+                <w:szCs w:val="22"/>
+              </w:rPr>
+            </w:pPr>
+            <w:r>
+              <w:rPr>
+                <w:rFonts w:ascii="Arial" w:hAnsi="Arial" w:cs="Arial"/>
+                <w:color w:val="000000"/>
+                <w:sz w:val="22"/>
+                <w:szCs w:val="22"/>
+              </w:rPr>
+              <w:t>I established the relationship as:</w:t>
+            </w:r>
+          </w:p>
+          <w:p>
+            <w:pPr>
+              <w:pStyle w:val="NormalWeb"/>
+              <w:numPr>
+                <w:ilvl w:val="1"/>
+                <w:numId w:val="9"/>
+              </w:numPr>
+              <w:spacing w:before="0" w:beforeAutospacing="0" w:after="0" w:afterAutospacing="0"/>
+              <w:textAlignment w:val="baseline"/>
+              <w:rPr>
+                <w:rFonts w:ascii="Arial" w:hAnsi="Arial" w:cs="Arial"/>
+                <w:color w:val="000000"/>
+                <w:sz w:val="22"/>
+                <w:szCs w:val="22"/>
+              </w:rPr>
+            </w:pPr>
+            <w:r>
+              <w:rPr>
+                <w:rFonts w:ascii="Arial" w:hAnsi="Arial" w:cs="Arial"/>
+                <w:color w:val="000000"/>
+                <w:sz w:val="22"/>
+                <w:szCs w:val="22"/>
+              </w:rPr>
+              <w:t xml:space="preserve">A </w:t>
+            </w:r>
+            <w:proofErr w:type="spellStart"/>
+            <w:r>
+              <w:rPr>
+                <w:rFonts w:ascii="Arial" w:hAnsi="Arial" w:cs="Arial"/>
+                <w:color w:val="000000"/>
+                <w:sz w:val="22"/>
+                <w:szCs w:val="22"/>
+              </w:rPr>
+              <w:t>ProblemType</w:t>
+            </w:r>
+            <w:proofErr w:type="spellEnd"/>
+            <w:r>
+              <w:rPr>
+                <w:rFonts w:ascii="Arial" w:hAnsi="Arial" w:cs="Arial"/>
+                <w:color w:val="000000"/>
+                <w:sz w:val="22"/>
+                <w:szCs w:val="22"/>
+              </w:rPr>
+              <w:t xml:space="preserve"> can be associated with many NCRs.</w:t>
+            </w:r>
+          </w:p>
+          <w:p>
+            <w:pPr>
+              <w:pStyle w:val="NormalWeb"/>
+              <w:numPr>
+                <w:ilvl w:val="1"/>
+                <w:numId w:val="9"/>
+              </w:numPr>
+              <w:spacing w:before="0" w:beforeAutospacing="0" w:after="0" w:afterAutospacing="0"/>
+              <w:textAlignment w:val="baseline"/>
+              <w:rPr>
+                <w:rFonts w:ascii="Arial" w:hAnsi="Arial" w:cs="Arial"/>
+                <w:color w:val="000000"/>
+                <w:sz w:val="22"/>
+                <w:szCs w:val="22"/>
+              </w:rPr>
+            </w:pPr>
+            <w:r>
+              <w:rPr>
+                <w:rFonts w:ascii="Arial" w:hAnsi="Arial" w:cs="Arial"/>
+                <w:color w:val="000000"/>
+                <w:sz w:val="22"/>
+                <w:szCs w:val="22"/>
+              </w:rPr>
+              <w:t xml:space="preserve">Each NCR will have one </w:t>
+            </w:r>
+            <w:proofErr w:type="spellStart"/>
+            <w:r>
+              <w:rPr>
+                <w:rFonts w:ascii="Arial" w:hAnsi="Arial" w:cs="Arial"/>
+                <w:color w:val="000000"/>
+                <w:sz w:val="22"/>
+                <w:szCs w:val="22"/>
+              </w:rPr>
+              <w:t>ProblemType</w:t>
+            </w:r>
+            <w:proofErr w:type="spellEnd"/>
+            <w:r>
+              <w:rPr>
+                <w:rFonts w:ascii="Arial" w:hAnsi="Arial" w:cs="Arial"/>
+                <w:color w:val="000000"/>
+                <w:sz w:val="22"/>
+                <w:szCs w:val="22"/>
+              </w:rPr>
+              <w:t>.</w:t>
+            </w:r>
+          </w:p>
+          <w:p>
+            <w:pPr>
+              <w:pStyle w:val="NormalWeb"/>
+              <w:numPr>
+                <w:ilvl w:val="0"/>
+                <w:numId w:val="9"/>
+              </w:numPr>
+              <w:spacing w:before="0" w:beforeAutospacing="0" w:after="0" w:afterAutospacing="0"/>
+              <w:textAlignment w:val="baseline"/>
+              <w:rPr>
+                <w:rFonts w:ascii="Arial" w:hAnsi="Arial" w:cs="Arial"/>
+                <w:color w:val="000000"/>
+                <w:sz w:val="22"/>
+                <w:szCs w:val="22"/>
+              </w:rPr>
+            </w:pPr>
+            <w:r>
+              <w:rPr>
+                <w:rFonts w:ascii="Arial" w:hAnsi="Arial" w:cs="Arial"/>
+                <w:color w:val="000000"/>
+                <w:sz w:val="22"/>
+                <w:szCs w:val="22"/>
+              </w:rPr>
+              <w:t xml:space="preserve">This creates a one-to-many relationship between </w:t>
+            </w:r>
+            <w:proofErr w:type="spellStart"/>
+            <w:r>
+              <w:rPr>
+                <w:rFonts w:ascii="Arial" w:hAnsi="Arial" w:cs="Arial"/>
+                <w:color w:val="000000"/>
+                <w:sz w:val="22"/>
+                <w:szCs w:val="22"/>
+              </w:rPr>
+              <w:t>ProblemType</w:t>
+            </w:r>
+            <w:proofErr w:type="spellEnd"/>
+            <w:r>
+              <w:rPr>
+                <w:rFonts w:ascii="Arial" w:hAnsi="Arial" w:cs="Arial"/>
+                <w:color w:val="000000"/>
+                <w:sz w:val="22"/>
+                <w:szCs w:val="22"/>
+              </w:rPr>
+              <w:t xml:space="preserve"> and NCR.</w:t>
+            </w:r>
+          </w:p>
+          <w:p>
+            <w:pPr>
+              <w:pStyle w:val="NormalWeb"/>
+              <w:numPr>
+                <w:ilvl w:val="0"/>
+                <w:numId w:val="10"/>
+              </w:numPr>
+              <w:spacing w:before="0" w:beforeAutospacing="0" w:after="0" w:afterAutospacing="0"/>
+              <w:textAlignment w:val="baseline"/>
+              <w:rPr>
+                <w:rFonts w:ascii="Arial" w:hAnsi="Arial" w:cs="Arial"/>
+                <w:color w:val="000000"/>
+                <w:sz w:val="22"/>
+                <w:szCs w:val="22"/>
+              </w:rPr>
+            </w:pPr>
+            <w:r>
+              <w:rPr>
+                <w:rFonts w:ascii="Arial" w:hAnsi="Arial" w:cs="Arial"/>
+                <w:color w:val="000000"/>
+                <w:sz w:val="22"/>
+                <w:szCs w:val="22"/>
+              </w:rPr>
+              <w:t>I created a separate Attachment table that references the NCR table.</w:t>
+            </w:r>
+          </w:p>
+          <w:p>
+            <w:pPr>
+              <w:pStyle w:val="NormalWeb"/>
+              <w:numPr>
+                <w:ilvl w:val="0"/>
+                <w:numId w:val="10"/>
+              </w:numPr>
+              <w:spacing w:before="0" w:beforeAutospacing="0" w:after="0" w:afterAutospacing="0"/>
+              <w:textAlignment w:val="baseline"/>
+              <w:rPr>
+                <w:rFonts w:ascii="Arial" w:hAnsi="Arial" w:cs="Arial"/>
+                <w:color w:val="000000"/>
+                <w:sz w:val="22"/>
+                <w:szCs w:val="22"/>
+              </w:rPr>
+            </w:pPr>
+            <w:r>
+              <w:rPr>
+                <w:rFonts w:ascii="Arial" w:hAnsi="Arial" w:cs="Arial"/>
+                <w:color w:val="000000"/>
+                <w:sz w:val="22"/>
+                <w:szCs w:val="22"/>
+              </w:rPr>
+              <w:t>An NCR does not necessarily need to contain an attachment, meaning attachments are optional.</w:t>
+            </w:r>
+          </w:p>
+          <w:p>
+            <w:pPr>
+              <w:pStyle w:val="NormalWeb"/>
+              <w:numPr>
+                <w:ilvl w:val="0"/>
+                <w:numId w:val="10"/>
+              </w:numPr>
+              <w:spacing w:before="0" w:beforeAutospacing="0" w:after="0" w:afterAutospacing="0"/>
+              <w:textAlignment w:val="baseline"/>
+              <w:rPr>
+                <w:rFonts w:ascii="Arial" w:hAnsi="Arial" w:cs="Arial"/>
+                <w:color w:val="000000"/>
+                <w:sz w:val="22"/>
+                <w:szCs w:val="22"/>
+              </w:rPr>
+            </w:pPr>
+            <w:r>
+              <w:rPr>
+                <w:rFonts w:ascii="Arial" w:hAnsi="Arial" w:cs="Arial"/>
+                <w:color w:val="000000"/>
+                <w:sz w:val="22"/>
+                <w:szCs w:val="22"/>
+              </w:rPr>
+              <w:t>Based on this, I determined that the relationship from NCR to Attachment should be optional.</w:t>
+            </w:r>
+          </w:p>
+          <w:p>
+            <w:pPr>
+              <w:pStyle w:val="NormalWeb"/>
+              <w:numPr>
+                <w:ilvl w:val="0"/>
+                <w:numId w:val="10"/>
+              </w:numPr>
+              <w:spacing w:before="0" w:beforeAutospacing="0" w:after="0" w:afterAutospacing="0"/>
+              <w:textAlignment w:val="baseline"/>
+              <w:rPr>
+                <w:rFonts w:ascii="Arial" w:hAnsi="Arial" w:cs="Arial"/>
+                <w:color w:val="000000"/>
+                <w:sz w:val="22"/>
+                <w:szCs w:val="22"/>
+              </w:rPr>
+            </w:pPr>
+            <w:r>
+              <w:rPr>
+                <w:rFonts w:ascii="Arial" w:hAnsi="Arial" w:cs="Arial"/>
+                <w:color w:val="000000"/>
+                <w:sz w:val="22"/>
+                <w:szCs w:val="22"/>
+              </w:rPr>
+              <w:t>This allows an NCR to exist without any attachments while still supporting attachments when they are needed.</w:t>
+            </w:r>
+          </w:p>
+          <w:p>
+            <w:pPr>
+              <w:pStyle w:val="NormalWeb"/>
+              <w:numPr>
+                <w:ilvl w:val="0"/>
+                <w:numId w:val="11"/>
+              </w:numPr>
+              <w:spacing w:before="0" w:beforeAutospacing="0" w:after="0" w:afterAutospacing="0"/>
+              <w:textAlignment w:val="baseline"/>
+              <w:rPr>
+                <w:rFonts w:ascii="Arial" w:hAnsi="Arial" w:cs="Arial"/>
+                <w:color w:val="000000"/>
+                <w:sz w:val="22"/>
+                <w:szCs w:val="22"/>
+              </w:rPr>
+            </w:pPr>
+            <w:r>
+              <w:rPr>
+                <w:rFonts w:ascii="Arial" w:hAnsi="Arial" w:cs="Arial"/>
+                <w:color w:val="000000"/>
+                <w:sz w:val="22"/>
+                <w:szCs w:val="22"/>
+              </w:rPr>
+              <w:t>I also noticed that when an NCR cannot be reinspected, a new NCR is created using a new NCR number.</w:t>
+            </w:r>
+          </w:p>
+          <w:p>
+            <w:pPr>
+              <w:pStyle w:val="NormalWeb"/>
+              <w:numPr>
+                <w:ilvl w:val="0"/>
+                <w:numId w:val="11"/>
+              </w:numPr>
+              <w:spacing w:before="0" w:beforeAutospacing="0" w:after="0" w:afterAutospacing="0"/>
+              <w:textAlignment w:val="baseline"/>
+              <w:rPr>
+                <w:rFonts w:ascii="Arial" w:hAnsi="Arial" w:cs="Arial"/>
+                <w:color w:val="000000"/>
+                <w:sz w:val="22"/>
+                <w:szCs w:val="22"/>
+              </w:rPr>
+            </w:pPr>
+            <w:r>
+              <w:rPr>
+                <w:rFonts w:ascii="Arial" w:hAnsi="Arial" w:cs="Arial"/>
+                <w:color w:val="000000"/>
+                <w:sz w:val="22"/>
+                <w:szCs w:val="22"/>
+              </w:rPr>
+              <w:lastRenderedPageBreak/>
+              <w:t>I was unsure how to represent this process within the data model, so I asked Claude for guidance.</w:t>
+            </w:r>
+          </w:p>
+          <w:p>
+            <w:pPr>
+              <w:pStyle w:val="NormalWeb"/>
+              <w:numPr>
+                <w:ilvl w:val="0"/>
+                <w:numId w:val="11"/>
+              </w:numPr>
+              <w:spacing w:before="0" w:beforeAutospacing="0" w:after="0" w:afterAutospacing="0"/>
+              <w:textAlignment w:val="baseline"/>
+              <w:rPr>
+                <w:rFonts w:ascii="Arial" w:hAnsi="Arial" w:cs="Arial"/>
+                <w:color w:val="000000"/>
+                <w:sz w:val="22"/>
+                <w:szCs w:val="22"/>
+              </w:rPr>
+            </w:pPr>
+            <w:r>
+              <w:rPr>
+                <w:rFonts w:ascii="Arial" w:hAnsi="Arial" w:cs="Arial"/>
+                <w:color w:val="000000"/>
+                <w:sz w:val="22"/>
+                <w:szCs w:val="22"/>
+              </w:rPr>
+              <w:t>Claude suggested representing this as a self-referential relationship.</w:t>
+            </w:r>
+          </w:p>
+          <w:p>
+            <w:pPr>
+              <w:pStyle w:val="NormalWeb"/>
+              <w:numPr>
+                <w:ilvl w:val="0"/>
+                <w:numId w:val="11"/>
+              </w:numPr>
+              <w:spacing w:before="0" w:beforeAutospacing="0" w:after="0" w:afterAutospacing="0"/>
+              <w:textAlignment w:val="baseline"/>
+              <w:rPr>
+                <w:rFonts w:ascii="Arial" w:hAnsi="Arial" w:cs="Arial"/>
+                <w:color w:val="000000"/>
+                <w:sz w:val="22"/>
+                <w:szCs w:val="22"/>
+              </w:rPr>
+            </w:pPr>
+            <w:r>
+              <w:rPr>
+                <w:rFonts w:ascii="Arial" w:hAnsi="Arial" w:cs="Arial"/>
+                <w:color w:val="000000"/>
+                <w:sz w:val="22"/>
+                <w:szCs w:val="22"/>
+              </w:rPr>
+              <w:t xml:space="preserve">This would allow an NCR to optionally reference another NCR that was created </w:t>
+            </w:r>
+            <w:proofErr w:type="gramStart"/>
+            <w:r>
+              <w:rPr>
+                <w:rFonts w:ascii="Arial" w:hAnsi="Arial" w:cs="Arial"/>
+                <w:color w:val="000000"/>
+                <w:sz w:val="22"/>
+                <w:szCs w:val="22"/>
+              </w:rPr>
+              <w:t>as a result of</w:t>
+            </w:r>
+            <w:proofErr w:type="gramEnd"/>
+            <w:r>
+              <w:rPr>
+                <w:rFonts w:ascii="Arial" w:hAnsi="Arial" w:cs="Arial"/>
+                <w:color w:val="000000"/>
+                <w:sz w:val="22"/>
+                <w:szCs w:val="22"/>
+              </w:rPr>
+              <w:t xml:space="preserve"> the original NCR.</w:t>
+            </w:r>
+          </w:p>
+          <w:p>
+            <w:pPr>
+              <w:pStyle w:val="NormalWeb"/>
+              <w:numPr>
+                <w:ilvl w:val="0"/>
+                <w:numId w:val="11"/>
+              </w:numPr>
+              <w:spacing w:before="0" w:beforeAutospacing="0" w:after="0" w:afterAutospacing="0"/>
+              <w:textAlignment w:val="baseline"/>
+              <w:rPr>
+                <w:rFonts w:ascii="Arial" w:hAnsi="Arial" w:cs="Arial"/>
+                <w:color w:val="000000"/>
+                <w:sz w:val="22"/>
+                <w:szCs w:val="22"/>
+              </w:rPr>
+            </w:pPr>
+            <w:r>
+              <w:rPr>
+                <w:rFonts w:ascii="Arial" w:hAnsi="Arial" w:cs="Arial"/>
+                <w:color w:val="000000"/>
+                <w:sz w:val="22"/>
+                <w:szCs w:val="22"/>
+              </w:rPr>
+              <w:t>I incorporated this relationship into the advanced data model.</w:t>
+            </w:r>
+          </w:p>
+          <w:p>
+            <w:pPr>
+              <w:pStyle w:val="NormalWeb"/>
+              <w:numPr>
+                <w:ilvl w:val="0"/>
+                <w:numId w:val="12"/>
+              </w:numPr>
+              <w:spacing w:before="0" w:beforeAutospacing="0" w:after="0" w:afterAutospacing="0"/>
+              <w:textAlignment w:val="baseline"/>
+              <w:rPr>
+                <w:rFonts w:ascii="Arial" w:hAnsi="Arial" w:cs="Arial"/>
+                <w:color w:val="000000"/>
+                <w:sz w:val="22"/>
+                <w:szCs w:val="22"/>
+              </w:rPr>
+            </w:pPr>
+            <w:r>
+              <w:rPr>
+                <w:rFonts w:ascii="Arial" w:hAnsi="Arial" w:cs="Arial"/>
+                <w:color w:val="000000"/>
+                <w:sz w:val="22"/>
+                <w:szCs w:val="22"/>
+              </w:rPr>
+              <w:t>After completing the advanced model, I realized that the overall model had become too complicated.</w:t>
+            </w:r>
+          </w:p>
+          <w:p>
+            <w:pPr>
+              <w:pStyle w:val="NormalWeb"/>
+              <w:numPr>
+                <w:ilvl w:val="0"/>
+                <w:numId w:val="12"/>
+              </w:numPr>
+              <w:spacing w:before="0" w:beforeAutospacing="0" w:after="0" w:afterAutospacing="0"/>
+              <w:textAlignment w:val="baseline"/>
+              <w:rPr>
+                <w:rFonts w:ascii="Arial" w:hAnsi="Arial" w:cs="Arial"/>
+                <w:color w:val="000000"/>
+                <w:sz w:val="22"/>
+                <w:szCs w:val="22"/>
+              </w:rPr>
+            </w:pPr>
+            <w:r>
+              <w:rPr>
+                <w:rFonts w:ascii="Arial" w:hAnsi="Arial" w:cs="Arial"/>
+                <w:color w:val="000000"/>
+                <w:sz w:val="22"/>
+                <w:szCs w:val="22"/>
+              </w:rPr>
+              <w:t>To provide a simpler version, I created a second data model that stripped away the properties and attributes from each table.</w:t>
+            </w:r>
+          </w:p>
+          <w:p>
+            <w:pPr>
+              <w:pStyle w:val="NormalWeb"/>
+              <w:numPr>
+                <w:ilvl w:val="0"/>
+                <w:numId w:val="12"/>
+              </w:numPr>
+              <w:spacing w:before="0" w:beforeAutospacing="0" w:after="0" w:afterAutospacing="0"/>
+              <w:textAlignment w:val="baseline"/>
+              <w:rPr>
+                <w:rFonts w:ascii="Arial" w:hAnsi="Arial" w:cs="Arial"/>
+                <w:color w:val="000000"/>
+                <w:sz w:val="22"/>
+                <w:szCs w:val="22"/>
+              </w:rPr>
+            </w:pPr>
+            <w:r>
+              <w:rPr>
+                <w:rFonts w:ascii="Arial" w:hAnsi="Arial" w:cs="Arial"/>
+                <w:color w:val="000000"/>
+                <w:sz w:val="22"/>
+                <w:szCs w:val="22"/>
+              </w:rPr>
+              <w:t>The simplified model only contained the names of the tables and their relationships.</w:t>
+            </w:r>
+          </w:p>
+          <w:p>
+            <w:pPr>
+              <w:pStyle w:val="NormalWeb"/>
+              <w:numPr>
+                <w:ilvl w:val="0"/>
+                <w:numId w:val="12"/>
+              </w:numPr>
+              <w:spacing w:before="0" w:beforeAutospacing="0" w:after="0" w:afterAutospacing="0"/>
+              <w:textAlignment w:val="baseline"/>
+              <w:rPr>
+                <w:rFonts w:ascii="Arial" w:hAnsi="Arial" w:cs="Arial"/>
+                <w:color w:val="000000"/>
+                <w:sz w:val="22"/>
+                <w:szCs w:val="22"/>
+              </w:rPr>
+            </w:pPr>
+            <w:r>
+              <w:rPr>
+                <w:rFonts w:ascii="Arial" w:hAnsi="Arial" w:cs="Arial"/>
+                <w:color w:val="000000"/>
+                <w:sz w:val="22"/>
+                <w:szCs w:val="22"/>
+              </w:rPr>
+              <w:t>I then committed both the advanced and simplified versions of the data model to the repository.</w:t>
+            </w:r>
+          </w:p>
+          <w:p>
+            <w:pPr>
+              <w:pStyle w:val="NormalWeb"/>
+              <w:numPr>
+                <w:ilvl w:val="0"/>
+                <w:numId w:val="13"/>
+              </w:numPr>
+              <w:spacing w:before="0" w:beforeAutospacing="0" w:after="0" w:afterAutospacing="0"/>
+              <w:textAlignment w:val="baseline"/>
+              <w:rPr>
+                <w:rFonts w:ascii="Arial" w:hAnsi="Arial" w:cs="Arial"/>
+                <w:color w:val="000000"/>
+                <w:sz w:val="22"/>
+                <w:szCs w:val="22"/>
+              </w:rPr>
+            </w:pPr>
+            <w:r>
+              <w:rPr>
+                <w:rFonts w:ascii="Arial" w:hAnsi="Arial" w:cs="Arial"/>
+                <w:color w:val="000000"/>
+                <w:sz w:val="22"/>
+                <w:szCs w:val="22"/>
+              </w:rPr>
+              <w:t>Today, I reread the assignment instructions and realized that I had misunderstood an important requirement.</w:t>
+            </w:r>
+          </w:p>
+          <w:p>
+            <w:pPr>
+              <w:pStyle w:val="NormalWeb"/>
+              <w:numPr>
+                <w:ilvl w:val="0"/>
+                <w:numId w:val="13"/>
+              </w:numPr>
+              <w:spacing w:before="0" w:beforeAutospacing="0" w:after="0" w:afterAutospacing="0"/>
+              <w:textAlignment w:val="baseline"/>
+              <w:rPr>
+                <w:rFonts w:ascii="Arial" w:hAnsi="Arial" w:cs="Arial"/>
+                <w:color w:val="000000"/>
+                <w:sz w:val="22"/>
+                <w:szCs w:val="22"/>
+              </w:rPr>
+            </w:pPr>
+            <w:r>
+              <w:rPr>
+                <w:rFonts w:ascii="Arial" w:hAnsi="Arial" w:cs="Arial"/>
+                <w:color w:val="000000"/>
+                <w:sz w:val="22"/>
+                <w:szCs w:val="22"/>
+              </w:rPr>
+              <w:t>The instructions specified that the data model should only reflect the responsibilities and processes of the Quality Inspector.</w:t>
+            </w:r>
+          </w:p>
+          <w:p>
+            <w:pPr>
+              <w:pStyle w:val="NormalWeb"/>
+              <w:numPr>
+                <w:ilvl w:val="0"/>
+                <w:numId w:val="13"/>
+              </w:numPr>
+              <w:spacing w:before="0" w:beforeAutospacing="0" w:after="0" w:afterAutospacing="0"/>
+              <w:textAlignment w:val="baseline"/>
+              <w:rPr>
+                <w:rFonts w:ascii="Arial" w:hAnsi="Arial" w:cs="Arial"/>
+                <w:color w:val="000000"/>
+                <w:sz w:val="22"/>
+                <w:szCs w:val="22"/>
+              </w:rPr>
+            </w:pPr>
+            <w:r>
+              <w:rPr>
+                <w:rFonts w:ascii="Arial" w:hAnsi="Arial" w:cs="Arial"/>
+                <w:color w:val="000000"/>
+                <w:sz w:val="22"/>
+                <w:szCs w:val="22"/>
+              </w:rPr>
+              <w:t>My original data model had instead encompassed the entire NCR process, including the Engineering and Purchasing phases.</w:t>
+            </w:r>
+          </w:p>
+          <w:p>
+            <w:pPr>
+              <w:pStyle w:val="NormalWeb"/>
+              <w:numPr>
+                <w:ilvl w:val="0"/>
+                <w:numId w:val="13"/>
+              </w:numPr>
+              <w:spacing w:before="0" w:beforeAutospacing="0" w:after="0" w:afterAutospacing="0"/>
+              <w:textAlignment w:val="baseline"/>
+              <w:rPr>
+                <w:rFonts w:ascii="Arial" w:hAnsi="Arial" w:cs="Arial"/>
+                <w:color w:val="000000"/>
+                <w:sz w:val="22"/>
+                <w:szCs w:val="22"/>
+              </w:rPr>
+            </w:pPr>
+            <w:r>
+              <w:rPr>
+                <w:rFonts w:ascii="Arial" w:hAnsi="Arial" w:cs="Arial"/>
+                <w:color w:val="000000"/>
+                <w:sz w:val="22"/>
+                <w:szCs w:val="22"/>
+              </w:rPr>
+              <w:t>To correct this, I removed the entities that were outside the required scope:</w:t>
+            </w:r>
+          </w:p>
+          <w:p>
+            <w:pPr>
+              <w:pStyle w:val="NormalWeb"/>
+              <w:numPr>
+                <w:ilvl w:val="1"/>
+                <w:numId w:val="13"/>
+              </w:numPr>
+              <w:spacing w:before="0" w:beforeAutospacing="0" w:after="0" w:afterAutospacing="0"/>
+              <w:textAlignment w:val="baseline"/>
+              <w:rPr>
+                <w:rFonts w:ascii="Arial" w:hAnsi="Arial" w:cs="Arial"/>
+                <w:color w:val="000000"/>
+                <w:sz w:val="22"/>
+                <w:szCs w:val="22"/>
+              </w:rPr>
+            </w:pPr>
+            <w:r>
+              <w:rPr>
+                <w:rFonts w:ascii="Arial" w:hAnsi="Arial" w:cs="Arial"/>
+                <w:color w:val="000000"/>
+                <w:sz w:val="22"/>
+                <w:szCs w:val="22"/>
+              </w:rPr>
+              <w:t>User</w:t>
+            </w:r>
+          </w:p>
+          <w:p>
+            <w:pPr>
+              <w:pStyle w:val="NormalWeb"/>
+              <w:numPr>
+                <w:ilvl w:val="1"/>
+                <w:numId w:val="13"/>
+              </w:numPr>
+              <w:spacing w:before="0" w:beforeAutospacing="0" w:after="0" w:afterAutospacing="0"/>
+              <w:textAlignment w:val="baseline"/>
+              <w:rPr>
+                <w:rFonts w:ascii="Arial" w:hAnsi="Arial" w:cs="Arial"/>
+                <w:color w:val="000000"/>
+                <w:sz w:val="22"/>
+                <w:szCs w:val="22"/>
+              </w:rPr>
+            </w:pPr>
+            <w:r>
+              <w:rPr>
+                <w:rFonts w:ascii="Arial" w:hAnsi="Arial" w:cs="Arial"/>
+                <w:color w:val="000000"/>
+                <w:sz w:val="22"/>
+                <w:szCs w:val="22"/>
+              </w:rPr>
+              <w:t>Role</w:t>
+            </w:r>
+          </w:p>
+          <w:p>
+            <w:pPr>
+              <w:pStyle w:val="NormalWeb"/>
+              <w:numPr>
+                <w:ilvl w:val="1"/>
+                <w:numId w:val="13"/>
+              </w:numPr>
+              <w:spacing w:before="0" w:beforeAutospacing="0" w:after="0" w:afterAutospacing="0"/>
+              <w:textAlignment w:val="baseline"/>
+              <w:rPr>
+                <w:rFonts w:ascii="Arial" w:hAnsi="Arial" w:cs="Arial"/>
+                <w:color w:val="000000"/>
+                <w:sz w:val="22"/>
+                <w:szCs w:val="22"/>
+              </w:rPr>
+            </w:pPr>
+            <w:r>
+              <w:rPr>
+                <w:rFonts w:ascii="Arial" w:hAnsi="Arial" w:cs="Arial"/>
+                <w:color w:val="000000"/>
+                <w:sz w:val="22"/>
+                <w:szCs w:val="22"/>
+              </w:rPr>
+              <w:t>The related artifact tables</w:t>
+            </w:r>
+          </w:p>
+          <w:p>
+            <w:pPr>
+              <w:pStyle w:val="NormalWeb"/>
+              <w:numPr>
+                <w:ilvl w:val="0"/>
+                <w:numId w:val="13"/>
+              </w:numPr>
+              <w:spacing w:before="0" w:beforeAutospacing="0" w:after="0" w:afterAutospacing="0"/>
+              <w:textAlignment w:val="baseline"/>
+              <w:rPr>
+                <w:rFonts w:ascii="Arial" w:hAnsi="Arial" w:cs="Arial"/>
+                <w:color w:val="000000"/>
+                <w:sz w:val="22"/>
+                <w:szCs w:val="22"/>
+              </w:rPr>
+            </w:pPr>
+            <w:r>
+              <w:rPr>
+                <w:rFonts w:ascii="Arial" w:hAnsi="Arial" w:cs="Arial"/>
+                <w:color w:val="000000"/>
+                <w:sz w:val="22"/>
+                <w:szCs w:val="22"/>
+              </w:rPr>
+              <w:t>I replaced these with a single Inspector table that specifically represents the Quality Inspector involved in the required portion of the NCR process.</w:t>
+            </w:r>
+          </w:p>
+          <w:p>
+            <w:pPr>
+              <w:pStyle w:val="NormalWeb"/>
+              <w:numPr>
+                <w:ilvl w:val="0"/>
+                <w:numId w:val="14"/>
+              </w:numPr>
+              <w:spacing w:before="0" w:beforeAutospacing="0" w:after="0" w:afterAutospacing="0"/>
+              <w:textAlignment w:val="baseline"/>
+              <w:rPr>
+                <w:rFonts w:ascii="Arial" w:hAnsi="Arial" w:cs="Arial"/>
+                <w:color w:val="000000"/>
+                <w:sz w:val="22"/>
+                <w:szCs w:val="22"/>
+              </w:rPr>
+            </w:pPr>
+            <w:r>
+              <w:rPr>
+                <w:rFonts w:ascii="Arial" w:hAnsi="Arial" w:cs="Arial"/>
+                <w:color w:val="000000"/>
+                <w:sz w:val="22"/>
+                <w:szCs w:val="22"/>
+              </w:rPr>
+              <w:t>I also removed the self-referential relationship from the NCR table.</w:t>
+            </w:r>
+          </w:p>
+          <w:p>
+            <w:pPr>
+              <w:pStyle w:val="NormalWeb"/>
+              <w:numPr>
+                <w:ilvl w:val="0"/>
+                <w:numId w:val="14"/>
+              </w:numPr>
+              <w:spacing w:before="0" w:beforeAutospacing="0" w:after="0" w:afterAutospacing="0"/>
+              <w:textAlignment w:val="baseline"/>
+              <w:rPr>
+                <w:rFonts w:ascii="Arial" w:hAnsi="Arial" w:cs="Arial"/>
+                <w:color w:val="000000"/>
+                <w:sz w:val="22"/>
+                <w:szCs w:val="22"/>
+              </w:rPr>
+            </w:pPr>
+            <w:r>
+              <w:rPr>
+                <w:rFonts w:ascii="Arial" w:hAnsi="Arial" w:cs="Arial"/>
+                <w:color w:val="000000"/>
+                <w:sz w:val="22"/>
+                <w:szCs w:val="22"/>
+              </w:rPr>
+              <w:t xml:space="preserve">Although the Quality Inspector is responsible for creating a new NCR </w:t>
+            </w:r>
+            <w:r>
+              <w:rPr>
+                <w:rFonts w:ascii="Arial" w:hAnsi="Arial" w:cs="Arial"/>
+                <w:color w:val="000000"/>
+                <w:sz w:val="22"/>
+                <w:szCs w:val="22"/>
+              </w:rPr>
+              <w:lastRenderedPageBreak/>
+              <w:t>when an NCR cannot be reinspected, this does not occur independently.</w:t>
+            </w:r>
+          </w:p>
+          <w:p>
+            <w:pPr>
+              <w:pStyle w:val="NormalWeb"/>
+              <w:numPr>
+                <w:ilvl w:val="0"/>
+                <w:numId w:val="14"/>
+              </w:numPr>
+              <w:spacing w:before="0" w:beforeAutospacing="0" w:after="0" w:afterAutospacing="0"/>
+              <w:textAlignment w:val="baseline"/>
+              <w:rPr>
+                <w:rFonts w:ascii="Arial" w:hAnsi="Arial" w:cs="Arial"/>
+                <w:color w:val="000000"/>
+                <w:sz w:val="22"/>
+                <w:szCs w:val="22"/>
+              </w:rPr>
+            </w:pPr>
+            <w:r>
+              <w:rPr>
+                <w:rFonts w:ascii="Arial" w:hAnsi="Arial" w:cs="Arial"/>
+                <w:color w:val="000000"/>
+                <w:sz w:val="22"/>
+                <w:szCs w:val="22"/>
+              </w:rPr>
+              <w:t>A new NCR is only created after the previous sections of the process have been completed, including the Engineering and Purchasing phases.</w:t>
+            </w:r>
+          </w:p>
+          <w:p>
+            <w:pPr>
+              <w:pStyle w:val="NormalWeb"/>
+              <w:numPr>
+                <w:ilvl w:val="0"/>
+                <w:numId w:val="14"/>
+              </w:numPr>
+              <w:spacing w:before="0" w:beforeAutospacing="0" w:after="0" w:afterAutospacing="0"/>
+              <w:textAlignment w:val="baseline"/>
+              <w:rPr>
+                <w:rFonts w:ascii="Arial" w:hAnsi="Arial" w:cs="Arial"/>
+                <w:color w:val="000000"/>
+                <w:sz w:val="22"/>
+                <w:szCs w:val="22"/>
+              </w:rPr>
+            </w:pPr>
+            <w:r>
+              <w:rPr>
+                <w:rFonts w:ascii="Arial" w:hAnsi="Arial" w:cs="Arial"/>
+                <w:color w:val="000000"/>
+                <w:sz w:val="22"/>
+                <w:szCs w:val="22"/>
+              </w:rPr>
+              <w:t>Since those phases were outside the scope of the assignment, I determined that the self-referential relationship should not be included in the final data model.</w:t>
+            </w:r>
+          </w:p>
+          <w:p>
+            <w:pPr>
+              <w:pStyle w:val="NormalWeb"/>
+              <w:numPr>
+                <w:ilvl w:val="0"/>
+                <w:numId w:val="15"/>
+              </w:numPr>
+              <w:spacing w:before="0" w:beforeAutospacing="0" w:after="0" w:afterAutospacing="0"/>
+              <w:textAlignment w:val="baseline"/>
+              <w:rPr>
+                <w:rFonts w:ascii="Arial" w:hAnsi="Arial" w:cs="Arial"/>
+                <w:color w:val="000000"/>
+                <w:sz w:val="22"/>
+                <w:szCs w:val="22"/>
+              </w:rPr>
+            </w:pPr>
+            <w:r>
+              <w:rPr>
+                <w:rFonts w:ascii="Arial" w:hAnsi="Arial" w:cs="Arial"/>
+                <w:color w:val="000000"/>
+                <w:sz w:val="22"/>
+                <w:szCs w:val="22"/>
+              </w:rPr>
+              <w:t>After making these changes, I updated both the advanced and simplified data models to reflect the correct assignment scope.</w:t>
+            </w:r>
+          </w:p>
+          <w:p>
+            <w:pPr>
+              <w:pStyle w:val="NormalWeb"/>
+              <w:numPr>
+                <w:ilvl w:val="0"/>
+                <w:numId w:val="15"/>
+              </w:numPr>
+              <w:spacing w:before="0" w:beforeAutospacing="0" w:after="0" w:afterAutospacing="0"/>
+              <w:textAlignment w:val="baseline"/>
+              <w:rPr>
+                <w:rFonts w:ascii="Arial" w:hAnsi="Arial" w:cs="Arial"/>
+                <w:color w:val="000000"/>
+                <w:sz w:val="22"/>
+                <w:szCs w:val="22"/>
+              </w:rPr>
+            </w:pPr>
+            <w:r>
+              <w:rPr>
+                <w:rFonts w:ascii="Arial" w:hAnsi="Arial" w:cs="Arial"/>
+                <w:color w:val="000000"/>
+                <w:sz w:val="22"/>
+                <w:szCs w:val="22"/>
+              </w:rPr>
+              <w:t>I committed the newly updated models to the repository.</w:t>
+            </w:r>
+          </w:p>
+          <w:p>
+            <w:pPr>
+              <w:pStyle w:val="NormalWeb"/>
+              <w:numPr>
+                <w:ilvl w:val="0"/>
+                <w:numId w:val="15"/>
+              </w:numPr>
+              <w:spacing w:before="0" w:beforeAutospacing="0" w:after="0" w:afterAutospacing="0"/>
+              <w:textAlignment w:val="baseline"/>
+              <w:rPr>
+                <w:rFonts w:ascii="Arial" w:hAnsi="Arial" w:cs="Arial"/>
+                <w:color w:val="000000"/>
+                <w:sz w:val="22"/>
+                <w:szCs w:val="22"/>
+              </w:rPr>
+            </w:pPr>
+            <w:r>
+              <w:rPr>
+                <w:rFonts w:ascii="Arial" w:hAnsi="Arial" w:cs="Arial"/>
+                <w:color w:val="000000"/>
+                <w:sz w:val="22"/>
+                <w:szCs w:val="22"/>
+              </w:rPr>
+              <w:t>I also removed the old and inaccurate PNG files from the repository so that only the corrected versions remain.</w:t>
+            </w:r>
+          </w:p>
+          <w:p>
+            <w:pPr>
+              <w:pStyle w:val="NormalWeb"/>
+              <w:numPr>
+                <w:ilvl w:val="0"/>
+                <w:numId w:val="16"/>
+              </w:numPr>
+              <w:spacing w:before="0" w:beforeAutospacing="0" w:after="0" w:afterAutospacing="0"/>
+              <w:textAlignment w:val="baseline"/>
+              <w:rPr>
+                <w:rFonts w:ascii="Arial" w:hAnsi="Arial" w:cs="Arial"/>
+                <w:color w:val="000000"/>
+                <w:sz w:val="22"/>
+                <w:szCs w:val="22"/>
+              </w:rPr>
+            </w:pPr>
+            <w:r>
+              <w:rPr>
+                <w:rFonts w:ascii="Arial" w:hAnsi="Arial" w:cs="Arial"/>
+                <w:color w:val="000000"/>
+                <w:sz w:val="22"/>
+                <w:szCs w:val="22"/>
+              </w:rPr>
+              <w:t>While working on the data models, I also helped with choosing the font that will be used for our presentations.</w:t>
+            </w:r>
+          </w:p>
+          <w:p>
+            <w:pPr>
+              <w:pStyle w:val="NormalWeb"/>
+              <w:numPr>
+                <w:ilvl w:val="0"/>
+                <w:numId w:val="16"/>
+              </w:numPr>
+              <w:spacing w:before="0" w:beforeAutospacing="0" w:after="0" w:afterAutospacing="0"/>
+              <w:textAlignment w:val="baseline"/>
+              <w:rPr>
+                <w:rFonts w:ascii="Arial" w:hAnsi="Arial" w:cs="Arial"/>
+                <w:color w:val="000000"/>
+                <w:sz w:val="22"/>
+                <w:szCs w:val="22"/>
+              </w:rPr>
+            </w:pPr>
+            <w:r>
+              <w:rPr>
+                <w:rFonts w:ascii="Arial" w:hAnsi="Arial" w:cs="Arial"/>
+                <w:color w:val="000000"/>
+                <w:sz w:val="22"/>
+                <w:szCs w:val="22"/>
+              </w:rPr>
+              <w:t>I found three fonts that closely matched the font used in our logo.</w:t>
+            </w:r>
+          </w:p>
+          <w:p>
+            <w:pPr>
+              <w:pStyle w:val="NormalWeb"/>
+              <w:numPr>
+                <w:ilvl w:val="0"/>
+                <w:numId w:val="16"/>
+              </w:numPr>
+              <w:spacing w:before="0" w:beforeAutospacing="0" w:after="0" w:afterAutospacing="0"/>
+              <w:textAlignment w:val="baseline"/>
+              <w:rPr>
+                <w:rFonts w:ascii="Arial" w:hAnsi="Arial" w:cs="Arial"/>
+                <w:color w:val="000000"/>
+                <w:sz w:val="22"/>
+                <w:szCs w:val="22"/>
+              </w:rPr>
+            </w:pPr>
+            <w:r>
+              <w:rPr>
+                <w:rFonts w:ascii="Arial" w:hAnsi="Arial" w:cs="Arial"/>
+                <w:color w:val="000000"/>
+                <w:sz w:val="22"/>
+                <w:szCs w:val="22"/>
+              </w:rPr>
+              <w:t>I presented these options to the team, and Steve ultimately selected Kumbh Sans as the font we will use.</w:t>
+            </w:r>
+          </w:p>
+          <w:p>
+            <w:pPr>
+              <w:pStyle w:val="NormalWeb"/>
+              <w:numPr>
+                <w:ilvl w:val="0"/>
+                <w:numId w:val="17"/>
+              </w:numPr>
+              <w:spacing w:before="0" w:beforeAutospacing="0" w:after="0" w:afterAutospacing="0"/>
+              <w:textAlignment w:val="baseline"/>
+              <w:rPr>
+                <w:rFonts w:ascii="Arial" w:hAnsi="Arial" w:cs="Arial"/>
+                <w:color w:val="000000"/>
+                <w:sz w:val="22"/>
+                <w:szCs w:val="22"/>
+              </w:rPr>
+            </w:pPr>
+            <w:r>
+              <w:rPr>
+                <w:rFonts w:ascii="Arial" w:hAnsi="Arial" w:cs="Arial"/>
+                <w:color w:val="000000"/>
+                <w:sz w:val="22"/>
+                <w:szCs w:val="22"/>
+              </w:rPr>
+              <w:t>We also had a Discord meeting on Tuesday morning.</w:t>
+            </w:r>
+          </w:p>
+          <w:p>
+            <w:pPr>
+              <w:pStyle w:val="NormalWeb"/>
+              <w:numPr>
+                <w:ilvl w:val="0"/>
+                <w:numId w:val="17"/>
+              </w:numPr>
+              <w:spacing w:before="0" w:beforeAutospacing="0" w:after="0" w:afterAutospacing="0"/>
+              <w:textAlignment w:val="baseline"/>
+              <w:rPr>
+                <w:rFonts w:ascii="Arial" w:hAnsi="Arial" w:cs="Arial"/>
+                <w:color w:val="000000"/>
+                <w:sz w:val="22"/>
+                <w:szCs w:val="22"/>
+              </w:rPr>
+            </w:pPr>
+            <w:r>
+              <w:rPr>
+                <w:rFonts w:ascii="Arial" w:hAnsi="Arial" w:cs="Arial"/>
+                <w:color w:val="000000"/>
+                <w:sz w:val="22"/>
+                <w:szCs w:val="22"/>
+              </w:rPr>
+              <w:t>The meeting included:</w:t>
+            </w:r>
+          </w:p>
+          <w:p>
+            <w:pPr>
+              <w:pStyle w:val="NormalWeb"/>
+              <w:numPr>
+                <w:ilvl w:val="1"/>
+                <w:numId w:val="17"/>
+              </w:numPr>
+              <w:spacing w:before="0" w:beforeAutospacing="0" w:after="0" w:afterAutospacing="0"/>
+              <w:textAlignment w:val="baseline"/>
+              <w:rPr>
+                <w:rFonts w:ascii="Arial" w:hAnsi="Arial" w:cs="Arial"/>
+                <w:color w:val="000000"/>
+                <w:sz w:val="22"/>
+                <w:szCs w:val="22"/>
+              </w:rPr>
+            </w:pPr>
+            <w:r>
+              <w:rPr>
+                <w:rFonts w:ascii="Arial" w:hAnsi="Arial" w:cs="Arial"/>
+                <w:color w:val="000000"/>
+                <w:sz w:val="22"/>
+                <w:szCs w:val="22"/>
+              </w:rPr>
+              <w:t>Myself</w:t>
+            </w:r>
+          </w:p>
+          <w:p>
+            <w:pPr>
+              <w:pStyle w:val="NormalWeb"/>
+              <w:numPr>
+                <w:ilvl w:val="1"/>
+                <w:numId w:val="17"/>
+              </w:numPr>
+              <w:spacing w:before="0" w:beforeAutospacing="0" w:after="0" w:afterAutospacing="0"/>
+              <w:textAlignment w:val="baseline"/>
+              <w:rPr>
+                <w:rFonts w:ascii="Arial" w:hAnsi="Arial" w:cs="Arial"/>
+                <w:color w:val="000000"/>
+                <w:sz w:val="22"/>
+                <w:szCs w:val="22"/>
+              </w:rPr>
+            </w:pPr>
+            <w:r>
+              <w:rPr>
+                <w:rFonts w:ascii="Arial" w:hAnsi="Arial" w:cs="Arial"/>
+                <w:color w:val="000000"/>
+                <w:sz w:val="22"/>
+                <w:szCs w:val="22"/>
+              </w:rPr>
+              <w:t>Steve</w:t>
+            </w:r>
+          </w:p>
+          <w:p>
+            <w:pPr>
+              <w:pStyle w:val="NormalWeb"/>
+              <w:numPr>
+                <w:ilvl w:val="1"/>
+                <w:numId w:val="17"/>
+              </w:numPr>
+              <w:spacing w:before="0" w:beforeAutospacing="0" w:after="0" w:afterAutospacing="0"/>
+              <w:textAlignment w:val="baseline"/>
+              <w:rPr>
+                <w:rFonts w:ascii="Arial" w:hAnsi="Arial" w:cs="Arial"/>
+                <w:color w:val="000000"/>
+                <w:sz w:val="22"/>
+                <w:szCs w:val="22"/>
+              </w:rPr>
+            </w:pPr>
+            <w:r>
+              <w:rPr>
+                <w:rFonts w:ascii="Arial" w:hAnsi="Arial" w:cs="Arial"/>
+                <w:color w:val="000000"/>
+                <w:sz w:val="22"/>
+                <w:szCs w:val="22"/>
+              </w:rPr>
+              <w:t>Kayla</w:t>
+            </w:r>
+          </w:p>
+          <w:p>
+            <w:pPr>
+              <w:pStyle w:val="NormalWeb"/>
+              <w:numPr>
+                <w:ilvl w:val="1"/>
+                <w:numId w:val="17"/>
+              </w:numPr>
+              <w:spacing w:before="0" w:beforeAutospacing="0" w:after="0" w:afterAutospacing="0"/>
+              <w:textAlignment w:val="baseline"/>
+              <w:rPr>
+                <w:rFonts w:ascii="Arial" w:hAnsi="Arial" w:cs="Arial"/>
+                <w:color w:val="000000"/>
+                <w:sz w:val="22"/>
+                <w:szCs w:val="22"/>
+              </w:rPr>
+            </w:pPr>
+            <w:r>
+              <w:rPr>
+                <w:rFonts w:ascii="Arial" w:hAnsi="Arial" w:cs="Arial"/>
+                <w:color w:val="000000"/>
+                <w:sz w:val="22"/>
+                <w:szCs w:val="22"/>
+              </w:rPr>
+              <w:t>Edin</w:t>
+            </w:r>
+          </w:p>
+          <w:p>
+            <w:pPr>
+              <w:pStyle w:val="NormalWeb"/>
+              <w:numPr>
+                <w:ilvl w:val="0"/>
+                <w:numId w:val="18"/>
+              </w:numPr>
+              <w:spacing w:before="0" w:beforeAutospacing="0" w:after="0" w:afterAutospacing="0"/>
+              <w:textAlignment w:val="baseline"/>
+              <w:rPr>
+                <w:rFonts w:ascii="Arial" w:hAnsi="Arial" w:cs="Arial"/>
+                <w:color w:val="000000"/>
+                <w:sz w:val="22"/>
+                <w:szCs w:val="22"/>
+              </w:rPr>
+            </w:pPr>
+            <w:r>
+              <w:rPr>
+                <w:rFonts w:ascii="Arial" w:hAnsi="Arial" w:cs="Arial"/>
+                <w:color w:val="000000"/>
+                <w:sz w:val="22"/>
+                <w:szCs w:val="22"/>
+              </w:rPr>
+              <w:t>Today, I also wrote my personal bio.</w:t>
+            </w:r>
+          </w:p>
+          <w:p>
+            <w:pPr>
+              <w:pStyle w:val="NormalWeb"/>
+              <w:numPr>
+                <w:ilvl w:val="0"/>
+                <w:numId w:val="18"/>
+              </w:numPr>
+              <w:spacing w:before="0" w:beforeAutospacing="0" w:after="0" w:afterAutospacing="0"/>
+              <w:textAlignment w:val="baseline"/>
+              <w:rPr>
+                <w:rFonts w:ascii="Arial" w:hAnsi="Arial" w:cs="Arial"/>
+                <w:color w:val="000000"/>
+                <w:sz w:val="22"/>
+                <w:szCs w:val="22"/>
+              </w:rPr>
+            </w:pPr>
+            <w:r>
+              <w:rPr>
+                <w:rFonts w:ascii="Arial" w:hAnsi="Arial" w:cs="Arial"/>
+                <w:color w:val="000000"/>
+                <w:sz w:val="22"/>
+                <w:szCs w:val="22"/>
+              </w:rPr>
+              <w:t>The bio will be included as part of the presentation.</w:t>
+            </w:r>
+          </w:p>
+          <w:p>
+            <w:pPr>
+              <w:pStyle w:val="NormalWeb"/>
+              <w:numPr>
+                <w:ilvl w:val="0"/>
+                <w:numId w:val="18"/>
+              </w:numPr>
+              <w:spacing w:before="0" w:beforeAutospacing="0" w:after="0" w:afterAutospacing="0"/>
+              <w:textAlignment w:val="baseline"/>
+              <w:rPr>
+                <w:rFonts w:ascii="Arial" w:hAnsi="Arial" w:cs="Arial"/>
+                <w:color w:val="000000"/>
+                <w:sz w:val="22"/>
+                <w:szCs w:val="22"/>
+              </w:rPr>
+            </w:pPr>
+            <w:r>
+              <w:rPr>
+                <w:rFonts w:ascii="Arial" w:hAnsi="Arial" w:cs="Arial"/>
+                <w:color w:val="000000"/>
+                <w:sz w:val="22"/>
+                <w:szCs w:val="22"/>
+              </w:rPr>
+              <w:t>Lastly, I just finished writing my accomplishments for the individual task completion.</w:t>
+            </w:r>
+          </w:p>
+          <w:p>
+            <w:pPr>
+              <w:pStyle w:val="NormalWeb"/>
+              <w:numPr>
+                <w:ilvl w:val="0"/>
+                <w:numId w:val="18"/>
+              </w:numPr>
+              <w:spacing w:before="0" w:beforeAutospacing="0" w:after="240" w:afterAutospacing="0"/>
+              <w:textAlignment w:val="baseline"/>
+              <w:rPr>
+                <w:rFonts w:ascii="Arial" w:hAnsi="Arial" w:cs="Arial"/>
+                <w:color w:val="000000"/>
+                <w:sz w:val="22"/>
+                <w:szCs w:val="22"/>
+              </w:rPr>
+            </w:pPr>
+            <w:r>
+              <w:rPr>
+                <w:rFonts w:ascii="Arial" w:hAnsi="Arial" w:cs="Arial"/>
+                <w:color w:val="000000"/>
+                <w:sz w:val="22"/>
+                <w:szCs w:val="22"/>
+              </w:rPr>
+              <w:t>But I forgotten that it had to be bullet point, so I had ChatGPT convert my bulky text into bulleted point notes.</w:t>
+            </w:r>
+          </w:p>
+        </w:tc>
+      </w:tr>
+      <w:tr>
+        <w:tc>
+          <w:tcPr>
+            <w:tcW w:w="1555" w:type="dxa"/>
           </w:tcPr>
           <w:p/>
         </w:tc>
         <w:tc>
           <w:tcPr>
-            <w:tcW w:w="3934" w:type="dxa"/>
+            <w:tcW w:w="3260" w:type="dxa"/>
           </w:tcPr>
           <w:p/>
         </w:tc>
         <w:tc>
           <w:tcPr>
-            <w:tcW w:w="4536" w:type="dxa"/>
+            <w:tcW w:w="4535" w:type="dxa"/>
           </w:tcPr>
           <w:p/>
         </w:tc>
@@ -135,19 +3237,19 @@
       <w:tr>
         <w:tc>
           <w:tcPr>
-            <w:tcW w:w="4480" w:type="dxa"/>
+            <w:tcW w:w="1555" w:type="dxa"/>
           </w:tcPr>
           <w:p/>
         </w:tc>
         <w:tc>
           <w:tcPr>
-            <w:tcW w:w="3934" w:type="dxa"/>
+            <w:tcW w:w="3260" w:type="dxa"/>
           </w:tcPr>
           <w:p/>
         </w:tc>
         <w:tc>
           <w:tcPr>
-            <w:tcW w:w="4536" w:type="dxa"/>
+            <w:tcW w:w="4535" w:type="dxa"/>
           </w:tcPr>
           <w:p/>
         </w:tc>
@@ -155,19 +3257,19 @@
       <w:tr>
         <w:tc>
           <w:tcPr>
-            <w:tcW w:w="4480" w:type="dxa"/>
+            <w:tcW w:w="1555" w:type="dxa"/>
           </w:tcPr>
           <w:p/>
         </w:tc>
         <w:tc>
           <w:tcPr>
-            <w:tcW w:w="3934" w:type="dxa"/>
+            <w:tcW w:w="3260" w:type="dxa"/>
           </w:tcPr>
           <w:p/>
         </w:tc>
         <w:tc>
           <w:tcPr>
-            <w:tcW w:w="4536" w:type="dxa"/>
+            <w:tcW w:w="4535" w:type="dxa"/>
           </w:tcPr>
           <w:p/>
         </w:tc>
@@ -175,39 +3277,19 @@
       <w:tr>
         <w:tc>
           <w:tcPr>
-            <w:tcW w:w="4480" w:type="dxa"/>
+            <w:tcW w:w="1555" w:type="dxa"/>
           </w:tcPr>
           <w:p/>
         </w:tc>
         <w:tc>
           <w:tcPr>
-            <w:tcW w:w="3934" w:type="dxa"/>
+            <w:tcW w:w="3260" w:type="dxa"/>
           </w:tcPr>
           <w:p/>
         </w:tc>
         <w:tc>
           <w:tcPr>
-            <w:tcW w:w="4536" w:type="dxa"/>
-          </w:tcPr>
-          <w:p/>
-        </w:tc>
-      </w:tr>
-      <w:tr>
-        <w:tc>
-          <w:tcPr>
-            <w:tcW w:w="4480" w:type="dxa"/>
-          </w:tcPr>
-          <w:p/>
-        </w:tc>
-        <w:tc>
-          <w:tcPr>
-            <w:tcW w:w="3934" w:type="dxa"/>
-          </w:tcPr>
-          <w:p/>
-        </w:tc>
-        <w:tc>
-          <w:tcPr>
-            <w:tcW w:w="4536" w:type="dxa"/>
+            <w:tcW w:w="4535" w:type="dxa"/>
           </w:tcPr>
           <w:p/>
         </w:tc>
@@ -216,7 +3298,7 @@
     <w:p/>
     <w:p/>
     <w:sectPr>
-      <w:headerReference w:type="default" r:id="rId6"/>
+      <w:headerReference w:type="default" r:id="rId7"/>
       <w:pgSz w:w="12240" w:h="15840"/>
       <w:pgMar w:top="1440" w:right="1440" w:bottom="1440" w:left="1440" w:header="720" w:footer="720" w:gutter="0"/>
       <w:cols w:space="720"/>
@@ -227,7 +3309,7 @@
 </file>
 
 <file path=word/endnotes.xml><?xml version="1.0" encoding="utf-8"?>
-<w:endnotes xmlns:wpc="http://schemas.microsoft.com/office/word/2010/wordprocessingCanvas" xmlns:cx="http://schemas.microsoft.com/office/drawing/2014/chartex" xmlns:cx1="http://schemas.microsoft.com/office/drawing/2015/9/8/chartex" xmlns:cx2="http://schemas.microsoft.com/office/drawing/2015/10/21/chartex" xmlns:cx3="http://schemas.microsoft.com/office/drawing/2016/5/9/chartex" xmlns:cx4="http://schemas.microsoft.com/office/drawing/2016/5/10/chartex" xmlns:cx5="http://schemas.microsoft.com/office/drawing/2016/5/11/chartex" xmlns:cx6="http://schemas.microsoft.com/office/drawing/2016/5/12/chartex" xmlns:cx7="http://schemas.microsoft.com/office/drawing/2016/5/13/chartex" xmlns:cx8="http://schemas.microsoft.com/office/drawing/2016/5/14/chartex" xmlns:mc="http://schemas.openxmlformats.org/markup-compatibility/2006" xmlns:aink="http://schemas.microsoft.com/office/drawing/2016/ink" xmlns:am3d="http://schemas.microsoft.com/office/drawing/2017/model3d" xmlns:o="urn:schemas-microsoft-com:office:office" xmlns:oel="http://schemas.microsoft.com/office/2019/extlst" xmlns:r="http://schemas.openxmlformats.org/officeDocument/2006/relationships" xmlns:m="http://schemas.openxmlformats.org/officeDocument/2006/math" xmlns:v="urn:schemas-microsoft-com:vml" xmlns:wp14="http://schemas.microsoft.com/office/word/2010/wordprocessingDrawing" xmlns:wp="http://schemas.openxmlformats.org/drawingml/2006/wordprocessingDrawing" xmlns:w10="urn:schemas-microsoft-com:office:word" xmlns:w="http://schemas.openxmlformats.org/wordprocessingml/2006/main" xmlns:w14="http://schemas.microsoft.com/office/word/2010/wordml" xmlns:w15="http://schemas.microsoft.com/office/word/2012/wordml" xmlns:w16cex="http://schemas.microsoft.com/office/word/2018/wordml/cex" xmlns:w16cid="http://schemas.microsoft.com/office/word/2016/wordml/cid" xmlns:w16="http://schemas.microsoft.com/office/word/2018/wordml" xmlns:w16sdtdh="http://schemas.microsoft.com/office/word/2020/wordml/sdtdatahash" xmlns:w16se="http://schemas.microsoft.com/office/word/2015/wordml/symex" xmlns:wpg="http://schemas.microsoft.com/office/word/2010/wordprocessingGroup" xmlns:wpi="http://schemas.microsoft.com/office/word/2010/wordprocessingInk" xmlns:wne="http://schemas.microsoft.com/office/word/2006/wordml" xmlns:wps="http://schemas.microsoft.com/office/word/2010/wordprocessingShape" mc:Ignorable="w14 w15 w16se w16cid w16 w16cex w16sdtdh wp14">
+<w:endnotes xmlns:wpc="http://schemas.microsoft.com/office/word/2010/wordprocessingCanvas" xmlns:cx="http://schemas.microsoft.com/office/drawing/2014/chartex" xmlns:cx1="http://schemas.microsoft.com/office/drawing/2015/9/8/chartex" xmlns:cx2="http://schemas.microsoft.com/office/drawing/2015/10/21/chartex" xmlns:cx3="http://schemas.microsoft.com/office/drawing/2016/5/9/chartex" xmlns:cx4="http://schemas.microsoft.com/office/drawing/2016/5/10/chartex" xmlns:cx5="http://schemas.microsoft.com/office/drawing/2016/5/11/chartex" xmlns:cx6="http://schemas.microsoft.com/office/drawing/2016/5/12/chartex" xmlns:cx7="http://schemas.microsoft.com/office/drawing/2016/5/13/chartex" xmlns:cx8="http://schemas.microsoft.com/office/drawing/2016/5/14/chartex" xmlns:mc="http://schemas.openxmlformats.org/markup-compatibility/2006" xmlns:m="http://schemas.openxmlformats.org/officeDocument/2006/math" xmlns:aink="http://schemas.microsoft.com/office/drawing/2016/ink" xmlns:am3d="http://schemas.microsoft.com/office/drawing/2017/model3d" xmlns:oel="http://schemas.microsoft.com/office/2019/extlst" xmlns:r="http://schemas.openxmlformats.org/officeDocument/2006/relationships" xmlns:wp14="http://schemas.microsoft.com/office/word/2010/wordprocessingDrawing" xmlns:wp="http://schemas.openxmlformats.org/drawingml/2006/wordprocessingDrawing" xmlns:wpg="http://schemas.microsoft.com/office/word/2010/wordprocessingGroup" xmlns:wpi="http://schemas.microsoft.com/office/word/2010/wordprocessingInk" xmlns:wps="http://schemas.microsoft.com/office/word/2010/wordprocessingShape" xmlns:o="urn:schemas-microsoft-com:office:office" xmlns:v="urn:schemas-microsoft-com:vml" xmlns:w10="urn:schemas-microsoft-com:office:word" xmlns:w="http://schemas.openxmlformats.org/wordprocessingml/2006/main" xmlns:w14="http://schemas.microsoft.com/office/word/2010/wordml" xmlns:w15="http://schemas.microsoft.com/office/word/2012/wordml" xmlns:w16cex="http://schemas.microsoft.com/office/word/2018/wordml/cex" xmlns:w16cid="http://schemas.microsoft.com/office/word/2016/wordml/cid" xmlns:w16="http://schemas.microsoft.com/office/word/2018/wordml" xmlns:w16sdtdh="http://schemas.microsoft.com/office/word/2020/wordml/sdtdatahash" xmlns:w16sdtfl="http://schemas.microsoft.com/office/word/2024/wordml/sdtformatlock" xmlns:w16se="http://schemas.microsoft.com/office/word/2015/wordml/symex" xmlns:w16du="http://schemas.microsoft.com/office/word/2023/wordml/word16du" xmlns:wne="http://schemas.microsoft.com/office/word/2006/wordml" mc:Ignorable="w14 w15 w16se w16cid w16 w16cex w16sdtdh w16sdtfl w16du wp14">
   <w:endnote w:type="separator" w:id="-1">
     <w:p>
       <w:pPr>
@@ -252,7 +3334,7 @@
 </file>
 
 <file path=word/footnotes.xml><?xml version="1.0" encoding="utf-8"?>
-<w:footnotes xmlns:wpc="http://schemas.microsoft.com/office/word/2010/wordprocessingCanvas" xmlns:cx="http://schemas.microsoft.com/office/drawing/2014/chartex" xmlns:cx1="http://schemas.microsoft.com/office/drawing/2015/9/8/chartex" xmlns:cx2="http://schemas.microsoft.com/office/drawing/2015/10/21/chartex" xmlns:cx3="http://schemas.microsoft.com/office/drawing/2016/5/9/chartex" xmlns:cx4="http://schemas.microsoft.com/office/drawing/2016/5/10/chartex" xmlns:cx5="http://schemas.microsoft.com/office/drawing/2016/5/11/chartex" xmlns:cx6="http://schemas.microsoft.com/office/drawing/2016/5/12/chartex" xmlns:cx7="http://schemas.microsoft.com/office/drawing/2016/5/13/chartex" xmlns:cx8="http://schemas.microsoft.com/office/drawing/2016/5/14/chartex" xmlns:mc="http://schemas.openxmlformats.org/markup-compatibility/2006" xmlns:aink="http://schemas.microsoft.com/office/drawing/2016/ink" xmlns:am3d="http://schemas.microsoft.com/office/drawing/2017/model3d" xmlns:o="urn:schemas-microsoft-com:office:office" xmlns:oel="http://schemas.microsoft.com/office/2019/extlst" xmlns:r="http://schemas.openxmlformats.org/officeDocument/2006/relationships" xmlns:m="http://schemas.openxmlformats.org/officeDocument/2006/math" xmlns:v="urn:schemas-microsoft-com:vml" xmlns:wp14="http://schemas.microsoft.com/office/word/2010/wordprocessingDrawing" xmlns:wp="http://schemas.openxmlformats.org/drawingml/2006/wordprocessingDrawing" xmlns:w10="urn:schemas-microsoft-com:office:word" xmlns:w="http://schemas.openxmlformats.org/wordprocessingml/2006/main" xmlns:w14="http://schemas.microsoft.com/office/word/2010/wordml" xmlns:w15="http://schemas.microsoft.com/office/word/2012/wordml" xmlns:w16cex="http://schemas.microsoft.com/office/word/2018/wordml/cex" xmlns:w16cid="http://schemas.microsoft.com/office/word/2016/wordml/cid" xmlns:w16="http://schemas.microsoft.com/office/word/2018/wordml" xmlns:w16sdtdh="http://schemas.microsoft.com/office/word/2020/wordml/sdtdatahash" xmlns:w16se="http://schemas.microsoft.com/office/word/2015/wordml/symex" xmlns:wpg="http://schemas.microsoft.com/office/word/2010/wordprocessingGroup" xmlns:wpi="http://schemas.microsoft.com/office/word/2010/wordprocessingInk" xmlns:wne="http://schemas.microsoft.com/office/word/2006/wordml" xmlns:wps="http://schemas.microsoft.com/office/word/2010/wordprocessingShape" mc:Ignorable="w14 w15 w16se w16cid w16 w16cex w16sdtdh wp14">
+<w:footnotes xmlns:wpc="http://schemas.microsoft.com/office/word/2010/wordprocessingCanvas" xmlns:cx="http://schemas.microsoft.com/office/drawing/2014/chartex" xmlns:cx1="http://schemas.microsoft.com/office/drawing/2015/9/8/chartex" xmlns:cx2="http://schemas.microsoft.com/office/drawing/2015/10/21/chartex" xmlns:cx3="http://schemas.microsoft.com/office/drawing/2016/5/9/chartex" xmlns:cx4="http://schemas.microsoft.com/office/drawing/2016/5/10/chartex" xmlns:cx5="http://schemas.microsoft.com/office/drawing/2016/5/11/chartex" xmlns:cx6="http://schemas.microsoft.com/office/drawing/2016/5/12/chartex" xmlns:cx7="http://schemas.microsoft.com/office/drawing/2016/5/13/chartex" xmlns:cx8="http://schemas.microsoft.com/office/drawing/2016/5/14/chartex" xmlns:mc="http://schemas.openxmlformats.org/markup-compatibility/2006" xmlns:m="http://schemas.openxmlformats.org/officeDocument/2006/math" xmlns:aink="http://schemas.microsoft.com/office/drawing/2016/ink" xmlns:am3d="http://schemas.microsoft.com/office/drawing/2017/model3d" xmlns:oel="http://schemas.microsoft.com/office/2019/extlst" xmlns:r="http://schemas.openxmlformats.org/officeDocument/2006/relationships" xmlns:wp14="http://schemas.microsoft.com/office/word/2010/wordprocessingDrawing" xmlns:wp="http://schemas.openxmlformats.org/drawingml/2006/wordprocessingDrawing" xmlns:wpg="http://schemas.microsoft.com/office/word/2010/wordprocessingGroup" xmlns:wpi="http://schemas.microsoft.com/office/word/2010/wordprocessingInk" xmlns:wps="http://schemas.microsoft.com/office/word/2010/wordprocessingShape" xmlns:o="urn:schemas-microsoft-com:office:office" xmlns:v="urn:schemas-microsoft-com:vml" xmlns:w10="urn:schemas-microsoft-com:office:word" xmlns:w="http://schemas.openxmlformats.org/wordprocessingml/2006/main" xmlns:w14="http://schemas.microsoft.com/office/word/2010/wordml" xmlns:w15="http://schemas.microsoft.com/office/word/2012/wordml" xmlns:w16cex="http://schemas.microsoft.com/office/word/2018/wordml/cex" xmlns:w16cid="http://schemas.microsoft.com/office/word/2016/wordml/cid" xmlns:w16="http://schemas.microsoft.com/office/word/2018/wordml" xmlns:w16sdtdh="http://schemas.microsoft.com/office/word/2020/wordml/sdtdatahash" xmlns:w16sdtfl="http://schemas.microsoft.com/office/word/2024/wordml/sdtformatlock" xmlns:w16se="http://schemas.microsoft.com/office/word/2015/wordml/symex" xmlns:w16du="http://schemas.microsoft.com/office/word/2023/wordml/word16du" xmlns:wne="http://schemas.microsoft.com/office/word/2006/wordml" mc:Ignorable="w14 w15 w16se w16cid w16 w16cex w16sdtdh w16sdtfl w16du wp14">
   <w:footnote w:type="separator" w:id="-1">
     <w:p>
       <w:pPr>
@@ -277,7 +3359,7 @@
 </file>
 
 <file path=word/header1.xml><?xml version="1.0" encoding="utf-8"?>
-<w:hdr xmlns:wpc="http://schemas.microsoft.com/office/word/2010/wordprocessingCanvas" xmlns:cx="http://schemas.microsoft.com/office/drawing/2014/chartex" xmlns:cx1="http://schemas.microsoft.com/office/drawing/2015/9/8/chartex" xmlns:cx2="http://schemas.microsoft.com/office/drawing/2015/10/21/chartex" xmlns:cx3="http://schemas.microsoft.com/office/drawing/2016/5/9/chartex" xmlns:cx4="http://schemas.microsoft.com/office/drawing/2016/5/10/chartex" xmlns:cx5="http://schemas.microsoft.com/office/drawing/2016/5/11/chartex" xmlns:cx6="http://schemas.microsoft.com/office/drawing/2016/5/12/chartex" xmlns:cx7="http://schemas.microsoft.com/office/drawing/2016/5/13/chartex" xmlns:cx8="http://schemas.microsoft.com/office/drawing/2016/5/14/chartex" xmlns:mc="http://schemas.openxmlformats.org/markup-compatibility/2006" xmlns:aink="http://schemas.microsoft.com/office/drawing/2016/ink" xmlns:am3d="http://schemas.microsoft.com/office/drawing/2017/model3d" xmlns:o="urn:schemas-microsoft-com:office:office" xmlns:oel="http://schemas.microsoft.com/office/2019/extlst" xmlns:r="http://schemas.openxmlformats.org/officeDocument/2006/relationships" xmlns:m="http://schemas.openxmlformats.org/officeDocument/2006/math" xmlns:v="urn:schemas-microsoft-com:vml" xmlns:wp14="http://schemas.microsoft.com/office/word/2010/wordprocessingDrawing" xmlns:wp="http://schemas.openxmlformats.org/drawingml/2006/wordprocessingDrawing" xmlns:w10="urn:schemas-microsoft-com:office:word" xmlns:w="http://schemas.openxmlformats.org/wordprocessingml/2006/main" xmlns:w14="http://schemas.microsoft.com/office/word/2010/wordml" xmlns:w15="http://schemas.microsoft.com/office/word/2012/wordml" xmlns:w16cex="http://schemas.microsoft.com/office/word/2018/wordml/cex" xmlns:w16cid="http://schemas.microsoft.com/office/word/2016/wordml/cid" xmlns:w16="http://schemas.microsoft.com/office/word/2018/wordml" xmlns:w16sdtdh="http://schemas.microsoft.com/office/word/2020/wordml/sdtdatahash" xmlns:w16se="http://schemas.microsoft.com/office/word/2015/wordml/symex" xmlns:wpg="http://schemas.microsoft.com/office/word/2010/wordprocessingGroup" xmlns:wpi="http://schemas.microsoft.com/office/word/2010/wordprocessingInk" xmlns:wne="http://schemas.microsoft.com/office/word/2006/wordml" xmlns:wps="http://schemas.microsoft.com/office/word/2010/wordprocessingShape" mc:Ignorable="w14 w15 w16se w16cid w16 w16cex w16sdtdh wp14">
+<w:hdr xmlns:wpc="http://schemas.microsoft.com/office/word/2010/wordprocessingCanvas" xmlns:cx="http://schemas.microsoft.com/office/drawing/2014/chartex" xmlns:cx1="http://schemas.microsoft.com/office/drawing/2015/9/8/chartex" xmlns:cx2="http://schemas.microsoft.com/office/drawing/2015/10/21/chartex" xmlns:cx3="http://schemas.microsoft.com/office/drawing/2016/5/9/chartex" xmlns:cx4="http://schemas.microsoft.com/office/drawing/2016/5/10/chartex" xmlns:cx5="http://schemas.microsoft.com/office/drawing/2016/5/11/chartex" xmlns:cx6="http://schemas.microsoft.com/office/drawing/2016/5/12/chartex" xmlns:cx7="http://schemas.microsoft.com/office/drawing/2016/5/13/chartex" xmlns:cx8="http://schemas.microsoft.com/office/drawing/2016/5/14/chartex" xmlns:mc="http://schemas.openxmlformats.org/markup-compatibility/2006" xmlns:m="http://schemas.openxmlformats.org/officeDocument/2006/math" xmlns:aink="http://schemas.microsoft.com/office/drawing/2016/ink" xmlns:am3d="http://schemas.microsoft.com/office/drawing/2017/model3d" xmlns:oel="http://schemas.microsoft.com/office/2019/extlst" xmlns:r="http://schemas.openxmlformats.org/officeDocument/2006/relationships" xmlns:wp14="http://schemas.microsoft.com/office/word/2010/wordprocessingDrawing" xmlns:wp="http://schemas.openxmlformats.org/drawingml/2006/wordprocessingDrawing" xmlns:wpg="http://schemas.microsoft.com/office/word/2010/wordprocessingGroup" xmlns:wpi="http://schemas.microsoft.com/office/word/2010/wordprocessingInk" xmlns:wps="http://schemas.microsoft.com/office/word/2010/wordprocessingShape" xmlns:o="urn:schemas-microsoft-com:office:office" xmlns:v="urn:schemas-microsoft-com:vml" xmlns:w10="urn:schemas-microsoft-com:office:word" xmlns:w="http://schemas.openxmlformats.org/wordprocessingml/2006/main" xmlns:w14="http://schemas.microsoft.com/office/word/2010/wordml" xmlns:w15="http://schemas.microsoft.com/office/word/2012/wordml" xmlns:w16cex="http://schemas.microsoft.com/office/word/2018/wordml/cex" xmlns:w16cid="http://schemas.microsoft.com/office/word/2016/wordml/cid" xmlns:w16="http://schemas.microsoft.com/office/word/2018/wordml" xmlns:w16sdtdh="http://schemas.microsoft.com/office/word/2020/wordml/sdtdatahash" xmlns:w16sdtfl="http://schemas.microsoft.com/office/word/2024/wordml/sdtformatlock" xmlns:w16se="http://schemas.microsoft.com/office/word/2015/wordml/symex" xmlns:w16du="http://schemas.microsoft.com/office/word/2023/wordml/word16du" xmlns:wne="http://schemas.microsoft.com/office/word/2006/wordml" mc:Ignorable="w14 w15 w16se w16cid w16 w16cex w16sdtdh w16sdtfl w16du wp14">
   <w:p>
     <w:pPr>
       <w:pStyle w:val="Header"/>
@@ -309,8 +3391,2713 @@
 </w:hdr>
 </file>
 
+<file path=word/numbering.xml><?xml version="1.0" encoding="utf-8"?>
+<w:numbering xmlns:wpc="http://schemas.microsoft.com/office/word/2010/wordprocessingCanvas" xmlns:cx="http://schemas.microsoft.com/office/drawing/2014/chartex" xmlns:cx1="http://schemas.microsoft.com/office/drawing/2015/9/8/chartex" xmlns:cx2="http://schemas.microsoft.com/office/drawing/2015/10/21/chartex" xmlns:cx3="http://schemas.microsoft.com/office/drawing/2016/5/9/chartex" xmlns:cx4="http://schemas.microsoft.com/office/drawing/2016/5/10/chartex" xmlns:cx5="http://schemas.microsoft.com/office/drawing/2016/5/11/chartex" xmlns:cx6="http://schemas.microsoft.com/office/drawing/2016/5/12/chartex" xmlns:cx7="http://schemas.microsoft.com/office/drawing/2016/5/13/chartex" xmlns:cx8="http://schemas.microsoft.com/office/drawing/2016/5/14/chartex" xmlns:mc="http://schemas.openxmlformats.org/markup-compatibility/2006" xmlns:m="http://schemas.openxmlformats.org/officeDocument/2006/math" xmlns:aink="http://schemas.microsoft.com/office/drawing/2016/ink" xmlns:am3d="http://schemas.microsoft.com/office/drawing/2017/model3d" xmlns:oel="http://schemas.microsoft.com/office/2019/extlst" xmlns:r="http://schemas.openxmlformats.org/officeDocument/2006/relationships" xmlns:wp14="http://schemas.microsoft.com/office/word/2010/wordprocessingDrawing" xmlns:wp="http://schemas.openxmlformats.org/drawingml/2006/wordprocessingDrawing" xmlns:wpg="http://schemas.microsoft.com/office/word/2010/wordprocessingGroup" xmlns:wpi="http://schemas.microsoft.com/office/word/2010/wordprocessingInk" xmlns:wps="http://schemas.microsoft.com/office/word/2010/wordprocessingShape" xmlns:o="urn:schemas-microsoft-com:office:office" xmlns:v="urn:schemas-microsoft-com:vml" xmlns:w10="urn:schemas-microsoft-com:office:word" xmlns:w="http://schemas.openxmlformats.org/wordprocessingml/2006/main" xmlns:w14="http://schemas.microsoft.com/office/word/2010/wordml" xmlns:w15="http://schemas.microsoft.com/office/word/2012/wordml" xmlns:w16cex="http://schemas.microsoft.com/office/word/2018/wordml/cex" xmlns:w16cid="http://schemas.microsoft.com/office/word/2016/wordml/cid" xmlns:w16="http://schemas.microsoft.com/office/word/2018/wordml" xmlns:w16sdtdh="http://schemas.microsoft.com/office/word/2020/wordml/sdtdatahash" xmlns:w16sdtfl="http://schemas.microsoft.com/office/word/2024/wordml/sdtformatlock" xmlns:w16se="http://schemas.microsoft.com/office/word/2015/wordml/symex" xmlns:w16du="http://schemas.microsoft.com/office/word/2023/wordml/word16du" xmlns:wne="http://schemas.microsoft.com/office/word/2006/wordml" mc:Ignorable="w14 w15 w16se w16cid w16 w16cex w16sdtdh w16sdtfl w16du wp14">
+  <w:abstractNum w:abstractNumId="0" w15:restartNumberingAfterBreak="0">
+    <w:nsid w:val="04C700C3"/>
+    <w:multiLevelType w:val="multilevel"/>
+    <w:tmpl w:val="C57CB38C"/>
+    <w:lvl w:ilvl="0">
+      <w:start w:val="1"/>
+      <w:numFmt w:val="bullet"/>
+      <w:lvlText w:val=""/>
+      <w:lvlJc w:val="left"/>
+      <w:pPr>
+        <w:tabs>
+          <w:tab w:val="num" w:pos="720"/>
+        </w:tabs>
+        <w:ind w:left="720" w:hanging="360"/>
+      </w:pPr>
+      <w:rPr>
+        <w:rFonts w:ascii="Symbol" w:hAnsi="Symbol" w:hint="default"/>
+        <w:sz w:val="20"/>
+      </w:rPr>
+    </w:lvl>
+    <w:lvl w:ilvl="1" w:tentative="1">
+      <w:start w:val="1"/>
+      <w:numFmt w:val="bullet"/>
+      <w:lvlText w:val="o"/>
+      <w:lvlJc w:val="left"/>
+      <w:pPr>
+        <w:tabs>
+          <w:tab w:val="num" w:pos="1440"/>
+        </w:tabs>
+        <w:ind w:left="1440" w:hanging="360"/>
+      </w:pPr>
+      <w:rPr>
+        <w:rFonts w:ascii="Courier New" w:hAnsi="Courier New" w:hint="default"/>
+        <w:sz w:val="20"/>
+      </w:rPr>
+    </w:lvl>
+    <w:lvl w:ilvl="2" w:tentative="1">
+      <w:start w:val="1"/>
+      <w:numFmt w:val="bullet"/>
+      <w:lvlText w:val=""/>
+      <w:lvlJc w:val="left"/>
+      <w:pPr>
+        <w:tabs>
+          <w:tab w:val="num" w:pos="2160"/>
+        </w:tabs>
+        <w:ind w:left="2160" w:hanging="360"/>
+      </w:pPr>
+      <w:rPr>
+        <w:rFonts w:ascii="Wingdings" w:hAnsi="Wingdings" w:hint="default"/>
+        <w:sz w:val="20"/>
+      </w:rPr>
+    </w:lvl>
+    <w:lvl w:ilvl="3" w:tentative="1">
+      <w:start w:val="1"/>
+      <w:numFmt w:val="bullet"/>
+      <w:lvlText w:val=""/>
+      <w:lvlJc w:val="left"/>
+      <w:pPr>
+        <w:tabs>
+          <w:tab w:val="num" w:pos="2880"/>
+        </w:tabs>
+        <w:ind w:left="2880" w:hanging="360"/>
+      </w:pPr>
+      <w:rPr>
+        <w:rFonts w:ascii="Wingdings" w:hAnsi="Wingdings" w:hint="default"/>
+        <w:sz w:val="20"/>
+      </w:rPr>
+    </w:lvl>
+    <w:lvl w:ilvl="4" w:tentative="1">
+      <w:start w:val="1"/>
+      <w:numFmt w:val="bullet"/>
+      <w:lvlText w:val=""/>
+      <w:lvlJc w:val="left"/>
+      <w:pPr>
+        <w:tabs>
+          <w:tab w:val="num" w:pos="3600"/>
+        </w:tabs>
+        <w:ind w:left="3600" w:hanging="360"/>
+      </w:pPr>
+      <w:rPr>
+        <w:rFonts w:ascii="Wingdings" w:hAnsi="Wingdings" w:hint="default"/>
+        <w:sz w:val="20"/>
+      </w:rPr>
+    </w:lvl>
+    <w:lvl w:ilvl="5" w:tentative="1">
+      <w:start w:val="1"/>
+      <w:numFmt w:val="bullet"/>
+      <w:lvlText w:val=""/>
+      <w:lvlJc w:val="left"/>
+      <w:pPr>
+        <w:tabs>
+          <w:tab w:val="num" w:pos="4320"/>
+        </w:tabs>
+        <w:ind w:left="4320" w:hanging="360"/>
+      </w:pPr>
+      <w:rPr>
+        <w:rFonts w:ascii="Wingdings" w:hAnsi="Wingdings" w:hint="default"/>
+        <w:sz w:val="20"/>
+      </w:rPr>
+    </w:lvl>
+    <w:lvl w:ilvl="6" w:tentative="1">
+      <w:start w:val="1"/>
+      <w:numFmt w:val="bullet"/>
+      <w:lvlText w:val=""/>
+      <w:lvlJc w:val="left"/>
+      <w:pPr>
+        <w:tabs>
+          <w:tab w:val="num" w:pos="5040"/>
+        </w:tabs>
+        <w:ind w:left="5040" w:hanging="360"/>
+      </w:pPr>
+      <w:rPr>
+        <w:rFonts w:ascii="Wingdings" w:hAnsi="Wingdings" w:hint="default"/>
+        <w:sz w:val="20"/>
+      </w:rPr>
+    </w:lvl>
+    <w:lvl w:ilvl="7" w:tentative="1">
+      <w:start w:val="1"/>
+      <w:numFmt w:val="bullet"/>
+      <w:lvlText w:val=""/>
+      <w:lvlJc w:val="left"/>
+      <w:pPr>
+        <w:tabs>
+          <w:tab w:val="num" w:pos="5760"/>
+        </w:tabs>
+        <w:ind w:left="5760" w:hanging="360"/>
+      </w:pPr>
+      <w:rPr>
+        <w:rFonts w:ascii="Wingdings" w:hAnsi="Wingdings" w:hint="default"/>
+        <w:sz w:val="20"/>
+      </w:rPr>
+    </w:lvl>
+    <w:lvl w:ilvl="8" w:tentative="1">
+      <w:start w:val="1"/>
+      <w:numFmt w:val="bullet"/>
+      <w:lvlText w:val=""/>
+      <w:lvlJc w:val="left"/>
+      <w:pPr>
+        <w:tabs>
+          <w:tab w:val="num" w:pos="6480"/>
+        </w:tabs>
+        <w:ind w:left="6480" w:hanging="360"/>
+      </w:pPr>
+      <w:rPr>
+        <w:rFonts w:ascii="Wingdings" w:hAnsi="Wingdings" w:hint="default"/>
+        <w:sz w:val="20"/>
+      </w:rPr>
+    </w:lvl>
+  </w:abstractNum>
+  <w:abstractNum w:abstractNumId="1" w15:restartNumberingAfterBreak="0">
+    <w:nsid w:val="04E15FE1"/>
+    <w:multiLevelType w:val="multilevel"/>
+    <w:tmpl w:val="1A0EE288"/>
+    <w:lvl w:ilvl="0">
+      <w:start w:val="1"/>
+      <w:numFmt w:val="bullet"/>
+      <w:lvlText w:val=""/>
+      <w:lvlJc w:val="left"/>
+      <w:pPr>
+        <w:tabs>
+          <w:tab w:val="num" w:pos="720"/>
+        </w:tabs>
+        <w:ind w:left="720" w:hanging="360"/>
+      </w:pPr>
+      <w:rPr>
+        <w:rFonts w:ascii="Symbol" w:hAnsi="Symbol" w:hint="default"/>
+        <w:sz w:val="20"/>
+      </w:rPr>
+    </w:lvl>
+    <w:lvl w:ilvl="1">
+      <w:start w:val="1"/>
+      <w:numFmt w:val="bullet"/>
+      <w:lvlText w:val="o"/>
+      <w:lvlJc w:val="left"/>
+      <w:pPr>
+        <w:tabs>
+          <w:tab w:val="num" w:pos="1440"/>
+        </w:tabs>
+        <w:ind w:left="1440" w:hanging="360"/>
+      </w:pPr>
+      <w:rPr>
+        <w:rFonts w:ascii="Courier New" w:hAnsi="Courier New" w:hint="default"/>
+        <w:sz w:val="20"/>
+      </w:rPr>
+    </w:lvl>
+    <w:lvl w:ilvl="2" w:tentative="1">
+      <w:start w:val="1"/>
+      <w:numFmt w:val="bullet"/>
+      <w:lvlText w:val=""/>
+      <w:lvlJc w:val="left"/>
+      <w:pPr>
+        <w:tabs>
+          <w:tab w:val="num" w:pos="2160"/>
+        </w:tabs>
+        <w:ind w:left="2160" w:hanging="360"/>
+      </w:pPr>
+      <w:rPr>
+        <w:rFonts w:ascii="Wingdings" w:hAnsi="Wingdings" w:hint="default"/>
+        <w:sz w:val="20"/>
+      </w:rPr>
+    </w:lvl>
+    <w:lvl w:ilvl="3" w:tentative="1">
+      <w:start w:val="1"/>
+      <w:numFmt w:val="bullet"/>
+      <w:lvlText w:val=""/>
+      <w:lvlJc w:val="left"/>
+      <w:pPr>
+        <w:tabs>
+          <w:tab w:val="num" w:pos="2880"/>
+        </w:tabs>
+        <w:ind w:left="2880" w:hanging="360"/>
+      </w:pPr>
+      <w:rPr>
+        <w:rFonts w:ascii="Wingdings" w:hAnsi="Wingdings" w:hint="default"/>
+        <w:sz w:val="20"/>
+      </w:rPr>
+    </w:lvl>
+    <w:lvl w:ilvl="4" w:tentative="1">
+      <w:start w:val="1"/>
+      <w:numFmt w:val="bullet"/>
+      <w:lvlText w:val=""/>
+      <w:lvlJc w:val="left"/>
+      <w:pPr>
+        <w:tabs>
+          <w:tab w:val="num" w:pos="3600"/>
+        </w:tabs>
+        <w:ind w:left="3600" w:hanging="360"/>
+      </w:pPr>
+      <w:rPr>
+        <w:rFonts w:ascii="Wingdings" w:hAnsi="Wingdings" w:hint="default"/>
+        <w:sz w:val="20"/>
+      </w:rPr>
+    </w:lvl>
+    <w:lvl w:ilvl="5" w:tentative="1">
+      <w:start w:val="1"/>
+      <w:numFmt w:val="bullet"/>
+      <w:lvlText w:val=""/>
+      <w:lvlJc w:val="left"/>
+      <w:pPr>
+        <w:tabs>
+          <w:tab w:val="num" w:pos="4320"/>
+        </w:tabs>
+        <w:ind w:left="4320" w:hanging="360"/>
+      </w:pPr>
+      <w:rPr>
+        <w:rFonts w:ascii="Wingdings" w:hAnsi="Wingdings" w:hint="default"/>
+        <w:sz w:val="20"/>
+      </w:rPr>
+    </w:lvl>
+    <w:lvl w:ilvl="6" w:tentative="1">
+      <w:start w:val="1"/>
+      <w:numFmt w:val="bullet"/>
+      <w:lvlText w:val=""/>
+      <w:lvlJc w:val="left"/>
+      <w:pPr>
+        <w:tabs>
+          <w:tab w:val="num" w:pos="5040"/>
+        </w:tabs>
+        <w:ind w:left="5040" w:hanging="360"/>
+      </w:pPr>
+      <w:rPr>
+        <w:rFonts w:ascii="Wingdings" w:hAnsi="Wingdings" w:hint="default"/>
+        <w:sz w:val="20"/>
+      </w:rPr>
+    </w:lvl>
+    <w:lvl w:ilvl="7" w:tentative="1">
+      <w:start w:val="1"/>
+      <w:numFmt w:val="bullet"/>
+      <w:lvlText w:val=""/>
+      <w:lvlJc w:val="left"/>
+      <w:pPr>
+        <w:tabs>
+          <w:tab w:val="num" w:pos="5760"/>
+        </w:tabs>
+        <w:ind w:left="5760" w:hanging="360"/>
+      </w:pPr>
+      <w:rPr>
+        <w:rFonts w:ascii="Wingdings" w:hAnsi="Wingdings" w:hint="default"/>
+        <w:sz w:val="20"/>
+      </w:rPr>
+    </w:lvl>
+    <w:lvl w:ilvl="8" w:tentative="1">
+      <w:start w:val="1"/>
+      <w:numFmt w:val="bullet"/>
+      <w:lvlText w:val=""/>
+      <w:lvlJc w:val="left"/>
+      <w:pPr>
+        <w:tabs>
+          <w:tab w:val="num" w:pos="6480"/>
+        </w:tabs>
+        <w:ind w:left="6480" w:hanging="360"/>
+      </w:pPr>
+      <w:rPr>
+        <w:rFonts w:ascii="Wingdings" w:hAnsi="Wingdings" w:hint="default"/>
+        <w:sz w:val="20"/>
+      </w:rPr>
+    </w:lvl>
+  </w:abstractNum>
+  <w:abstractNum w:abstractNumId="2" w15:restartNumberingAfterBreak="0">
+    <w:nsid w:val="0E6F722B"/>
+    <w:multiLevelType w:val="multilevel"/>
+    <w:tmpl w:val="553A0214"/>
+    <w:lvl w:ilvl="0">
+      <w:start w:val="1"/>
+      <w:numFmt w:val="bullet"/>
+      <w:lvlText w:val=""/>
+      <w:lvlJc w:val="left"/>
+      <w:pPr>
+        <w:tabs>
+          <w:tab w:val="num" w:pos="720"/>
+        </w:tabs>
+        <w:ind w:left="720" w:hanging="360"/>
+      </w:pPr>
+      <w:rPr>
+        <w:rFonts w:ascii="Symbol" w:hAnsi="Symbol" w:hint="default"/>
+        <w:sz w:val="20"/>
+      </w:rPr>
+    </w:lvl>
+    <w:lvl w:ilvl="1">
+      <w:start w:val="1"/>
+      <w:numFmt w:val="bullet"/>
+      <w:lvlText w:val="o"/>
+      <w:lvlJc w:val="left"/>
+      <w:pPr>
+        <w:tabs>
+          <w:tab w:val="num" w:pos="1440"/>
+        </w:tabs>
+        <w:ind w:left="1440" w:hanging="360"/>
+      </w:pPr>
+      <w:rPr>
+        <w:rFonts w:ascii="Courier New" w:hAnsi="Courier New" w:hint="default"/>
+        <w:sz w:val="20"/>
+      </w:rPr>
+    </w:lvl>
+    <w:lvl w:ilvl="2" w:tentative="1">
+      <w:start w:val="1"/>
+      <w:numFmt w:val="bullet"/>
+      <w:lvlText w:val=""/>
+      <w:lvlJc w:val="left"/>
+      <w:pPr>
+        <w:tabs>
+          <w:tab w:val="num" w:pos="2160"/>
+        </w:tabs>
+        <w:ind w:left="2160" w:hanging="360"/>
+      </w:pPr>
+      <w:rPr>
+        <w:rFonts w:ascii="Wingdings" w:hAnsi="Wingdings" w:hint="default"/>
+        <w:sz w:val="20"/>
+      </w:rPr>
+    </w:lvl>
+    <w:lvl w:ilvl="3" w:tentative="1">
+      <w:start w:val="1"/>
+      <w:numFmt w:val="bullet"/>
+      <w:lvlText w:val=""/>
+      <w:lvlJc w:val="left"/>
+      <w:pPr>
+        <w:tabs>
+          <w:tab w:val="num" w:pos="2880"/>
+        </w:tabs>
+        <w:ind w:left="2880" w:hanging="360"/>
+      </w:pPr>
+      <w:rPr>
+        <w:rFonts w:ascii="Wingdings" w:hAnsi="Wingdings" w:hint="default"/>
+        <w:sz w:val="20"/>
+      </w:rPr>
+    </w:lvl>
+    <w:lvl w:ilvl="4" w:tentative="1">
+      <w:start w:val="1"/>
+      <w:numFmt w:val="bullet"/>
+      <w:lvlText w:val=""/>
+      <w:lvlJc w:val="left"/>
+      <w:pPr>
+        <w:tabs>
+          <w:tab w:val="num" w:pos="3600"/>
+        </w:tabs>
+        <w:ind w:left="3600" w:hanging="360"/>
+      </w:pPr>
+      <w:rPr>
+        <w:rFonts w:ascii="Wingdings" w:hAnsi="Wingdings" w:hint="default"/>
+        <w:sz w:val="20"/>
+      </w:rPr>
+    </w:lvl>
+    <w:lvl w:ilvl="5" w:tentative="1">
+      <w:start w:val="1"/>
+      <w:numFmt w:val="bullet"/>
+      <w:lvlText w:val=""/>
+      <w:lvlJc w:val="left"/>
+      <w:pPr>
+        <w:tabs>
+          <w:tab w:val="num" w:pos="4320"/>
+        </w:tabs>
+        <w:ind w:left="4320" w:hanging="360"/>
+      </w:pPr>
+      <w:rPr>
+        <w:rFonts w:ascii="Wingdings" w:hAnsi="Wingdings" w:hint="default"/>
+        <w:sz w:val="20"/>
+      </w:rPr>
+    </w:lvl>
+    <w:lvl w:ilvl="6" w:tentative="1">
+      <w:start w:val="1"/>
+      <w:numFmt w:val="bullet"/>
+      <w:lvlText w:val=""/>
+      <w:lvlJc w:val="left"/>
+      <w:pPr>
+        <w:tabs>
+          <w:tab w:val="num" w:pos="5040"/>
+        </w:tabs>
+        <w:ind w:left="5040" w:hanging="360"/>
+      </w:pPr>
+      <w:rPr>
+        <w:rFonts w:ascii="Wingdings" w:hAnsi="Wingdings" w:hint="default"/>
+        <w:sz w:val="20"/>
+      </w:rPr>
+    </w:lvl>
+    <w:lvl w:ilvl="7" w:tentative="1">
+      <w:start w:val="1"/>
+      <w:numFmt w:val="bullet"/>
+      <w:lvlText w:val=""/>
+      <w:lvlJc w:val="left"/>
+      <w:pPr>
+        <w:tabs>
+          <w:tab w:val="num" w:pos="5760"/>
+        </w:tabs>
+        <w:ind w:left="5760" w:hanging="360"/>
+      </w:pPr>
+      <w:rPr>
+        <w:rFonts w:ascii="Wingdings" w:hAnsi="Wingdings" w:hint="default"/>
+        <w:sz w:val="20"/>
+      </w:rPr>
+    </w:lvl>
+    <w:lvl w:ilvl="8" w:tentative="1">
+      <w:start w:val="1"/>
+      <w:numFmt w:val="bullet"/>
+      <w:lvlText w:val=""/>
+      <w:lvlJc w:val="left"/>
+      <w:pPr>
+        <w:tabs>
+          <w:tab w:val="num" w:pos="6480"/>
+        </w:tabs>
+        <w:ind w:left="6480" w:hanging="360"/>
+      </w:pPr>
+      <w:rPr>
+        <w:rFonts w:ascii="Wingdings" w:hAnsi="Wingdings" w:hint="default"/>
+        <w:sz w:val="20"/>
+      </w:rPr>
+    </w:lvl>
+  </w:abstractNum>
+  <w:abstractNum w:abstractNumId="3" w15:restartNumberingAfterBreak="0">
+    <w:nsid w:val="0F752CBD"/>
+    <w:multiLevelType w:val="multilevel"/>
+    <w:tmpl w:val="15A6ECC4"/>
+    <w:lvl w:ilvl="0">
+      <w:start w:val="1"/>
+      <w:numFmt w:val="bullet"/>
+      <w:lvlText w:val=""/>
+      <w:lvlJc w:val="left"/>
+      <w:pPr>
+        <w:tabs>
+          <w:tab w:val="num" w:pos="720"/>
+        </w:tabs>
+        <w:ind w:left="720" w:hanging="360"/>
+      </w:pPr>
+      <w:rPr>
+        <w:rFonts w:ascii="Symbol" w:hAnsi="Symbol" w:hint="default"/>
+        <w:sz w:val="20"/>
+      </w:rPr>
+    </w:lvl>
+    <w:lvl w:ilvl="1">
+      <w:start w:val="1"/>
+      <w:numFmt w:val="bullet"/>
+      <w:lvlText w:val="o"/>
+      <w:lvlJc w:val="left"/>
+      <w:pPr>
+        <w:tabs>
+          <w:tab w:val="num" w:pos="1440"/>
+        </w:tabs>
+        <w:ind w:left="1440" w:hanging="360"/>
+      </w:pPr>
+      <w:rPr>
+        <w:rFonts w:ascii="Courier New" w:hAnsi="Courier New" w:hint="default"/>
+        <w:sz w:val="20"/>
+      </w:rPr>
+    </w:lvl>
+    <w:lvl w:ilvl="2" w:tentative="1">
+      <w:start w:val="1"/>
+      <w:numFmt w:val="bullet"/>
+      <w:lvlText w:val=""/>
+      <w:lvlJc w:val="left"/>
+      <w:pPr>
+        <w:tabs>
+          <w:tab w:val="num" w:pos="2160"/>
+        </w:tabs>
+        <w:ind w:left="2160" w:hanging="360"/>
+      </w:pPr>
+      <w:rPr>
+        <w:rFonts w:ascii="Wingdings" w:hAnsi="Wingdings" w:hint="default"/>
+        <w:sz w:val="20"/>
+      </w:rPr>
+    </w:lvl>
+    <w:lvl w:ilvl="3" w:tentative="1">
+      <w:start w:val="1"/>
+      <w:numFmt w:val="bullet"/>
+      <w:lvlText w:val=""/>
+      <w:lvlJc w:val="left"/>
+      <w:pPr>
+        <w:tabs>
+          <w:tab w:val="num" w:pos="2880"/>
+        </w:tabs>
+        <w:ind w:left="2880" w:hanging="360"/>
+      </w:pPr>
+      <w:rPr>
+        <w:rFonts w:ascii="Wingdings" w:hAnsi="Wingdings" w:hint="default"/>
+        <w:sz w:val="20"/>
+      </w:rPr>
+    </w:lvl>
+    <w:lvl w:ilvl="4" w:tentative="1">
+      <w:start w:val="1"/>
+      <w:numFmt w:val="bullet"/>
+      <w:lvlText w:val=""/>
+      <w:lvlJc w:val="left"/>
+      <w:pPr>
+        <w:tabs>
+          <w:tab w:val="num" w:pos="3600"/>
+        </w:tabs>
+        <w:ind w:left="3600" w:hanging="360"/>
+      </w:pPr>
+      <w:rPr>
+        <w:rFonts w:ascii="Wingdings" w:hAnsi="Wingdings" w:hint="default"/>
+        <w:sz w:val="20"/>
+      </w:rPr>
+    </w:lvl>
+    <w:lvl w:ilvl="5" w:tentative="1">
+      <w:start w:val="1"/>
+      <w:numFmt w:val="bullet"/>
+      <w:lvlText w:val=""/>
+      <w:lvlJc w:val="left"/>
+      <w:pPr>
+        <w:tabs>
+          <w:tab w:val="num" w:pos="4320"/>
+        </w:tabs>
+        <w:ind w:left="4320" w:hanging="360"/>
+      </w:pPr>
+      <w:rPr>
+        <w:rFonts w:ascii="Wingdings" w:hAnsi="Wingdings" w:hint="default"/>
+        <w:sz w:val="20"/>
+      </w:rPr>
+    </w:lvl>
+    <w:lvl w:ilvl="6" w:tentative="1">
+      <w:start w:val="1"/>
+      <w:numFmt w:val="bullet"/>
+      <w:lvlText w:val=""/>
+      <w:lvlJc w:val="left"/>
+      <w:pPr>
+        <w:tabs>
+          <w:tab w:val="num" w:pos="5040"/>
+        </w:tabs>
+        <w:ind w:left="5040" w:hanging="360"/>
+      </w:pPr>
+      <w:rPr>
+        <w:rFonts w:ascii="Wingdings" w:hAnsi="Wingdings" w:hint="default"/>
+        <w:sz w:val="20"/>
+      </w:rPr>
+    </w:lvl>
+    <w:lvl w:ilvl="7" w:tentative="1">
+      <w:start w:val="1"/>
+      <w:numFmt w:val="bullet"/>
+      <w:lvlText w:val=""/>
+      <w:lvlJc w:val="left"/>
+      <w:pPr>
+        <w:tabs>
+          <w:tab w:val="num" w:pos="5760"/>
+        </w:tabs>
+        <w:ind w:left="5760" w:hanging="360"/>
+      </w:pPr>
+      <w:rPr>
+        <w:rFonts w:ascii="Wingdings" w:hAnsi="Wingdings" w:hint="default"/>
+        <w:sz w:val="20"/>
+      </w:rPr>
+    </w:lvl>
+    <w:lvl w:ilvl="8" w:tentative="1">
+      <w:start w:val="1"/>
+      <w:numFmt w:val="bullet"/>
+      <w:lvlText w:val=""/>
+      <w:lvlJc w:val="left"/>
+      <w:pPr>
+        <w:tabs>
+          <w:tab w:val="num" w:pos="6480"/>
+        </w:tabs>
+        <w:ind w:left="6480" w:hanging="360"/>
+      </w:pPr>
+      <w:rPr>
+        <w:rFonts w:ascii="Wingdings" w:hAnsi="Wingdings" w:hint="default"/>
+        <w:sz w:val="20"/>
+      </w:rPr>
+    </w:lvl>
+  </w:abstractNum>
+  <w:abstractNum w:abstractNumId="4" w15:restartNumberingAfterBreak="0">
+    <w:nsid w:val="14262276"/>
+    <w:multiLevelType w:val="multilevel"/>
+    <w:tmpl w:val="A922F5AA"/>
+    <w:lvl w:ilvl="0">
+      <w:start w:val="1"/>
+      <w:numFmt w:val="bullet"/>
+      <w:lvlText w:val=""/>
+      <w:lvlJc w:val="left"/>
+      <w:pPr>
+        <w:tabs>
+          <w:tab w:val="num" w:pos="720"/>
+        </w:tabs>
+        <w:ind w:left="720" w:hanging="360"/>
+      </w:pPr>
+      <w:rPr>
+        <w:rFonts w:ascii="Symbol" w:hAnsi="Symbol" w:hint="default"/>
+        <w:sz w:val="20"/>
+      </w:rPr>
+    </w:lvl>
+    <w:lvl w:ilvl="1">
+      <w:start w:val="1"/>
+      <w:numFmt w:val="bullet"/>
+      <w:lvlText w:val="o"/>
+      <w:lvlJc w:val="left"/>
+      <w:pPr>
+        <w:tabs>
+          <w:tab w:val="num" w:pos="1440"/>
+        </w:tabs>
+        <w:ind w:left="1440" w:hanging="360"/>
+      </w:pPr>
+      <w:rPr>
+        <w:rFonts w:ascii="Courier New" w:hAnsi="Courier New" w:hint="default"/>
+        <w:sz w:val="20"/>
+      </w:rPr>
+    </w:lvl>
+    <w:lvl w:ilvl="2" w:tentative="1">
+      <w:start w:val="1"/>
+      <w:numFmt w:val="bullet"/>
+      <w:lvlText w:val=""/>
+      <w:lvlJc w:val="left"/>
+      <w:pPr>
+        <w:tabs>
+          <w:tab w:val="num" w:pos="2160"/>
+        </w:tabs>
+        <w:ind w:left="2160" w:hanging="360"/>
+      </w:pPr>
+      <w:rPr>
+        <w:rFonts w:ascii="Wingdings" w:hAnsi="Wingdings" w:hint="default"/>
+        <w:sz w:val="20"/>
+      </w:rPr>
+    </w:lvl>
+    <w:lvl w:ilvl="3" w:tentative="1">
+      <w:start w:val="1"/>
+      <w:numFmt w:val="bullet"/>
+      <w:lvlText w:val=""/>
+      <w:lvlJc w:val="left"/>
+      <w:pPr>
+        <w:tabs>
+          <w:tab w:val="num" w:pos="2880"/>
+        </w:tabs>
+        <w:ind w:left="2880" w:hanging="360"/>
+      </w:pPr>
+      <w:rPr>
+        <w:rFonts w:ascii="Wingdings" w:hAnsi="Wingdings" w:hint="default"/>
+        <w:sz w:val="20"/>
+      </w:rPr>
+    </w:lvl>
+    <w:lvl w:ilvl="4" w:tentative="1">
+      <w:start w:val="1"/>
+      <w:numFmt w:val="bullet"/>
+      <w:lvlText w:val=""/>
+      <w:lvlJc w:val="left"/>
+      <w:pPr>
+        <w:tabs>
+          <w:tab w:val="num" w:pos="3600"/>
+        </w:tabs>
+        <w:ind w:left="3600" w:hanging="360"/>
+      </w:pPr>
+      <w:rPr>
+        <w:rFonts w:ascii="Wingdings" w:hAnsi="Wingdings" w:hint="default"/>
+        <w:sz w:val="20"/>
+      </w:rPr>
+    </w:lvl>
+    <w:lvl w:ilvl="5" w:tentative="1">
+      <w:start w:val="1"/>
+      <w:numFmt w:val="bullet"/>
+      <w:lvlText w:val=""/>
+      <w:lvlJc w:val="left"/>
+      <w:pPr>
+        <w:tabs>
+          <w:tab w:val="num" w:pos="4320"/>
+        </w:tabs>
+        <w:ind w:left="4320" w:hanging="360"/>
+      </w:pPr>
+      <w:rPr>
+        <w:rFonts w:ascii="Wingdings" w:hAnsi="Wingdings" w:hint="default"/>
+        <w:sz w:val="20"/>
+      </w:rPr>
+    </w:lvl>
+    <w:lvl w:ilvl="6" w:tentative="1">
+      <w:start w:val="1"/>
+      <w:numFmt w:val="bullet"/>
+      <w:lvlText w:val=""/>
+      <w:lvlJc w:val="left"/>
+      <w:pPr>
+        <w:tabs>
+          <w:tab w:val="num" w:pos="5040"/>
+        </w:tabs>
+        <w:ind w:left="5040" w:hanging="360"/>
+      </w:pPr>
+      <w:rPr>
+        <w:rFonts w:ascii="Wingdings" w:hAnsi="Wingdings" w:hint="default"/>
+        <w:sz w:val="20"/>
+      </w:rPr>
+    </w:lvl>
+    <w:lvl w:ilvl="7" w:tentative="1">
+      <w:start w:val="1"/>
+      <w:numFmt w:val="bullet"/>
+      <w:lvlText w:val=""/>
+      <w:lvlJc w:val="left"/>
+      <w:pPr>
+        <w:tabs>
+          <w:tab w:val="num" w:pos="5760"/>
+        </w:tabs>
+        <w:ind w:left="5760" w:hanging="360"/>
+      </w:pPr>
+      <w:rPr>
+        <w:rFonts w:ascii="Wingdings" w:hAnsi="Wingdings" w:hint="default"/>
+        <w:sz w:val="20"/>
+      </w:rPr>
+    </w:lvl>
+    <w:lvl w:ilvl="8" w:tentative="1">
+      <w:start w:val="1"/>
+      <w:numFmt w:val="bullet"/>
+      <w:lvlText w:val=""/>
+      <w:lvlJc w:val="left"/>
+      <w:pPr>
+        <w:tabs>
+          <w:tab w:val="num" w:pos="6480"/>
+        </w:tabs>
+        <w:ind w:left="6480" w:hanging="360"/>
+      </w:pPr>
+      <w:rPr>
+        <w:rFonts w:ascii="Wingdings" w:hAnsi="Wingdings" w:hint="default"/>
+        <w:sz w:val="20"/>
+      </w:rPr>
+    </w:lvl>
+  </w:abstractNum>
+  <w:abstractNum w:abstractNumId="5" w15:restartNumberingAfterBreak="0">
+    <w:nsid w:val="1A475C5A"/>
+    <w:multiLevelType w:val="multilevel"/>
+    <w:tmpl w:val="61AC8256"/>
+    <w:lvl w:ilvl="0">
+      <w:start w:val="1"/>
+      <w:numFmt w:val="bullet"/>
+      <w:lvlText w:val=""/>
+      <w:lvlJc w:val="left"/>
+      <w:pPr>
+        <w:tabs>
+          <w:tab w:val="num" w:pos="720"/>
+        </w:tabs>
+        <w:ind w:left="720" w:hanging="360"/>
+      </w:pPr>
+      <w:rPr>
+        <w:rFonts w:ascii="Symbol" w:hAnsi="Symbol" w:hint="default"/>
+        <w:sz w:val="20"/>
+      </w:rPr>
+    </w:lvl>
+    <w:lvl w:ilvl="1">
+      <w:start w:val="1"/>
+      <w:numFmt w:val="bullet"/>
+      <w:lvlText w:val="o"/>
+      <w:lvlJc w:val="left"/>
+      <w:pPr>
+        <w:tabs>
+          <w:tab w:val="num" w:pos="1440"/>
+        </w:tabs>
+        <w:ind w:left="1440" w:hanging="360"/>
+      </w:pPr>
+      <w:rPr>
+        <w:rFonts w:ascii="Courier New" w:hAnsi="Courier New" w:hint="default"/>
+        <w:sz w:val="20"/>
+      </w:rPr>
+    </w:lvl>
+    <w:lvl w:ilvl="2" w:tentative="1">
+      <w:start w:val="1"/>
+      <w:numFmt w:val="bullet"/>
+      <w:lvlText w:val=""/>
+      <w:lvlJc w:val="left"/>
+      <w:pPr>
+        <w:tabs>
+          <w:tab w:val="num" w:pos="2160"/>
+        </w:tabs>
+        <w:ind w:left="2160" w:hanging="360"/>
+      </w:pPr>
+      <w:rPr>
+        <w:rFonts w:ascii="Wingdings" w:hAnsi="Wingdings" w:hint="default"/>
+        <w:sz w:val="20"/>
+      </w:rPr>
+    </w:lvl>
+    <w:lvl w:ilvl="3" w:tentative="1">
+      <w:start w:val="1"/>
+      <w:numFmt w:val="bullet"/>
+      <w:lvlText w:val=""/>
+      <w:lvlJc w:val="left"/>
+      <w:pPr>
+        <w:tabs>
+          <w:tab w:val="num" w:pos="2880"/>
+        </w:tabs>
+        <w:ind w:left="2880" w:hanging="360"/>
+      </w:pPr>
+      <w:rPr>
+        <w:rFonts w:ascii="Wingdings" w:hAnsi="Wingdings" w:hint="default"/>
+        <w:sz w:val="20"/>
+      </w:rPr>
+    </w:lvl>
+    <w:lvl w:ilvl="4" w:tentative="1">
+      <w:start w:val="1"/>
+      <w:numFmt w:val="bullet"/>
+      <w:lvlText w:val=""/>
+      <w:lvlJc w:val="left"/>
+      <w:pPr>
+        <w:tabs>
+          <w:tab w:val="num" w:pos="3600"/>
+        </w:tabs>
+        <w:ind w:left="3600" w:hanging="360"/>
+      </w:pPr>
+      <w:rPr>
+        <w:rFonts w:ascii="Wingdings" w:hAnsi="Wingdings" w:hint="default"/>
+        <w:sz w:val="20"/>
+      </w:rPr>
+    </w:lvl>
+    <w:lvl w:ilvl="5" w:tentative="1">
+      <w:start w:val="1"/>
+      <w:numFmt w:val="bullet"/>
+      <w:lvlText w:val=""/>
+      <w:lvlJc w:val="left"/>
+      <w:pPr>
+        <w:tabs>
+          <w:tab w:val="num" w:pos="4320"/>
+        </w:tabs>
+        <w:ind w:left="4320" w:hanging="360"/>
+      </w:pPr>
+      <w:rPr>
+        <w:rFonts w:ascii="Wingdings" w:hAnsi="Wingdings" w:hint="default"/>
+        <w:sz w:val="20"/>
+      </w:rPr>
+    </w:lvl>
+    <w:lvl w:ilvl="6" w:tentative="1">
+      <w:start w:val="1"/>
+      <w:numFmt w:val="bullet"/>
+      <w:lvlText w:val=""/>
+      <w:lvlJc w:val="left"/>
+      <w:pPr>
+        <w:tabs>
+          <w:tab w:val="num" w:pos="5040"/>
+        </w:tabs>
+        <w:ind w:left="5040" w:hanging="360"/>
+      </w:pPr>
+      <w:rPr>
+        <w:rFonts w:ascii="Wingdings" w:hAnsi="Wingdings" w:hint="default"/>
+        <w:sz w:val="20"/>
+      </w:rPr>
+    </w:lvl>
+    <w:lvl w:ilvl="7" w:tentative="1">
+      <w:start w:val="1"/>
+      <w:numFmt w:val="bullet"/>
+      <w:lvlText w:val=""/>
+      <w:lvlJc w:val="left"/>
+      <w:pPr>
+        <w:tabs>
+          <w:tab w:val="num" w:pos="5760"/>
+        </w:tabs>
+        <w:ind w:left="5760" w:hanging="360"/>
+      </w:pPr>
+      <w:rPr>
+        <w:rFonts w:ascii="Wingdings" w:hAnsi="Wingdings" w:hint="default"/>
+        <w:sz w:val="20"/>
+      </w:rPr>
+    </w:lvl>
+    <w:lvl w:ilvl="8" w:tentative="1">
+      <w:start w:val="1"/>
+      <w:numFmt w:val="bullet"/>
+      <w:lvlText w:val=""/>
+      <w:lvlJc w:val="left"/>
+      <w:pPr>
+        <w:tabs>
+          <w:tab w:val="num" w:pos="6480"/>
+        </w:tabs>
+        <w:ind w:left="6480" w:hanging="360"/>
+      </w:pPr>
+      <w:rPr>
+        <w:rFonts w:ascii="Wingdings" w:hAnsi="Wingdings" w:hint="default"/>
+        <w:sz w:val="20"/>
+      </w:rPr>
+    </w:lvl>
+  </w:abstractNum>
+  <w:abstractNum w:abstractNumId="6" w15:restartNumberingAfterBreak="0">
+    <w:nsid w:val="292E7A25"/>
+    <w:multiLevelType w:val="multilevel"/>
+    <w:tmpl w:val="5770BD0E"/>
+    <w:lvl w:ilvl="0">
+      <w:start w:val="1"/>
+      <w:numFmt w:val="bullet"/>
+      <w:lvlText w:val=""/>
+      <w:lvlJc w:val="left"/>
+      <w:pPr>
+        <w:tabs>
+          <w:tab w:val="num" w:pos="720"/>
+        </w:tabs>
+        <w:ind w:left="720" w:hanging="360"/>
+      </w:pPr>
+      <w:rPr>
+        <w:rFonts w:ascii="Symbol" w:hAnsi="Symbol" w:hint="default"/>
+        <w:sz w:val="20"/>
+      </w:rPr>
+    </w:lvl>
+    <w:lvl w:ilvl="1" w:tentative="1">
+      <w:start w:val="1"/>
+      <w:numFmt w:val="bullet"/>
+      <w:lvlText w:val="o"/>
+      <w:lvlJc w:val="left"/>
+      <w:pPr>
+        <w:tabs>
+          <w:tab w:val="num" w:pos="1440"/>
+        </w:tabs>
+        <w:ind w:left="1440" w:hanging="360"/>
+      </w:pPr>
+      <w:rPr>
+        <w:rFonts w:ascii="Courier New" w:hAnsi="Courier New" w:hint="default"/>
+        <w:sz w:val="20"/>
+      </w:rPr>
+    </w:lvl>
+    <w:lvl w:ilvl="2" w:tentative="1">
+      <w:start w:val="1"/>
+      <w:numFmt w:val="bullet"/>
+      <w:lvlText w:val=""/>
+      <w:lvlJc w:val="left"/>
+      <w:pPr>
+        <w:tabs>
+          <w:tab w:val="num" w:pos="2160"/>
+        </w:tabs>
+        <w:ind w:left="2160" w:hanging="360"/>
+      </w:pPr>
+      <w:rPr>
+        <w:rFonts w:ascii="Wingdings" w:hAnsi="Wingdings" w:hint="default"/>
+        <w:sz w:val="20"/>
+      </w:rPr>
+    </w:lvl>
+    <w:lvl w:ilvl="3" w:tentative="1">
+      <w:start w:val="1"/>
+      <w:numFmt w:val="bullet"/>
+      <w:lvlText w:val=""/>
+      <w:lvlJc w:val="left"/>
+      <w:pPr>
+        <w:tabs>
+          <w:tab w:val="num" w:pos="2880"/>
+        </w:tabs>
+        <w:ind w:left="2880" w:hanging="360"/>
+      </w:pPr>
+      <w:rPr>
+        <w:rFonts w:ascii="Wingdings" w:hAnsi="Wingdings" w:hint="default"/>
+        <w:sz w:val="20"/>
+      </w:rPr>
+    </w:lvl>
+    <w:lvl w:ilvl="4" w:tentative="1">
+      <w:start w:val="1"/>
+      <w:numFmt w:val="bullet"/>
+      <w:lvlText w:val=""/>
+      <w:lvlJc w:val="left"/>
+      <w:pPr>
+        <w:tabs>
+          <w:tab w:val="num" w:pos="3600"/>
+        </w:tabs>
+        <w:ind w:left="3600" w:hanging="360"/>
+      </w:pPr>
+      <w:rPr>
+        <w:rFonts w:ascii="Wingdings" w:hAnsi="Wingdings" w:hint="default"/>
+        <w:sz w:val="20"/>
+      </w:rPr>
+    </w:lvl>
+    <w:lvl w:ilvl="5" w:tentative="1">
+      <w:start w:val="1"/>
+      <w:numFmt w:val="bullet"/>
+      <w:lvlText w:val=""/>
+      <w:lvlJc w:val="left"/>
+      <w:pPr>
+        <w:tabs>
+          <w:tab w:val="num" w:pos="4320"/>
+        </w:tabs>
+        <w:ind w:left="4320" w:hanging="360"/>
+      </w:pPr>
+      <w:rPr>
+        <w:rFonts w:ascii="Wingdings" w:hAnsi="Wingdings" w:hint="default"/>
+        <w:sz w:val="20"/>
+      </w:rPr>
+    </w:lvl>
+    <w:lvl w:ilvl="6" w:tentative="1">
+      <w:start w:val="1"/>
+      <w:numFmt w:val="bullet"/>
+      <w:lvlText w:val=""/>
+      <w:lvlJc w:val="left"/>
+      <w:pPr>
+        <w:tabs>
+          <w:tab w:val="num" w:pos="5040"/>
+        </w:tabs>
+        <w:ind w:left="5040" w:hanging="360"/>
+      </w:pPr>
+      <w:rPr>
+        <w:rFonts w:ascii="Wingdings" w:hAnsi="Wingdings" w:hint="default"/>
+        <w:sz w:val="20"/>
+      </w:rPr>
+    </w:lvl>
+    <w:lvl w:ilvl="7" w:tentative="1">
+      <w:start w:val="1"/>
+      <w:numFmt w:val="bullet"/>
+      <w:lvlText w:val=""/>
+      <w:lvlJc w:val="left"/>
+      <w:pPr>
+        <w:tabs>
+          <w:tab w:val="num" w:pos="5760"/>
+        </w:tabs>
+        <w:ind w:left="5760" w:hanging="360"/>
+      </w:pPr>
+      <w:rPr>
+        <w:rFonts w:ascii="Wingdings" w:hAnsi="Wingdings" w:hint="default"/>
+        <w:sz w:val="20"/>
+      </w:rPr>
+    </w:lvl>
+    <w:lvl w:ilvl="8" w:tentative="1">
+      <w:start w:val="1"/>
+      <w:numFmt w:val="bullet"/>
+      <w:lvlText w:val=""/>
+      <w:lvlJc w:val="left"/>
+      <w:pPr>
+        <w:tabs>
+          <w:tab w:val="num" w:pos="6480"/>
+        </w:tabs>
+        <w:ind w:left="6480" w:hanging="360"/>
+      </w:pPr>
+      <w:rPr>
+        <w:rFonts w:ascii="Wingdings" w:hAnsi="Wingdings" w:hint="default"/>
+        <w:sz w:val="20"/>
+      </w:rPr>
+    </w:lvl>
+  </w:abstractNum>
+  <w:abstractNum w:abstractNumId="7" w15:restartNumberingAfterBreak="0">
+    <w:nsid w:val="2E7D26ED"/>
+    <w:multiLevelType w:val="multilevel"/>
+    <w:tmpl w:val="0606717A"/>
+    <w:lvl w:ilvl="0">
+      <w:start w:val="1"/>
+      <w:numFmt w:val="bullet"/>
+      <w:lvlText w:val=""/>
+      <w:lvlJc w:val="left"/>
+      <w:pPr>
+        <w:tabs>
+          <w:tab w:val="num" w:pos="720"/>
+        </w:tabs>
+        <w:ind w:left="720" w:hanging="360"/>
+      </w:pPr>
+      <w:rPr>
+        <w:rFonts w:ascii="Symbol" w:hAnsi="Symbol" w:hint="default"/>
+        <w:sz w:val="20"/>
+      </w:rPr>
+    </w:lvl>
+    <w:lvl w:ilvl="1">
+      <w:start w:val="1"/>
+      <w:numFmt w:val="bullet"/>
+      <w:lvlText w:val="o"/>
+      <w:lvlJc w:val="left"/>
+      <w:pPr>
+        <w:tabs>
+          <w:tab w:val="num" w:pos="1440"/>
+        </w:tabs>
+        <w:ind w:left="1440" w:hanging="360"/>
+      </w:pPr>
+      <w:rPr>
+        <w:rFonts w:ascii="Courier New" w:hAnsi="Courier New" w:hint="default"/>
+        <w:sz w:val="20"/>
+      </w:rPr>
+    </w:lvl>
+    <w:lvl w:ilvl="2" w:tentative="1">
+      <w:start w:val="1"/>
+      <w:numFmt w:val="bullet"/>
+      <w:lvlText w:val=""/>
+      <w:lvlJc w:val="left"/>
+      <w:pPr>
+        <w:tabs>
+          <w:tab w:val="num" w:pos="2160"/>
+        </w:tabs>
+        <w:ind w:left="2160" w:hanging="360"/>
+      </w:pPr>
+      <w:rPr>
+        <w:rFonts w:ascii="Wingdings" w:hAnsi="Wingdings" w:hint="default"/>
+        <w:sz w:val="20"/>
+      </w:rPr>
+    </w:lvl>
+    <w:lvl w:ilvl="3" w:tentative="1">
+      <w:start w:val="1"/>
+      <w:numFmt w:val="bullet"/>
+      <w:lvlText w:val=""/>
+      <w:lvlJc w:val="left"/>
+      <w:pPr>
+        <w:tabs>
+          <w:tab w:val="num" w:pos="2880"/>
+        </w:tabs>
+        <w:ind w:left="2880" w:hanging="360"/>
+      </w:pPr>
+      <w:rPr>
+        <w:rFonts w:ascii="Wingdings" w:hAnsi="Wingdings" w:hint="default"/>
+        <w:sz w:val="20"/>
+      </w:rPr>
+    </w:lvl>
+    <w:lvl w:ilvl="4" w:tentative="1">
+      <w:start w:val="1"/>
+      <w:numFmt w:val="bullet"/>
+      <w:lvlText w:val=""/>
+      <w:lvlJc w:val="left"/>
+      <w:pPr>
+        <w:tabs>
+          <w:tab w:val="num" w:pos="3600"/>
+        </w:tabs>
+        <w:ind w:left="3600" w:hanging="360"/>
+      </w:pPr>
+      <w:rPr>
+        <w:rFonts w:ascii="Wingdings" w:hAnsi="Wingdings" w:hint="default"/>
+        <w:sz w:val="20"/>
+      </w:rPr>
+    </w:lvl>
+    <w:lvl w:ilvl="5" w:tentative="1">
+      <w:start w:val="1"/>
+      <w:numFmt w:val="bullet"/>
+      <w:lvlText w:val=""/>
+      <w:lvlJc w:val="left"/>
+      <w:pPr>
+        <w:tabs>
+          <w:tab w:val="num" w:pos="4320"/>
+        </w:tabs>
+        <w:ind w:left="4320" w:hanging="360"/>
+      </w:pPr>
+      <w:rPr>
+        <w:rFonts w:ascii="Wingdings" w:hAnsi="Wingdings" w:hint="default"/>
+        <w:sz w:val="20"/>
+      </w:rPr>
+    </w:lvl>
+    <w:lvl w:ilvl="6" w:tentative="1">
+      <w:start w:val="1"/>
+      <w:numFmt w:val="bullet"/>
+      <w:lvlText w:val=""/>
+      <w:lvlJc w:val="left"/>
+      <w:pPr>
+        <w:tabs>
+          <w:tab w:val="num" w:pos="5040"/>
+        </w:tabs>
+        <w:ind w:left="5040" w:hanging="360"/>
+      </w:pPr>
+      <w:rPr>
+        <w:rFonts w:ascii="Wingdings" w:hAnsi="Wingdings" w:hint="default"/>
+        <w:sz w:val="20"/>
+      </w:rPr>
+    </w:lvl>
+    <w:lvl w:ilvl="7" w:tentative="1">
+      <w:start w:val="1"/>
+      <w:numFmt w:val="bullet"/>
+      <w:lvlText w:val=""/>
+      <w:lvlJc w:val="left"/>
+      <w:pPr>
+        <w:tabs>
+          <w:tab w:val="num" w:pos="5760"/>
+        </w:tabs>
+        <w:ind w:left="5760" w:hanging="360"/>
+      </w:pPr>
+      <w:rPr>
+        <w:rFonts w:ascii="Wingdings" w:hAnsi="Wingdings" w:hint="default"/>
+        <w:sz w:val="20"/>
+      </w:rPr>
+    </w:lvl>
+    <w:lvl w:ilvl="8" w:tentative="1">
+      <w:start w:val="1"/>
+      <w:numFmt w:val="bullet"/>
+      <w:lvlText w:val=""/>
+      <w:lvlJc w:val="left"/>
+      <w:pPr>
+        <w:tabs>
+          <w:tab w:val="num" w:pos="6480"/>
+        </w:tabs>
+        <w:ind w:left="6480" w:hanging="360"/>
+      </w:pPr>
+      <w:rPr>
+        <w:rFonts w:ascii="Wingdings" w:hAnsi="Wingdings" w:hint="default"/>
+        <w:sz w:val="20"/>
+      </w:rPr>
+    </w:lvl>
+  </w:abstractNum>
+  <w:abstractNum w:abstractNumId="8" w15:restartNumberingAfterBreak="0">
+    <w:nsid w:val="342D5DD7"/>
+    <w:multiLevelType w:val="multilevel"/>
+    <w:tmpl w:val="B1FEF212"/>
+    <w:lvl w:ilvl="0">
+      <w:start w:val="1"/>
+      <w:numFmt w:val="bullet"/>
+      <w:lvlText w:val=""/>
+      <w:lvlJc w:val="left"/>
+      <w:pPr>
+        <w:tabs>
+          <w:tab w:val="num" w:pos="720"/>
+        </w:tabs>
+        <w:ind w:left="720" w:hanging="360"/>
+      </w:pPr>
+      <w:rPr>
+        <w:rFonts w:ascii="Symbol" w:hAnsi="Symbol" w:hint="default"/>
+        <w:sz w:val="20"/>
+      </w:rPr>
+    </w:lvl>
+    <w:lvl w:ilvl="1" w:tentative="1">
+      <w:start w:val="1"/>
+      <w:numFmt w:val="bullet"/>
+      <w:lvlText w:val="o"/>
+      <w:lvlJc w:val="left"/>
+      <w:pPr>
+        <w:tabs>
+          <w:tab w:val="num" w:pos="1440"/>
+        </w:tabs>
+        <w:ind w:left="1440" w:hanging="360"/>
+      </w:pPr>
+      <w:rPr>
+        <w:rFonts w:ascii="Courier New" w:hAnsi="Courier New" w:hint="default"/>
+        <w:sz w:val="20"/>
+      </w:rPr>
+    </w:lvl>
+    <w:lvl w:ilvl="2" w:tentative="1">
+      <w:start w:val="1"/>
+      <w:numFmt w:val="bullet"/>
+      <w:lvlText w:val=""/>
+      <w:lvlJc w:val="left"/>
+      <w:pPr>
+        <w:tabs>
+          <w:tab w:val="num" w:pos="2160"/>
+        </w:tabs>
+        <w:ind w:left="2160" w:hanging="360"/>
+      </w:pPr>
+      <w:rPr>
+        <w:rFonts w:ascii="Wingdings" w:hAnsi="Wingdings" w:hint="default"/>
+        <w:sz w:val="20"/>
+      </w:rPr>
+    </w:lvl>
+    <w:lvl w:ilvl="3" w:tentative="1">
+      <w:start w:val="1"/>
+      <w:numFmt w:val="bullet"/>
+      <w:lvlText w:val=""/>
+      <w:lvlJc w:val="left"/>
+      <w:pPr>
+        <w:tabs>
+          <w:tab w:val="num" w:pos="2880"/>
+        </w:tabs>
+        <w:ind w:left="2880" w:hanging="360"/>
+      </w:pPr>
+      <w:rPr>
+        <w:rFonts w:ascii="Wingdings" w:hAnsi="Wingdings" w:hint="default"/>
+        <w:sz w:val="20"/>
+      </w:rPr>
+    </w:lvl>
+    <w:lvl w:ilvl="4" w:tentative="1">
+      <w:start w:val="1"/>
+      <w:numFmt w:val="bullet"/>
+      <w:lvlText w:val=""/>
+      <w:lvlJc w:val="left"/>
+      <w:pPr>
+        <w:tabs>
+          <w:tab w:val="num" w:pos="3600"/>
+        </w:tabs>
+        <w:ind w:left="3600" w:hanging="360"/>
+      </w:pPr>
+      <w:rPr>
+        <w:rFonts w:ascii="Wingdings" w:hAnsi="Wingdings" w:hint="default"/>
+        <w:sz w:val="20"/>
+      </w:rPr>
+    </w:lvl>
+    <w:lvl w:ilvl="5" w:tentative="1">
+      <w:start w:val="1"/>
+      <w:numFmt w:val="bullet"/>
+      <w:lvlText w:val=""/>
+      <w:lvlJc w:val="left"/>
+      <w:pPr>
+        <w:tabs>
+          <w:tab w:val="num" w:pos="4320"/>
+        </w:tabs>
+        <w:ind w:left="4320" w:hanging="360"/>
+      </w:pPr>
+      <w:rPr>
+        <w:rFonts w:ascii="Wingdings" w:hAnsi="Wingdings" w:hint="default"/>
+        <w:sz w:val="20"/>
+      </w:rPr>
+    </w:lvl>
+    <w:lvl w:ilvl="6" w:tentative="1">
+      <w:start w:val="1"/>
+      <w:numFmt w:val="bullet"/>
+      <w:lvlText w:val=""/>
+      <w:lvlJc w:val="left"/>
+      <w:pPr>
+        <w:tabs>
+          <w:tab w:val="num" w:pos="5040"/>
+        </w:tabs>
+        <w:ind w:left="5040" w:hanging="360"/>
+      </w:pPr>
+      <w:rPr>
+        <w:rFonts w:ascii="Wingdings" w:hAnsi="Wingdings" w:hint="default"/>
+        <w:sz w:val="20"/>
+      </w:rPr>
+    </w:lvl>
+    <w:lvl w:ilvl="7" w:tentative="1">
+      <w:start w:val="1"/>
+      <w:numFmt w:val="bullet"/>
+      <w:lvlText w:val=""/>
+      <w:lvlJc w:val="left"/>
+      <w:pPr>
+        <w:tabs>
+          <w:tab w:val="num" w:pos="5760"/>
+        </w:tabs>
+        <w:ind w:left="5760" w:hanging="360"/>
+      </w:pPr>
+      <w:rPr>
+        <w:rFonts w:ascii="Wingdings" w:hAnsi="Wingdings" w:hint="default"/>
+        <w:sz w:val="20"/>
+      </w:rPr>
+    </w:lvl>
+    <w:lvl w:ilvl="8" w:tentative="1">
+      <w:start w:val="1"/>
+      <w:numFmt w:val="bullet"/>
+      <w:lvlText w:val=""/>
+      <w:lvlJc w:val="left"/>
+      <w:pPr>
+        <w:tabs>
+          <w:tab w:val="num" w:pos="6480"/>
+        </w:tabs>
+        <w:ind w:left="6480" w:hanging="360"/>
+      </w:pPr>
+      <w:rPr>
+        <w:rFonts w:ascii="Wingdings" w:hAnsi="Wingdings" w:hint="default"/>
+        <w:sz w:val="20"/>
+      </w:rPr>
+    </w:lvl>
+  </w:abstractNum>
+  <w:abstractNum w:abstractNumId="9" w15:restartNumberingAfterBreak="0">
+    <w:nsid w:val="41400264"/>
+    <w:multiLevelType w:val="multilevel"/>
+    <w:tmpl w:val="CD12DDC6"/>
+    <w:lvl w:ilvl="0">
+      <w:start w:val="1"/>
+      <w:numFmt w:val="bullet"/>
+      <w:lvlText w:val=""/>
+      <w:lvlJc w:val="left"/>
+      <w:pPr>
+        <w:tabs>
+          <w:tab w:val="num" w:pos="720"/>
+        </w:tabs>
+        <w:ind w:left="720" w:hanging="360"/>
+      </w:pPr>
+      <w:rPr>
+        <w:rFonts w:ascii="Symbol" w:hAnsi="Symbol" w:hint="default"/>
+        <w:sz w:val="20"/>
+      </w:rPr>
+    </w:lvl>
+    <w:lvl w:ilvl="1">
+      <w:start w:val="1"/>
+      <w:numFmt w:val="bullet"/>
+      <w:lvlText w:val="o"/>
+      <w:lvlJc w:val="left"/>
+      <w:pPr>
+        <w:tabs>
+          <w:tab w:val="num" w:pos="1440"/>
+        </w:tabs>
+        <w:ind w:left="1440" w:hanging="360"/>
+      </w:pPr>
+      <w:rPr>
+        <w:rFonts w:ascii="Courier New" w:hAnsi="Courier New" w:hint="default"/>
+        <w:sz w:val="20"/>
+      </w:rPr>
+    </w:lvl>
+    <w:lvl w:ilvl="2" w:tentative="1">
+      <w:start w:val="1"/>
+      <w:numFmt w:val="bullet"/>
+      <w:lvlText w:val=""/>
+      <w:lvlJc w:val="left"/>
+      <w:pPr>
+        <w:tabs>
+          <w:tab w:val="num" w:pos="2160"/>
+        </w:tabs>
+        <w:ind w:left="2160" w:hanging="360"/>
+      </w:pPr>
+      <w:rPr>
+        <w:rFonts w:ascii="Wingdings" w:hAnsi="Wingdings" w:hint="default"/>
+        <w:sz w:val="20"/>
+      </w:rPr>
+    </w:lvl>
+    <w:lvl w:ilvl="3" w:tentative="1">
+      <w:start w:val="1"/>
+      <w:numFmt w:val="bullet"/>
+      <w:lvlText w:val=""/>
+      <w:lvlJc w:val="left"/>
+      <w:pPr>
+        <w:tabs>
+          <w:tab w:val="num" w:pos="2880"/>
+        </w:tabs>
+        <w:ind w:left="2880" w:hanging="360"/>
+      </w:pPr>
+      <w:rPr>
+        <w:rFonts w:ascii="Wingdings" w:hAnsi="Wingdings" w:hint="default"/>
+        <w:sz w:val="20"/>
+      </w:rPr>
+    </w:lvl>
+    <w:lvl w:ilvl="4" w:tentative="1">
+      <w:start w:val="1"/>
+      <w:numFmt w:val="bullet"/>
+      <w:lvlText w:val=""/>
+      <w:lvlJc w:val="left"/>
+      <w:pPr>
+        <w:tabs>
+          <w:tab w:val="num" w:pos="3600"/>
+        </w:tabs>
+        <w:ind w:left="3600" w:hanging="360"/>
+      </w:pPr>
+      <w:rPr>
+        <w:rFonts w:ascii="Wingdings" w:hAnsi="Wingdings" w:hint="default"/>
+        <w:sz w:val="20"/>
+      </w:rPr>
+    </w:lvl>
+    <w:lvl w:ilvl="5" w:tentative="1">
+      <w:start w:val="1"/>
+      <w:numFmt w:val="bullet"/>
+      <w:lvlText w:val=""/>
+      <w:lvlJc w:val="left"/>
+      <w:pPr>
+        <w:tabs>
+          <w:tab w:val="num" w:pos="4320"/>
+        </w:tabs>
+        <w:ind w:left="4320" w:hanging="360"/>
+      </w:pPr>
+      <w:rPr>
+        <w:rFonts w:ascii="Wingdings" w:hAnsi="Wingdings" w:hint="default"/>
+        <w:sz w:val="20"/>
+      </w:rPr>
+    </w:lvl>
+    <w:lvl w:ilvl="6" w:tentative="1">
+      <w:start w:val="1"/>
+      <w:numFmt w:val="bullet"/>
+      <w:lvlText w:val=""/>
+      <w:lvlJc w:val="left"/>
+      <w:pPr>
+        <w:tabs>
+          <w:tab w:val="num" w:pos="5040"/>
+        </w:tabs>
+        <w:ind w:left="5040" w:hanging="360"/>
+      </w:pPr>
+      <w:rPr>
+        <w:rFonts w:ascii="Wingdings" w:hAnsi="Wingdings" w:hint="default"/>
+        <w:sz w:val="20"/>
+      </w:rPr>
+    </w:lvl>
+    <w:lvl w:ilvl="7" w:tentative="1">
+      <w:start w:val="1"/>
+      <w:numFmt w:val="bullet"/>
+      <w:lvlText w:val=""/>
+      <w:lvlJc w:val="left"/>
+      <w:pPr>
+        <w:tabs>
+          <w:tab w:val="num" w:pos="5760"/>
+        </w:tabs>
+        <w:ind w:left="5760" w:hanging="360"/>
+      </w:pPr>
+      <w:rPr>
+        <w:rFonts w:ascii="Wingdings" w:hAnsi="Wingdings" w:hint="default"/>
+        <w:sz w:val="20"/>
+      </w:rPr>
+    </w:lvl>
+    <w:lvl w:ilvl="8" w:tentative="1">
+      <w:start w:val="1"/>
+      <w:numFmt w:val="bullet"/>
+      <w:lvlText w:val=""/>
+      <w:lvlJc w:val="left"/>
+      <w:pPr>
+        <w:tabs>
+          <w:tab w:val="num" w:pos="6480"/>
+        </w:tabs>
+        <w:ind w:left="6480" w:hanging="360"/>
+      </w:pPr>
+      <w:rPr>
+        <w:rFonts w:ascii="Wingdings" w:hAnsi="Wingdings" w:hint="default"/>
+        <w:sz w:val="20"/>
+      </w:rPr>
+    </w:lvl>
+  </w:abstractNum>
+  <w:abstractNum w:abstractNumId="10" w15:restartNumberingAfterBreak="0">
+    <w:nsid w:val="46893B22"/>
+    <w:multiLevelType w:val="multilevel"/>
+    <w:tmpl w:val="857E932C"/>
+    <w:lvl w:ilvl="0">
+      <w:start w:val="1"/>
+      <w:numFmt w:val="bullet"/>
+      <w:lvlText w:val=""/>
+      <w:lvlJc w:val="left"/>
+      <w:pPr>
+        <w:tabs>
+          <w:tab w:val="num" w:pos="720"/>
+        </w:tabs>
+        <w:ind w:left="720" w:hanging="360"/>
+      </w:pPr>
+      <w:rPr>
+        <w:rFonts w:ascii="Symbol" w:hAnsi="Symbol" w:hint="default"/>
+        <w:sz w:val="20"/>
+      </w:rPr>
+    </w:lvl>
+    <w:lvl w:ilvl="1">
+      <w:start w:val="1"/>
+      <w:numFmt w:val="bullet"/>
+      <w:lvlText w:val="o"/>
+      <w:lvlJc w:val="left"/>
+      <w:pPr>
+        <w:tabs>
+          <w:tab w:val="num" w:pos="1440"/>
+        </w:tabs>
+        <w:ind w:left="1440" w:hanging="360"/>
+      </w:pPr>
+      <w:rPr>
+        <w:rFonts w:ascii="Courier New" w:hAnsi="Courier New" w:hint="default"/>
+        <w:sz w:val="20"/>
+      </w:rPr>
+    </w:lvl>
+    <w:lvl w:ilvl="2" w:tentative="1">
+      <w:start w:val="1"/>
+      <w:numFmt w:val="bullet"/>
+      <w:lvlText w:val=""/>
+      <w:lvlJc w:val="left"/>
+      <w:pPr>
+        <w:tabs>
+          <w:tab w:val="num" w:pos="2160"/>
+        </w:tabs>
+        <w:ind w:left="2160" w:hanging="360"/>
+      </w:pPr>
+      <w:rPr>
+        <w:rFonts w:ascii="Wingdings" w:hAnsi="Wingdings" w:hint="default"/>
+        <w:sz w:val="20"/>
+      </w:rPr>
+    </w:lvl>
+    <w:lvl w:ilvl="3" w:tentative="1">
+      <w:start w:val="1"/>
+      <w:numFmt w:val="bullet"/>
+      <w:lvlText w:val=""/>
+      <w:lvlJc w:val="left"/>
+      <w:pPr>
+        <w:tabs>
+          <w:tab w:val="num" w:pos="2880"/>
+        </w:tabs>
+        <w:ind w:left="2880" w:hanging="360"/>
+      </w:pPr>
+      <w:rPr>
+        <w:rFonts w:ascii="Wingdings" w:hAnsi="Wingdings" w:hint="default"/>
+        <w:sz w:val="20"/>
+      </w:rPr>
+    </w:lvl>
+    <w:lvl w:ilvl="4" w:tentative="1">
+      <w:start w:val="1"/>
+      <w:numFmt w:val="bullet"/>
+      <w:lvlText w:val=""/>
+      <w:lvlJc w:val="left"/>
+      <w:pPr>
+        <w:tabs>
+          <w:tab w:val="num" w:pos="3600"/>
+        </w:tabs>
+        <w:ind w:left="3600" w:hanging="360"/>
+      </w:pPr>
+      <w:rPr>
+        <w:rFonts w:ascii="Wingdings" w:hAnsi="Wingdings" w:hint="default"/>
+        <w:sz w:val="20"/>
+      </w:rPr>
+    </w:lvl>
+    <w:lvl w:ilvl="5" w:tentative="1">
+      <w:start w:val="1"/>
+      <w:numFmt w:val="bullet"/>
+      <w:lvlText w:val=""/>
+      <w:lvlJc w:val="left"/>
+      <w:pPr>
+        <w:tabs>
+          <w:tab w:val="num" w:pos="4320"/>
+        </w:tabs>
+        <w:ind w:left="4320" w:hanging="360"/>
+      </w:pPr>
+      <w:rPr>
+        <w:rFonts w:ascii="Wingdings" w:hAnsi="Wingdings" w:hint="default"/>
+        <w:sz w:val="20"/>
+      </w:rPr>
+    </w:lvl>
+    <w:lvl w:ilvl="6" w:tentative="1">
+      <w:start w:val="1"/>
+      <w:numFmt w:val="bullet"/>
+      <w:lvlText w:val=""/>
+      <w:lvlJc w:val="left"/>
+      <w:pPr>
+        <w:tabs>
+          <w:tab w:val="num" w:pos="5040"/>
+        </w:tabs>
+        <w:ind w:left="5040" w:hanging="360"/>
+      </w:pPr>
+      <w:rPr>
+        <w:rFonts w:ascii="Wingdings" w:hAnsi="Wingdings" w:hint="default"/>
+        <w:sz w:val="20"/>
+      </w:rPr>
+    </w:lvl>
+    <w:lvl w:ilvl="7" w:tentative="1">
+      <w:start w:val="1"/>
+      <w:numFmt w:val="bullet"/>
+      <w:lvlText w:val=""/>
+      <w:lvlJc w:val="left"/>
+      <w:pPr>
+        <w:tabs>
+          <w:tab w:val="num" w:pos="5760"/>
+        </w:tabs>
+        <w:ind w:left="5760" w:hanging="360"/>
+      </w:pPr>
+      <w:rPr>
+        <w:rFonts w:ascii="Wingdings" w:hAnsi="Wingdings" w:hint="default"/>
+        <w:sz w:val="20"/>
+      </w:rPr>
+    </w:lvl>
+    <w:lvl w:ilvl="8" w:tentative="1">
+      <w:start w:val="1"/>
+      <w:numFmt w:val="bullet"/>
+      <w:lvlText w:val=""/>
+      <w:lvlJc w:val="left"/>
+      <w:pPr>
+        <w:tabs>
+          <w:tab w:val="num" w:pos="6480"/>
+        </w:tabs>
+        <w:ind w:left="6480" w:hanging="360"/>
+      </w:pPr>
+      <w:rPr>
+        <w:rFonts w:ascii="Wingdings" w:hAnsi="Wingdings" w:hint="default"/>
+        <w:sz w:val="20"/>
+      </w:rPr>
+    </w:lvl>
+  </w:abstractNum>
+  <w:abstractNum w:abstractNumId="11" w15:restartNumberingAfterBreak="0">
+    <w:nsid w:val="48565148"/>
+    <w:multiLevelType w:val="multilevel"/>
+    <w:tmpl w:val="DF1A8EDE"/>
+    <w:lvl w:ilvl="0">
+      <w:start w:val="1"/>
+      <w:numFmt w:val="bullet"/>
+      <w:lvlText w:val=""/>
+      <w:lvlJc w:val="left"/>
+      <w:pPr>
+        <w:tabs>
+          <w:tab w:val="num" w:pos="720"/>
+        </w:tabs>
+        <w:ind w:left="720" w:hanging="360"/>
+      </w:pPr>
+      <w:rPr>
+        <w:rFonts w:ascii="Symbol" w:hAnsi="Symbol" w:hint="default"/>
+        <w:sz w:val="20"/>
+      </w:rPr>
+    </w:lvl>
+    <w:lvl w:ilvl="1" w:tentative="1">
+      <w:start w:val="1"/>
+      <w:numFmt w:val="bullet"/>
+      <w:lvlText w:val="o"/>
+      <w:lvlJc w:val="left"/>
+      <w:pPr>
+        <w:tabs>
+          <w:tab w:val="num" w:pos="1440"/>
+        </w:tabs>
+        <w:ind w:left="1440" w:hanging="360"/>
+      </w:pPr>
+      <w:rPr>
+        <w:rFonts w:ascii="Courier New" w:hAnsi="Courier New" w:hint="default"/>
+        <w:sz w:val="20"/>
+      </w:rPr>
+    </w:lvl>
+    <w:lvl w:ilvl="2" w:tentative="1">
+      <w:start w:val="1"/>
+      <w:numFmt w:val="bullet"/>
+      <w:lvlText w:val=""/>
+      <w:lvlJc w:val="left"/>
+      <w:pPr>
+        <w:tabs>
+          <w:tab w:val="num" w:pos="2160"/>
+        </w:tabs>
+        <w:ind w:left="2160" w:hanging="360"/>
+      </w:pPr>
+      <w:rPr>
+        <w:rFonts w:ascii="Wingdings" w:hAnsi="Wingdings" w:hint="default"/>
+        <w:sz w:val="20"/>
+      </w:rPr>
+    </w:lvl>
+    <w:lvl w:ilvl="3" w:tentative="1">
+      <w:start w:val="1"/>
+      <w:numFmt w:val="bullet"/>
+      <w:lvlText w:val=""/>
+      <w:lvlJc w:val="left"/>
+      <w:pPr>
+        <w:tabs>
+          <w:tab w:val="num" w:pos="2880"/>
+        </w:tabs>
+        <w:ind w:left="2880" w:hanging="360"/>
+      </w:pPr>
+      <w:rPr>
+        <w:rFonts w:ascii="Wingdings" w:hAnsi="Wingdings" w:hint="default"/>
+        <w:sz w:val="20"/>
+      </w:rPr>
+    </w:lvl>
+    <w:lvl w:ilvl="4" w:tentative="1">
+      <w:start w:val="1"/>
+      <w:numFmt w:val="bullet"/>
+      <w:lvlText w:val=""/>
+      <w:lvlJc w:val="left"/>
+      <w:pPr>
+        <w:tabs>
+          <w:tab w:val="num" w:pos="3600"/>
+        </w:tabs>
+        <w:ind w:left="3600" w:hanging="360"/>
+      </w:pPr>
+      <w:rPr>
+        <w:rFonts w:ascii="Wingdings" w:hAnsi="Wingdings" w:hint="default"/>
+        <w:sz w:val="20"/>
+      </w:rPr>
+    </w:lvl>
+    <w:lvl w:ilvl="5" w:tentative="1">
+      <w:start w:val="1"/>
+      <w:numFmt w:val="bullet"/>
+      <w:lvlText w:val=""/>
+      <w:lvlJc w:val="left"/>
+      <w:pPr>
+        <w:tabs>
+          <w:tab w:val="num" w:pos="4320"/>
+        </w:tabs>
+        <w:ind w:left="4320" w:hanging="360"/>
+      </w:pPr>
+      <w:rPr>
+        <w:rFonts w:ascii="Wingdings" w:hAnsi="Wingdings" w:hint="default"/>
+        <w:sz w:val="20"/>
+      </w:rPr>
+    </w:lvl>
+    <w:lvl w:ilvl="6" w:tentative="1">
+      <w:start w:val="1"/>
+      <w:numFmt w:val="bullet"/>
+      <w:lvlText w:val=""/>
+      <w:lvlJc w:val="left"/>
+      <w:pPr>
+        <w:tabs>
+          <w:tab w:val="num" w:pos="5040"/>
+        </w:tabs>
+        <w:ind w:left="5040" w:hanging="360"/>
+      </w:pPr>
+      <w:rPr>
+        <w:rFonts w:ascii="Wingdings" w:hAnsi="Wingdings" w:hint="default"/>
+        <w:sz w:val="20"/>
+      </w:rPr>
+    </w:lvl>
+    <w:lvl w:ilvl="7" w:tentative="1">
+      <w:start w:val="1"/>
+      <w:numFmt w:val="bullet"/>
+      <w:lvlText w:val=""/>
+      <w:lvlJc w:val="left"/>
+      <w:pPr>
+        <w:tabs>
+          <w:tab w:val="num" w:pos="5760"/>
+        </w:tabs>
+        <w:ind w:left="5760" w:hanging="360"/>
+      </w:pPr>
+      <w:rPr>
+        <w:rFonts w:ascii="Wingdings" w:hAnsi="Wingdings" w:hint="default"/>
+        <w:sz w:val="20"/>
+      </w:rPr>
+    </w:lvl>
+    <w:lvl w:ilvl="8" w:tentative="1">
+      <w:start w:val="1"/>
+      <w:numFmt w:val="bullet"/>
+      <w:lvlText w:val=""/>
+      <w:lvlJc w:val="left"/>
+      <w:pPr>
+        <w:tabs>
+          <w:tab w:val="num" w:pos="6480"/>
+        </w:tabs>
+        <w:ind w:left="6480" w:hanging="360"/>
+      </w:pPr>
+      <w:rPr>
+        <w:rFonts w:ascii="Wingdings" w:hAnsi="Wingdings" w:hint="default"/>
+        <w:sz w:val="20"/>
+      </w:rPr>
+    </w:lvl>
+  </w:abstractNum>
+  <w:abstractNum w:abstractNumId="12" w15:restartNumberingAfterBreak="0">
+    <w:nsid w:val="48BB7DD3"/>
+    <w:multiLevelType w:val="multilevel"/>
+    <w:tmpl w:val="C33EA3D6"/>
+    <w:lvl w:ilvl="0">
+      <w:start w:val="1"/>
+      <w:numFmt w:val="bullet"/>
+      <w:lvlText w:val=""/>
+      <w:lvlJc w:val="left"/>
+      <w:pPr>
+        <w:tabs>
+          <w:tab w:val="num" w:pos="720"/>
+        </w:tabs>
+        <w:ind w:left="720" w:hanging="360"/>
+      </w:pPr>
+      <w:rPr>
+        <w:rFonts w:ascii="Symbol" w:hAnsi="Symbol" w:hint="default"/>
+        <w:sz w:val="20"/>
+      </w:rPr>
+    </w:lvl>
+    <w:lvl w:ilvl="1" w:tentative="1">
+      <w:start w:val="1"/>
+      <w:numFmt w:val="bullet"/>
+      <w:lvlText w:val="o"/>
+      <w:lvlJc w:val="left"/>
+      <w:pPr>
+        <w:tabs>
+          <w:tab w:val="num" w:pos="1440"/>
+        </w:tabs>
+        <w:ind w:left="1440" w:hanging="360"/>
+      </w:pPr>
+      <w:rPr>
+        <w:rFonts w:ascii="Courier New" w:hAnsi="Courier New" w:hint="default"/>
+        <w:sz w:val="20"/>
+      </w:rPr>
+    </w:lvl>
+    <w:lvl w:ilvl="2" w:tentative="1">
+      <w:start w:val="1"/>
+      <w:numFmt w:val="bullet"/>
+      <w:lvlText w:val=""/>
+      <w:lvlJc w:val="left"/>
+      <w:pPr>
+        <w:tabs>
+          <w:tab w:val="num" w:pos="2160"/>
+        </w:tabs>
+        <w:ind w:left="2160" w:hanging="360"/>
+      </w:pPr>
+      <w:rPr>
+        <w:rFonts w:ascii="Wingdings" w:hAnsi="Wingdings" w:hint="default"/>
+        <w:sz w:val="20"/>
+      </w:rPr>
+    </w:lvl>
+    <w:lvl w:ilvl="3" w:tentative="1">
+      <w:start w:val="1"/>
+      <w:numFmt w:val="bullet"/>
+      <w:lvlText w:val=""/>
+      <w:lvlJc w:val="left"/>
+      <w:pPr>
+        <w:tabs>
+          <w:tab w:val="num" w:pos="2880"/>
+        </w:tabs>
+        <w:ind w:left="2880" w:hanging="360"/>
+      </w:pPr>
+      <w:rPr>
+        <w:rFonts w:ascii="Wingdings" w:hAnsi="Wingdings" w:hint="default"/>
+        <w:sz w:val="20"/>
+      </w:rPr>
+    </w:lvl>
+    <w:lvl w:ilvl="4" w:tentative="1">
+      <w:start w:val="1"/>
+      <w:numFmt w:val="bullet"/>
+      <w:lvlText w:val=""/>
+      <w:lvlJc w:val="left"/>
+      <w:pPr>
+        <w:tabs>
+          <w:tab w:val="num" w:pos="3600"/>
+        </w:tabs>
+        <w:ind w:left="3600" w:hanging="360"/>
+      </w:pPr>
+      <w:rPr>
+        <w:rFonts w:ascii="Wingdings" w:hAnsi="Wingdings" w:hint="default"/>
+        <w:sz w:val="20"/>
+      </w:rPr>
+    </w:lvl>
+    <w:lvl w:ilvl="5" w:tentative="1">
+      <w:start w:val="1"/>
+      <w:numFmt w:val="bullet"/>
+      <w:lvlText w:val=""/>
+      <w:lvlJc w:val="left"/>
+      <w:pPr>
+        <w:tabs>
+          <w:tab w:val="num" w:pos="4320"/>
+        </w:tabs>
+        <w:ind w:left="4320" w:hanging="360"/>
+      </w:pPr>
+      <w:rPr>
+        <w:rFonts w:ascii="Wingdings" w:hAnsi="Wingdings" w:hint="default"/>
+        <w:sz w:val="20"/>
+      </w:rPr>
+    </w:lvl>
+    <w:lvl w:ilvl="6" w:tentative="1">
+      <w:start w:val="1"/>
+      <w:numFmt w:val="bullet"/>
+      <w:lvlText w:val=""/>
+      <w:lvlJc w:val="left"/>
+      <w:pPr>
+        <w:tabs>
+          <w:tab w:val="num" w:pos="5040"/>
+        </w:tabs>
+        <w:ind w:left="5040" w:hanging="360"/>
+      </w:pPr>
+      <w:rPr>
+        <w:rFonts w:ascii="Wingdings" w:hAnsi="Wingdings" w:hint="default"/>
+        <w:sz w:val="20"/>
+      </w:rPr>
+    </w:lvl>
+    <w:lvl w:ilvl="7" w:tentative="1">
+      <w:start w:val="1"/>
+      <w:numFmt w:val="bullet"/>
+      <w:lvlText w:val=""/>
+      <w:lvlJc w:val="left"/>
+      <w:pPr>
+        <w:tabs>
+          <w:tab w:val="num" w:pos="5760"/>
+        </w:tabs>
+        <w:ind w:left="5760" w:hanging="360"/>
+      </w:pPr>
+      <w:rPr>
+        <w:rFonts w:ascii="Wingdings" w:hAnsi="Wingdings" w:hint="default"/>
+        <w:sz w:val="20"/>
+      </w:rPr>
+    </w:lvl>
+    <w:lvl w:ilvl="8" w:tentative="1">
+      <w:start w:val="1"/>
+      <w:numFmt w:val="bullet"/>
+      <w:lvlText w:val=""/>
+      <w:lvlJc w:val="left"/>
+      <w:pPr>
+        <w:tabs>
+          <w:tab w:val="num" w:pos="6480"/>
+        </w:tabs>
+        <w:ind w:left="6480" w:hanging="360"/>
+      </w:pPr>
+      <w:rPr>
+        <w:rFonts w:ascii="Wingdings" w:hAnsi="Wingdings" w:hint="default"/>
+        <w:sz w:val="20"/>
+      </w:rPr>
+    </w:lvl>
+  </w:abstractNum>
+  <w:abstractNum w:abstractNumId="13" w15:restartNumberingAfterBreak="0">
+    <w:nsid w:val="5C282F59"/>
+    <w:multiLevelType w:val="multilevel"/>
+    <w:tmpl w:val="30C681AA"/>
+    <w:lvl w:ilvl="0">
+      <w:start w:val="1"/>
+      <w:numFmt w:val="bullet"/>
+      <w:lvlText w:val=""/>
+      <w:lvlJc w:val="left"/>
+      <w:pPr>
+        <w:tabs>
+          <w:tab w:val="num" w:pos="720"/>
+        </w:tabs>
+        <w:ind w:left="720" w:hanging="360"/>
+      </w:pPr>
+      <w:rPr>
+        <w:rFonts w:ascii="Symbol" w:hAnsi="Symbol" w:hint="default"/>
+        <w:sz w:val="20"/>
+      </w:rPr>
+    </w:lvl>
+    <w:lvl w:ilvl="1" w:tentative="1">
+      <w:start w:val="1"/>
+      <w:numFmt w:val="bullet"/>
+      <w:lvlText w:val="o"/>
+      <w:lvlJc w:val="left"/>
+      <w:pPr>
+        <w:tabs>
+          <w:tab w:val="num" w:pos="1440"/>
+        </w:tabs>
+        <w:ind w:left="1440" w:hanging="360"/>
+      </w:pPr>
+      <w:rPr>
+        <w:rFonts w:ascii="Courier New" w:hAnsi="Courier New" w:hint="default"/>
+        <w:sz w:val="20"/>
+      </w:rPr>
+    </w:lvl>
+    <w:lvl w:ilvl="2" w:tentative="1">
+      <w:start w:val="1"/>
+      <w:numFmt w:val="bullet"/>
+      <w:lvlText w:val=""/>
+      <w:lvlJc w:val="left"/>
+      <w:pPr>
+        <w:tabs>
+          <w:tab w:val="num" w:pos="2160"/>
+        </w:tabs>
+        <w:ind w:left="2160" w:hanging="360"/>
+      </w:pPr>
+      <w:rPr>
+        <w:rFonts w:ascii="Wingdings" w:hAnsi="Wingdings" w:hint="default"/>
+        <w:sz w:val="20"/>
+      </w:rPr>
+    </w:lvl>
+    <w:lvl w:ilvl="3" w:tentative="1">
+      <w:start w:val="1"/>
+      <w:numFmt w:val="bullet"/>
+      <w:lvlText w:val=""/>
+      <w:lvlJc w:val="left"/>
+      <w:pPr>
+        <w:tabs>
+          <w:tab w:val="num" w:pos="2880"/>
+        </w:tabs>
+        <w:ind w:left="2880" w:hanging="360"/>
+      </w:pPr>
+      <w:rPr>
+        <w:rFonts w:ascii="Wingdings" w:hAnsi="Wingdings" w:hint="default"/>
+        <w:sz w:val="20"/>
+      </w:rPr>
+    </w:lvl>
+    <w:lvl w:ilvl="4" w:tentative="1">
+      <w:start w:val="1"/>
+      <w:numFmt w:val="bullet"/>
+      <w:lvlText w:val=""/>
+      <w:lvlJc w:val="left"/>
+      <w:pPr>
+        <w:tabs>
+          <w:tab w:val="num" w:pos="3600"/>
+        </w:tabs>
+        <w:ind w:left="3600" w:hanging="360"/>
+      </w:pPr>
+      <w:rPr>
+        <w:rFonts w:ascii="Wingdings" w:hAnsi="Wingdings" w:hint="default"/>
+        <w:sz w:val="20"/>
+      </w:rPr>
+    </w:lvl>
+    <w:lvl w:ilvl="5" w:tentative="1">
+      <w:start w:val="1"/>
+      <w:numFmt w:val="bullet"/>
+      <w:lvlText w:val=""/>
+      <w:lvlJc w:val="left"/>
+      <w:pPr>
+        <w:tabs>
+          <w:tab w:val="num" w:pos="4320"/>
+        </w:tabs>
+        <w:ind w:left="4320" w:hanging="360"/>
+      </w:pPr>
+      <w:rPr>
+        <w:rFonts w:ascii="Wingdings" w:hAnsi="Wingdings" w:hint="default"/>
+        <w:sz w:val="20"/>
+      </w:rPr>
+    </w:lvl>
+    <w:lvl w:ilvl="6" w:tentative="1">
+      <w:start w:val="1"/>
+      <w:numFmt w:val="bullet"/>
+      <w:lvlText w:val=""/>
+      <w:lvlJc w:val="left"/>
+      <w:pPr>
+        <w:tabs>
+          <w:tab w:val="num" w:pos="5040"/>
+        </w:tabs>
+        <w:ind w:left="5040" w:hanging="360"/>
+      </w:pPr>
+      <w:rPr>
+        <w:rFonts w:ascii="Wingdings" w:hAnsi="Wingdings" w:hint="default"/>
+        <w:sz w:val="20"/>
+      </w:rPr>
+    </w:lvl>
+    <w:lvl w:ilvl="7" w:tentative="1">
+      <w:start w:val="1"/>
+      <w:numFmt w:val="bullet"/>
+      <w:lvlText w:val=""/>
+      <w:lvlJc w:val="left"/>
+      <w:pPr>
+        <w:tabs>
+          <w:tab w:val="num" w:pos="5760"/>
+        </w:tabs>
+        <w:ind w:left="5760" w:hanging="360"/>
+      </w:pPr>
+      <w:rPr>
+        <w:rFonts w:ascii="Wingdings" w:hAnsi="Wingdings" w:hint="default"/>
+        <w:sz w:val="20"/>
+      </w:rPr>
+    </w:lvl>
+    <w:lvl w:ilvl="8" w:tentative="1">
+      <w:start w:val="1"/>
+      <w:numFmt w:val="bullet"/>
+      <w:lvlText w:val=""/>
+      <w:lvlJc w:val="left"/>
+      <w:pPr>
+        <w:tabs>
+          <w:tab w:val="num" w:pos="6480"/>
+        </w:tabs>
+        <w:ind w:left="6480" w:hanging="360"/>
+      </w:pPr>
+      <w:rPr>
+        <w:rFonts w:ascii="Wingdings" w:hAnsi="Wingdings" w:hint="default"/>
+        <w:sz w:val="20"/>
+      </w:rPr>
+    </w:lvl>
+  </w:abstractNum>
+  <w:abstractNum w:abstractNumId="14" w15:restartNumberingAfterBreak="0">
+    <w:nsid w:val="660F26CF"/>
+    <w:multiLevelType w:val="hybridMultilevel"/>
+    <w:tmpl w:val="268C3642"/>
+    <w:lvl w:ilvl="0" w:tplc="04090001">
+      <w:start w:val="1"/>
+      <w:numFmt w:val="bullet"/>
+      <w:lvlText w:val=""/>
+      <w:lvlJc w:val="left"/>
+      <w:pPr>
+        <w:ind w:left="720" w:hanging="360"/>
+      </w:pPr>
+      <w:rPr>
+        <w:rFonts w:ascii="Symbol" w:hAnsi="Symbol" w:hint="default"/>
+      </w:rPr>
+    </w:lvl>
+    <w:lvl w:ilvl="1" w:tplc="04090003" w:tentative="1">
+      <w:start w:val="1"/>
+      <w:numFmt w:val="bullet"/>
+      <w:lvlText w:val="o"/>
+      <w:lvlJc w:val="left"/>
+      <w:pPr>
+        <w:ind w:left="1440" w:hanging="360"/>
+      </w:pPr>
+      <w:rPr>
+        <w:rFonts w:ascii="Courier New" w:hAnsi="Courier New" w:cs="Courier New" w:hint="default"/>
+      </w:rPr>
+    </w:lvl>
+    <w:lvl w:ilvl="2" w:tplc="04090005" w:tentative="1">
+      <w:start w:val="1"/>
+      <w:numFmt w:val="bullet"/>
+      <w:lvlText w:val=""/>
+      <w:lvlJc w:val="left"/>
+      <w:pPr>
+        <w:ind w:left="2160" w:hanging="360"/>
+      </w:pPr>
+      <w:rPr>
+        <w:rFonts w:ascii="Wingdings" w:hAnsi="Wingdings" w:hint="default"/>
+      </w:rPr>
+    </w:lvl>
+    <w:lvl w:ilvl="3" w:tplc="04090001" w:tentative="1">
+      <w:start w:val="1"/>
+      <w:numFmt w:val="bullet"/>
+      <w:lvlText w:val=""/>
+      <w:lvlJc w:val="left"/>
+      <w:pPr>
+        <w:ind w:left="2880" w:hanging="360"/>
+      </w:pPr>
+      <w:rPr>
+        <w:rFonts w:ascii="Symbol" w:hAnsi="Symbol" w:hint="default"/>
+      </w:rPr>
+    </w:lvl>
+    <w:lvl w:ilvl="4" w:tplc="04090003" w:tentative="1">
+      <w:start w:val="1"/>
+      <w:numFmt w:val="bullet"/>
+      <w:lvlText w:val="o"/>
+      <w:lvlJc w:val="left"/>
+      <w:pPr>
+        <w:ind w:left="3600" w:hanging="360"/>
+      </w:pPr>
+      <w:rPr>
+        <w:rFonts w:ascii="Courier New" w:hAnsi="Courier New" w:cs="Courier New" w:hint="default"/>
+      </w:rPr>
+    </w:lvl>
+    <w:lvl w:ilvl="5" w:tplc="04090005" w:tentative="1">
+      <w:start w:val="1"/>
+      <w:numFmt w:val="bullet"/>
+      <w:lvlText w:val=""/>
+      <w:lvlJc w:val="left"/>
+      <w:pPr>
+        <w:ind w:left="4320" w:hanging="360"/>
+      </w:pPr>
+      <w:rPr>
+        <w:rFonts w:ascii="Wingdings" w:hAnsi="Wingdings" w:hint="default"/>
+      </w:rPr>
+    </w:lvl>
+    <w:lvl w:ilvl="6" w:tplc="04090001" w:tentative="1">
+      <w:start w:val="1"/>
+      <w:numFmt w:val="bullet"/>
+      <w:lvlText w:val=""/>
+      <w:lvlJc w:val="left"/>
+      <w:pPr>
+        <w:ind w:left="5040" w:hanging="360"/>
+      </w:pPr>
+      <w:rPr>
+        <w:rFonts w:ascii="Symbol" w:hAnsi="Symbol" w:hint="default"/>
+      </w:rPr>
+    </w:lvl>
+    <w:lvl w:ilvl="7" w:tplc="04090003" w:tentative="1">
+      <w:start w:val="1"/>
+      <w:numFmt w:val="bullet"/>
+      <w:lvlText w:val="o"/>
+      <w:lvlJc w:val="left"/>
+      <w:pPr>
+        <w:ind w:left="5760" w:hanging="360"/>
+      </w:pPr>
+      <w:rPr>
+        <w:rFonts w:ascii="Courier New" w:hAnsi="Courier New" w:cs="Courier New" w:hint="default"/>
+      </w:rPr>
+    </w:lvl>
+    <w:lvl w:ilvl="8" w:tplc="04090005" w:tentative="1">
+      <w:start w:val="1"/>
+      <w:numFmt w:val="bullet"/>
+      <w:lvlText w:val=""/>
+      <w:lvlJc w:val="left"/>
+      <w:pPr>
+        <w:ind w:left="6480" w:hanging="360"/>
+      </w:pPr>
+      <w:rPr>
+        <w:rFonts w:ascii="Wingdings" w:hAnsi="Wingdings" w:hint="default"/>
+      </w:rPr>
+    </w:lvl>
+  </w:abstractNum>
+  <w:abstractNum w:abstractNumId="15" w15:restartNumberingAfterBreak="0">
+    <w:nsid w:val="6A744496"/>
+    <w:multiLevelType w:val="multilevel"/>
+    <w:tmpl w:val="CACEC7AE"/>
+    <w:lvl w:ilvl="0">
+      <w:start w:val="1"/>
+      <w:numFmt w:val="bullet"/>
+      <w:lvlText w:val=""/>
+      <w:lvlJc w:val="left"/>
+      <w:pPr>
+        <w:tabs>
+          <w:tab w:val="num" w:pos="720"/>
+        </w:tabs>
+        <w:ind w:left="720" w:hanging="360"/>
+      </w:pPr>
+      <w:rPr>
+        <w:rFonts w:ascii="Symbol" w:hAnsi="Symbol" w:hint="default"/>
+        <w:sz w:val="20"/>
+      </w:rPr>
+    </w:lvl>
+    <w:lvl w:ilvl="1">
+      <w:start w:val="1"/>
+      <w:numFmt w:val="bullet"/>
+      <w:lvlText w:val="o"/>
+      <w:lvlJc w:val="left"/>
+      <w:pPr>
+        <w:tabs>
+          <w:tab w:val="num" w:pos="1440"/>
+        </w:tabs>
+        <w:ind w:left="1440" w:hanging="360"/>
+      </w:pPr>
+      <w:rPr>
+        <w:rFonts w:ascii="Courier New" w:hAnsi="Courier New" w:hint="default"/>
+        <w:sz w:val="20"/>
+      </w:rPr>
+    </w:lvl>
+    <w:lvl w:ilvl="2" w:tentative="1">
+      <w:start w:val="1"/>
+      <w:numFmt w:val="bullet"/>
+      <w:lvlText w:val=""/>
+      <w:lvlJc w:val="left"/>
+      <w:pPr>
+        <w:tabs>
+          <w:tab w:val="num" w:pos="2160"/>
+        </w:tabs>
+        <w:ind w:left="2160" w:hanging="360"/>
+      </w:pPr>
+      <w:rPr>
+        <w:rFonts w:ascii="Wingdings" w:hAnsi="Wingdings" w:hint="default"/>
+        <w:sz w:val="20"/>
+      </w:rPr>
+    </w:lvl>
+    <w:lvl w:ilvl="3" w:tentative="1">
+      <w:start w:val="1"/>
+      <w:numFmt w:val="bullet"/>
+      <w:lvlText w:val=""/>
+      <w:lvlJc w:val="left"/>
+      <w:pPr>
+        <w:tabs>
+          <w:tab w:val="num" w:pos="2880"/>
+        </w:tabs>
+        <w:ind w:left="2880" w:hanging="360"/>
+      </w:pPr>
+      <w:rPr>
+        <w:rFonts w:ascii="Wingdings" w:hAnsi="Wingdings" w:hint="default"/>
+        <w:sz w:val="20"/>
+      </w:rPr>
+    </w:lvl>
+    <w:lvl w:ilvl="4" w:tentative="1">
+      <w:start w:val="1"/>
+      <w:numFmt w:val="bullet"/>
+      <w:lvlText w:val=""/>
+      <w:lvlJc w:val="left"/>
+      <w:pPr>
+        <w:tabs>
+          <w:tab w:val="num" w:pos="3600"/>
+        </w:tabs>
+        <w:ind w:left="3600" w:hanging="360"/>
+      </w:pPr>
+      <w:rPr>
+        <w:rFonts w:ascii="Wingdings" w:hAnsi="Wingdings" w:hint="default"/>
+        <w:sz w:val="20"/>
+      </w:rPr>
+    </w:lvl>
+    <w:lvl w:ilvl="5" w:tentative="1">
+      <w:start w:val="1"/>
+      <w:numFmt w:val="bullet"/>
+      <w:lvlText w:val=""/>
+      <w:lvlJc w:val="left"/>
+      <w:pPr>
+        <w:tabs>
+          <w:tab w:val="num" w:pos="4320"/>
+        </w:tabs>
+        <w:ind w:left="4320" w:hanging="360"/>
+      </w:pPr>
+      <w:rPr>
+        <w:rFonts w:ascii="Wingdings" w:hAnsi="Wingdings" w:hint="default"/>
+        <w:sz w:val="20"/>
+      </w:rPr>
+    </w:lvl>
+    <w:lvl w:ilvl="6" w:tentative="1">
+      <w:start w:val="1"/>
+      <w:numFmt w:val="bullet"/>
+      <w:lvlText w:val=""/>
+      <w:lvlJc w:val="left"/>
+      <w:pPr>
+        <w:tabs>
+          <w:tab w:val="num" w:pos="5040"/>
+        </w:tabs>
+        <w:ind w:left="5040" w:hanging="360"/>
+      </w:pPr>
+      <w:rPr>
+        <w:rFonts w:ascii="Wingdings" w:hAnsi="Wingdings" w:hint="default"/>
+        <w:sz w:val="20"/>
+      </w:rPr>
+    </w:lvl>
+    <w:lvl w:ilvl="7" w:tentative="1">
+      <w:start w:val="1"/>
+      <w:numFmt w:val="bullet"/>
+      <w:lvlText w:val=""/>
+      <w:lvlJc w:val="left"/>
+      <w:pPr>
+        <w:tabs>
+          <w:tab w:val="num" w:pos="5760"/>
+        </w:tabs>
+        <w:ind w:left="5760" w:hanging="360"/>
+      </w:pPr>
+      <w:rPr>
+        <w:rFonts w:ascii="Wingdings" w:hAnsi="Wingdings" w:hint="default"/>
+        <w:sz w:val="20"/>
+      </w:rPr>
+    </w:lvl>
+    <w:lvl w:ilvl="8" w:tentative="1">
+      <w:start w:val="1"/>
+      <w:numFmt w:val="bullet"/>
+      <w:lvlText w:val=""/>
+      <w:lvlJc w:val="left"/>
+      <w:pPr>
+        <w:tabs>
+          <w:tab w:val="num" w:pos="6480"/>
+        </w:tabs>
+        <w:ind w:left="6480" w:hanging="360"/>
+      </w:pPr>
+      <w:rPr>
+        <w:rFonts w:ascii="Wingdings" w:hAnsi="Wingdings" w:hint="default"/>
+        <w:sz w:val="20"/>
+      </w:rPr>
+    </w:lvl>
+  </w:abstractNum>
+  <w:abstractNum w:abstractNumId="16" w15:restartNumberingAfterBreak="0">
+    <w:nsid w:val="6AA339BD"/>
+    <w:multiLevelType w:val="multilevel"/>
+    <w:tmpl w:val="914A3DE2"/>
+    <w:lvl w:ilvl="0">
+      <w:start w:val="1"/>
+      <w:numFmt w:val="bullet"/>
+      <w:lvlText w:val=""/>
+      <w:lvlJc w:val="left"/>
+      <w:pPr>
+        <w:tabs>
+          <w:tab w:val="num" w:pos="720"/>
+        </w:tabs>
+        <w:ind w:left="720" w:hanging="360"/>
+      </w:pPr>
+      <w:rPr>
+        <w:rFonts w:ascii="Symbol" w:hAnsi="Symbol" w:hint="default"/>
+        <w:sz w:val="20"/>
+      </w:rPr>
+    </w:lvl>
+    <w:lvl w:ilvl="1" w:tentative="1">
+      <w:start w:val="1"/>
+      <w:numFmt w:val="bullet"/>
+      <w:lvlText w:val="o"/>
+      <w:lvlJc w:val="left"/>
+      <w:pPr>
+        <w:tabs>
+          <w:tab w:val="num" w:pos="1440"/>
+        </w:tabs>
+        <w:ind w:left="1440" w:hanging="360"/>
+      </w:pPr>
+      <w:rPr>
+        <w:rFonts w:ascii="Courier New" w:hAnsi="Courier New" w:hint="default"/>
+        <w:sz w:val="20"/>
+      </w:rPr>
+    </w:lvl>
+    <w:lvl w:ilvl="2" w:tentative="1">
+      <w:start w:val="1"/>
+      <w:numFmt w:val="bullet"/>
+      <w:lvlText w:val=""/>
+      <w:lvlJc w:val="left"/>
+      <w:pPr>
+        <w:tabs>
+          <w:tab w:val="num" w:pos="2160"/>
+        </w:tabs>
+        <w:ind w:left="2160" w:hanging="360"/>
+      </w:pPr>
+      <w:rPr>
+        <w:rFonts w:ascii="Wingdings" w:hAnsi="Wingdings" w:hint="default"/>
+        <w:sz w:val="20"/>
+      </w:rPr>
+    </w:lvl>
+    <w:lvl w:ilvl="3" w:tentative="1">
+      <w:start w:val="1"/>
+      <w:numFmt w:val="bullet"/>
+      <w:lvlText w:val=""/>
+      <w:lvlJc w:val="left"/>
+      <w:pPr>
+        <w:tabs>
+          <w:tab w:val="num" w:pos="2880"/>
+        </w:tabs>
+        <w:ind w:left="2880" w:hanging="360"/>
+      </w:pPr>
+      <w:rPr>
+        <w:rFonts w:ascii="Wingdings" w:hAnsi="Wingdings" w:hint="default"/>
+        <w:sz w:val="20"/>
+      </w:rPr>
+    </w:lvl>
+    <w:lvl w:ilvl="4" w:tentative="1">
+      <w:start w:val="1"/>
+      <w:numFmt w:val="bullet"/>
+      <w:lvlText w:val=""/>
+      <w:lvlJc w:val="left"/>
+      <w:pPr>
+        <w:tabs>
+          <w:tab w:val="num" w:pos="3600"/>
+        </w:tabs>
+        <w:ind w:left="3600" w:hanging="360"/>
+      </w:pPr>
+      <w:rPr>
+        <w:rFonts w:ascii="Wingdings" w:hAnsi="Wingdings" w:hint="default"/>
+        <w:sz w:val="20"/>
+      </w:rPr>
+    </w:lvl>
+    <w:lvl w:ilvl="5" w:tentative="1">
+      <w:start w:val="1"/>
+      <w:numFmt w:val="bullet"/>
+      <w:lvlText w:val=""/>
+      <w:lvlJc w:val="left"/>
+      <w:pPr>
+        <w:tabs>
+          <w:tab w:val="num" w:pos="4320"/>
+        </w:tabs>
+        <w:ind w:left="4320" w:hanging="360"/>
+      </w:pPr>
+      <w:rPr>
+        <w:rFonts w:ascii="Wingdings" w:hAnsi="Wingdings" w:hint="default"/>
+        <w:sz w:val="20"/>
+      </w:rPr>
+    </w:lvl>
+    <w:lvl w:ilvl="6" w:tentative="1">
+      <w:start w:val="1"/>
+      <w:numFmt w:val="bullet"/>
+      <w:lvlText w:val=""/>
+      <w:lvlJc w:val="left"/>
+      <w:pPr>
+        <w:tabs>
+          <w:tab w:val="num" w:pos="5040"/>
+        </w:tabs>
+        <w:ind w:left="5040" w:hanging="360"/>
+      </w:pPr>
+      <w:rPr>
+        <w:rFonts w:ascii="Wingdings" w:hAnsi="Wingdings" w:hint="default"/>
+        <w:sz w:val="20"/>
+      </w:rPr>
+    </w:lvl>
+    <w:lvl w:ilvl="7" w:tentative="1">
+      <w:start w:val="1"/>
+      <w:numFmt w:val="bullet"/>
+      <w:lvlText w:val=""/>
+      <w:lvlJc w:val="left"/>
+      <w:pPr>
+        <w:tabs>
+          <w:tab w:val="num" w:pos="5760"/>
+        </w:tabs>
+        <w:ind w:left="5760" w:hanging="360"/>
+      </w:pPr>
+      <w:rPr>
+        <w:rFonts w:ascii="Wingdings" w:hAnsi="Wingdings" w:hint="default"/>
+        <w:sz w:val="20"/>
+      </w:rPr>
+    </w:lvl>
+    <w:lvl w:ilvl="8" w:tentative="1">
+      <w:start w:val="1"/>
+      <w:numFmt w:val="bullet"/>
+      <w:lvlText w:val=""/>
+      <w:lvlJc w:val="left"/>
+      <w:pPr>
+        <w:tabs>
+          <w:tab w:val="num" w:pos="6480"/>
+        </w:tabs>
+        <w:ind w:left="6480" w:hanging="360"/>
+      </w:pPr>
+      <w:rPr>
+        <w:rFonts w:ascii="Wingdings" w:hAnsi="Wingdings" w:hint="default"/>
+        <w:sz w:val="20"/>
+      </w:rPr>
+    </w:lvl>
+  </w:abstractNum>
+  <w:abstractNum w:abstractNumId="17" w15:restartNumberingAfterBreak="0">
+    <w:nsid w:val="7EC77BD6"/>
+    <w:multiLevelType w:val="multilevel"/>
+    <w:tmpl w:val="337C8FE4"/>
+    <w:lvl w:ilvl="0">
+      <w:start w:val="1"/>
+      <w:numFmt w:val="bullet"/>
+      <w:lvlText w:val=""/>
+      <w:lvlJc w:val="left"/>
+      <w:pPr>
+        <w:tabs>
+          <w:tab w:val="num" w:pos="720"/>
+        </w:tabs>
+        <w:ind w:left="720" w:hanging="360"/>
+      </w:pPr>
+      <w:rPr>
+        <w:rFonts w:ascii="Symbol" w:hAnsi="Symbol" w:hint="default"/>
+        <w:sz w:val="20"/>
+      </w:rPr>
+    </w:lvl>
+    <w:lvl w:ilvl="1" w:tentative="1">
+      <w:start w:val="1"/>
+      <w:numFmt w:val="bullet"/>
+      <w:lvlText w:val="o"/>
+      <w:lvlJc w:val="left"/>
+      <w:pPr>
+        <w:tabs>
+          <w:tab w:val="num" w:pos="1440"/>
+        </w:tabs>
+        <w:ind w:left="1440" w:hanging="360"/>
+      </w:pPr>
+      <w:rPr>
+        <w:rFonts w:ascii="Courier New" w:hAnsi="Courier New" w:hint="default"/>
+        <w:sz w:val="20"/>
+      </w:rPr>
+    </w:lvl>
+    <w:lvl w:ilvl="2" w:tentative="1">
+      <w:start w:val="1"/>
+      <w:numFmt w:val="bullet"/>
+      <w:lvlText w:val=""/>
+      <w:lvlJc w:val="left"/>
+      <w:pPr>
+        <w:tabs>
+          <w:tab w:val="num" w:pos="2160"/>
+        </w:tabs>
+        <w:ind w:left="2160" w:hanging="360"/>
+      </w:pPr>
+      <w:rPr>
+        <w:rFonts w:ascii="Wingdings" w:hAnsi="Wingdings" w:hint="default"/>
+        <w:sz w:val="20"/>
+      </w:rPr>
+    </w:lvl>
+    <w:lvl w:ilvl="3" w:tentative="1">
+      <w:start w:val="1"/>
+      <w:numFmt w:val="bullet"/>
+      <w:lvlText w:val=""/>
+      <w:lvlJc w:val="left"/>
+      <w:pPr>
+        <w:tabs>
+          <w:tab w:val="num" w:pos="2880"/>
+        </w:tabs>
+        <w:ind w:left="2880" w:hanging="360"/>
+      </w:pPr>
+      <w:rPr>
+        <w:rFonts w:ascii="Wingdings" w:hAnsi="Wingdings" w:hint="default"/>
+        <w:sz w:val="20"/>
+      </w:rPr>
+    </w:lvl>
+    <w:lvl w:ilvl="4" w:tentative="1">
+      <w:start w:val="1"/>
+      <w:numFmt w:val="bullet"/>
+      <w:lvlText w:val=""/>
+      <w:lvlJc w:val="left"/>
+      <w:pPr>
+        <w:tabs>
+          <w:tab w:val="num" w:pos="3600"/>
+        </w:tabs>
+        <w:ind w:left="3600" w:hanging="360"/>
+      </w:pPr>
+      <w:rPr>
+        <w:rFonts w:ascii="Wingdings" w:hAnsi="Wingdings" w:hint="default"/>
+        <w:sz w:val="20"/>
+      </w:rPr>
+    </w:lvl>
+    <w:lvl w:ilvl="5" w:tentative="1">
+      <w:start w:val="1"/>
+      <w:numFmt w:val="bullet"/>
+      <w:lvlText w:val=""/>
+      <w:lvlJc w:val="left"/>
+      <w:pPr>
+        <w:tabs>
+          <w:tab w:val="num" w:pos="4320"/>
+        </w:tabs>
+        <w:ind w:left="4320" w:hanging="360"/>
+      </w:pPr>
+      <w:rPr>
+        <w:rFonts w:ascii="Wingdings" w:hAnsi="Wingdings" w:hint="default"/>
+        <w:sz w:val="20"/>
+      </w:rPr>
+    </w:lvl>
+    <w:lvl w:ilvl="6" w:tentative="1">
+      <w:start w:val="1"/>
+      <w:numFmt w:val="bullet"/>
+      <w:lvlText w:val=""/>
+      <w:lvlJc w:val="left"/>
+      <w:pPr>
+        <w:tabs>
+          <w:tab w:val="num" w:pos="5040"/>
+        </w:tabs>
+        <w:ind w:left="5040" w:hanging="360"/>
+      </w:pPr>
+      <w:rPr>
+        <w:rFonts w:ascii="Wingdings" w:hAnsi="Wingdings" w:hint="default"/>
+        <w:sz w:val="20"/>
+      </w:rPr>
+    </w:lvl>
+    <w:lvl w:ilvl="7" w:tentative="1">
+      <w:start w:val="1"/>
+      <w:numFmt w:val="bullet"/>
+      <w:lvlText w:val=""/>
+      <w:lvlJc w:val="left"/>
+      <w:pPr>
+        <w:tabs>
+          <w:tab w:val="num" w:pos="5760"/>
+        </w:tabs>
+        <w:ind w:left="5760" w:hanging="360"/>
+      </w:pPr>
+      <w:rPr>
+        <w:rFonts w:ascii="Wingdings" w:hAnsi="Wingdings" w:hint="default"/>
+        <w:sz w:val="20"/>
+      </w:rPr>
+    </w:lvl>
+    <w:lvl w:ilvl="8" w:tentative="1">
+      <w:start w:val="1"/>
+      <w:numFmt w:val="bullet"/>
+      <w:lvlText w:val=""/>
+      <w:lvlJc w:val="left"/>
+      <w:pPr>
+        <w:tabs>
+          <w:tab w:val="num" w:pos="6480"/>
+        </w:tabs>
+        <w:ind w:left="6480" w:hanging="360"/>
+      </w:pPr>
+      <w:rPr>
+        <w:rFonts w:ascii="Wingdings" w:hAnsi="Wingdings" w:hint="default"/>
+        <w:sz w:val="20"/>
+      </w:rPr>
+    </w:lvl>
+  </w:abstractNum>
+  <w:num w:numId="1" w16cid:durableId="684020553">
+    <w:abstractNumId w:val="14"/>
+  </w:num>
+  <w:num w:numId="2" w16cid:durableId="431828339">
+    <w:abstractNumId w:val="4"/>
+  </w:num>
+  <w:num w:numId="3" w16cid:durableId="1493176760">
+    <w:abstractNumId w:val="12"/>
+  </w:num>
+  <w:num w:numId="4" w16cid:durableId="141043762">
+    <w:abstractNumId w:val="15"/>
+  </w:num>
+  <w:num w:numId="5" w16cid:durableId="1457991036">
+    <w:abstractNumId w:val="9"/>
+  </w:num>
+  <w:num w:numId="6" w16cid:durableId="1465805046">
+    <w:abstractNumId w:val="7"/>
+  </w:num>
+  <w:num w:numId="7" w16cid:durableId="25641145">
+    <w:abstractNumId w:val="1"/>
+  </w:num>
+  <w:num w:numId="8" w16cid:durableId="1037462845">
+    <w:abstractNumId w:val="10"/>
+  </w:num>
+  <w:num w:numId="9" w16cid:durableId="1502621467">
+    <w:abstractNumId w:val="3"/>
+  </w:num>
+  <w:num w:numId="10" w16cid:durableId="645209269">
+    <w:abstractNumId w:val="11"/>
+  </w:num>
+  <w:num w:numId="11" w16cid:durableId="1056733108">
+    <w:abstractNumId w:val="0"/>
+  </w:num>
+  <w:num w:numId="12" w16cid:durableId="1453400650">
+    <w:abstractNumId w:val="17"/>
+  </w:num>
+  <w:num w:numId="13" w16cid:durableId="1302342649">
+    <w:abstractNumId w:val="5"/>
+  </w:num>
+  <w:num w:numId="14" w16cid:durableId="572277940">
+    <w:abstractNumId w:val="8"/>
+  </w:num>
+  <w:num w:numId="15" w16cid:durableId="880167639">
+    <w:abstractNumId w:val="16"/>
+  </w:num>
+  <w:num w:numId="16" w16cid:durableId="1564023949">
+    <w:abstractNumId w:val="13"/>
+  </w:num>
+  <w:num w:numId="17" w16cid:durableId="423914313">
+    <w:abstractNumId w:val="2"/>
+  </w:num>
+  <w:num w:numId="18" w16cid:durableId="572815157">
+    <w:abstractNumId w:val="6"/>
+  </w:num>
+</w:numbering>
+</file>
+
 <file path=word/styles.xml><?xml version="1.0" encoding="utf-8"?>
-<w:styles xmlns:mc="http://schemas.openxmlformats.org/markup-compatibility/2006" xmlns:r="http://schemas.openxmlformats.org/officeDocument/2006/relationships" xmlns:w="http://schemas.openxmlformats.org/wordprocessingml/2006/main" xmlns:w14="http://schemas.microsoft.com/office/word/2010/wordml" xmlns:w15="http://schemas.microsoft.com/office/word/2012/wordml" xmlns:w16cex="http://schemas.microsoft.com/office/word/2018/wordml/cex" xmlns:w16cid="http://schemas.microsoft.com/office/word/2016/wordml/cid" xmlns:w16="http://schemas.microsoft.com/office/word/2018/wordml" xmlns:w16sdtdh="http://schemas.microsoft.com/office/word/2020/wordml/sdtdatahash" xmlns:w16se="http://schemas.microsoft.com/office/word/2015/wordml/symex" mc:Ignorable="w14 w15 w16se w16cid w16 w16cex w16sdtdh">
+<w:styles xmlns:mc="http://schemas.openxmlformats.org/markup-compatibility/2006" xmlns:r="http://schemas.openxmlformats.org/officeDocument/2006/relationships" xmlns:w="http://schemas.openxmlformats.org/wordprocessingml/2006/main" xmlns:w14="http://schemas.microsoft.com/office/word/2010/wordml" xmlns:w15="http://schemas.microsoft.com/office/word/2012/wordml" xmlns:w16cex="http://schemas.microsoft.com/office/word/2018/wordml/cex" xmlns:w16cid="http://schemas.microsoft.com/office/word/2016/wordml/cid" xmlns:w16="http://schemas.microsoft.com/office/word/2018/wordml" xmlns:w16sdtdh="http://schemas.microsoft.com/office/word/2020/wordml/sdtdatahash" xmlns:w16sdtfl="http://schemas.microsoft.com/office/word/2024/wordml/sdtformatlock" xmlns:w16se="http://schemas.microsoft.com/office/word/2015/wordml/symex" xmlns:w16du="http://schemas.microsoft.com/office/word/2023/wordml/word16du" mc:Ignorable="w14 w15 w16se w16cid w16 w16cex w16sdtdh w16sdtfl w16du">
   <w:docDefaults>
     <w:rPrDefault>
       <w:rPr>
@@ -861,6 +6648,32 @@
       </w:tblBorders>
     </w:tblPr>
   </w:style>
+  <w:style w:type="paragraph" w:styleId="ListParagraph">
+    <w:name w:val="List Paragraph"/>
+    <w:basedOn w:val="Normal"/>
+    <w:uiPriority w:val="34"/>
+    <w:qFormat/>
+    <w:rsid w:val="00562CE4"/>
+    <w:pPr>
+      <w:ind w:left="720"/>
+      <w:contextualSpacing/>
+    </w:pPr>
+  </w:style>
+  <w:style w:type="paragraph" w:styleId="NormalWeb">
+    <w:name w:val="Normal (Web)"/>
+    <w:basedOn w:val="Normal"/>
+    <w:uiPriority w:val="99"/>
+    <w:unhideWhenUsed/>
+    <w:rsid w:val="00562CE4"/>
+    <w:pPr>
+      <w:spacing w:before="100" w:beforeAutospacing="1" w:after="100" w:afterAutospacing="1" w:line="240" w:lineRule="auto"/>
+    </w:pPr>
+    <w:rPr>
+      <w:rFonts w:ascii="Times New Roman" w:eastAsia="Times New Roman" w:hAnsi="Times New Roman" w:cs="Times New Roman"/>
+      <w:sz w:val="24"/>
+      <w:szCs w:val="24"/>
+    </w:rPr>
+  </w:style>
 </w:styles>
 </file>
 

--- a/Documents/F2024_IndividualTaskCompletion.docx
+++ b/Documents/F2024_IndividualTaskCompletion.docx
@@ -1,6 +1,6 @@
 
 <file path=word/document.xml><?xml version="1.0" encoding="utf-8"?>
-<w:document xmlns:wpc="http://schemas.microsoft.com/office/word/2010/wordprocessingCanvas" xmlns:cx="http://schemas.microsoft.com/office/drawing/2014/chartex" xmlns:cx1="http://schemas.microsoft.com/office/drawing/2015/9/8/chartex" xmlns:cx2="http://schemas.microsoft.com/office/drawing/2015/10/21/chartex" xmlns:cx3="http://schemas.microsoft.com/office/drawing/2016/5/9/chartex" xmlns:cx4="http://schemas.microsoft.com/office/drawing/2016/5/10/chartex" xmlns:cx5="http://schemas.microsoft.com/office/drawing/2016/5/11/chartex" xmlns:cx6="http://schemas.microsoft.com/office/drawing/2016/5/12/chartex" xmlns:cx7="http://schemas.microsoft.com/office/drawing/2016/5/13/chartex" xmlns:cx8="http://schemas.microsoft.com/office/drawing/2016/5/14/chartex" xmlns:mc="http://schemas.openxmlformats.org/markup-compatibility/2006" xmlns:m="http://schemas.openxmlformats.org/officeDocument/2006/math" xmlns:aink="http://schemas.microsoft.com/office/drawing/2016/ink" xmlns:am3d="http://schemas.microsoft.com/office/drawing/2017/model3d" xmlns:oel="http://schemas.microsoft.com/office/2019/extlst" xmlns:r="http://schemas.openxmlformats.org/officeDocument/2006/relationships" xmlns:wp14="http://schemas.microsoft.com/office/word/2010/wordprocessingDrawing" xmlns:wp="http://schemas.openxmlformats.org/drawingml/2006/wordprocessingDrawing" xmlns:wpg="http://schemas.microsoft.com/office/word/2010/wordprocessingGroup" xmlns:wpi="http://schemas.microsoft.com/office/word/2010/wordprocessingInk" xmlns:wps="http://schemas.microsoft.com/office/word/2010/wordprocessingShape" xmlns:o="urn:schemas-microsoft-com:office:office" xmlns:v="urn:schemas-microsoft-com:vml" xmlns:w10="urn:schemas-microsoft-com:office:word" xmlns:w="http://schemas.openxmlformats.org/wordprocessingml/2006/main" xmlns:w14="http://schemas.microsoft.com/office/word/2010/wordml" xmlns:w15="http://schemas.microsoft.com/office/word/2012/wordml" xmlns:w16cex="http://schemas.microsoft.com/office/word/2018/wordml/cex" xmlns:w16cid="http://schemas.microsoft.com/office/word/2016/wordml/cid" xmlns:w16="http://schemas.microsoft.com/office/word/2018/wordml" xmlns:w16sdtdh="http://schemas.microsoft.com/office/word/2020/wordml/sdtdatahash" xmlns:w16sdtfl="http://schemas.microsoft.com/office/word/2024/wordml/sdtformatlock" xmlns:w16se="http://schemas.microsoft.com/office/word/2015/wordml/symex" xmlns:w16du="http://schemas.microsoft.com/office/word/2023/wordml/word16du" xmlns:wne="http://schemas.microsoft.com/office/word/2006/wordml" mc:Ignorable="w14 w15 w16se w16cid w16 w16cex w16sdtdh w16sdtfl w16du wp14">
+<w:document xmlns:wpc="http://schemas.microsoft.com/office/word/2010/wordprocessingCanvas" xmlns:cx="http://schemas.microsoft.com/office/drawing/2014/chartex" xmlns:cx1="http://schemas.microsoft.com/office/drawing/2015/9/8/chartex" xmlns:cx2="http://schemas.microsoft.com/office/drawing/2015/10/21/chartex" xmlns:cx3="http://schemas.microsoft.com/office/drawing/2016/5/9/chartex" xmlns:cx4="http://schemas.microsoft.com/office/drawing/2016/5/10/chartex" xmlns:cx5="http://schemas.microsoft.com/office/drawing/2016/5/11/chartex" xmlns:cx6="http://schemas.microsoft.com/office/drawing/2016/5/12/chartex" xmlns:cx7="http://schemas.microsoft.com/office/drawing/2016/5/13/chartex" xmlns:cx8="http://schemas.microsoft.com/office/drawing/2016/5/14/chartex" xmlns:mc="http://schemas.openxmlformats.org/markup-compatibility/2006" xmlns:aink="http://schemas.microsoft.com/office/drawing/2016/ink" xmlns:am3d="http://schemas.microsoft.com/office/drawing/2017/model3d" xmlns:o="urn:schemas-microsoft-com:office:office" xmlns:oel="http://schemas.microsoft.com/office/2019/extlst" xmlns:r="http://schemas.openxmlformats.org/officeDocument/2006/relationships" xmlns:m="http://schemas.openxmlformats.org/officeDocument/2006/math" xmlns:v="urn:schemas-microsoft-com:vml" xmlns:wp14="http://schemas.microsoft.com/office/word/2010/wordprocessingDrawing" xmlns:wp="http://schemas.openxmlformats.org/drawingml/2006/wordprocessingDrawing" xmlns:w10="urn:schemas-microsoft-com:office:word" xmlns:w="http://schemas.openxmlformats.org/wordprocessingml/2006/main" xmlns:w14="http://schemas.microsoft.com/office/word/2010/wordml" xmlns:w15="http://schemas.microsoft.com/office/word/2012/wordml" xmlns:w16cex="http://schemas.microsoft.com/office/word/2018/wordml/cex" xmlns:w16cid="http://schemas.microsoft.com/office/word/2016/wordml/cid" xmlns:w16="http://schemas.microsoft.com/office/word/2018/wordml" xmlns:w16du="http://schemas.microsoft.com/office/word/2023/wordml/word16du" xmlns:w16sdtdh="http://schemas.microsoft.com/office/word/2020/wordml/sdtdatahash" xmlns:w16sdtfl="http://schemas.microsoft.com/office/word/2024/wordml/sdtformatlock" xmlns:w16se="http://schemas.microsoft.com/office/word/2015/wordml/symex" xmlns:wpg="http://schemas.microsoft.com/office/word/2010/wordprocessingGroup" xmlns:wpi="http://schemas.microsoft.com/office/word/2010/wordprocessingInk" xmlns:wne="http://schemas.microsoft.com/office/word/2006/wordml" xmlns:wps="http://schemas.microsoft.com/office/word/2010/wordprocessingShape" mc:Ignorable="w14 w15 w16se w16cid w16 w16cex w16sdtdh w16sdtfl w16du wp14">
   <w:body>
     <w:p>
       <w:pPr>
@@ -961,7 +961,6 @@
                 <w:szCs w:val="22"/>
               </w:rPr>
             </w:pPr>
-            <w:proofErr w:type="spellStart"/>
             <w:r>
               <w:rPr>
                 <w:rFonts w:ascii="Arial" w:hAnsi="Arial" w:cs="Arial"/>
@@ -971,7 +970,6 @@
               </w:rPr>
               <w:t>ItemDescription</w:t>
             </w:r>
-            <w:proofErr w:type="spellEnd"/>
           </w:p>
           <w:p>
             <w:pPr>
@@ -989,7 +987,6 @@
                 <w:szCs w:val="22"/>
               </w:rPr>
             </w:pPr>
-            <w:proofErr w:type="spellStart"/>
             <w:r>
               <w:rPr>
                 <w:rFonts w:ascii="Arial" w:hAnsi="Arial" w:cs="Arial"/>
@@ -999,7 +996,6 @@
               </w:rPr>
               <w:t>ItemSAPNumber</w:t>
             </w:r>
-            <w:proofErr w:type="spellEnd"/>
           </w:p>
           <w:p>
             <w:pPr>
@@ -1017,7 +1013,6 @@
                 <w:szCs w:val="22"/>
               </w:rPr>
             </w:pPr>
-            <w:proofErr w:type="spellStart"/>
             <w:r>
               <w:rPr>
                 <w:rFonts w:ascii="Arial" w:hAnsi="Arial" w:cs="Arial"/>
@@ -1027,7 +1022,6 @@
               </w:rPr>
               <w:t>ItemName</w:t>
             </w:r>
-            <w:proofErr w:type="spellEnd"/>
           </w:p>
           <w:p>
             <w:pPr>
@@ -1235,27 +1229,7 @@
                 <w:sz w:val="22"/>
                 <w:szCs w:val="22"/>
               </w:rPr>
-              <w:t xml:space="preserve">I determined that the NCR only records the supplier’s name, so the Supplier table only needed the </w:t>
-            </w:r>
-            <w:proofErr w:type="spellStart"/>
-            <w:r>
-              <w:rPr>
-                <w:rFonts w:ascii="Arial" w:hAnsi="Arial" w:cs="Arial"/>
-                <w:color w:val="000000"/>
-                <w:sz w:val="22"/>
-                <w:szCs w:val="22"/>
-              </w:rPr>
-              <w:t>SupplierName</w:t>
-            </w:r>
-            <w:proofErr w:type="spellEnd"/>
-            <w:r>
-              <w:rPr>
-                <w:rFonts w:ascii="Arial" w:hAnsi="Arial" w:cs="Arial"/>
-                <w:color w:val="000000"/>
-                <w:sz w:val="22"/>
-                <w:szCs w:val="22"/>
-              </w:rPr>
-              <w:t xml:space="preserve"> attribute.</w:t>
+              <w:t>I determined that the NCR only records the supplier’s name, so the Supplier table only needed the SupplierName attribute.</w:t>
             </w:r>
           </w:p>
           <w:p>
@@ -1437,27 +1411,7 @@
                 <w:sz w:val="22"/>
                 <w:szCs w:val="22"/>
               </w:rPr>
-              <w:t xml:space="preserve">Because of this interpretation, I initially created a general table that represented </w:t>
-            </w:r>
-            <w:proofErr w:type="gramStart"/>
-            <w:r>
-              <w:rPr>
-                <w:rFonts w:ascii="Arial" w:hAnsi="Arial" w:cs="Arial"/>
-                <w:color w:val="000000"/>
-                <w:sz w:val="22"/>
-                <w:szCs w:val="22"/>
-              </w:rPr>
-              <w:t>all of</w:t>
-            </w:r>
-            <w:proofErr w:type="gramEnd"/>
-            <w:r>
-              <w:rPr>
-                <w:rFonts w:ascii="Arial" w:hAnsi="Arial" w:cs="Arial"/>
-                <w:color w:val="000000"/>
-                <w:sz w:val="22"/>
-                <w:szCs w:val="22"/>
-              </w:rPr>
-              <w:t xml:space="preserve"> the roles that could access or interact with an NCR.</w:t>
+              <w:t>Because of this interpretation, I initially created a general table that represented all of the roles that could access or interact with an NCR.</w:t>
             </w:r>
           </w:p>
           <w:p>
@@ -1580,7 +1534,6 @@
                 <w:szCs w:val="22"/>
               </w:rPr>
             </w:pPr>
-            <w:proofErr w:type="spellStart"/>
             <w:r>
               <w:rPr>
                 <w:rFonts w:ascii="Arial" w:hAnsi="Arial" w:cs="Arial"/>
@@ -1590,7 +1543,6 @@
               </w:rPr>
               <w:t>RoleName</w:t>
             </w:r>
-            <w:proofErr w:type="spellEnd"/>
           </w:p>
           <w:p>
             <w:pPr>
@@ -1634,7 +1586,6 @@
                 <w:szCs w:val="22"/>
               </w:rPr>
             </w:pPr>
-            <w:proofErr w:type="spellStart"/>
             <w:r>
               <w:rPr>
                 <w:rFonts w:ascii="Arial" w:hAnsi="Arial" w:cs="Arial"/>
@@ -1645,7 +1596,6 @@
               <w:lastRenderedPageBreak/>
               <w:t>UserName</w:t>
             </w:r>
-            <w:proofErr w:type="spellEnd"/>
           </w:p>
           <w:p>
             <w:pPr>
@@ -1689,7 +1639,6 @@
                 <w:szCs w:val="22"/>
               </w:rPr>
             </w:pPr>
-            <w:proofErr w:type="spellStart"/>
             <w:r>
               <w:rPr>
                 <w:rFonts w:ascii="Arial" w:hAnsi="Arial" w:cs="Arial"/>
@@ -1699,7 +1648,6 @@
               </w:rPr>
               <w:t>UserId</w:t>
             </w:r>
-            <w:proofErr w:type="spellEnd"/>
           </w:p>
           <w:p>
             <w:pPr>
@@ -1717,7 +1665,6 @@
                 <w:szCs w:val="22"/>
               </w:rPr>
             </w:pPr>
-            <w:proofErr w:type="spellStart"/>
             <w:r>
               <w:rPr>
                 <w:rFonts w:ascii="Arial" w:hAnsi="Arial" w:cs="Arial"/>
@@ -1727,7 +1674,6 @@
               </w:rPr>
               <w:t>RoleId</w:t>
             </w:r>
-            <w:proofErr w:type="spellEnd"/>
           </w:p>
           <w:p>
             <w:pPr>
@@ -1804,27 +1750,7 @@
                 <w:sz w:val="22"/>
                 <w:szCs w:val="22"/>
               </w:rPr>
-              <w:t xml:space="preserve">I represented this relationship through a newly created join table called </w:t>
-            </w:r>
-            <w:proofErr w:type="spellStart"/>
-            <w:r>
-              <w:rPr>
-                <w:rFonts w:ascii="Arial" w:hAnsi="Arial" w:cs="Arial"/>
-                <w:color w:val="000000"/>
-                <w:sz w:val="22"/>
-                <w:szCs w:val="22"/>
-              </w:rPr>
-              <w:t>NCRUser</w:t>
-            </w:r>
-            <w:proofErr w:type="spellEnd"/>
-            <w:r>
-              <w:rPr>
-                <w:rFonts w:ascii="Arial" w:hAnsi="Arial" w:cs="Arial"/>
-                <w:color w:val="000000"/>
-                <w:sz w:val="22"/>
-                <w:szCs w:val="22"/>
-              </w:rPr>
-              <w:t>.</w:t>
+              <w:t>I represented this relationship through a newly created join table called NCRUser.</w:t>
             </w:r>
           </w:p>
           <w:p>
@@ -1902,27 +1828,7 @@
                 <w:sz w:val="22"/>
                 <w:szCs w:val="22"/>
               </w:rPr>
-              <w:t xml:space="preserve">Rather than requiring users to repeatedly write out the same problem description for every NCR, a </w:t>
-            </w:r>
-            <w:proofErr w:type="spellStart"/>
-            <w:r>
-              <w:rPr>
-                <w:rFonts w:ascii="Arial" w:hAnsi="Arial" w:cs="Arial"/>
-                <w:color w:val="000000"/>
-                <w:sz w:val="22"/>
-                <w:szCs w:val="22"/>
-              </w:rPr>
-              <w:t>ProblemType</w:t>
-            </w:r>
-            <w:proofErr w:type="spellEnd"/>
-            <w:r>
-              <w:rPr>
-                <w:rFonts w:ascii="Arial" w:hAnsi="Arial" w:cs="Arial"/>
-                <w:color w:val="000000"/>
-                <w:sz w:val="22"/>
-                <w:szCs w:val="22"/>
-              </w:rPr>
-              <w:t xml:space="preserve"> table could store previously identified problems.</w:t>
+              <w:t>Rather than requiring users to repeatedly write out the same problem description for every NCR, a ProblemType table could store previously identified problems.</w:t>
             </w:r>
           </w:p>
           <w:p>
@@ -2000,27 +1906,7 @@
                 <w:sz w:val="22"/>
                 <w:szCs w:val="22"/>
               </w:rPr>
-              <w:t xml:space="preserve">A </w:t>
-            </w:r>
-            <w:proofErr w:type="spellStart"/>
-            <w:r>
-              <w:rPr>
-                <w:rFonts w:ascii="Arial" w:hAnsi="Arial" w:cs="Arial"/>
-                <w:color w:val="000000"/>
-                <w:sz w:val="22"/>
-                <w:szCs w:val="22"/>
-              </w:rPr>
-              <w:t>ProblemType</w:t>
-            </w:r>
-            <w:proofErr w:type="spellEnd"/>
-            <w:r>
-              <w:rPr>
-                <w:rFonts w:ascii="Arial" w:hAnsi="Arial" w:cs="Arial"/>
-                <w:color w:val="000000"/>
-                <w:sz w:val="22"/>
-                <w:szCs w:val="22"/>
-              </w:rPr>
-              <w:t xml:space="preserve"> can be associated with many NCRs.</w:t>
+              <w:t>A ProblemType can be associated with many NCRs.</w:t>
             </w:r>
           </w:p>
           <w:p>
@@ -2046,27 +1932,7 @@
                 <w:sz w:val="22"/>
                 <w:szCs w:val="22"/>
               </w:rPr>
-              <w:t xml:space="preserve">Each NCR will have one </w:t>
-            </w:r>
-            <w:proofErr w:type="spellStart"/>
-            <w:r>
-              <w:rPr>
-                <w:rFonts w:ascii="Arial" w:hAnsi="Arial" w:cs="Arial"/>
-                <w:color w:val="000000"/>
-                <w:sz w:val="22"/>
-                <w:szCs w:val="22"/>
-              </w:rPr>
-              <w:t>ProblemType</w:t>
-            </w:r>
-            <w:proofErr w:type="spellEnd"/>
-            <w:r>
-              <w:rPr>
-                <w:rFonts w:ascii="Arial" w:hAnsi="Arial" w:cs="Arial"/>
-                <w:color w:val="000000"/>
-                <w:sz w:val="22"/>
-                <w:szCs w:val="22"/>
-              </w:rPr>
-              <w:t>.</w:t>
+              <w:t>Each NCR will have one ProblemType.</w:t>
             </w:r>
           </w:p>
           <w:p>
@@ -2092,27 +1958,7 @@
                 <w:sz w:val="22"/>
                 <w:szCs w:val="22"/>
               </w:rPr>
-              <w:t xml:space="preserve">This creates a one-to-many relationship between </w:t>
-            </w:r>
-            <w:proofErr w:type="spellStart"/>
-            <w:r>
-              <w:rPr>
-                <w:rFonts w:ascii="Arial" w:hAnsi="Arial" w:cs="Arial"/>
-                <w:color w:val="000000"/>
-                <w:sz w:val="22"/>
-                <w:szCs w:val="22"/>
-              </w:rPr>
-              <w:t>ProblemType</w:t>
-            </w:r>
-            <w:proofErr w:type="spellEnd"/>
-            <w:r>
-              <w:rPr>
-                <w:rFonts w:ascii="Arial" w:hAnsi="Arial" w:cs="Arial"/>
-                <w:color w:val="000000"/>
-                <w:sz w:val="22"/>
-                <w:szCs w:val="22"/>
-              </w:rPr>
-              <w:t xml:space="preserve"> and NCR.</w:t>
+              <w:t>This creates a one-to-many relationship between ProblemType and NCR.</w:t>
             </w:r>
           </w:p>
           <w:p>
@@ -2321,27 +2167,7 @@
                 <w:sz w:val="22"/>
                 <w:szCs w:val="22"/>
               </w:rPr>
-              <w:t xml:space="preserve">This would allow an NCR to optionally reference another NCR that was created </w:t>
-            </w:r>
-            <w:proofErr w:type="gramStart"/>
-            <w:r>
-              <w:rPr>
-                <w:rFonts w:ascii="Arial" w:hAnsi="Arial" w:cs="Arial"/>
-                <w:color w:val="000000"/>
-                <w:sz w:val="22"/>
-                <w:szCs w:val="22"/>
-              </w:rPr>
-              <w:t>as a result of</w:t>
-            </w:r>
-            <w:proofErr w:type="gramEnd"/>
-            <w:r>
-              <w:rPr>
-                <w:rFonts w:ascii="Arial" w:hAnsi="Arial" w:cs="Arial"/>
-                <w:color w:val="000000"/>
-                <w:sz w:val="22"/>
-                <w:szCs w:val="22"/>
-              </w:rPr>
-              <w:t xml:space="preserve"> the original NCR.</w:t>
+              <w:t>This would allow an NCR to optionally reference another NCR that was created as a result of the original NCR.</w:t>
             </w:r>
           </w:p>
           <w:p>
@@ -3219,19 +3045,178 @@
           <w:tcPr>
             <w:tcW w:w="1555" w:type="dxa"/>
           </w:tcPr>
-          <w:p/>
+          <w:p>
+            <w:r>
+              <w:lastRenderedPageBreak/>
+              <w:t>Steve Mutrux</w:t>
+            </w:r>
+          </w:p>
         </w:tc>
         <w:tc>
           <w:tcPr>
             <w:tcW w:w="3260" w:type="dxa"/>
           </w:tcPr>
-          <w:p/>
+          <w:p>
+            <w:pPr>
+              <w:pStyle w:val="ListParagraph"/>
+              <w:numPr>
+                <w:ilvl w:val="0"/>
+                <w:numId w:val="1"/>
+              </w:numPr>
+            </w:pPr>
+            <w:r>
+              <w:t xml:space="preserve">Contract is still unfinished but is currently underway </w:t>
+            </w:r>
+            <w:r>
+              <w:lastRenderedPageBreak/>
+              <w:t>in its completion. Team member has had other responsibilities that has delayed its finalization. But they guaranteed that it will be completed before the presentation deadline.</w:t>
+            </w:r>
+          </w:p>
+          <w:p>
+            <w:pPr>
+              <w:pStyle w:val="ListParagraph"/>
+              <w:numPr>
+                <w:ilvl w:val="0"/>
+                <w:numId w:val="1"/>
+              </w:numPr>
+            </w:pPr>
+            <w:r>
+              <w:t xml:space="preserve">As of writing this, some of the team members still need to write their personal bio, which will later be included in the presentation. I’ve already written mine in our team’s discord. I hope it will be the catalyst for other’s to quickly write theirs. </w:t>
+            </w:r>
+            <w:r>
+              <w:br/>
+            </w:r>
+          </w:p>
         </w:tc>
         <w:tc>
           <w:tcPr>
             <w:tcW w:w="4535" w:type="dxa"/>
           </w:tcPr>
-          <w:p/>
+          <w:p>
+            <w:pPr>
+              <w:pStyle w:val="ListParagraph"/>
+              <w:numPr>
+                <w:ilvl w:val="0"/>
+                <w:numId w:val="1"/>
+              </w:numPr>
+            </w:pPr>
+            <w:r>
+              <w:lastRenderedPageBreak/>
+              <w:t>Designed a PowerPoint presentation</w:t>
+            </w:r>
+          </w:p>
+          <w:p>
+            <w:pPr>
+              <w:pStyle w:val="ListParagraph"/>
+              <w:numPr>
+                <w:ilvl w:val="0"/>
+                <w:numId w:val="1"/>
+              </w:numPr>
+            </w:pPr>
+            <w:r>
+              <w:lastRenderedPageBreak/>
+              <w:t>Collected information from team members</w:t>
+            </w:r>
+          </w:p>
+          <w:p>
+            <w:pPr>
+              <w:pStyle w:val="ListParagraph"/>
+              <w:numPr>
+                <w:ilvl w:val="0"/>
+                <w:numId w:val="1"/>
+              </w:numPr>
+            </w:pPr>
+            <w:r>
+              <w:t>Produces information myself</w:t>
+            </w:r>
+          </w:p>
+          <w:p>
+            <w:pPr>
+              <w:pStyle w:val="ListParagraph"/>
+              <w:numPr>
+                <w:ilvl w:val="0"/>
+                <w:numId w:val="1"/>
+              </w:numPr>
+            </w:pPr>
+            <w:r>
+              <w:t>Placed it on the slides</w:t>
+            </w:r>
+          </w:p>
+          <w:p>
+            <w:pPr>
+              <w:pStyle w:val="ListParagraph"/>
+              <w:numPr>
+                <w:ilvl w:val="0"/>
+                <w:numId w:val="1"/>
+              </w:numPr>
+            </w:pPr>
+            <w:r>
+              <w:t>Added animations, transitions, and other motion</w:t>
+            </w:r>
+            <w:r>
+              <w:t xml:space="preserve"> to keep audience engaged</w:t>
+            </w:r>
+          </w:p>
+          <w:p>
+            <w:pPr>
+              <w:pStyle w:val="ListParagraph"/>
+              <w:numPr>
+                <w:ilvl w:val="0"/>
+                <w:numId w:val="1"/>
+              </w:numPr>
+            </w:pPr>
+            <w:r>
+              <w:t>Practiced presenting with team</w:t>
+            </w:r>
+          </w:p>
+          <w:p>
+            <w:pPr>
+              <w:pStyle w:val="ListParagraph"/>
+              <w:numPr>
+                <w:ilvl w:val="0"/>
+                <w:numId w:val="1"/>
+              </w:numPr>
+            </w:pPr>
+            <w:r>
+              <w:t>Added notes to slides</w:t>
+            </w:r>
+          </w:p>
+          <w:p>
+            <w:pPr>
+              <w:pStyle w:val="ListParagraph"/>
+              <w:numPr>
+                <w:ilvl w:val="0"/>
+                <w:numId w:val="1"/>
+              </w:numPr>
+            </w:pPr>
+            <w:r>
+              <w:t>Determined order of slides and presenters</w:t>
+            </w:r>
+          </w:p>
+          <w:p>
+            <w:pPr>
+              <w:pStyle w:val="ListParagraph"/>
+              <w:numPr>
+                <w:ilvl w:val="0"/>
+                <w:numId w:val="1"/>
+              </w:numPr>
+            </w:pPr>
+            <w:r>
+              <w:t>Styled all slides in team’s colours</w:t>
+            </w:r>
+          </w:p>
+          <w:p>
+            <w:pPr>
+              <w:pStyle w:val="ListParagraph"/>
+              <w:numPr>
+                <w:ilvl w:val="0"/>
+                <w:numId w:val="1"/>
+              </w:numPr>
+            </w:pPr>
+            <w:r>
+              <w:t>Used team’s font</w:t>
+            </w:r>
+          </w:p>
         </w:tc>
       </w:tr>
       <w:tr>
@@ -3309,7 +3294,7 @@
 </file>
 
 <file path=word/endnotes.xml><?xml version="1.0" encoding="utf-8"?>
-<w:endnotes xmlns:wpc="http://schemas.microsoft.com/office/word/2010/wordprocessingCanvas" xmlns:cx="http://schemas.microsoft.com/office/drawing/2014/chartex" xmlns:cx1="http://schemas.microsoft.com/office/drawing/2015/9/8/chartex" xmlns:cx2="http://schemas.microsoft.com/office/drawing/2015/10/21/chartex" xmlns:cx3="http://schemas.microsoft.com/office/drawing/2016/5/9/chartex" xmlns:cx4="http://schemas.microsoft.com/office/drawing/2016/5/10/chartex" xmlns:cx5="http://schemas.microsoft.com/office/drawing/2016/5/11/chartex" xmlns:cx6="http://schemas.microsoft.com/office/drawing/2016/5/12/chartex" xmlns:cx7="http://schemas.microsoft.com/office/drawing/2016/5/13/chartex" xmlns:cx8="http://schemas.microsoft.com/office/drawing/2016/5/14/chartex" xmlns:mc="http://schemas.openxmlformats.org/markup-compatibility/2006" xmlns:m="http://schemas.openxmlformats.org/officeDocument/2006/math" xmlns:aink="http://schemas.microsoft.com/office/drawing/2016/ink" xmlns:am3d="http://schemas.microsoft.com/office/drawing/2017/model3d" xmlns:oel="http://schemas.microsoft.com/office/2019/extlst" xmlns:r="http://schemas.openxmlformats.org/officeDocument/2006/relationships" xmlns:wp14="http://schemas.microsoft.com/office/word/2010/wordprocessingDrawing" xmlns:wp="http://schemas.openxmlformats.org/drawingml/2006/wordprocessingDrawing" xmlns:wpg="http://schemas.microsoft.com/office/word/2010/wordprocessingGroup" xmlns:wpi="http://schemas.microsoft.com/office/word/2010/wordprocessingInk" xmlns:wps="http://schemas.microsoft.com/office/word/2010/wordprocessingShape" xmlns:o="urn:schemas-microsoft-com:office:office" xmlns:v="urn:schemas-microsoft-com:vml" xmlns:w10="urn:schemas-microsoft-com:office:word" xmlns:w="http://schemas.openxmlformats.org/wordprocessingml/2006/main" xmlns:w14="http://schemas.microsoft.com/office/word/2010/wordml" xmlns:w15="http://schemas.microsoft.com/office/word/2012/wordml" xmlns:w16cex="http://schemas.microsoft.com/office/word/2018/wordml/cex" xmlns:w16cid="http://schemas.microsoft.com/office/word/2016/wordml/cid" xmlns:w16="http://schemas.microsoft.com/office/word/2018/wordml" xmlns:w16sdtdh="http://schemas.microsoft.com/office/word/2020/wordml/sdtdatahash" xmlns:w16sdtfl="http://schemas.microsoft.com/office/word/2024/wordml/sdtformatlock" xmlns:w16se="http://schemas.microsoft.com/office/word/2015/wordml/symex" xmlns:w16du="http://schemas.microsoft.com/office/word/2023/wordml/word16du" xmlns:wne="http://schemas.microsoft.com/office/word/2006/wordml" mc:Ignorable="w14 w15 w16se w16cid w16 w16cex w16sdtdh w16sdtfl w16du wp14">
+<w:endnotes xmlns:wpc="http://schemas.microsoft.com/office/word/2010/wordprocessingCanvas" xmlns:cx="http://schemas.microsoft.com/office/drawing/2014/chartex" xmlns:cx1="http://schemas.microsoft.com/office/drawing/2015/9/8/chartex" xmlns:cx2="http://schemas.microsoft.com/office/drawing/2015/10/21/chartex" xmlns:cx3="http://schemas.microsoft.com/office/drawing/2016/5/9/chartex" xmlns:cx4="http://schemas.microsoft.com/office/drawing/2016/5/10/chartex" xmlns:cx5="http://schemas.microsoft.com/office/drawing/2016/5/11/chartex" xmlns:cx6="http://schemas.microsoft.com/office/drawing/2016/5/12/chartex" xmlns:cx7="http://schemas.microsoft.com/office/drawing/2016/5/13/chartex" xmlns:cx8="http://schemas.microsoft.com/office/drawing/2016/5/14/chartex" xmlns:mc="http://schemas.openxmlformats.org/markup-compatibility/2006" xmlns:aink="http://schemas.microsoft.com/office/drawing/2016/ink" xmlns:am3d="http://schemas.microsoft.com/office/drawing/2017/model3d" xmlns:o="urn:schemas-microsoft-com:office:office" xmlns:oel="http://schemas.microsoft.com/office/2019/extlst" xmlns:r="http://schemas.openxmlformats.org/officeDocument/2006/relationships" xmlns:m="http://schemas.openxmlformats.org/officeDocument/2006/math" xmlns:v="urn:schemas-microsoft-com:vml" xmlns:wp14="http://schemas.microsoft.com/office/word/2010/wordprocessingDrawing" xmlns:wp="http://schemas.openxmlformats.org/drawingml/2006/wordprocessingDrawing" xmlns:w10="urn:schemas-microsoft-com:office:word" xmlns:w="http://schemas.openxmlformats.org/wordprocessingml/2006/main" xmlns:w14="http://schemas.microsoft.com/office/word/2010/wordml" xmlns:w15="http://schemas.microsoft.com/office/word/2012/wordml" xmlns:w16cex="http://schemas.microsoft.com/office/word/2018/wordml/cex" xmlns:w16cid="http://schemas.microsoft.com/office/word/2016/wordml/cid" xmlns:w16="http://schemas.microsoft.com/office/word/2018/wordml" xmlns:w16du="http://schemas.microsoft.com/office/word/2023/wordml/word16du" xmlns:w16sdtdh="http://schemas.microsoft.com/office/word/2020/wordml/sdtdatahash" xmlns:w16sdtfl="http://schemas.microsoft.com/office/word/2024/wordml/sdtformatlock" xmlns:w16se="http://schemas.microsoft.com/office/word/2015/wordml/symex" xmlns:wpg="http://schemas.microsoft.com/office/word/2010/wordprocessingGroup" xmlns:wpi="http://schemas.microsoft.com/office/word/2010/wordprocessingInk" xmlns:wne="http://schemas.microsoft.com/office/word/2006/wordml" xmlns:wps="http://schemas.microsoft.com/office/word/2010/wordprocessingShape" mc:Ignorable="w14 w15 w16se w16cid w16 w16cex w16sdtdh w16sdtfl w16du wp14">
   <w:endnote w:type="separator" w:id="-1">
     <w:p>
       <w:pPr>
@@ -3334,7 +3319,7 @@
 </file>
 
 <file path=word/footnotes.xml><?xml version="1.0" encoding="utf-8"?>
-<w:footnotes xmlns:wpc="http://schemas.microsoft.com/office/word/2010/wordprocessingCanvas" xmlns:cx="http://schemas.microsoft.com/office/drawing/2014/chartex" xmlns:cx1="http://schemas.microsoft.com/office/drawing/2015/9/8/chartex" xmlns:cx2="http://schemas.microsoft.com/office/drawing/2015/10/21/chartex" xmlns:cx3="http://schemas.microsoft.com/office/drawing/2016/5/9/chartex" xmlns:cx4="http://schemas.microsoft.com/office/drawing/2016/5/10/chartex" xmlns:cx5="http://schemas.microsoft.com/office/drawing/2016/5/11/chartex" xmlns:cx6="http://schemas.microsoft.com/office/drawing/2016/5/12/chartex" xmlns:cx7="http://schemas.microsoft.com/office/drawing/2016/5/13/chartex" xmlns:cx8="http://schemas.microsoft.com/office/drawing/2016/5/14/chartex" xmlns:mc="http://schemas.openxmlformats.org/markup-compatibility/2006" xmlns:m="http://schemas.openxmlformats.org/officeDocument/2006/math" xmlns:aink="http://schemas.microsoft.com/office/drawing/2016/ink" xmlns:am3d="http://schemas.microsoft.com/office/drawing/2017/model3d" xmlns:oel="http://schemas.microsoft.com/office/2019/extlst" xmlns:r="http://schemas.openxmlformats.org/officeDocument/2006/relationships" xmlns:wp14="http://schemas.microsoft.com/office/word/2010/wordprocessingDrawing" xmlns:wp="http://schemas.openxmlformats.org/drawingml/2006/wordprocessingDrawing" xmlns:wpg="http://schemas.microsoft.com/office/word/2010/wordprocessingGroup" xmlns:wpi="http://schemas.microsoft.com/office/word/2010/wordprocessingInk" xmlns:wps="http://schemas.microsoft.com/office/word/2010/wordprocessingShape" xmlns:o="urn:schemas-microsoft-com:office:office" xmlns:v="urn:schemas-microsoft-com:vml" xmlns:w10="urn:schemas-microsoft-com:office:word" xmlns:w="http://schemas.openxmlformats.org/wordprocessingml/2006/main" xmlns:w14="http://schemas.microsoft.com/office/word/2010/wordml" xmlns:w15="http://schemas.microsoft.com/office/word/2012/wordml" xmlns:w16cex="http://schemas.microsoft.com/office/word/2018/wordml/cex" xmlns:w16cid="http://schemas.microsoft.com/office/word/2016/wordml/cid" xmlns:w16="http://schemas.microsoft.com/office/word/2018/wordml" xmlns:w16sdtdh="http://schemas.microsoft.com/office/word/2020/wordml/sdtdatahash" xmlns:w16sdtfl="http://schemas.microsoft.com/office/word/2024/wordml/sdtformatlock" xmlns:w16se="http://schemas.microsoft.com/office/word/2015/wordml/symex" xmlns:w16du="http://schemas.microsoft.com/office/word/2023/wordml/word16du" xmlns:wne="http://schemas.microsoft.com/office/word/2006/wordml" mc:Ignorable="w14 w15 w16se w16cid w16 w16cex w16sdtdh w16sdtfl w16du wp14">
+<w:footnotes xmlns:wpc="http://schemas.microsoft.com/office/word/2010/wordprocessingCanvas" xmlns:cx="http://schemas.microsoft.com/office/drawing/2014/chartex" xmlns:cx1="http://schemas.microsoft.com/office/drawing/2015/9/8/chartex" xmlns:cx2="http://schemas.microsoft.com/office/drawing/2015/10/21/chartex" xmlns:cx3="http://schemas.microsoft.com/office/drawing/2016/5/9/chartex" xmlns:cx4="http://schemas.microsoft.com/office/drawing/2016/5/10/chartex" xmlns:cx5="http://schemas.microsoft.com/office/drawing/2016/5/11/chartex" xmlns:cx6="http://schemas.microsoft.com/office/drawing/2016/5/12/chartex" xmlns:cx7="http://schemas.microsoft.com/office/drawing/2016/5/13/chartex" xmlns:cx8="http://schemas.microsoft.com/office/drawing/2016/5/14/chartex" xmlns:mc="http://schemas.openxmlformats.org/markup-compatibility/2006" xmlns:aink="http://schemas.microsoft.com/office/drawing/2016/ink" xmlns:am3d="http://schemas.microsoft.com/office/drawing/2017/model3d" xmlns:o="urn:schemas-microsoft-com:office:office" xmlns:oel="http://schemas.microsoft.com/office/2019/extlst" xmlns:r="http://schemas.openxmlformats.org/officeDocument/2006/relationships" xmlns:m="http://schemas.openxmlformats.org/officeDocument/2006/math" xmlns:v="urn:schemas-microsoft-com:vml" xmlns:wp14="http://schemas.microsoft.com/office/word/2010/wordprocessingDrawing" xmlns:wp="http://schemas.openxmlformats.org/drawingml/2006/wordprocessingDrawing" xmlns:w10="urn:schemas-microsoft-com:office:word" xmlns:w="http://schemas.openxmlformats.org/wordprocessingml/2006/main" xmlns:w14="http://schemas.microsoft.com/office/word/2010/wordml" xmlns:w15="http://schemas.microsoft.com/office/word/2012/wordml" xmlns:w16cex="http://schemas.microsoft.com/office/word/2018/wordml/cex" xmlns:w16cid="http://schemas.microsoft.com/office/word/2016/wordml/cid" xmlns:w16="http://schemas.microsoft.com/office/word/2018/wordml" xmlns:w16du="http://schemas.microsoft.com/office/word/2023/wordml/word16du" xmlns:w16sdtdh="http://schemas.microsoft.com/office/word/2020/wordml/sdtdatahash" xmlns:w16sdtfl="http://schemas.microsoft.com/office/word/2024/wordml/sdtformatlock" xmlns:w16se="http://schemas.microsoft.com/office/word/2015/wordml/symex" xmlns:wpg="http://schemas.microsoft.com/office/word/2010/wordprocessingGroup" xmlns:wpi="http://schemas.microsoft.com/office/word/2010/wordprocessingInk" xmlns:wne="http://schemas.microsoft.com/office/word/2006/wordml" xmlns:wps="http://schemas.microsoft.com/office/word/2010/wordprocessingShape" mc:Ignorable="w14 w15 w16se w16cid w16 w16cex w16sdtdh w16sdtfl w16du wp14">
   <w:footnote w:type="separator" w:id="-1">
     <w:p>
       <w:pPr>
@@ -3359,7 +3344,7 @@
 </file>
 
 <file path=word/header1.xml><?xml version="1.0" encoding="utf-8"?>
-<w:hdr xmlns:wpc="http://schemas.microsoft.com/office/word/2010/wordprocessingCanvas" xmlns:cx="http://schemas.microsoft.com/office/drawing/2014/chartex" xmlns:cx1="http://schemas.microsoft.com/office/drawing/2015/9/8/chartex" xmlns:cx2="http://schemas.microsoft.com/office/drawing/2015/10/21/chartex" xmlns:cx3="http://schemas.microsoft.com/office/drawing/2016/5/9/chartex" xmlns:cx4="http://schemas.microsoft.com/office/drawing/2016/5/10/chartex" xmlns:cx5="http://schemas.microsoft.com/office/drawing/2016/5/11/chartex" xmlns:cx6="http://schemas.microsoft.com/office/drawing/2016/5/12/chartex" xmlns:cx7="http://schemas.microsoft.com/office/drawing/2016/5/13/chartex" xmlns:cx8="http://schemas.microsoft.com/office/drawing/2016/5/14/chartex" xmlns:mc="http://schemas.openxmlformats.org/markup-compatibility/2006" xmlns:m="http://schemas.openxmlformats.org/officeDocument/2006/math" xmlns:aink="http://schemas.microsoft.com/office/drawing/2016/ink" xmlns:am3d="http://schemas.microsoft.com/office/drawing/2017/model3d" xmlns:oel="http://schemas.microsoft.com/office/2019/extlst" xmlns:r="http://schemas.openxmlformats.org/officeDocument/2006/relationships" xmlns:wp14="http://schemas.microsoft.com/office/word/2010/wordprocessingDrawing" xmlns:wp="http://schemas.openxmlformats.org/drawingml/2006/wordprocessingDrawing" xmlns:wpg="http://schemas.microsoft.com/office/word/2010/wordprocessingGroup" xmlns:wpi="http://schemas.microsoft.com/office/word/2010/wordprocessingInk" xmlns:wps="http://schemas.microsoft.com/office/word/2010/wordprocessingShape" xmlns:o="urn:schemas-microsoft-com:office:office" xmlns:v="urn:schemas-microsoft-com:vml" xmlns:w10="urn:schemas-microsoft-com:office:word" xmlns:w="http://schemas.openxmlformats.org/wordprocessingml/2006/main" xmlns:w14="http://schemas.microsoft.com/office/word/2010/wordml" xmlns:w15="http://schemas.microsoft.com/office/word/2012/wordml" xmlns:w16cex="http://schemas.microsoft.com/office/word/2018/wordml/cex" xmlns:w16cid="http://schemas.microsoft.com/office/word/2016/wordml/cid" xmlns:w16="http://schemas.microsoft.com/office/word/2018/wordml" xmlns:w16sdtdh="http://schemas.microsoft.com/office/word/2020/wordml/sdtdatahash" xmlns:w16sdtfl="http://schemas.microsoft.com/office/word/2024/wordml/sdtformatlock" xmlns:w16se="http://schemas.microsoft.com/office/word/2015/wordml/symex" xmlns:w16du="http://schemas.microsoft.com/office/word/2023/wordml/word16du" xmlns:wne="http://schemas.microsoft.com/office/word/2006/wordml" mc:Ignorable="w14 w15 w16se w16cid w16 w16cex w16sdtdh w16sdtfl w16du wp14">
+<w:hdr xmlns:wpc="http://schemas.microsoft.com/office/word/2010/wordprocessingCanvas" xmlns:cx="http://schemas.microsoft.com/office/drawing/2014/chartex" xmlns:cx1="http://schemas.microsoft.com/office/drawing/2015/9/8/chartex" xmlns:cx2="http://schemas.microsoft.com/office/drawing/2015/10/21/chartex" xmlns:cx3="http://schemas.microsoft.com/office/drawing/2016/5/9/chartex" xmlns:cx4="http://schemas.microsoft.com/office/drawing/2016/5/10/chartex" xmlns:cx5="http://schemas.microsoft.com/office/drawing/2016/5/11/chartex" xmlns:cx6="http://schemas.microsoft.com/office/drawing/2016/5/12/chartex" xmlns:cx7="http://schemas.microsoft.com/office/drawing/2016/5/13/chartex" xmlns:cx8="http://schemas.microsoft.com/office/drawing/2016/5/14/chartex" xmlns:mc="http://schemas.openxmlformats.org/markup-compatibility/2006" xmlns:aink="http://schemas.microsoft.com/office/drawing/2016/ink" xmlns:am3d="http://schemas.microsoft.com/office/drawing/2017/model3d" xmlns:o="urn:schemas-microsoft-com:office:office" xmlns:oel="http://schemas.microsoft.com/office/2019/extlst" xmlns:r="http://schemas.openxmlformats.org/officeDocument/2006/relationships" xmlns:m="http://schemas.openxmlformats.org/officeDocument/2006/math" xmlns:v="urn:schemas-microsoft-com:vml" xmlns:wp14="http://schemas.microsoft.com/office/word/2010/wordprocessingDrawing" xmlns:wp="http://schemas.openxmlformats.org/drawingml/2006/wordprocessingDrawing" xmlns:w10="urn:schemas-microsoft-com:office:word" xmlns:w="http://schemas.openxmlformats.org/wordprocessingml/2006/main" xmlns:w14="http://schemas.microsoft.com/office/word/2010/wordml" xmlns:w15="http://schemas.microsoft.com/office/word/2012/wordml" xmlns:w16cex="http://schemas.microsoft.com/office/word/2018/wordml/cex" xmlns:w16cid="http://schemas.microsoft.com/office/word/2016/wordml/cid" xmlns:w16="http://schemas.microsoft.com/office/word/2018/wordml" xmlns:w16du="http://schemas.microsoft.com/office/word/2023/wordml/word16du" xmlns:w16sdtdh="http://schemas.microsoft.com/office/word/2020/wordml/sdtdatahash" xmlns:w16sdtfl="http://schemas.microsoft.com/office/word/2024/wordml/sdtformatlock" xmlns:w16se="http://schemas.microsoft.com/office/word/2015/wordml/symex" xmlns:wpg="http://schemas.microsoft.com/office/word/2010/wordprocessingGroup" xmlns:wpi="http://schemas.microsoft.com/office/word/2010/wordprocessingInk" xmlns:wne="http://schemas.microsoft.com/office/word/2006/wordml" xmlns:wps="http://schemas.microsoft.com/office/word/2010/wordprocessingShape" mc:Ignorable="w14 w15 w16se w16cid w16 w16cex w16sdtdh w16sdtfl w16du wp14">
   <w:p>
     <w:pPr>
       <w:pStyle w:val="Header"/>
@@ -3392,7 +3377,7 @@
 </file>
 
 <file path=word/numbering.xml><?xml version="1.0" encoding="utf-8"?>
-<w:numbering xmlns:wpc="http://schemas.microsoft.com/office/word/2010/wordprocessingCanvas" xmlns:cx="http://schemas.microsoft.com/office/drawing/2014/chartex" xmlns:cx1="http://schemas.microsoft.com/office/drawing/2015/9/8/chartex" xmlns:cx2="http://schemas.microsoft.com/office/drawing/2015/10/21/chartex" xmlns:cx3="http://schemas.microsoft.com/office/drawing/2016/5/9/chartex" xmlns:cx4="http://schemas.microsoft.com/office/drawing/2016/5/10/chartex" xmlns:cx5="http://schemas.microsoft.com/office/drawing/2016/5/11/chartex" xmlns:cx6="http://schemas.microsoft.com/office/drawing/2016/5/12/chartex" xmlns:cx7="http://schemas.microsoft.com/office/drawing/2016/5/13/chartex" xmlns:cx8="http://schemas.microsoft.com/office/drawing/2016/5/14/chartex" xmlns:mc="http://schemas.openxmlformats.org/markup-compatibility/2006" xmlns:m="http://schemas.openxmlformats.org/officeDocument/2006/math" xmlns:aink="http://schemas.microsoft.com/office/drawing/2016/ink" xmlns:am3d="http://schemas.microsoft.com/office/drawing/2017/model3d" xmlns:oel="http://schemas.microsoft.com/office/2019/extlst" xmlns:r="http://schemas.openxmlformats.org/officeDocument/2006/relationships" xmlns:wp14="http://schemas.microsoft.com/office/word/2010/wordprocessingDrawing" xmlns:wp="http://schemas.openxmlformats.org/drawingml/2006/wordprocessingDrawing" xmlns:wpg="http://schemas.microsoft.com/office/word/2010/wordprocessingGroup" xmlns:wpi="http://schemas.microsoft.com/office/word/2010/wordprocessingInk" xmlns:wps="http://schemas.microsoft.com/office/word/2010/wordprocessingShape" xmlns:o="urn:schemas-microsoft-com:office:office" xmlns:v="urn:schemas-microsoft-com:vml" xmlns:w10="urn:schemas-microsoft-com:office:word" xmlns:w="http://schemas.openxmlformats.org/wordprocessingml/2006/main" xmlns:w14="http://schemas.microsoft.com/office/word/2010/wordml" xmlns:w15="http://schemas.microsoft.com/office/word/2012/wordml" xmlns:w16cex="http://schemas.microsoft.com/office/word/2018/wordml/cex" xmlns:w16cid="http://schemas.microsoft.com/office/word/2016/wordml/cid" xmlns:w16="http://schemas.microsoft.com/office/word/2018/wordml" xmlns:w16sdtdh="http://schemas.microsoft.com/office/word/2020/wordml/sdtdatahash" xmlns:w16sdtfl="http://schemas.microsoft.com/office/word/2024/wordml/sdtformatlock" xmlns:w16se="http://schemas.microsoft.com/office/word/2015/wordml/symex" xmlns:w16du="http://schemas.microsoft.com/office/word/2023/wordml/word16du" xmlns:wne="http://schemas.microsoft.com/office/word/2006/wordml" mc:Ignorable="w14 w15 w16se w16cid w16 w16cex w16sdtdh w16sdtfl w16du wp14">
+<w:numbering xmlns:wpc="http://schemas.microsoft.com/office/word/2010/wordprocessingCanvas" xmlns:cx="http://schemas.microsoft.com/office/drawing/2014/chartex" xmlns:cx1="http://schemas.microsoft.com/office/drawing/2015/9/8/chartex" xmlns:cx2="http://schemas.microsoft.com/office/drawing/2015/10/21/chartex" xmlns:cx3="http://schemas.microsoft.com/office/drawing/2016/5/9/chartex" xmlns:cx4="http://schemas.microsoft.com/office/drawing/2016/5/10/chartex" xmlns:cx5="http://schemas.microsoft.com/office/drawing/2016/5/11/chartex" xmlns:cx6="http://schemas.microsoft.com/office/drawing/2016/5/12/chartex" xmlns:cx7="http://schemas.microsoft.com/office/drawing/2016/5/13/chartex" xmlns:cx8="http://schemas.microsoft.com/office/drawing/2016/5/14/chartex" xmlns:mc="http://schemas.openxmlformats.org/markup-compatibility/2006" xmlns:aink="http://schemas.microsoft.com/office/drawing/2016/ink" xmlns:am3d="http://schemas.microsoft.com/office/drawing/2017/model3d" xmlns:o="urn:schemas-microsoft-com:office:office" xmlns:oel="http://schemas.microsoft.com/office/2019/extlst" xmlns:r="http://schemas.openxmlformats.org/officeDocument/2006/relationships" xmlns:m="http://schemas.openxmlformats.org/officeDocument/2006/math" xmlns:v="urn:schemas-microsoft-com:vml" xmlns:wp14="http://schemas.microsoft.com/office/word/2010/wordprocessingDrawing" xmlns:wp="http://schemas.openxmlformats.org/drawingml/2006/wordprocessingDrawing" xmlns:w10="urn:schemas-microsoft-com:office:word" xmlns:w="http://schemas.openxmlformats.org/wordprocessingml/2006/main" xmlns:w14="http://schemas.microsoft.com/office/word/2010/wordml" xmlns:w15="http://schemas.microsoft.com/office/word/2012/wordml" xmlns:w16cex="http://schemas.microsoft.com/office/word/2018/wordml/cex" xmlns:w16cid="http://schemas.microsoft.com/office/word/2016/wordml/cid" xmlns:w16="http://schemas.microsoft.com/office/word/2018/wordml" xmlns:w16du="http://schemas.microsoft.com/office/word/2023/wordml/word16du" xmlns:w16sdtdh="http://schemas.microsoft.com/office/word/2020/wordml/sdtdatahash" xmlns:w16sdtfl="http://schemas.microsoft.com/office/word/2024/wordml/sdtformatlock" xmlns:w16se="http://schemas.microsoft.com/office/word/2015/wordml/symex" xmlns:wpg="http://schemas.microsoft.com/office/word/2010/wordprocessingGroup" xmlns:wpi="http://schemas.microsoft.com/office/word/2010/wordprocessingInk" xmlns:wne="http://schemas.microsoft.com/office/word/2006/wordml" xmlns:wps="http://schemas.microsoft.com/office/word/2010/wordprocessingShape" mc:Ignorable="w14 w15 w16se w16cid w16 w16cex w16sdtdh w16sdtfl w16du wp14">
   <w:abstractNum w:abstractNumId="0" w15:restartNumberingAfterBreak="0">
     <w:nsid w:val="04C700C3"/>
     <w:multiLevelType w:val="multilevel"/>
@@ -5482,7 +5467,7 @@
   <w:abstractNum w:abstractNumId="14" w15:restartNumberingAfterBreak="0">
     <w:nsid w:val="660F26CF"/>
     <w:multiLevelType w:val="hybridMultilevel"/>
-    <w:tmpl w:val="268C3642"/>
+    <w:tmpl w:val="23084290"/>
     <w:lvl w:ilvl="0" w:tplc="04090001">
       <w:start w:val="1"/>
       <w:numFmt w:val="bullet"/>
@@ -6097,7 +6082,7 @@
 </file>
 
 <file path=word/styles.xml><?xml version="1.0" encoding="utf-8"?>
-<w:styles xmlns:mc="http://schemas.openxmlformats.org/markup-compatibility/2006" xmlns:r="http://schemas.openxmlformats.org/officeDocument/2006/relationships" xmlns:w="http://schemas.openxmlformats.org/wordprocessingml/2006/main" xmlns:w14="http://schemas.microsoft.com/office/word/2010/wordml" xmlns:w15="http://schemas.microsoft.com/office/word/2012/wordml" xmlns:w16cex="http://schemas.microsoft.com/office/word/2018/wordml/cex" xmlns:w16cid="http://schemas.microsoft.com/office/word/2016/wordml/cid" xmlns:w16="http://schemas.microsoft.com/office/word/2018/wordml" xmlns:w16sdtdh="http://schemas.microsoft.com/office/word/2020/wordml/sdtdatahash" xmlns:w16sdtfl="http://schemas.microsoft.com/office/word/2024/wordml/sdtformatlock" xmlns:w16se="http://schemas.microsoft.com/office/word/2015/wordml/symex" xmlns:w16du="http://schemas.microsoft.com/office/word/2023/wordml/word16du" mc:Ignorable="w14 w15 w16se w16cid w16 w16cex w16sdtdh w16sdtfl w16du">
+<w:styles xmlns:mc="http://schemas.openxmlformats.org/markup-compatibility/2006" xmlns:r="http://schemas.openxmlformats.org/officeDocument/2006/relationships" xmlns:w="http://schemas.openxmlformats.org/wordprocessingml/2006/main" xmlns:w14="http://schemas.microsoft.com/office/word/2010/wordml" xmlns:w15="http://schemas.microsoft.com/office/word/2012/wordml" xmlns:w16cex="http://schemas.microsoft.com/office/word/2018/wordml/cex" xmlns:w16cid="http://schemas.microsoft.com/office/word/2016/wordml/cid" xmlns:w16="http://schemas.microsoft.com/office/word/2018/wordml" xmlns:w16du="http://schemas.microsoft.com/office/word/2023/wordml/word16du" xmlns:w16sdtdh="http://schemas.microsoft.com/office/word/2020/wordml/sdtdatahash" xmlns:w16sdtfl="http://schemas.microsoft.com/office/word/2024/wordml/sdtformatlock" xmlns:w16se="http://schemas.microsoft.com/office/word/2015/wordml/symex" mc:Ignorable="w14 w15 w16se w16cid w16 w16cex w16sdtdh w16sdtfl w16du">
   <w:docDefaults>
     <w:rPrDefault>
       <w:rPr>
@@ -6496,7 +6481,7 @@
   <w:style w:type="paragraph" w:default="1" w:styleId="Normal">
     <w:name w:val="Normal"/>
     <w:qFormat/>
-    <w:rsid w:val="00E63279"/>
+    <w:rsid w:val="00D56090"/>
     <w:pPr>
       <w:spacing w:after="200" w:line="276" w:lineRule="auto"/>
     </w:pPr>

--- a/Documents/F2024_IndividualTaskCompletion.docx
+++ b/Documents/F2024_IndividualTaskCompletion.docx
@@ -961,6 +961,7 @@
                 <w:szCs w:val="22"/>
               </w:rPr>
             </w:pPr>
+            <w:proofErr w:type="spellStart"/>
             <w:r>
               <w:rPr>
                 <w:rFonts w:ascii="Arial" w:hAnsi="Arial" w:cs="Arial"/>
@@ -970,6 +971,7 @@
               </w:rPr>
               <w:t>ItemDescription</w:t>
             </w:r>
+            <w:proofErr w:type="spellEnd"/>
           </w:p>
           <w:p>
             <w:pPr>
@@ -987,6 +989,7 @@
                 <w:szCs w:val="22"/>
               </w:rPr>
             </w:pPr>
+            <w:proofErr w:type="spellStart"/>
             <w:r>
               <w:rPr>
                 <w:rFonts w:ascii="Arial" w:hAnsi="Arial" w:cs="Arial"/>
@@ -996,6 +999,7 @@
               </w:rPr>
               <w:t>ItemSAPNumber</w:t>
             </w:r>
+            <w:proofErr w:type="spellEnd"/>
           </w:p>
           <w:p>
             <w:pPr>
@@ -1013,6 +1017,7 @@
                 <w:szCs w:val="22"/>
               </w:rPr>
             </w:pPr>
+            <w:proofErr w:type="spellStart"/>
             <w:r>
               <w:rPr>
                 <w:rFonts w:ascii="Arial" w:hAnsi="Arial" w:cs="Arial"/>
@@ -1022,6 +1027,7 @@
               </w:rPr>
               <w:t>ItemName</w:t>
             </w:r>
+            <w:proofErr w:type="spellEnd"/>
           </w:p>
           <w:p>
             <w:pPr>
@@ -1229,7 +1235,27 @@
                 <w:sz w:val="22"/>
                 <w:szCs w:val="22"/>
               </w:rPr>
-              <w:t>I determined that the NCR only records the supplier’s name, so the Supplier table only needed the SupplierName attribute.</w:t>
+              <w:t xml:space="preserve">I determined that the NCR only records the supplier’s name, so the Supplier table only needed the </w:t>
+            </w:r>
+            <w:proofErr w:type="spellStart"/>
+            <w:r>
+              <w:rPr>
+                <w:rFonts w:ascii="Arial" w:hAnsi="Arial" w:cs="Arial"/>
+                <w:color w:val="000000"/>
+                <w:sz w:val="22"/>
+                <w:szCs w:val="22"/>
+              </w:rPr>
+              <w:t>SupplierName</w:t>
+            </w:r>
+            <w:proofErr w:type="spellEnd"/>
+            <w:r>
+              <w:rPr>
+                <w:rFonts w:ascii="Arial" w:hAnsi="Arial" w:cs="Arial"/>
+                <w:color w:val="000000"/>
+                <w:sz w:val="22"/>
+                <w:szCs w:val="22"/>
+              </w:rPr>
+              <w:t xml:space="preserve"> attribute.</w:t>
             </w:r>
           </w:p>
           <w:p>
@@ -1411,7 +1437,27 @@
                 <w:sz w:val="22"/>
                 <w:szCs w:val="22"/>
               </w:rPr>
-              <w:t>Because of this interpretation, I initially created a general table that represented all of the roles that could access or interact with an NCR.</w:t>
+              <w:t xml:space="preserve">Because of this interpretation, I initially created a general table that represented </w:t>
+            </w:r>
+            <w:proofErr w:type="gramStart"/>
+            <w:r>
+              <w:rPr>
+                <w:rFonts w:ascii="Arial" w:hAnsi="Arial" w:cs="Arial"/>
+                <w:color w:val="000000"/>
+                <w:sz w:val="22"/>
+                <w:szCs w:val="22"/>
+              </w:rPr>
+              <w:t>all of</w:t>
+            </w:r>
+            <w:proofErr w:type="gramEnd"/>
+            <w:r>
+              <w:rPr>
+                <w:rFonts w:ascii="Arial" w:hAnsi="Arial" w:cs="Arial"/>
+                <w:color w:val="000000"/>
+                <w:sz w:val="22"/>
+                <w:szCs w:val="22"/>
+              </w:rPr>
+              <w:t xml:space="preserve"> the roles that could access or interact with an NCR.</w:t>
             </w:r>
           </w:p>
           <w:p>
@@ -1534,6 +1580,7 @@
                 <w:szCs w:val="22"/>
               </w:rPr>
             </w:pPr>
+            <w:proofErr w:type="spellStart"/>
             <w:r>
               <w:rPr>
                 <w:rFonts w:ascii="Arial" w:hAnsi="Arial" w:cs="Arial"/>
@@ -1543,6 +1590,7 @@
               </w:rPr>
               <w:t>RoleName</w:t>
             </w:r>
+            <w:proofErr w:type="spellEnd"/>
           </w:p>
           <w:p>
             <w:pPr>
@@ -1586,6 +1634,7 @@
                 <w:szCs w:val="22"/>
               </w:rPr>
             </w:pPr>
+            <w:proofErr w:type="spellStart"/>
             <w:r>
               <w:rPr>
                 <w:rFonts w:ascii="Arial" w:hAnsi="Arial" w:cs="Arial"/>
@@ -1596,6 +1645,7 @@
               <w:lastRenderedPageBreak/>
               <w:t>UserName</w:t>
             </w:r>
+            <w:proofErr w:type="spellEnd"/>
           </w:p>
           <w:p>
             <w:pPr>
@@ -1639,6 +1689,7 @@
                 <w:szCs w:val="22"/>
               </w:rPr>
             </w:pPr>
+            <w:proofErr w:type="spellStart"/>
             <w:r>
               <w:rPr>
                 <w:rFonts w:ascii="Arial" w:hAnsi="Arial" w:cs="Arial"/>
@@ -1648,6 +1699,7 @@
               </w:rPr>
               <w:t>UserId</w:t>
             </w:r>
+            <w:proofErr w:type="spellEnd"/>
           </w:p>
           <w:p>
             <w:pPr>
@@ -1665,6 +1717,7 @@
                 <w:szCs w:val="22"/>
               </w:rPr>
             </w:pPr>
+            <w:proofErr w:type="spellStart"/>
             <w:r>
               <w:rPr>
                 <w:rFonts w:ascii="Arial" w:hAnsi="Arial" w:cs="Arial"/>
@@ -1674,6 +1727,7 @@
               </w:rPr>
               <w:t>RoleId</w:t>
             </w:r>
+            <w:proofErr w:type="spellEnd"/>
           </w:p>
           <w:p>
             <w:pPr>
@@ -1750,7 +1804,27 @@
                 <w:sz w:val="22"/>
                 <w:szCs w:val="22"/>
               </w:rPr>
-              <w:t>I represented this relationship through a newly created join table called NCRUser.</w:t>
+              <w:t xml:space="preserve">I represented this relationship through a newly created join table called </w:t>
+            </w:r>
+            <w:proofErr w:type="spellStart"/>
+            <w:r>
+              <w:rPr>
+                <w:rFonts w:ascii="Arial" w:hAnsi="Arial" w:cs="Arial"/>
+                <w:color w:val="000000"/>
+                <w:sz w:val="22"/>
+                <w:szCs w:val="22"/>
+              </w:rPr>
+              <w:t>NCRUser</w:t>
+            </w:r>
+            <w:proofErr w:type="spellEnd"/>
+            <w:r>
+              <w:rPr>
+                <w:rFonts w:ascii="Arial" w:hAnsi="Arial" w:cs="Arial"/>
+                <w:color w:val="000000"/>
+                <w:sz w:val="22"/>
+                <w:szCs w:val="22"/>
+              </w:rPr>
+              <w:t>.</w:t>
             </w:r>
           </w:p>
           <w:p>
@@ -1828,7 +1902,27 @@
                 <w:sz w:val="22"/>
                 <w:szCs w:val="22"/>
               </w:rPr>
-              <w:t>Rather than requiring users to repeatedly write out the same problem description for every NCR, a ProblemType table could store previously identified problems.</w:t>
+              <w:t xml:space="preserve">Rather than requiring users to repeatedly write out the same problem description for every NCR, a </w:t>
+            </w:r>
+            <w:proofErr w:type="spellStart"/>
+            <w:r>
+              <w:rPr>
+                <w:rFonts w:ascii="Arial" w:hAnsi="Arial" w:cs="Arial"/>
+                <w:color w:val="000000"/>
+                <w:sz w:val="22"/>
+                <w:szCs w:val="22"/>
+              </w:rPr>
+              <w:t>ProblemType</w:t>
+            </w:r>
+            <w:proofErr w:type="spellEnd"/>
+            <w:r>
+              <w:rPr>
+                <w:rFonts w:ascii="Arial" w:hAnsi="Arial" w:cs="Arial"/>
+                <w:color w:val="000000"/>
+                <w:sz w:val="22"/>
+                <w:szCs w:val="22"/>
+              </w:rPr>
+              <w:t xml:space="preserve"> table could store previously identified problems.</w:t>
             </w:r>
           </w:p>
           <w:p>
@@ -1906,7 +2000,27 @@
                 <w:sz w:val="22"/>
                 <w:szCs w:val="22"/>
               </w:rPr>
-              <w:t>A ProblemType can be associated with many NCRs.</w:t>
+              <w:t xml:space="preserve">A </w:t>
+            </w:r>
+            <w:proofErr w:type="spellStart"/>
+            <w:r>
+              <w:rPr>
+                <w:rFonts w:ascii="Arial" w:hAnsi="Arial" w:cs="Arial"/>
+                <w:color w:val="000000"/>
+                <w:sz w:val="22"/>
+                <w:szCs w:val="22"/>
+              </w:rPr>
+              <w:t>ProblemType</w:t>
+            </w:r>
+            <w:proofErr w:type="spellEnd"/>
+            <w:r>
+              <w:rPr>
+                <w:rFonts w:ascii="Arial" w:hAnsi="Arial" w:cs="Arial"/>
+                <w:color w:val="000000"/>
+                <w:sz w:val="22"/>
+                <w:szCs w:val="22"/>
+              </w:rPr>
+              <w:t xml:space="preserve"> can be associated with many NCRs.</w:t>
             </w:r>
           </w:p>
           <w:p>
@@ -1932,7 +2046,27 @@
                 <w:sz w:val="22"/>
                 <w:szCs w:val="22"/>
               </w:rPr>
-              <w:t>Each NCR will have one ProblemType.</w:t>
+              <w:t xml:space="preserve">Each NCR will have one </w:t>
+            </w:r>
+            <w:proofErr w:type="spellStart"/>
+            <w:r>
+              <w:rPr>
+                <w:rFonts w:ascii="Arial" w:hAnsi="Arial" w:cs="Arial"/>
+                <w:color w:val="000000"/>
+                <w:sz w:val="22"/>
+                <w:szCs w:val="22"/>
+              </w:rPr>
+              <w:t>ProblemType</w:t>
+            </w:r>
+            <w:proofErr w:type="spellEnd"/>
+            <w:r>
+              <w:rPr>
+                <w:rFonts w:ascii="Arial" w:hAnsi="Arial" w:cs="Arial"/>
+                <w:color w:val="000000"/>
+                <w:sz w:val="22"/>
+                <w:szCs w:val="22"/>
+              </w:rPr>
+              <w:t>.</w:t>
             </w:r>
           </w:p>
           <w:p>
@@ -1958,7 +2092,27 @@
                 <w:sz w:val="22"/>
                 <w:szCs w:val="22"/>
               </w:rPr>
-              <w:t>This creates a one-to-many relationship between ProblemType and NCR.</w:t>
+              <w:t xml:space="preserve">This creates a one-to-many relationship between </w:t>
+            </w:r>
+            <w:proofErr w:type="spellStart"/>
+            <w:r>
+              <w:rPr>
+                <w:rFonts w:ascii="Arial" w:hAnsi="Arial" w:cs="Arial"/>
+                <w:color w:val="000000"/>
+                <w:sz w:val="22"/>
+                <w:szCs w:val="22"/>
+              </w:rPr>
+              <w:t>ProblemType</w:t>
+            </w:r>
+            <w:proofErr w:type="spellEnd"/>
+            <w:r>
+              <w:rPr>
+                <w:rFonts w:ascii="Arial" w:hAnsi="Arial" w:cs="Arial"/>
+                <w:color w:val="000000"/>
+                <w:sz w:val="22"/>
+                <w:szCs w:val="22"/>
+              </w:rPr>
+              <w:t xml:space="preserve"> and NCR.</w:t>
             </w:r>
           </w:p>
           <w:p>
@@ -2167,7 +2321,27 @@
                 <w:sz w:val="22"/>
                 <w:szCs w:val="22"/>
               </w:rPr>
-              <w:t>This would allow an NCR to optionally reference another NCR that was created as a result of the original NCR.</w:t>
+              <w:t xml:space="preserve">This would allow an NCR to optionally reference another NCR that was created </w:t>
+            </w:r>
+            <w:proofErr w:type="gramStart"/>
+            <w:r>
+              <w:rPr>
+                <w:rFonts w:ascii="Arial" w:hAnsi="Arial" w:cs="Arial"/>
+                <w:color w:val="000000"/>
+                <w:sz w:val="22"/>
+                <w:szCs w:val="22"/>
+              </w:rPr>
+              <w:t>as a result of</w:t>
+            </w:r>
+            <w:proofErr w:type="gramEnd"/>
+            <w:r>
+              <w:rPr>
+                <w:rFonts w:ascii="Arial" w:hAnsi="Arial" w:cs="Arial"/>
+                <w:color w:val="000000"/>
+                <w:sz w:val="22"/>
+                <w:szCs w:val="22"/>
+              </w:rPr>
+              <w:t xml:space="preserve"> the original NCR.</w:t>
             </w:r>
           </w:p>
           <w:p>
@@ -3224,7 +3398,12 @@
           <w:tcPr>
             <w:tcW w:w="1555" w:type="dxa"/>
           </w:tcPr>
-          <w:p/>
+          <w:p>
+            <w:r>
+              <w:lastRenderedPageBreak/>
+              <w:t>Kayla Ogar</w:t>
+            </w:r>
+          </w:p>
         </w:tc>
         <w:tc>
           <w:tcPr>
@@ -3236,7 +3415,307 @@
           <w:tcPr>
             <w:tcW w:w="4535" w:type="dxa"/>
           </w:tcPr>
-          <w:p/>
+          <w:p>
+            <w:pPr>
+              <w:numPr>
+                <w:ilvl w:val="0"/>
+                <w:numId w:val="19"/>
+              </w:numPr>
+              <w:rPr>
+                <w:lang w:val="en-US"/>
+              </w:rPr>
+            </w:pPr>
+            <w:r>
+              <w:rPr>
+                <w:lang w:val="en-US"/>
+              </w:rPr>
+              <w:t>Worked on selecting the main colors that would be used throughout the project.</w:t>
+            </w:r>
+          </w:p>
+          <w:p>
+            <w:pPr>
+              <w:numPr>
+                <w:ilvl w:val="0"/>
+                <w:numId w:val="19"/>
+              </w:numPr>
+              <w:rPr>
+                <w:lang w:val="en-US"/>
+              </w:rPr>
+            </w:pPr>
+            <w:r>
+              <w:rPr>
+                <w:lang w:val="en-US"/>
+              </w:rPr>
+              <w:t>Considered how the colors would work together to create a consistent visual identity.</w:t>
+            </w:r>
+          </w:p>
+          <w:p>
+            <w:pPr>
+              <w:numPr>
+                <w:ilvl w:val="0"/>
+                <w:numId w:val="19"/>
+              </w:numPr>
+              <w:rPr>
+                <w:lang w:val="en-US"/>
+              </w:rPr>
+            </w:pPr>
+            <w:r>
+              <w:rPr>
+                <w:lang w:val="en-US"/>
+              </w:rPr>
+              <w:t>Applied the selected color scheme to the project materials and presentation.</w:t>
+            </w:r>
+          </w:p>
+          <w:p>
+            <w:pPr>
+              <w:numPr>
+                <w:ilvl w:val="0"/>
+                <w:numId w:val="20"/>
+              </w:numPr>
+              <w:rPr>
+                <w:lang w:val="en-US"/>
+              </w:rPr>
+            </w:pPr>
+            <w:r>
+              <w:rPr>
+                <w:lang w:val="en-US"/>
+              </w:rPr>
+              <w:t>Created the logo that represents the team and the overall project.</w:t>
+            </w:r>
+          </w:p>
+          <w:p>
+            <w:pPr>
+              <w:numPr>
+                <w:ilvl w:val="0"/>
+                <w:numId w:val="20"/>
+              </w:numPr>
+              <w:rPr>
+                <w:lang w:val="en-US"/>
+              </w:rPr>
+            </w:pPr>
+            <w:r>
+              <w:rPr>
+                <w:lang w:val="en-US"/>
+              </w:rPr>
+              <w:t>Considered the visual style of the project when developing the logo.</w:t>
+            </w:r>
+          </w:p>
+          <w:p>
+            <w:pPr>
+              <w:numPr>
+                <w:ilvl w:val="0"/>
+                <w:numId w:val="20"/>
+              </w:numPr>
+              <w:rPr>
+                <w:lang w:val="en-US"/>
+              </w:rPr>
+            </w:pPr>
+            <w:r>
+              <w:rPr>
+                <w:lang w:val="en-US"/>
+              </w:rPr>
+              <w:t>Made sure the logo worked well with the selected color scheme and could be used consistently across project materials.</w:t>
+            </w:r>
+          </w:p>
+          <w:p>
+            <w:pPr>
+              <w:numPr>
+                <w:ilvl w:val="0"/>
+                <w:numId w:val="21"/>
+              </w:numPr>
+              <w:rPr>
+                <w:lang w:val="en-US"/>
+              </w:rPr>
+            </w:pPr>
+            <w:r>
+              <w:rPr>
+                <w:lang w:val="en-US"/>
+              </w:rPr>
+              <w:lastRenderedPageBreak/>
+              <w:t>Worked on creating the project’s mission statement</w:t>
+            </w:r>
+            <w:r>
+              <w:rPr>
+                <w:lang w:val="en-US"/>
+              </w:rPr>
+              <w:t xml:space="preserve"> using references</w:t>
+            </w:r>
+            <w:r>
+              <w:rPr>
+                <w:lang w:val="en-US"/>
+              </w:rPr>
+              <w:t>.</w:t>
+            </w:r>
+          </w:p>
+          <w:p>
+            <w:pPr>
+              <w:numPr>
+                <w:ilvl w:val="0"/>
+                <w:numId w:val="21"/>
+              </w:numPr>
+              <w:rPr>
+                <w:lang w:val="en-US"/>
+              </w:rPr>
+            </w:pPr>
+            <w:r>
+              <w:rPr>
+                <w:lang w:val="en-US"/>
+              </w:rPr>
+              <w:t>Focused on clearly communicating the purpose of the project and what the team is working toward.</w:t>
+            </w:r>
+          </w:p>
+          <w:p>
+            <w:pPr>
+              <w:numPr>
+                <w:ilvl w:val="0"/>
+                <w:numId w:val="21"/>
+              </w:numPr>
+              <w:rPr>
+                <w:lang w:val="en-US"/>
+              </w:rPr>
+            </w:pPr>
+            <w:r>
+              <w:rPr>
+                <w:lang w:val="en-US"/>
+              </w:rPr>
+              <w:t>Refined the wording so that the mission was clear and appropriate for the presentation.</w:t>
+            </w:r>
+          </w:p>
+          <w:p>
+            <w:pPr>
+              <w:numPr>
+                <w:ilvl w:val="0"/>
+                <w:numId w:val="22"/>
+              </w:numPr>
+              <w:rPr>
+                <w:lang w:val="en-US"/>
+              </w:rPr>
+            </w:pPr>
+            <w:r>
+              <w:rPr>
+                <w:lang w:val="en-US"/>
+              </w:rPr>
+              <w:t>Worked on creating the project’s vision statement</w:t>
+            </w:r>
+            <w:r>
+              <w:rPr>
+                <w:lang w:val="en-US"/>
+              </w:rPr>
+              <w:t xml:space="preserve"> using references</w:t>
+            </w:r>
+            <w:r>
+              <w:rPr>
+                <w:lang w:val="en-US"/>
+              </w:rPr>
+              <w:t>.</w:t>
+            </w:r>
+          </w:p>
+          <w:p>
+            <w:pPr>
+              <w:numPr>
+                <w:ilvl w:val="0"/>
+                <w:numId w:val="22"/>
+              </w:numPr>
+              <w:rPr>
+                <w:lang w:val="en-US"/>
+              </w:rPr>
+            </w:pPr>
+            <w:r>
+              <w:rPr>
+                <w:lang w:val="en-US"/>
+              </w:rPr>
+              <w:t xml:space="preserve">Focused on describing the team’s </w:t>
+            </w:r>
+            <w:proofErr w:type="gramStart"/>
+            <w:r>
+              <w:rPr>
+                <w:lang w:val="en-US"/>
+              </w:rPr>
+              <w:t>long</w:t>
+            </w:r>
+            <w:r>
+              <w:rPr>
+                <w:lang w:val="en-US"/>
+              </w:rPr>
+              <w:t xml:space="preserve"> </w:t>
+            </w:r>
+            <w:r>
+              <w:rPr>
+                <w:lang w:val="en-US"/>
+              </w:rPr>
+              <w:t>term</w:t>
+            </w:r>
+            <w:proofErr w:type="gramEnd"/>
+            <w:r>
+              <w:rPr>
+                <w:lang w:val="en-US"/>
+              </w:rPr>
+              <w:t xml:space="preserve"> goals.</w:t>
+            </w:r>
+          </w:p>
+          <w:p>
+            <w:pPr>
+              <w:numPr>
+                <w:ilvl w:val="0"/>
+                <w:numId w:val="22"/>
+              </w:numPr>
+              <w:rPr>
+                <w:lang w:val="en-US"/>
+              </w:rPr>
+            </w:pPr>
+            <w:r>
+              <w:rPr>
+                <w:lang w:val="en-US"/>
+              </w:rPr>
+              <w:t>Changed</w:t>
+            </w:r>
+            <w:r>
+              <w:rPr>
+                <w:lang w:val="en-US"/>
+              </w:rPr>
+              <w:t xml:space="preserve"> the wording so that the vision clearly communicated the intended direction of the project.</w:t>
+            </w:r>
+          </w:p>
+          <w:p>
+            <w:pPr>
+              <w:numPr>
+                <w:ilvl w:val="0"/>
+                <w:numId w:val="23"/>
+              </w:numPr>
+              <w:rPr>
+                <w:lang w:val="en-US"/>
+              </w:rPr>
+            </w:pPr>
+            <w:proofErr w:type="gramStart"/>
+            <w:r>
+              <w:rPr>
+                <w:lang w:val="en-US"/>
+              </w:rPr>
+              <w:t>Helped</w:t>
+            </w:r>
+            <w:proofErr w:type="gramEnd"/>
+            <w:r>
+              <w:rPr>
+                <w:lang w:val="en-US"/>
+              </w:rPr>
+              <w:t xml:space="preserve"> establish a consistent visual style through the combination of the logo, color scheme, mission, and vision.</w:t>
+            </w:r>
+          </w:p>
+          <w:p>
+            <w:pPr>
+              <w:pStyle w:val="ListParagraph"/>
+              <w:numPr>
+                <w:ilvl w:val="0"/>
+                <w:numId w:val="23"/>
+              </w:numPr>
+            </w:pPr>
+            <w:r>
+              <w:rPr>
+                <w:lang w:val="en-US"/>
+              </w:rPr>
+              <w:t>Ensured that these elements could be incorporated into the team’s presentation and other project materials.</w:t>
+            </w:r>
+          </w:p>
         </w:tc>
       </w:tr>
       <w:tr>
@@ -4124,6 +4603,304 @@
     </w:lvl>
   </w:abstractNum>
   <w:abstractNum w:abstractNumId="5" w15:restartNumberingAfterBreak="0">
+    <w:nsid w:val="16394C99"/>
+    <w:multiLevelType w:val="multilevel"/>
+    <w:tmpl w:val="79E02510"/>
+    <w:lvl w:ilvl="0">
+      <w:start w:val="1"/>
+      <w:numFmt w:val="bullet"/>
+      <w:lvlText w:val=""/>
+      <w:lvlJc w:val="left"/>
+      <w:pPr>
+        <w:tabs>
+          <w:tab w:val="num" w:pos="720"/>
+        </w:tabs>
+        <w:ind w:left="720" w:hanging="360"/>
+      </w:pPr>
+      <w:rPr>
+        <w:rFonts w:ascii="Symbol" w:hAnsi="Symbol" w:hint="default"/>
+        <w:sz w:val="20"/>
+      </w:rPr>
+    </w:lvl>
+    <w:lvl w:ilvl="1" w:tentative="1">
+      <w:start w:val="1"/>
+      <w:numFmt w:val="bullet"/>
+      <w:lvlText w:val="o"/>
+      <w:lvlJc w:val="left"/>
+      <w:pPr>
+        <w:tabs>
+          <w:tab w:val="num" w:pos="1440"/>
+        </w:tabs>
+        <w:ind w:left="1440" w:hanging="360"/>
+      </w:pPr>
+      <w:rPr>
+        <w:rFonts w:ascii="Courier New" w:hAnsi="Courier New" w:hint="default"/>
+        <w:sz w:val="20"/>
+      </w:rPr>
+    </w:lvl>
+    <w:lvl w:ilvl="2" w:tentative="1">
+      <w:start w:val="1"/>
+      <w:numFmt w:val="bullet"/>
+      <w:lvlText w:val=""/>
+      <w:lvlJc w:val="left"/>
+      <w:pPr>
+        <w:tabs>
+          <w:tab w:val="num" w:pos="2160"/>
+        </w:tabs>
+        <w:ind w:left="2160" w:hanging="360"/>
+      </w:pPr>
+      <w:rPr>
+        <w:rFonts w:ascii="Wingdings" w:hAnsi="Wingdings" w:hint="default"/>
+        <w:sz w:val="20"/>
+      </w:rPr>
+    </w:lvl>
+    <w:lvl w:ilvl="3" w:tentative="1">
+      <w:start w:val="1"/>
+      <w:numFmt w:val="bullet"/>
+      <w:lvlText w:val=""/>
+      <w:lvlJc w:val="left"/>
+      <w:pPr>
+        <w:tabs>
+          <w:tab w:val="num" w:pos="2880"/>
+        </w:tabs>
+        <w:ind w:left="2880" w:hanging="360"/>
+      </w:pPr>
+      <w:rPr>
+        <w:rFonts w:ascii="Wingdings" w:hAnsi="Wingdings" w:hint="default"/>
+        <w:sz w:val="20"/>
+      </w:rPr>
+    </w:lvl>
+    <w:lvl w:ilvl="4" w:tentative="1">
+      <w:start w:val="1"/>
+      <w:numFmt w:val="bullet"/>
+      <w:lvlText w:val=""/>
+      <w:lvlJc w:val="left"/>
+      <w:pPr>
+        <w:tabs>
+          <w:tab w:val="num" w:pos="3600"/>
+        </w:tabs>
+        <w:ind w:left="3600" w:hanging="360"/>
+      </w:pPr>
+      <w:rPr>
+        <w:rFonts w:ascii="Wingdings" w:hAnsi="Wingdings" w:hint="default"/>
+        <w:sz w:val="20"/>
+      </w:rPr>
+    </w:lvl>
+    <w:lvl w:ilvl="5" w:tentative="1">
+      <w:start w:val="1"/>
+      <w:numFmt w:val="bullet"/>
+      <w:lvlText w:val=""/>
+      <w:lvlJc w:val="left"/>
+      <w:pPr>
+        <w:tabs>
+          <w:tab w:val="num" w:pos="4320"/>
+        </w:tabs>
+        <w:ind w:left="4320" w:hanging="360"/>
+      </w:pPr>
+      <w:rPr>
+        <w:rFonts w:ascii="Wingdings" w:hAnsi="Wingdings" w:hint="default"/>
+        <w:sz w:val="20"/>
+      </w:rPr>
+    </w:lvl>
+    <w:lvl w:ilvl="6" w:tentative="1">
+      <w:start w:val="1"/>
+      <w:numFmt w:val="bullet"/>
+      <w:lvlText w:val=""/>
+      <w:lvlJc w:val="left"/>
+      <w:pPr>
+        <w:tabs>
+          <w:tab w:val="num" w:pos="5040"/>
+        </w:tabs>
+        <w:ind w:left="5040" w:hanging="360"/>
+      </w:pPr>
+      <w:rPr>
+        <w:rFonts w:ascii="Wingdings" w:hAnsi="Wingdings" w:hint="default"/>
+        <w:sz w:val="20"/>
+      </w:rPr>
+    </w:lvl>
+    <w:lvl w:ilvl="7" w:tentative="1">
+      <w:start w:val="1"/>
+      <w:numFmt w:val="bullet"/>
+      <w:lvlText w:val=""/>
+      <w:lvlJc w:val="left"/>
+      <w:pPr>
+        <w:tabs>
+          <w:tab w:val="num" w:pos="5760"/>
+        </w:tabs>
+        <w:ind w:left="5760" w:hanging="360"/>
+      </w:pPr>
+      <w:rPr>
+        <w:rFonts w:ascii="Wingdings" w:hAnsi="Wingdings" w:hint="default"/>
+        <w:sz w:val="20"/>
+      </w:rPr>
+    </w:lvl>
+    <w:lvl w:ilvl="8" w:tentative="1">
+      <w:start w:val="1"/>
+      <w:numFmt w:val="bullet"/>
+      <w:lvlText w:val=""/>
+      <w:lvlJc w:val="left"/>
+      <w:pPr>
+        <w:tabs>
+          <w:tab w:val="num" w:pos="6480"/>
+        </w:tabs>
+        <w:ind w:left="6480" w:hanging="360"/>
+      </w:pPr>
+      <w:rPr>
+        <w:rFonts w:ascii="Wingdings" w:hAnsi="Wingdings" w:hint="default"/>
+        <w:sz w:val="20"/>
+      </w:rPr>
+    </w:lvl>
+  </w:abstractNum>
+  <w:abstractNum w:abstractNumId="6" w15:restartNumberingAfterBreak="0">
+    <w:nsid w:val="175F532C"/>
+    <w:multiLevelType w:val="multilevel"/>
+    <w:tmpl w:val="0F046F48"/>
+    <w:lvl w:ilvl="0">
+      <w:start w:val="1"/>
+      <w:numFmt w:val="bullet"/>
+      <w:lvlText w:val=""/>
+      <w:lvlJc w:val="left"/>
+      <w:pPr>
+        <w:tabs>
+          <w:tab w:val="num" w:pos="720"/>
+        </w:tabs>
+        <w:ind w:left="720" w:hanging="360"/>
+      </w:pPr>
+      <w:rPr>
+        <w:rFonts w:ascii="Symbol" w:hAnsi="Symbol" w:hint="default"/>
+        <w:sz w:val="20"/>
+      </w:rPr>
+    </w:lvl>
+    <w:lvl w:ilvl="1" w:tentative="1">
+      <w:start w:val="1"/>
+      <w:numFmt w:val="bullet"/>
+      <w:lvlText w:val="o"/>
+      <w:lvlJc w:val="left"/>
+      <w:pPr>
+        <w:tabs>
+          <w:tab w:val="num" w:pos="1440"/>
+        </w:tabs>
+        <w:ind w:left="1440" w:hanging="360"/>
+      </w:pPr>
+      <w:rPr>
+        <w:rFonts w:ascii="Courier New" w:hAnsi="Courier New" w:hint="default"/>
+        <w:sz w:val="20"/>
+      </w:rPr>
+    </w:lvl>
+    <w:lvl w:ilvl="2" w:tentative="1">
+      <w:start w:val="1"/>
+      <w:numFmt w:val="bullet"/>
+      <w:lvlText w:val=""/>
+      <w:lvlJc w:val="left"/>
+      <w:pPr>
+        <w:tabs>
+          <w:tab w:val="num" w:pos="2160"/>
+        </w:tabs>
+        <w:ind w:left="2160" w:hanging="360"/>
+      </w:pPr>
+      <w:rPr>
+        <w:rFonts w:ascii="Wingdings" w:hAnsi="Wingdings" w:hint="default"/>
+        <w:sz w:val="20"/>
+      </w:rPr>
+    </w:lvl>
+    <w:lvl w:ilvl="3" w:tentative="1">
+      <w:start w:val="1"/>
+      <w:numFmt w:val="bullet"/>
+      <w:lvlText w:val=""/>
+      <w:lvlJc w:val="left"/>
+      <w:pPr>
+        <w:tabs>
+          <w:tab w:val="num" w:pos="2880"/>
+        </w:tabs>
+        <w:ind w:left="2880" w:hanging="360"/>
+      </w:pPr>
+      <w:rPr>
+        <w:rFonts w:ascii="Wingdings" w:hAnsi="Wingdings" w:hint="default"/>
+        <w:sz w:val="20"/>
+      </w:rPr>
+    </w:lvl>
+    <w:lvl w:ilvl="4" w:tentative="1">
+      <w:start w:val="1"/>
+      <w:numFmt w:val="bullet"/>
+      <w:lvlText w:val=""/>
+      <w:lvlJc w:val="left"/>
+      <w:pPr>
+        <w:tabs>
+          <w:tab w:val="num" w:pos="3600"/>
+        </w:tabs>
+        <w:ind w:left="3600" w:hanging="360"/>
+      </w:pPr>
+      <w:rPr>
+        <w:rFonts w:ascii="Wingdings" w:hAnsi="Wingdings" w:hint="default"/>
+        <w:sz w:val="20"/>
+      </w:rPr>
+    </w:lvl>
+    <w:lvl w:ilvl="5" w:tentative="1">
+      <w:start w:val="1"/>
+      <w:numFmt w:val="bullet"/>
+      <w:lvlText w:val=""/>
+      <w:lvlJc w:val="left"/>
+      <w:pPr>
+        <w:tabs>
+          <w:tab w:val="num" w:pos="4320"/>
+        </w:tabs>
+        <w:ind w:left="4320" w:hanging="360"/>
+      </w:pPr>
+      <w:rPr>
+        <w:rFonts w:ascii="Wingdings" w:hAnsi="Wingdings" w:hint="default"/>
+        <w:sz w:val="20"/>
+      </w:rPr>
+    </w:lvl>
+    <w:lvl w:ilvl="6" w:tentative="1">
+      <w:start w:val="1"/>
+      <w:numFmt w:val="bullet"/>
+      <w:lvlText w:val=""/>
+      <w:lvlJc w:val="left"/>
+      <w:pPr>
+        <w:tabs>
+          <w:tab w:val="num" w:pos="5040"/>
+        </w:tabs>
+        <w:ind w:left="5040" w:hanging="360"/>
+      </w:pPr>
+      <w:rPr>
+        <w:rFonts w:ascii="Wingdings" w:hAnsi="Wingdings" w:hint="default"/>
+        <w:sz w:val="20"/>
+      </w:rPr>
+    </w:lvl>
+    <w:lvl w:ilvl="7" w:tentative="1">
+      <w:start w:val="1"/>
+      <w:numFmt w:val="bullet"/>
+      <w:lvlText w:val=""/>
+      <w:lvlJc w:val="left"/>
+      <w:pPr>
+        <w:tabs>
+          <w:tab w:val="num" w:pos="5760"/>
+        </w:tabs>
+        <w:ind w:left="5760" w:hanging="360"/>
+      </w:pPr>
+      <w:rPr>
+        <w:rFonts w:ascii="Wingdings" w:hAnsi="Wingdings" w:hint="default"/>
+        <w:sz w:val="20"/>
+      </w:rPr>
+    </w:lvl>
+    <w:lvl w:ilvl="8" w:tentative="1">
+      <w:start w:val="1"/>
+      <w:numFmt w:val="bullet"/>
+      <w:lvlText w:val=""/>
+      <w:lvlJc w:val="left"/>
+      <w:pPr>
+        <w:tabs>
+          <w:tab w:val="num" w:pos="6480"/>
+        </w:tabs>
+        <w:ind w:left="6480" w:hanging="360"/>
+      </w:pPr>
+      <w:rPr>
+        <w:rFonts w:ascii="Wingdings" w:hAnsi="Wingdings" w:hint="default"/>
+        <w:sz w:val="20"/>
+      </w:rPr>
+    </w:lvl>
+  </w:abstractNum>
+  <w:abstractNum w:abstractNumId="7" w15:restartNumberingAfterBreak="0">
     <w:nsid w:val="1A475C5A"/>
     <w:multiLevelType w:val="multilevel"/>
     <w:tmpl w:val="61AC8256"/>
@@ -4272,7 +5049,7 @@
       </w:rPr>
     </w:lvl>
   </w:abstractNum>
-  <w:abstractNum w:abstractNumId="6" w15:restartNumberingAfterBreak="0">
+  <w:abstractNum w:abstractNumId="8" w15:restartNumberingAfterBreak="0">
     <w:nsid w:val="292E7A25"/>
     <w:multiLevelType w:val="multilevel"/>
     <w:tmpl w:val="5770BD0E"/>
@@ -4421,7 +5198,7 @@
       </w:rPr>
     </w:lvl>
   </w:abstractNum>
-  <w:abstractNum w:abstractNumId="7" w15:restartNumberingAfterBreak="0">
+  <w:abstractNum w:abstractNumId="9" w15:restartNumberingAfterBreak="0">
     <w:nsid w:val="2E7D26ED"/>
     <w:multiLevelType w:val="multilevel"/>
     <w:tmpl w:val="0606717A"/>
@@ -4570,7 +5347,7 @@
       </w:rPr>
     </w:lvl>
   </w:abstractNum>
-  <w:abstractNum w:abstractNumId="8" w15:restartNumberingAfterBreak="0">
+  <w:abstractNum w:abstractNumId="10" w15:restartNumberingAfterBreak="0">
     <w:nsid w:val="342D5DD7"/>
     <w:multiLevelType w:val="multilevel"/>
     <w:tmpl w:val="B1FEF212"/>
@@ -4719,7 +5496,7 @@
       </w:rPr>
     </w:lvl>
   </w:abstractNum>
-  <w:abstractNum w:abstractNumId="9" w15:restartNumberingAfterBreak="0">
+  <w:abstractNum w:abstractNumId="11" w15:restartNumberingAfterBreak="0">
     <w:nsid w:val="41400264"/>
     <w:multiLevelType w:val="multilevel"/>
     <w:tmpl w:val="CD12DDC6"/>
@@ -4868,7 +5645,156 @@
       </w:rPr>
     </w:lvl>
   </w:abstractNum>
-  <w:abstractNum w:abstractNumId="10" w15:restartNumberingAfterBreak="0">
+  <w:abstractNum w:abstractNumId="12" w15:restartNumberingAfterBreak="0">
+    <w:nsid w:val="43B37C6E"/>
+    <w:multiLevelType w:val="multilevel"/>
+    <w:tmpl w:val="ADC28EF0"/>
+    <w:lvl w:ilvl="0">
+      <w:start w:val="1"/>
+      <w:numFmt w:val="bullet"/>
+      <w:lvlText w:val=""/>
+      <w:lvlJc w:val="left"/>
+      <w:pPr>
+        <w:tabs>
+          <w:tab w:val="num" w:pos="720"/>
+        </w:tabs>
+        <w:ind w:left="720" w:hanging="360"/>
+      </w:pPr>
+      <w:rPr>
+        <w:rFonts w:ascii="Symbol" w:hAnsi="Symbol" w:hint="default"/>
+        <w:sz w:val="20"/>
+      </w:rPr>
+    </w:lvl>
+    <w:lvl w:ilvl="1" w:tentative="1">
+      <w:start w:val="1"/>
+      <w:numFmt w:val="bullet"/>
+      <w:lvlText w:val="o"/>
+      <w:lvlJc w:val="left"/>
+      <w:pPr>
+        <w:tabs>
+          <w:tab w:val="num" w:pos="1440"/>
+        </w:tabs>
+        <w:ind w:left="1440" w:hanging="360"/>
+      </w:pPr>
+      <w:rPr>
+        <w:rFonts w:ascii="Courier New" w:hAnsi="Courier New" w:hint="default"/>
+        <w:sz w:val="20"/>
+      </w:rPr>
+    </w:lvl>
+    <w:lvl w:ilvl="2" w:tentative="1">
+      <w:start w:val="1"/>
+      <w:numFmt w:val="bullet"/>
+      <w:lvlText w:val=""/>
+      <w:lvlJc w:val="left"/>
+      <w:pPr>
+        <w:tabs>
+          <w:tab w:val="num" w:pos="2160"/>
+        </w:tabs>
+        <w:ind w:left="2160" w:hanging="360"/>
+      </w:pPr>
+      <w:rPr>
+        <w:rFonts w:ascii="Wingdings" w:hAnsi="Wingdings" w:hint="default"/>
+        <w:sz w:val="20"/>
+      </w:rPr>
+    </w:lvl>
+    <w:lvl w:ilvl="3" w:tentative="1">
+      <w:start w:val="1"/>
+      <w:numFmt w:val="bullet"/>
+      <w:lvlText w:val=""/>
+      <w:lvlJc w:val="left"/>
+      <w:pPr>
+        <w:tabs>
+          <w:tab w:val="num" w:pos="2880"/>
+        </w:tabs>
+        <w:ind w:left="2880" w:hanging="360"/>
+      </w:pPr>
+      <w:rPr>
+        <w:rFonts w:ascii="Wingdings" w:hAnsi="Wingdings" w:hint="default"/>
+        <w:sz w:val="20"/>
+      </w:rPr>
+    </w:lvl>
+    <w:lvl w:ilvl="4" w:tentative="1">
+      <w:start w:val="1"/>
+      <w:numFmt w:val="bullet"/>
+      <w:lvlText w:val=""/>
+      <w:lvlJc w:val="left"/>
+      <w:pPr>
+        <w:tabs>
+          <w:tab w:val="num" w:pos="3600"/>
+        </w:tabs>
+        <w:ind w:left="3600" w:hanging="360"/>
+      </w:pPr>
+      <w:rPr>
+        <w:rFonts w:ascii="Wingdings" w:hAnsi="Wingdings" w:hint="default"/>
+        <w:sz w:val="20"/>
+      </w:rPr>
+    </w:lvl>
+    <w:lvl w:ilvl="5" w:tentative="1">
+      <w:start w:val="1"/>
+      <w:numFmt w:val="bullet"/>
+      <w:lvlText w:val=""/>
+      <w:lvlJc w:val="left"/>
+      <w:pPr>
+        <w:tabs>
+          <w:tab w:val="num" w:pos="4320"/>
+        </w:tabs>
+        <w:ind w:left="4320" w:hanging="360"/>
+      </w:pPr>
+      <w:rPr>
+        <w:rFonts w:ascii="Wingdings" w:hAnsi="Wingdings" w:hint="default"/>
+        <w:sz w:val="20"/>
+      </w:rPr>
+    </w:lvl>
+    <w:lvl w:ilvl="6" w:tentative="1">
+      <w:start w:val="1"/>
+      <w:numFmt w:val="bullet"/>
+      <w:lvlText w:val=""/>
+      <w:lvlJc w:val="left"/>
+      <w:pPr>
+        <w:tabs>
+          <w:tab w:val="num" w:pos="5040"/>
+        </w:tabs>
+        <w:ind w:left="5040" w:hanging="360"/>
+      </w:pPr>
+      <w:rPr>
+        <w:rFonts w:ascii="Wingdings" w:hAnsi="Wingdings" w:hint="default"/>
+        <w:sz w:val="20"/>
+      </w:rPr>
+    </w:lvl>
+    <w:lvl w:ilvl="7" w:tentative="1">
+      <w:start w:val="1"/>
+      <w:numFmt w:val="bullet"/>
+      <w:lvlText w:val=""/>
+      <w:lvlJc w:val="left"/>
+      <w:pPr>
+        <w:tabs>
+          <w:tab w:val="num" w:pos="5760"/>
+        </w:tabs>
+        <w:ind w:left="5760" w:hanging="360"/>
+      </w:pPr>
+      <w:rPr>
+        <w:rFonts w:ascii="Wingdings" w:hAnsi="Wingdings" w:hint="default"/>
+        <w:sz w:val="20"/>
+      </w:rPr>
+    </w:lvl>
+    <w:lvl w:ilvl="8" w:tentative="1">
+      <w:start w:val="1"/>
+      <w:numFmt w:val="bullet"/>
+      <w:lvlText w:val=""/>
+      <w:lvlJc w:val="left"/>
+      <w:pPr>
+        <w:tabs>
+          <w:tab w:val="num" w:pos="6480"/>
+        </w:tabs>
+        <w:ind w:left="6480" w:hanging="360"/>
+      </w:pPr>
+      <w:rPr>
+        <w:rFonts w:ascii="Wingdings" w:hAnsi="Wingdings" w:hint="default"/>
+        <w:sz w:val="20"/>
+      </w:rPr>
+    </w:lvl>
+  </w:abstractNum>
+  <w:abstractNum w:abstractNumId="13" w15:restartNumberingAfterBreak="0">
     <w:nsid w:val="46893B22"/>
     <w:multiLevelType w:val="multilevel"/>
     <w:tmpl w:val="857E932C"/>
@@ -5017,7 +5943,7 @@
       </w:rPr>
     </w:lvl>
   </w:abstractNum>
-  <w:abstractNum w:abstractNumId="11" w15:restartNumberingAfterBreak="0">
+  <w:abstractNum w:abstractNumId="14" w15:restartNumberingAfterBreak="0">
     <w:nsid w:val="48565148"/>
     <w:multiLevelType w:val="multilevel"/>
     <w:tmpl w:val="DF1A8EDE"/>
@@ -5166,7 +6092,7 @@
       </w:rPr>
     </w:lvl>
   </w:abstractNum>
-  <w:abstractNum w:abstractNumId="12" w15:restartNumberingAfterBreak="0">
+  <w:abstractNum w:abstractNumId="15" w15:restartNumberingAfterBreak="0">
     <w:nsid w:val="48BB7DD3"/>
     <w:multiLevelType w:val="multilevel"/>
     <w:tmpl w:val="C33EA3D6"/>
@@ -5315,7 +6241,7 @@
       </w:rPr>
     </w:lvl>
   </w:abstractNum>
-  <w:abstractNum w:abstractNumId="13" w15:restartNumberingAfterBreak="0">
+  <w:abstractNum w:abstractNumId="16" w15:restartNumberingAfterBreak="0">
     <w:nsid w:val="5C282F59"/>
     <w:multiLevelType w:val="multilevel"/>
     <w:tmpl w:val="30C681AA"/>
@@ -5464,7 +6390,156 @@
       </w:rPr>
     </w:lvl>
   </w:abstractNum>
-  <w:abstractNum w:abstractNumId="14" w15:restartNumberingAfterBreak="0">
+  <w:abstractNum w:abstractNumId="17" w15:restartNumberingAfterBreak="0">
+    <w:nsid w:val="5DB2334A"/>
+    <w:multiLevelType w:val="multilevel"/>
+    <w:tmpl w:val="9C4ECBDC"/>
+    <w:lvl w:ilvl="0">
+      <w:start w:val="1"/>
+      <w:numFmt w:val="bullet"/>
+      <w:lvlText w:val=""/>
+      <w:lvlJc w:val="left"/>
+      <w:pPr>
+        <w:tabs>
+          <w:tab w:val="num" w:pos="720"/>
+        </w:tabs>
+        <w:ind w:left="720" w:hanging="360"/>
+      </w:pPr>
+      <w:rPr>
+        <w:rFonts w:ascii="Symbol" w:hAnsi="Symbol" w:hint="default"/>
+        <w:sz w:val="20"/>
+      </w:rPr>
+    </w:lvl>
+    <w:lvl w:ilvl="1" w:tentative="1">
+      <w:start w:val="1"/>
+      <w:numFmt w:val="bullet"/>
+      <w:lvlText w:val="o"/>
+      <w:lvlJc w:val="left"/>
+      <w:pPr>
+        <w:tabs>
+          <w:tab w:val="num" w:pos="1440"/>
+        </w:tabs>
+        <w:ind w:left="1440" w:hanging="360"/>
+      </w:pPr>
+      <w:rPr>
+        <w:rFonts w:ascii="Courier New" w:hAnsi="Courier New" w:hint="default"/>
+        <w:sz w:val="20"/>
+      </w:rPr>
+    </w:lvl>
+    <w:lvl w:ilvl="2" w:tentative="1">
+      <w:start w:val="1"/>
+      <w:numFmt w:val="bullet"/>
+      <w:lvlText w:val=""/>
+      <w:lvlJc w:val="left"/>
+      <w:pPr>
+        <w:tabs>
+          <w:tab w:val="num" w:pos="2160"/>
+        </w:tabs>
+        <w:ind w:left="2160" w:hanging="360"/>
+      </w:pPr>
+      <w:rPr>
+        <w:rFonts w:ascii="Wingdings" w:hAnsi="Wingdings" w:hint="default"/>
+        <w:sz w:val="20"/>
+      </w:rPr>
+    </w:lvl>
+    <w:lvl w:ilvl="3" w:tentative="1">
+      <w:start w:val="1"/>
+      <w:numFmt w:val="bullet"/>
+      <w:lvlText w:val=""/>
+      <w:lvlJc w:val="left"/>
+      <w:pPr>
+        <w:tabs>
+          <w:tab w:val="num" w:pos="2880"/>
+        </w:tabs>
+        <w:ind w:left="2880" w:hanging="360"/>
+      </w:pPr>
+      <w:rPr>
+        <w:rFonts w:ascii="Wingdings" w:hAnsi="Wingdings" w:hint="default"/>
+        <w:sz w:val="20"/>
+      </w:rPr>
+    </w:lvl>
+    <w:lvl w:ilvl="4" w:tentative="1">
+      <w:start w:val="1"/>
+      <w:numFmt w:val="bullet"/>
+      <w:lvlText w:val=""/>
+      <w:lvlJc w:val="left"/>
+      <w:pPr>
+        <w:tabs>
+          <w:tab w:val="num" w:pos="3600"/>
+        </w:tabs>
+        <w:ind w:left="3600" w:hanging="360"/>
+      </w:pPr>
+      <w:rPr>
+        <w:rFonts w:ascii="Wingdings" w:hAnsi="Wingdings" w:hint="default"/>
+        <w:sz w:val="20"/>
+      </w:rPr>
+    </w:lvl>
+    <w:lvl w:ilvl="5" w:tentative="1">
+      <w:start w:val="1"/>
+      <w:numFmt w:val="bullet"/>
+      <w:lvlText w:val=""/>
+      <w:lvlJc w:val="left"/>
+      <w:pPr>
+        <w:tabs>
+          <w:tab w:val="num" w:pos="4320"/>
+        </w:tabs>
+        <w:ind w:left="4320" w:hanging="360"/>
+      </w:pPr>
+      <w:rPr>
+        <w:rFonts w:ascii="Wingdings" w:hAnsi="Wingdings" w:hint="default"/>
+        <w:sz w:val="20"/>
+      </w:rPr>
+    </w:lvl>
+    <w:lvl w:ilvl="6" w:tentative="1">
+      <w:start w:val="1"/>
+      <w:numFmt w:val="bullet"/>
+      <w:lvlText w:val=""/>
+      <w:lvlJc w:val="left"/>
+      <w:pPr>
+        <w:tabs>
+          <w:tab w:val="num" w:pos="5040"/>
+        </w:tabs>
+        <w:ind w:left="5040" w:hanging="360"/>
+      </w:pPr>
+      <w:rPr>
+        <w:rFonts w:ascii="Wingdings" w:hAnsi="Wingdings" w:hint="default"/>
+        <w:sz w:val="20"/>
+      </w:rPr>
+    </w:lvl>
+    <w:lvl w:ilvl="7" w:tentative="1">
+      <w:start w:val="1"/>
+      <w:numFmt w:val="bullet"/>
+      <w:lvlText w:val=""/>
+      <w:lvlJc w:val="left"/>
+      <w:pPr>
+        <w:tabs>
+          <w:tab w:val="num" w:pos="5760"/>
+        </w:tabs>
+        <w:ind w:left="5760" w:hanging="360"/>
+      </w:pPr>
+      <w:rPr>
+        <w:rFonts w:ascii="Wingdings" w:hAnsi="Wingdings" w:hint="default"/>
+        <w:sz w:val="20"/>
+      </w:rPr>
+    </w:lvl>
+    <w:lvl w:ilvl="8" w:tentative="1">
+      <w:start w:val="1"/>
+      <w:numFmt w:val="bullet"/>
+      <w:lvlText w:val=""/>
+      <w:lvlJc w:val="left"/>
+      <w:pPr>
+        <w:tabs>
+          <w:tab w:val="num" w:pos="6480"/>
+        </w:tabs>
+        <w:ind w:left="6480" w:hanging="360"/>
+      </w:pPr>
+      <w:rPr>
+        <w:rFonts w:ascii="Wingdings" w:hAnsi="Wingdings" w:hint="default"/>
+        <w:sz w:val="20"/>
+      </w:rPr>
+    </w:lvl>
+  </w:abstractNum>
+  <w:abstractNum w:abstractNumId="18" w15:restartNumberingAfterBreak="0">
     <w:nsid w:val="660F26CF"/>
     <w:multiLevelType w:val="hybridMultilevel"/>
     <w:tmpl w:val="23084290"/>
@@ -5577,7 +6652,7 @@
       </w:rPr>
     </w:lvl>
   </w:abstractNum>
-  <w:abstractNum w:abstractNumId="15" w15:restartNumberingAfterBreak="0">
+  <w:abstractNum w:abstractNumId="19" w15:restartNumberingAfterBreak="0">
     <w:nsid w:val="6A744496"/>
     <w:multiLevelType w:val="multilevel"/>
     <w:tmpl w:val="CACEC7AE"/>
@@ -5726,7 +6801,7 @@
       </w:rPr>
     </w:lvl>
   </w:abstractNum>
-  <w:abstractNum w:abstractNumId="16" w15:restartNumberingAfterBreak="0">
+  <w:abstractNum w:abstractNumId="20" w15:restartNumberingAfterBreak="0">
     <w:nsid w:val="6AA339BD"/>
     <w:multiLevelType w:val="multilevel"/>
     <w:tmpl w:val="914A3DE2"/>
@@ -5875,7 +6950,156 @@
       </w:rPr>
     </w:lvl>
   </w:abstractNum>
-  <w:abstractNum w:abstractNumId="17" w15:restartNumberingAfterBreak="0">
+  <w:abstractNum w:abstractNumId="21" w15:restartNumberingAfterBreak="0">
+    <w:nsid w:val="72003E8A"/>
+    <w:multiLevelType w:val="multilevel"/>
+    <w:tmpl w:val="DB5609A8"/>
+    <w:lvl w:ilvl="0">
+      <w:start w:val="1"/>
+      <w:numFmt w:val="bullet"/>
+      <w:lvlText w:val=""/>
+      <w:lvlJc w:val="left"/>
+      <w:pPr>
+        <w:tabs>
+          <w:tab w:val="num" w:pos="720"/>
+        </w:tabs>
+        <w:ind w:left="720" w:hanging="360"/>
+      </w:pPr>
+      <w:rPr>
+        <w:rFonts w:ascii="Symbol" w:hAnsi="Symbol" w:hint="default"/>
+        <w:sz w:val="20"/>
+      </w:rPr>
+    </w:lvl>
+    <w:lvl w:ilvl="1" w:tentative="1">
+      <w:start w:val="1"/>
+      <w:numFmt w:val="bullet"/>
+      <w:lvlText w:val="o"/>
+      <w:lvlJc w:val="left"/>
+      <w:pPr>
+        <w:tabs>
+          <w:tab w:val="num" w:pos="1440"/>
+        </w:tabs>
+        <w:ind w:left="1440" w:hanging="360"/>
+      </w:pPr>
+      <w:rPr>
+        <w:rFonts w:ascii="Courier New" w:hAnsi="Courier New" w:hint="default"/>
+        <w:sz w:val="20"/>
+      </w:rPr>
+    </w:lvl>
+    <w:lvl w:ilvl="2" w:tentative="1">
+      <w:start w:val="1"/>
+      <w:numFmt w:val="bullet"/>
+      <w:lvlText w:val=""/>
+      <w:lvlJc w:val="left"/>
+      <w:pPr>
+        <w:tabs>
+          <w:tab w:val="num" w:pos="2160"/>
+        </w:tabs>
+        <w:ind w:left="2160" w:hanging="360"/>
+      </w:pPr>
+      <w:rPr>
+        <w:rFonts w:ascii="Wingdings" w:hAnsi="Wingdings" w:hint="default"/>
+        <w:sz w:val="20"/>
+      </w:rPr>
+    </w:lvl>
+    <w:lvl w:ilvl="3" w:tentative="1">
+      <w:start w:val="1"/>
+      <w:numFmt w:val="bullet"/>
+      <w:lvlText w:val=""/>
+      <w:lvlJc w:val="left"/>
+      <w:pPr>
+        <w:tabs>
+          <w:tab w:val="num" w:pos="2880"/>
+        </w:tabs>
+        <w:ind w:left="2880" w:hanging="360"/>
+      </w:pPr>
+      <w:rPr>
+        <w:rFonts w:ascii="Wingdings" w:hAnsi="Wingdings" w:hint="default"/>
+        <w:sz w:val="20"/>
+      </w:rPr>
+    </w:lvl>
+    <w:lvl w:ilvl="4" w:tentative="1">
+      <w:start w:val="1"/>
+      <w:numFmt w:val="bullet"/>
+      <w:lvlText w:val=""/>
+      <w:lvlJc w:val="left"/>
+      <w:pPr>
+        <w:tabs>
+          <w:tab w:val="num" w:pos="3600"/>
+        </w:tabs>
+        <w:ind w:left="3600" w:hanging="360"/>
+      </w:pPr>
+      <w:rPr>
+        <w:rFonts w:ascii="Wingdings" w:hAnsi="Wingdings" w:hint="default"/>
+        <w:sz w:val="20"/>
+      </w:rPr>
+    </w:lvl>
+    <w:lvl w:ilvl="5" w:tentative="1">
+      <w:start w:val="1"/>
+      <w:numFmt w:val="bullet"/>
+      <w:lvlText w:val=""/>
+      <w:lvlJc w:val="left"/>
+      <w:pPr>
+        <w:tabs>
+          <w:tab w:val="num" w:pos="4320"/>
+        </w:tabs>
+        <w:ind w:left="4320" w:hanging="360"/>
+      </w:pPr>
+      <w:rPr>
+        <w:rFonts w:ascii="Wingdings" w:hAnsi="Wingdings" w:hint="default"/>
+        <w:sz w:val="20"/>
+      </w:rPr>
+    </w:lvl>
+    <w:lvl w:ilvl="6" w:tentative="1">
+      <w:start w:val="1"/>
+      <w:numFmt w:val="bullet"/>
+      <w:lvlText w:val=""/>
+      <w:lvlJc w:val="left"/>
+      <w:pPr>
+        <w:tabs>
+          <w:tab w:val="num" w:pos="5040"/>
+        </w:tabs>
+        <w:ind w:left="5040" w:hanging="360"/>
+      </w:pPr>
+      <w:rPr>
+        <w:rFonts w:ascii="Wingdings" w:hAnsi="Wingdings" w:hint="default"/>
+        <w:sz w:val="20"/>
+      </w:rPr>
+    </w:lvl>
+    <w:lvl w:ilvl="7" w:tentative="1">
+      <w:start w:val="1"/>
+      <w:numFmt w:val="bullet"/>
+      <w:lvlText w:val=""/>
+      <w:lvlJc w:val="left"/>
+      <w:pPr>
+        <w:tabs>
+          <w:tab w:val="num" w:pos="5760"/>
+        </w:tabs>
+        <w:ind w:left="5760" w:hanging="360"/>
+      </w:pPr>
+      <w:rPr>
+        <w:rFonts w:ascii="Wingdings" w:hAnsi="Wingdings" w:hint="default"/>
+        <w:sz w:val="20"/>
+      </w:rPr>
+    </w:lvl>
+    <w:lvl w:ilvl="8" w:tentative="1">
+      <w:start w:val="1"/>
+      <w:numFmt w:val="bullet"/>
+      <w:lvlText w:val=""/>
+      <w:lvlJc w:val="left"/>
+      <w:pPr>
+        <w:tabs>
+          <w:tab w:val="num" w:pos="6480"/>
+        </w:tabs>
+        <w:ind w:left="6480" w:hanging="360"/>
+      </w:pPr>
+      <w:rPr>
+        <w:rFonts w:ascii="Wingdings" w:hAnsi="Wingdings" w:hint="default"/>
+        <w:sz w:val="20"/>
+      </w:rPr>
+    </w:lvl>
+  </w:abstractNum>
+  <w:abstractNum w:abstractNumId="22" w15:restartNumberingAfterBreak="0">
     <w:nsid w:val="7EC77BD6"/>
     <w:multiLevelType w:val="multilevel"/>
     <w:tmpl w:val="337C8FE4"/>
@@ -6025,58 +7249,73 @@
     </w:lvl>
   </w:abstractNum>
   <w:num w:numId="1" w16cid:durableId="684020553">
-    <w:abstractNumId w:val="14"/>
+    <w:abstractNumId w:val="18"/>
   </w:num>
   <w:num w:numId="2" w16cid:durableId="431828339">
     <w:abstractNumId w:val="4"/>
   </w:num>
   <w:num w:numId="3" w16cid:durableId="1493176760">
-    <w:abstractNumId w:val="12"/>
+    <w:abstractNumId w:val="15"/>
   </w:num>
   <w:num w:numId="4" w16cid:durableId="141043762">
-    <w:abstractNumId w:val="15"/>
+    <w:abstractNumId w:val="19"/>
   </w:num>
   <w:num w:numId="5" w16cid:durableId="1457991036">
-    <w:abstractNumId w:val="9"/>
+    <w:abstractNumId w:val="11"/>
   </w:num>
   <w:num w:numId="6" w16cid:durableId="1465805046">
-    <w:abstractNumId w:val="7"/>
+    <w:abstractNumId w:val="9"/>
   </w:num>
   <w:num w:numId="7" w16cid:durableId="25641145">
     <w:abstractNumId w:val="1"/>
   </w:num>
   <w:num w:numId="8" w16cid:durableId="1037462845">
-    <w:abstractNumId w:val="10"/>
+    <w:abstractNumId w:val="13"/>
   </w:num>
   <w:num w:numId="9" w16cid:durableId="1502621467">
     <w:abstractNumId w:val="3"/>
   </w:num>
   <w:num w:numId="10" w16cid:durableId="645209269">
-    <w:abstractNumId w:val="11"/>
+    <w:abstractNumId w:val="14"/>
   </w:num>
   <w:num w:numId="11" w16cid:durableId="1056733108">
     <w:abstractNumId w:val="0"/>
   </w:num>
   <w:num w:numId="12" w16cid:durableId="1453400650">
-    <w:abstractNumId w:val="17"/>
+    <w:abstractNumId w:val="22"/>
   </w:num>
   <w:num w:numId="13" w16cid:durableId="1302342649">
-    <w:abstractNumId w:val="5"/>
+    <w:abstractNumId w:val="7"/>
   </w:num>
   <w:num w:numId="14" w16cid:durableId="572277940">
-    <w:abstractNumId w:val="8"/>
+    <w:abstractNumId w:val="10"/>
   </w:num>
   <w:num w:numId="15" w16cid:durableId="880167639">
-    <w:abstractNumId w:val="16"/>
+    <w:abstractNumId w:val="20"/>
   </w:num>
   <w:num w:numId="16" w16cid:durableId="1564023949">
-    <w:abstractNumId w:val="13"/>
+    <w:abstractNumId w:val="16"/>
   </w:num>
   <w:num w:numId="17" w16cid:durableId="423914313">
     <w:abstractNumId w:val="2"/>
   </w:num>
   <w:num w:numId="18" w16cid:durableId="572815157">
+    <w:abstractNumId w:val="8"/>
+  </w:num>
+  <w:num w:numId="19" w16cid:durableId="464081254">
+    <w:abstractNumId w:val="12"/>
+  </w:num>
+  <w:num w:numId="20" w16cid:durableId="1897080023">
+    <w:abstractNumId w:val="21"/>
+  </w:num>
+  <w:num w:numId="21" w16cid:durableId="1371028459">
     <w:abstractNumId w:val="6"/>
+  </w:num>
+  <w:num w:numId="22" w16cid:durableId="944119559">
+    <w:abstractNumId w:val="17"/>
+  </w:num>
+  <w:num w:numId="23" w16cid:durableId="344676395">
+    <w:abstractNumId w:val="5"/>
   </w:num>
 </w:numbering>
 </file>

--- a/Documents/F2024_IndividualTaskCompletion.docx
+++ b/Documents/F2024_IndividualTaskCompletion.docx
@@ -1,6 +1,6 @@
 
 <file path=word/document.xml><?xml version="1.0" encoding="utf-8"?>
-<w:document xmlns:wpc="http://schemas.microsoft.com/office/word/2010/wordprocessingCanvas" xmlns:cx="http://schemas.microsoft.com/office/drawing/2014/chartex" xmlns:cx1="http://schemas.microsoft.com/office/drawing/2015/9/8/chartex" xmlns:cx2="http://schemas.microsoft.com/office/drawing/2015/10/21/chartex" xmlns:cx3="http://schemas.microsoft.com/office/drawing/2016/5/9/chartex" xmlns:cx4="http://schemas.microsoft.com/office/drawing/2016/5/10/chartex" xmlns:cx5="http://schemas.microsoft.com/office/drawing/2016/5/11/chartex" xmlns:cx6="http://schemas.microsoft.com/office/drawing/2016/5/12/chartex" xmlns:cx7="http://schemas.microsoft.com/office/drawing/2016/5/13/chartex" xmlns:cx8="http://schemas.microsoft.com/office/drawing/2016/5/14/chartex" xmlns:mc="http://schemas.openxmlformats.org/markup-compatibility/2006" xmlns:aink="http://schemas.microsoft.com/office/drawing/2016/ink" xmlns:am3d="http://schemas.microsoft.com/office/drawing/2017/model3d" xmlns:o="urn:schemas-microsoft-com:office:office" xmlns:oel="http://schemas.microsoft.com/office/2019/extlst" xmlns:r="http://schemas.openxmlformats.org/officeDocument/2006/relationships" xmlns:m="http://schemas.openxmlformats.org/officeDocument/2006/math" xmlns:v="urn:schemas-microsoft-com:vml" xmlns:wp14="http://schemas.microsoft.com/office/word/2010/wordprocessingDrawing" xmlns:wp="http://schemas.openxmlformats.org/drawingml/2006/wordprocessingDrawing" xmlns:w10="urn:schemas-microsoft-com:office:word" xmlns:w="http://schemas.openxmlformats.org/wordprocessingml/2006/main" xmlns:w14="http://schemas.microsoft.com/office/word/2010/wordml" xmlns:w15="http://schemas.microsoft.com/office/word/2012/wordml" xmlns:w16cex="http://schemas.microsoft.com/office/word/2018/wordml/cex" xmlns:w16cid="http://schemas.microsoft.com/office/word/2016/wordml/cid" xmlns:w16="http://schemas.microsoft.com/office/word/2018/wordml" xmlns:w16du="http://schemas.microsoft.com/office/word/2023/wordml/word16du" xmlns:w16sdtdh="http://schemas.microsoft.com/office/word/2020/wordml/sdtdatahash" xmlns:w16sdtfl="http://schemas.microsoft.com/office/word/2024/wordml/sdtformatlock" xmlns:w16se="http://schemas.microsoft.com/office/word/2015/wordml/symex" xmlns:wpg="http://schemas.microsoft.com/office/word/2010/wordprocessingGroup" xmlns:wpi="http://schemas.microsoft.com/office/word/2010/wordprocessingInk" xmlns:wne="http://schemas.microsoft.com/office/word/2006/wordml" xmlns:wps="http://schemas.microsoft.com/office/word/2010/wordprocessingShape" mc:Ignorable="w14 w15 w16se w16cid w16 w16cex w16sdtdh w16sdtfl w16du wp14">
+<w:document xmlns:wpc="http://schemas.microsoft.com/office/word/2010/wordprocessingCanvas" xmlns:mc="http://schemas.openxmlformats.org/markup-compatibility/2006" xmlns:o="urn:schemas-microsoft-com:office:office" xmlns:r="http://schemas.openxmlformats.org/officeDocument/2006/relationships" xmlns:m="http://schemas.openxmlformats.org/officeDocument/2006/math" xmlns:v="urn:schemas-microsoft-com:vml" xmlns:wp14="http://schemas.microsoft.com/office/word/2010/wordprocessingDrawing" xmlns:wp="http://schemas.openxmlformats.org/drawingml/2006/wordprocessingDrawing" xmlns:w10="urn:schemas-microsoft-com:office:word" xmlns:w="http://schemas.openxmlformats.org/wordprocessingml/2006/main" xmlns:w14="http://schemas.microsoft.com/office/word/2010/wordml" xmlns:wpg="http://schemas.microsoft.com/office/word/2010/wordprocessingGroup" xmlns:wpi="http://schemas.microsoft.com/office/word/2010/wordprocessingInk" xmlns:wne="http://schemas.microsoft.com/office/word/2006/wordml" xmlns:wps="http://schemas.microsoft.com/office/word/2010/wordprocessingShape" mc:Ignorable="w14 wp14">
   <w:body>
     <w:p>
       <w:pPr>
@@ -176,11 +176,7 @@
               <w:t>As of writing this, some of the team members still need to write their personal bio, which will later be included in the presentation.</w:t>
             </w:r>
             <w:r>
-              <w:t xml:space="preserve"> I’ve already written mine in our team’s discord. I hope it will be the catalyst for other’s to quickly write </w:t>
-            </w:r>
-            <w:r>
-              <w:lastRenderedPageBreak/>
-              <w:t xml:space="preserve">theirs. </w:t>
+              <w:t xml:space="preserve"> I’ve already written mine in our team’s discord. I hope it will be the catalyst for other’s to quickly write theirs. </w:t>
             </w:r>
             <w:r>
               <w:br/>
@@ -594,7 +590,7 @@
                 <w:sz w:val="22"/>
                 <w:szCs w:val="22"/>
               </w:rPr>
-              <w:t xml:space="preserve">I used the information required by the NCR to identify the appropriate fields and relationships that the NCR </w:t>
+              <w:t xml:space="preserve">I used the information required by the NCR to identify the appropriate fields and relationships that the NCR table would need with the other </w:t>
             </w:r>
             <w:r>
               <w:rPr>
@@ -604,7 +600,7 @@
                 <w:szCs w:val="22"/>
               </w:rPr>
               <w:lastRenderedPageBreak/>
-              <w:t>table would need with the other entities.</w:t>
+              <w:t>entities.</w:t>
             </w:r>
           </w:p>
           <w:p>
@@ -1130,8 +1126,17 @@
                 <w:sz w:val="22"/>
                 <w:szCs w:val="22"/>
               </w:rPr>
+              <w:t xml:space="preserve">A Purchase Order can </w:t>
+            </w:r>
+            <w:r>
+              <w:rPr>
+                <w:rFonts w:ascii="Arial" w:hAnsi="Arial" w:cs="Arial"/>
+                <w:color w:val="000000"/>
+                <w:sz w:val="22"/>
+                <w:szCs w:val="22"/>
+              </w:rPr>
               <w:lastRenderedPageBreak/>
-              <w:t>A Purchase Order can contain many Items.</w:t>
+              <w:t>contain many Items.</w:t>
             </w:r>
           </w:p>
           <w:p>
@@ -1437,27 +1442,7 @@
                 <w:sz w:val="22"/>
                 <w:szCs w:val="22"/>
               </w:rPr>
-              <w:t xml:space="preserve">Because of this interpretation, I initially created a general table that represented </w:t>
-            </w:r>
-            <w:proofErr w:type="gramStart"/>
-            <w:r>
-              <w:rPr>
-                <w:rFonts w:ascii="Arial" w:hAnsi="Arial" w:cs="Arial"/>
-                <w:color w:val="000000"/>
-                <w:sz w:val="22"/>
-                <w:szCs w:val="22"/>
-              </w:rPr>
-              <w:t>all of</w:t>
-            </w:r>
-            <w:proofErr w:type="gramEnd"/>
-            <w:r>
-              <w:rPr>
-                <w:rFonts w:ascii="Arial" w:hAnsi="Arial" w:cs="Arial"/>
-                <w:color w:val="000000"/>
-                <w:sz w:val="22"/>
-                <w:szCs w:val="22"/>
-              </w:rPr>
-              <w:t xml:space="preserve"> the roles that could access or interact with an NCR.</w:t>
+              <w:t>Because of this interpretation, I initially created a general table that represented all of the roles that could access or interact with an NCR.</w:t>
             </w:r>
           </w:p>
           <w:p>
@@ -1642,34 +1627,34 @@
                 <w:sz w:val="22"/>
                 <w:szCs w:val="22"/>
               </w:rPr>
+              <w:t>UserName</w:t>
+            </w:r>
+            <w:proofErr w:type="spellEnd"/>
+          </w:p>
+          <w:p>
+            <w:pPr>
+              <w:pStyle w:val="NormalWeb"/>
+              <w:numPr>
+                <w:ilvl w:val="0"/>
+                <w:numId w:val="8"/>
+              </w:numPr>
+              <w:spacing w:before="0" w:beforeAutospacing="0" w:after="0" w:afterAutospacing="0"/>
+              <w:textAlignment w:val="baseline"/>
+              <w:rPr>
+                <w:rFonts w:ascii="Arial" w:hAnsi="Arial" w:cs="Arial"/>
+                <w:color w:val="000000"/>
+                <w:sz w:val="22"/>
+                <w:szCs w:val="22"/>
+              </w:rPr>
+            </w:pPr>
+            <w:r>
+              <w:rPr>
+                <w:rFonts w:ascii="Arial" w:hAnsi="Arial" w:cs="Arial"/>
+                <w:color w:val="000000"/>
+                <w:sz w:val="22"/>
+                <w:szCs w:val="22"/>
+              </w:rPr>
               <w:lastRenderedPageBreak/>
-              <w:t>UserName</w:t>
-            </w:r>
-            <w:proofErr w:type="spellEnd"/>
-          </w:p>
-          <w:p>
-            <w:pPr>
-              <w:pStyle w:val="NormalWeb"/>
-              <w:numPr>
-                <w:ilvl w:val="0"/>
-                <w:numId w:val="8"/>
-              </w:numPr>
-              <w:spacing w:before="0" w:beforeAutospacing="0" w:after="0" w:afterAutospacing="0"/>
-              <w:textAlignment w:val="baseline"/>
-              <w:rPr>
-                <w:rFonts w:ascii="Arial" w:hAnsi="Arial" w:cs="Arial"/>
-                <w:color w:val="000000"/>
-                <w:sz w:val="22"/>
-                <w:szCs w:val="22"/>
-              </w:rPr>
-            </w:pPr>
-            <w:r>
-              <w:rPr>
-                <w:rFonts w:ascii="Arial" w:hAnsi="Arial" w:cs="Arial"/>
-                <w:color w:val="000000"/>
-                <w:sz w:val="22"/>
-                <w:szCs w:val="22"/>
-              </w:rPr>
               <w:t>The join table contained:</w:t>
             </w:r>
           </w:p>
@@ -2268,8 +2253,17 @@
                 <w:sz w:val="22"/>
                 <w:szCs w:val="22"/>
               </w:rPr>
+              <w:t xml:space="preserve">I was unsure how to represent this process within the data model, so I </w:t>
+            </w:r>
+            <w:r>
+              <w:rPr>
+                <w:rFonts w:ascii="Arial" w:hAnsi="Arial" w:cs="Arial"/>
+                <w:color w:val="000000"/>
+                <w:sz w:val="22"/>
+                <w:szCs w:val="22"/>
+              </w:rPr>
               <w:lastRenderedPageBreak/>
-              <w:t>I was unsure how to represent this process within the data model, so I asked Claude for guidance.</w:t>
+              <w:t>asked Claude for guidance.</w:t>
             </w:r>
           </w:p>
           <w:p>
@@ -2321,27 +2315,7 @@
                 <w:sz w:val="22"/>
                 <w:szCs w:val="22"/>
               </w:rPr>
-              <w:t xml:space="preserve">This would allow an NCR to optionally reference another NCR that was created </w:t>
-            </w:r>
-            <w:proofErr w:type="gramStart"/>
-            <w:r>
-              <w:rPr>
-                <w:rFonts w:ascii="Arial" w:hAnsi="Arial" w:cs="Arial"/>
-                <w:color w:val="000000"/>
-                <w:sz w:val="22"/>
-                <w:szCs w:val="22"/>
-              </w:rPr>
-              <w:t>as a result of</w:t>
-            </w:r>
-            <w:proofErr w:type="gramEnd"/>
-            <w:r>
-              <w:rPr>
-                <w:rFonts w:ascii="Arial" w:hAnsi="Arial" w:cs="Arial"/>
-                <w:color w:val="000000"/>
-                <w:sz w:val="22"/>
-                <w:szCs w:val="22"/>
-              </w:rPr>
-              <w:t xml:space="preserve"> the original NCR.</w:t>
+              <w:t>This would allow an NCR to optionally reference another NCR that was created as a result of the original NCR.</w:t>
             </w:r>
           </w:p>
           <w:p>
@@ -2731,7 +2705,7 @@
                 <w:sz w:val="22"/>
                 <w:szCs w:val="22"/>
               </w:rPr>
-              <w:t xml:space="preserve">Although the Quality Inspector is responsible for creating a new NCR </w:t>
+              <w:t xml:space="preserve">Although the Quality Inspector is responsible for creating a new NCR when an NCR cannot be reinspected, this does not occur </w:t>
             </w:r>
             <w:r>
               <w:rPr>
@@ -2741,7 +2715,7 @@
                 <w:szCs w:val="22"/>
               </w:rPr>
               <w:lastRenderedPageBreak/>
-              <w:t>when an NCR cannot be reinspected, this does not occur independently.</w:t>
+              <w:t>independently.</w:t>
             </w:r>
           </w:p>
           <w:p>
@@ -3239,11 +3213,11 @@
               </w:numPr>
             </w:pPr>
             <w:r>
-              <w:t xml:space="preserve">Contract is still unfinished but is currently underway </w:t>
+              <w:t xml:space="preserve">Contract is still unfinished but is currently underway in its completion. Team member has had other </w:t>
             </w:r>
             <w:r>
               <w:lastRenderedPageBreak/>
-              <w:t>in its completion. Team member has had other responsibilities that has delayed its finalization. But they guaranteed that it will be completed before the presentation deadline.</w:t>
+              <w:t>responsibilities that has delayed its finalization. But they guaranteed that it will be completed before the presentation deadline.</w:t>
             </w:r>
           </w:p>
           <w:p>
@@ -3288,31 +3262,31 @@
               </w:numPr>
             </w:pPr>
             <w:r>
+              <w:t>Collected information from team members</w:t>
+            </w:r>
+          </w:p>
+          <w:p>
+            <w:pPr>
+              <w:pStyle w:val="ListParagraph"/>
+              <w:numPr>
+                <w:ilvl w:val="0"/>
+                <w:numId w:val="1"/>
+              </w:numPr>
+            </w:pPr>
+            <w:r>
+              <w:t>Produces information myself</w:t>
+            </w:r>
+          </w:p>
+          <w:p>
+            <w:pPr>
+              <w:pStyle w:val="ListParagraph"/>
+              <w:numPr>
+                <w:ilvl w:val="0"/>
+                <w:numId w:val="1"/>
+              </w:numPr>
+            </w:pPr>
+            <w:r>
               <w:lastRenderedPageBreak/>
-              <w:t>Collected information from team members</w:t>
-            </w:r>
-          </w:p>
-          <w:p>
-            <w:pPr>
-              <w:pStyle w:val="ListParagraph"/>
-              <w:numPr>
-                <w:ilvl w:val="0"/>
-                <w:numId w:val="1"/>
-              </w:numPr>
-            </w:pPr>
-            <w:r>
-              <w:t>Produces information myself</w:t>
-            </w:r>
-          </w:p>
-          <w:p>
-            <w:pPr>
-              <w:pStyle w:val="ListParagraph"/>
-              <w:numPr>
-                <w:ilvl w:val="0"/>
-                <w:numId w:val="1"/>
-              </w:numPr>
-            </w:pPr>
-            <w:r>
               <w:t>Placed it on the slides</w:t>
             </w:r>
           </w:p>
@@ -3531,13 +3505,82 @@
               <w:rPr>
                 <w:lang w:val="en-US"/>
               </w:rPr>
+              <w:t>Worked on creating the project’s mission statement</w:t>
+            </w:r>
+            <w:r>
+              <w:rPr>
+                <w:lang w:val="en-US"/>
+              </w:rPr>
+              <w:t xml:space="preserve"> using references</w:t>
+            </w:r>
+            <w:r>
+              <w:rPr>
+                <w:lang w:val="en-US"/>
+              </w:rPr>
+              <w:t>.</w:t>
+            </w:r>
+          </w:p>
+          <w:p>
+            <w:pPr>
+              <w:numPr>
+                <w:ilvl w:val="0"/>
+                <w:numId w:val="21"/>
+              </w:numPr>
+              <w:rPr>
+                <w:lang w:val="en-US"/>
+              </w:rPr>
+            </w:pPr>
+            <w:r>
+              <w:rPr>
+                <w:lang w:val="en-US"/>
+              </w:rPr>
+              <w:t xml:space="preserve">Focused on clearly communicating the </w:t>
+            </w:r>
+            <w:r>
+              <w:rPr>
+                <w:lang w:val="en-US"/>
+              </w:rPr>
               <w:lastRenderedPageBreak/>
-              <w:t>Worked on creating the project’s mission statement</w:t>
-            </w:r>
-            <w:r>
+              <w:t>purpose of the project and what the team is working toward.</w:t>
+            </w:r>
+          </w:p>
+          <w:p>
+            <w:pPr>
+              <w:numPr>
+                <w:ilvl w:val="0"/>
+                <w:numId w:val="21"/>
+              </w:numPr>
               <w:rPr>
                 <w:lang w:val="en-US"/>
               </w:rPr>
+            </w:pPr>
+            <w:r>
+              <w:rPr>
+                <w:lang w:val="en-US"/>
+              </w:rPr>
+              <w:t>Refined the wording so that the mission was clear and appropriate for the presentation.</w:t>
+            </w:r>
+          </w:p>
+          <w:p>
+            <w:pPr>
+              <w:numPr>
+                <w:ilvl w:val="0"/>
+                <w:numId w:val="22"/>
+              </w:numPr>
+              <w:rPr>
+                <w:lang w:val="en-US"/>
+              </w:rPr>
+            </w:pPr>
+            <w:r>
+              <w:rPr>
+                <w:lang w:val="en-US"/>
+              </w:rPr>
+              <w:t>Worked on creating the project’s vision statement</w:t>
+            </w:r>
+            <w:r>
+              <w:rPr>
+                <w:lang w:val="en-US"/>
+              </w:rPr>
               <w:t xml:space="preserve"> using references</w:t>
             </w:r>
             <w:r>
@@ -3551,7 +3594,7 @@
             <w:pPr>
               <w:numPr>
                 <w:ilvl w:val="0"/>
-                <w:numId w:val="21"/>
+                <w:numId w:val="22"/>
               </w:numPr>
               <w:rPr>
                 <w:lang w:val="en-US"/>
@@ -3561,24 +3604,25 @@
               <w:rPr>
                 <w:lang w:val="en-US"/>
               </w:rPr>
-              <w:t>Focused on clearly communicating the purpose of the project and what the team is working toward.</w:t>
-            </w:r>
-          </w:p>
-          <w:p>
-            <w:pPr>
-              <w:numPr>
-                <w:ilvl w:val="0"/>
-                <w:numId w:val="21"/>
-              </w:numPr>
+              <w:t>Focused on describing the team’s long</w:t>
+            </w:r>
+            <w:r>
               <w:rPr>
                 <w:lang w:val="en-US"/>
               </w:rPr>
-            </w:pPr>
+              <w:t xml:space="preserve"> </w:t>
+            </w:r>
             <w:r>
               <w:rPr>
                 <w:lang w:val="en-US"/>
               </w:rPr>
-              <w:t>Refined the wording so that the mission was clear and appropriate for the presentation.</w:t>
+              <w:t>term</w:t>
+            </w:r>
+            <w:r>
+              <w:rPr>
+                <w:lang w:val="en-US"/>
+              </w:rPr>
+              <w:t xml:space="preserve"> goals.</w:t>
             </w:r>
           </w:p>
           <w:p>
@@ -3595,110 +3639,30 @@
               <w:rPr>
                 <w:lang w:val="en-US"/>
               </w:rPr>
-              <w:t>Worked on creating the project’s vision statement</w:t>
+              <w:t>Changed</w:t>
             </w:r>
             <w:r>
               <w:rPr>
                 <w:lang w:val="en-US"/>
               </w:rPr>
-              <w:t xml:space="preserve"> using references</w:t>
-            </w:r>
-            <w:r>
+              <w:t xml:space="preserve"> the wording so that the vision clearly communicated the intended direction of the project.</w:t>
+            </w:r>
+          </w:p>
+          <w:p>
+            <w:pPr>
+              <w:numPr>
+                <w:ilvl w:val="0"/>
+                <w:numId w:val="23"/>
+              </w:numPr>
               <w:rPr>
                 <w:lang w:val="en-US"/>
               </w:rPr>
-              <w:t>.</w:t>
-            </w:r>
-          </w:p>
-          <w:p>
-            <w:pPr>
-              <w:numPr>
-                <w:ilvl w:val="0"/>
-                <w:numId w:val="22"/>
-              </w:numPr>
+            </w:pPr>
+            <w:r>
               <w:rPr>
                 <w:lang w:val="en-US"/>
               </w:rPr>
-            </w:pPr>
-            <w:r>
-              <w:rPr>
-                <w:lang w:val="en-US"/>
-              </w:rPr>
-              <w:t xml:space="preserve">Focused on describing the team’s </w:t>
-            </w:r>
-            <w:proofErr w:type="gramStart"/>
-            <w:r>
-              <w:rPr>
-                <w:lang w:val="en-US"/>
-              </w:rPr>
-              <w:t>long</w:t>
-            </w:r>
-            <w:r>
-              <w:rPr>
-                <w:lang w:val="en-US"/>
-              </w:rPr>
-              <w:t xml:space="preserve"> </w:t>
-            </w:r>
-            <w:r>
-              <w:rPr>
-                <w:lang w:val="en-US"/>
-              </w:rPr>
-              <w:t>term</w:t>
-            </w:r>
-            <w:proofErr w:type="gramEnd"/>
-            <w:r>
-              <w:rPr>
-                <w:lang w:val="en-US"/>
-              </w:rPr>
-              <w:t xml:space="preserve"> goals.</w:t>
-            </w:r>
-          </w:p>
-          <w:p>
-            <w:pPr>
-              <w:numPr>
-                <w:ilvl w:val="0"/>
-                <w:numId w:val="22"/>
-              </w:numPr>
-              <w:rPr>
-                <w:lang w:val="en-US"/>
-              </w:rPr>
-            </w:pPr>
-            <w:r>
-              <w:rPr>
-                <w:lang w:val="en-US"/>
-              </w:rPr>
-              <w:t>Changed</w:t>
-            </w:r>
-            <w:r>
-              <w:rPr>
-                <w:lang w:val="en-US"/>
-              </w:rPr>
-              <w:t xml:space="preserve"> the wording so that the vision clearly communicated the intended direction of the project.</w:t>
-            </w:r>
-          </w:p>
-          <w:p>
-            <w:pPr>
-              <w:numPr>
-                <w:ilvl w:val="0"/>
-                <w:numId w:val="23"/>
-              </w:numPr>
-              <w:rPr>
-                <w:lang w:val="en-US"/>
-              </w:rPr>
-            </w:pPr>
-            <w:proofErr w:type="gramStart"/>
-            <w:r>
-              <w:rPr>
-                <w:lang w:val="en-US"/>
-              </w:rPr>
-              <w:t>Helped</w:t>
-            </w:r>
-            <w:proofErr w:type="gramEnd"/>
-            <w:r>
-              <w:rPr>
-                <w:lang w:val="en-US"/>
-              </w:rPr>
-              <w:t xml:space="preserve"> establish a consistent visual style through the combination of the logo, color scheme, mission, and vision.</w:t>
+              <w:t>Helped establish a consistent visual style through the combination of the logo, color scheme, mission, and vision.</w:t>
             </w:r>
           </w:p>
           <w:p>
@@ -3723,7 +3687,22 @@
           <w:tcPr>
             <w:tcW w:w="1555" w:type="dxa"/>
           </w:tcPr>
-          <w:p/>
+          <w:p>
+            <w:proofErr w:type="spellStart"/>
+            <w:r>
+              <w:lastRenderedPageBreak/>
+              <w:t>Edin</w:t>
+            </w:r>
+            <w:proofErr w:type="spellEnd"/>
+            <w:r>
+              <w:t xml:space="preserve"> </w:t>
+            </w:r>
+            <w:proofErr w:type="spellStart"/>
+            <w:r>
+              <w:t>Halilovic</w:t>
+            </w:r>
+            <w:proofErr w:type="spellEnd"/>
+          </w:p>
         </w:tc>
         <w:tc>
           <w:tcPr>
@@ -3735,7 +3714,104 @@
           <w:tcPr>
             <w:tcW w:w="4535" w:type="dxa"/>
           </w:tcPr>
-          <w:p/>
+          <w:p>
+            <w:pPr>
+              <w:pStyle w:val="ListParagraph"/>
+              <w:numPr>
+                <w:ilvl w:val="0"/>
+                <w:numId w:val="24"/>
+              </w:numPr>
+            </w:pPr>
+            <w:r>
+              <w:t>Researched different companies that offer NCR-related services.</w:t>
+            </w:r>
+          </w:p>
+          <w:p>
+            <w:pPr>
+              <w:pStyle w:val="ListParagraph"/>
+              <w:numPr>
+                <w:ilvl w:val="0"/>
+                <w:numId w:val="24"/>
+              </w:numPr>
+            </w:pPr>
+            <w:r>
+              <w:t>Compiled that information into a document so it could be put into the presentation.</w:t>
+            </w:r>
+          </w:p>
+          <w:p>
+            <w:pPr>
+              <w:pStyle w:val="ListParagraph"/>
+              <w:numPr>
+                <w:ilvl w:val="0"/>
+                <w:numId w:val="24"/>
+              </w:numPr>
+            </w:pPr>
+            <w:r>
+              <w:t>Coordinated with the team leader to make sure information is accurate and easy to comprehend.</w:t>
+            </w:r>
+          </w:p>
+          <w:p>
+            <w:pPr>
+              <w:pStyle w:val="ListParagraph"/>
+              <w:numPr>
+                <w:ilvl w:val="0"/>
+                <w:numId w:val="24"/>
+              </w:numPr>
+            </w:pPr>
+            <w:r>
+              <w:t>Facilitated communication between the team and the teacher.</w:t>
+            </w:r>
+          </w:p>
+          <w:p>
+            <w:pPr>
+              <w:pStyle w:val="ListParagraph"/>
+              <w:numPr>
+                <w:ilvl w:val="0"/>
+                <w:numId w:val="24"/>
+              </w:numPr>
+            </w:pPr>
+            <w:r>
+              <w:t>Sent emails to the teacher to ask for clarification on certain aspects of the project.</w:t>
+            </w:r>
+          </w:p>
+          <w:p>
+            <w:pPr>
+              <w:pStyle w:val="ListParagraph"/>
+              <w:numPr>
+                <w:ilvl w:val="0"/>
+                <w:numId w:val="24"/>
+              </w:numPr>
+            </w:pPr>
+            <w:r>
+              <w:t>Practiced both individually and with the team in preparation for the presentation.</w:t>
+            </w:r>
+          </w:p>
+          <w:p>
+            <w:pPr>
+              <w:pStyle w:val="ListParagraph"/>
+              <w:numPr>
+                <w:ilvl w:val="0"/>
+                <w:numId w:val="24"/>
+              </w:numPr>
+            </w:pPr>
+            <w:r>
+              <w:t>Sent cat pictures to k</w:t>
+            </w:r>
+            <w:bookmarkStart w:id="0" w:name="_GoBack"/>
+            <w:bookmarkEnd w:id="0"/>
+            <w:r>
+              <w:t xml:space="preserve">eep team moral </w:t>
+            </w:r>
+            <w:r>
+              <w:lastRenderedPageBreak/>
+              <w:t>high.</w:t>
+            </w:r>
+          </w:p>
+          <w:p>
+            <w:pPr>
+              <w:ind w:left="360"/>
+            </w:pPr>
+          </w:p>
         </w:tc>
       </w:tr>
       <w:tr>
@@ -3762,7 +3838,7 @@
     <w:p/>
     <w:p/>
     <w:sectPr>
-      <w:headerReference w:type="default" r:id="rId7"/>
+      <w:headerReference w:type="default" r:id="rId8"/>
       <w:pgSz w:w="12240" w:h="15840"/>
       <w:pgMar w:top="1440" w:right="1440" w:bottom="1440" w:left="1440" w:header="720" w:footer="720" w:gutter="0"/>
       <w:cols w:space="720"/>
@@ -3773,7 +3849,7 @@
 </file>
 
 <file path=word/endnotes.xml><?xml version="1.0" encoding="utf-8"?>
-<w:endnotes xmlns:wpc="http://schemas.microsoft.com/office/word/2010/wordprocessingCanvas" xmlns:cx="http://schemas.microsoft.com/office/drawing/2014/chartex" xmlns:cx1="http://schemas.microsoft.com/office/drawing/2015/9/8/chartex" xmlns:cx2="http://schemas.microsoft.com/office/drawing/2015/10/21/chartex" xmlns:cx3="http://schemas.microsoft.com/office/drawing/2016/5/9/chartex" xmlns:cx4="http://schemas.microsoft.com/office/drawing/2016/5/10/chartex" xmlns:cx5="http://schemas.microsoft.com/office/drawing/2016/5/11/chartex" xmlns:cx6="http://schemas.microsoft.com/office/drawing/2016/5/12/chartex" xmlns:cx7="http://schemas.microsoft.com/office/drawing/2016/5/13/chartex" xmlns:cx8="http://schemas.microsoft.com/office/drawing/2016/5/14/chartex" xmlns:mc="http://schemas.openxmlformats.org/markup-compatibility/2006" xmlns:aink="http://schemas.microsoft.com/office/drawing/2016/ink" xmlns:am3d="http://schemas.microsoft.com/office/drawing/2017/model3d" xmlns:o="urn:schemas-microsoft-com:office:office" xmlns:oel="http://schemas.microsoft.com/office/2019/extlst" xmlns:r="http://schemas.openxmlformats.org/officeDocument/2006/relationships" xmlns:m="http://schemas.openxmlformats.org/officeDocument/2006/math" xmlns:v="urn:schemas-microsoft-com:vml" xmlns:wp14="http://schemas.microsoft.com/office/word/2010/wordprocessingDrawing" xmlns:wp="http://schemas.openxmlformats.org/drawingml/2006/wordprocessingDrawing" xmlns:w10="urn:schemas-microsoft-com:office:word" xmlns:w="http://schemas.openxmlformats.org/wordprocessingml/2006/main" xmlns:w14="http://schemas.microsoft.com/office/word/2010/wordml" xmlns:w15="http://schemas.microsoft.com/office/word/2012/wordml" xmlns:w16cex="http://schemas.microsoft.com/office/word/2018/wordml/cex" xmlns:w16cid="http://schemas.microsoft.com/office/word/2016/wordml/cid" xmlns:w16="http://schemas.microsoft.com/office/word/2018/wordml" xmlns:w16du="http://schemas.microsoft.com/office/word/2023/wordml/word16du" xmlns:w16sdtdh="http://schemas.microsoft.com/office/word/2020/wordml/sdtdatahash" xmlns:w16sdtfl="http://schemas.microsoft.com/office/word/2024/wordml/sdtformatlock" xmlns:w16se="http://schemas.microsoft.com/office/word/2015/wordml/symex" xmlns:wpg="http://schemas.microsoft.com/office/word/2010/wordprocessingGroup" xmlns:wpi="http://schemas.microsoft.com/office/word/2010/wordprocessingInk" xmlns:wne="http://schemas.microsoft.com/office/word/2006/wordml" xmlns:wps="http://schemas.microsoft.com/office/word/2010/wordprocessingShape" mc:Ignorable="w14 w15 w16se w16cid w16 w16cex w16sdtdh w16sdtfl w16du wp14">
+<w:endnotes xmlns:wpc="http://schemas.microsoft.com/office/word/2010/wordprocessingCanvas" xmlns:mc="http://schemas.openxmlformats.org/markup-compatibility/2006" xmlns:o="urn:schemas-microsoft-com:office:office" xmlns:r="http://schemas.openxmlformats.org/officeDocument/2006/relationships" xmlns:m="http://schemas.openxmlformats.org/officeDocument/2006/math" xmlns:v="urn:schemas-microsoft-com:vml" xmlns:wp14="http://schemas.microsoft.com/office/word/2010/wordprocessingDrawing" xmlns:wp="http://schemas.openxmlformats.org/drawingml/2006/wordprocessingDrawing" xmlns:w10="urn:schemas-microsoft-com:office:word" xmlns:w="http://schemas.openxmlformats.org/wordprocessingml/2006/main" xmlns:w14="http://schemas.microsoft.com/office/word/2010/wordml" xmlns:wpg="http://schemas.microsoft.com/office/word/2010/wordprocessingGroup" xmlns:wpi="http://schemas.microsoft.com/office/word/2010/wordprocessingInk" xmlns:wne="http://schemas.microsoft.com/office/word/2006/wordml" xmlns:wps="http://schemas.microsoft.com/office/word/2010/wordprocessingShape" mc:Ignorable="w14 wp14">
   <w:endnote w:type="separator" w:id="-1">
     <w:p>
       <w:pPr>
@@ -3798,7 +3874,7 @@
 </file>
 
 <file path=word/footnotes.xml><?xml version="1.0" encoding="utf-8"?>
-<w:footnotes xmlns:wpc="http://schemas.microsoft.com/office/word/2010/wordprocessingCanvas" xmlns:cx="http://schemas.microsoft.com/office/drawing/2014/chartex" xmlns:cx1="http://schemas.microsoft.com/office/drawing/2015/9/8/chartex" xmlns:cx2="http://schemas.microsoft.com/office/drawing/2015/10/21/chartex" xmlns:cx3="http://schemas.microsoft.com/office/drawing/2016/5/9/chartex" xmlns:cx4="http://schemas.microsoft.com/office/drawing/2016/5/10/chartex" xmlns:cx5="http://schemas.microsoft.com/office/drawing/2016/5/11/chartex" xmlns:cx6="http://schemas.microsoft.com/office/drawing/2016/5/12/chartex" xmlns:cx7="http://schemas.microsoft.com/office/drawing/2016/5/13/chartex" xmlns:cx8="http://schemas.microsoft.com/office/drawing/2016/5/14/chartex" xmlns:mc="http://schemas.openxmlformats.org/markup-compatibility/2006" xmlns:aink="http://schemas.microsoft.com/office/drawing/2016/ink" xmlns:am3d="http://schemas.microsoft.com/office/drawing/2017/model3d" xmlns:o="urn:schemas-microsoft-com:office:office" xmlns:oel="http://schemas.microsoft.com/office/2019/extlst" xmlns:r="http://schemas.openxmlformats.org/officeDocument/2006/relationships" xmlns:m="http://schemas.openxmlformats.org/officeDocument/2006/math" xmlns:v="urn:schemas-microsoft-com:vml" xmlns:wp14="http://schemas.microsoft.com/office/word/2010/wordprocessingDrawing" xmlns:wp="http://schemas.openxmlformats.org/drawingml/2006/wordprocessingDrawing" xmlns:w10="urn:schemas-microsoft-com:office:word" xmlns:w="http://schemas.openxmlformats.org/wordprocessingml/2006/main" xmlns:w14="http://schemas.microsoft.com/office/word/2010/wordml" xmlns:w15="http://schemas.microsoft.com/office/word/2012/wordml" xmlns:w16cex="http://schemas.microsoft.com/office/word/2018/wordml/cex" xmlns:w16cid="http://schemas.microsoft.com/office/word/2016/wordml/cid" xmlns:w16="http://schemas.microsoft.com/office/word/2018/wordml" xmlns:w16du="http://schemas.microsoft.com/office/word/2023/wordml/word16du" xmlns:w16sdtdh="http://schemas.microsoft.com/office/word/2020/wordml/sdtdatahash" xmlns:w16sdtfl="http://schemas.microsoft.com/office/word/2024/wordml/sdtformatlock" xmlns:w16se="http://schemas.microsoft.com/office/word/2015/wordml/symex" xmlns:wpg="http://schemas.microsoft.com/office/word/2010/wordprocessingGroup" xmlns:wpi="http://schemas.microsoft.com/office/word/2010/wordprocessingInk" xmlns:wne="http://schemas.microsoft.com/office/word/2006/wordml" xmlns:wps="http://schemas.microsoft.com/office/word/2010/wordprocessingShape" mc:Ignorable="w14 w15 w16se w16cid w16 w16cex w16sdtdh w16sdtfl w16du wp14">
+<w:footnotes xmlns:wpc="http://schemas.microsoft.com/office/word/2010/wordprocessingCanvas" xmlns:mc="http://schemas.openxmlformats.org/markup-compatibility/2006" xmlns:o="urn:schemas-microsoft-com:office:office" xmlns:r="http://schemas.openxmlformats.org/officeDocument/2006/relationships" xmlns:m="http://schemas.openxmlformats.org/officeDocument/2006/math" xmlns:v="urn:schemas-microsoft-com:vml" xmlns:wp14="http://schemas.microsoft.com/office/word/2010/wordprocessingDrawing" xmlns:wp="http://schemas.openxmlformats.org/drawingml/2006/wordprocessingDrawing" xmlns:w10="urn:schemas-microsoft-com:office:word" xmlns:w="http://schemas.openxmlformats.org/wordprocessingml/2006/main" xmlns:w14="http://schemas.microsoft.com/office/word/2010/wordml" xmlns:wpg="http://schemas.microsoft.com/office/word/2010/wordprocessingGroup" xmlns:wpi="http://schemas.microsoft.com/office/word/2010/wordprocessingInk" xmlns:wne="http://schemas.microsoft.com/office/word/2006/wordml" xmlns:wps="http://schemas.microsoft.com/office/word/2010/wordprocessingShape" mc:Ignorable="w14 wp14">
   <w:footnote w:type="separator" w:id="-1">
     <w:p>
       <w:pPr>
@@ -3823,7 +3899,7 @@
 </file>
 
 <file path=word/header1.xml><?xml version="1.0" encoding="utf-8"?>
-<w:hdr xmlns:wpc="http://schemas.microsoft.com/office/word/2010/wordprocessingCanvas" xmlns:cx="http://schemas.microsoft.com/office/drawing/2014/chartex" xmlns:cx1="http://schemas.microsoft.com/office/drawing/2015/9/8/chartex" xmlns:cx2="http://schemas.microsoft.com/office/drawing/2015/10/21/chartex" xmlns:cx3="http://schemas.microsoft.com/office/drawing/2016/5/9/chartex" xmlns:cx4="http://schemas.microsoft.com/office/drawing/2016/5/10/chartex" xmlns:cx5="http://schemas.microsoft.com/office/drawing/2016/5/11/chartex" xmlns:cx6="http://schemas.microsoft.com/office/drawing/2016/5/12/chartex" xmlns:cx7="http://schemas.microsoft.com/office/drawing/2016/5/13/chartex" xmlns:cx8="http://schemas.microsoft.com/office/drawing/2016/5/14/chartex" xmlns:mc="http://schemas.openxmlformats.org/markup-compatibility/2006" xmlns:aink="http://schemas.microsoft.com/office/drawing/2016/ink" xmlns:am3d="http://schemas.microsoft.com/office/drawing/2017/model3d" xmlns:o="urn:schemas-microsoft-com:office:office" xmlns:oel="http://schemas.microsoft.com/office/2019/extlst" xmlns:r="http://schemas.openxmlformats.org/officeDocument/2006/relationships" xmlns:m="http://schemas.openxmlformats.org/officeDocument/2006/math" xmlns:v="urn:schemas-microsoft-com:vml" xmlns:wp14="http://schemas.microsoft.com/office/word/2010/wordprocessingDrawing" xmlns:wp="http://schemas.openxmlformats.org/drawingml/2006/wordprocessingDrawing" xmlns:w10="urn:schemas-microsoft-com:office:word" xmlns:w="http://schemas.openxmlformats.org/wordprocessingml/2006/main" xmlns:w14="http://schemas.microsoft.com/office/word/2010/wordml" xmlns:w15="http://schemas.microsoft.com/office/word/2012/wordml" xmlns:w16cex="http://schemas.microsoft.com/office/word/2018/wordml/cex" xmlns:w16cid="http://schemas.microsoft.com/office/word/2016/wordml/cid" xmlns:w16="http://schemas.microsoft.com/office/word/2018/wordml" xmlns:w16du="http://schemas.microsoft.com/office/word/2023/wordml/word16du" xmlns:w16sdtdh="http://schemas.microsoft.com/office/word/2020/wordml/sdtdatahash" xmlns:w16sdtfl="http://schemas.microsoft.com/office/word/2024/wordml/sdtformatlock" xmlns:w16se="http://schemas.microsoft.com/office/word/2015/wordml/symex" xmlns:wpg="http://schemas.microsoft.com/office/word/2010/wordprocessingGroup" xmlns:wpi="http://schemas.microsoft.com/office/word/2010/wordprocessingInk" xmlns:wne="http://schemas.microsoft.com/office/word/2006/wordml" xmlns:wps="http://schemas.microsoft.com/office/word/2010/wordprocessingShape" mc:Ignorable="w14 w15 w16se w16cid w16 w16cex w16sdtdh w16sdtfl w16du wp14">
+<w:hdr xmlns:wpc="http://schemas.microsoft.com/office/word/2010/wordprocessingCanvas" xmlns:mc="http://schemas.openxmlformats.org/markup-compatibility/2006" xmlns:o="urn:schemas-microsoft-com:office:office" xmlns:r="http://schemas.openxmlformats.org/officeDocument/2006/relationships" xmlns:m="http://schemas.openxmlformats.org/officeDocument/2006/math" xmlns:v="urn:schemas-microsoft-com:vml" xmlns:wp14="http://schemas.microsoft.com/office/word/2010/wordprocessingDrawing" xmlns:wp="http://schemas.openxmlformats.org/drawingml/2006/wordprocessingDrawing" xmlns:w10="urn:schemas-microsoft-com:office:word" xmlns:w="http://schemas.openxmlformats.org/wordprocessingml/2006/main" xmlns:w14="http://schemas.microsoft.com/office/word/2010/wordml" xmlns:wpg="http://schemas.microsoft.com/office/word/2010/wordprocessingGroup" xmlns:wpi="http://schemas.microsoft.com/office/word/2010/wordprocessingInk" xmlns:wne="http://schemas.microsoft.com/office/word/2006/wordml" xmlns:wps="http://schemas.microsoft.com/office/word/2010/wordprocessingShape" mc:Ignorable="w14 wp14">
   <w:p>
     <w:pPr>
       <w:pStyle w:val="Header"/>
@@ -3856,8 +3932,8 @@
 </file>
 
 <file path=word/numbering.xml><?xml version="1.0" encoding="utf-8"?>
-<w:numbering xmlns:wpc="http://schemas.microsoft.com/office/word/2010/wordprocessingCanvas" xmlns:cx="http://schemas.microsoft.com/office/drawing/2014/chartex" xmlns:cx1="http://schemas.microsoft.com/office/drawing/2015/9/8/chartex" xmlns:cx2="http://schemas.microsoft.com/office/drawing/2015/10/21/chartex" xmlns:cx3="http://schemas.microsoft.com/office/drawing/2016/5/9/chartex" xmlns:cx4="http://schemas.microsoft.com/office/drawing/2016/5/10/chartex" xmlns:cx5="http://schemas.microsoft.com/office/drawing/2016/5/11/chartex" xmlns:cx6="http://schemas.microsoft.com/office/drawing/2016/5/12/chartex" xmlns:cx7="http://schemas.microsoft.com/office/drawing/2016/5/13/chartex" xmlns:cx8="http://schemas.microsoft.com/office/drawing/2016/5/14/chartex" xmlns:mc="http://schemas.openxmlformats.org/markup-compatibility/2006" xmlns:aink="http://schemas.microsoft.com/office/drawing/2016/ink" xmlns:am3d="http://schemas.microsoft.com/office/drawing/2017/model3d" xmlns:o="urn:schemas-microsoft-com:office:office" xmlns:oel="http://schemas.microsoft.com/office/2019/extlst" xmlns:r="http://schemas.openxmlformats.org/officeDocument/2006/relationships" xmlns:m="http://schemas.openxmlformats.org/officeDocument/2006/math" xmlns:v="urn:schemas-microsoft-com:vml" xmlns:wp14="http://schemas.microsoft.com/office/word/2010/wordprocessingDrawing" xmlns:wp="http://schemas.openxmlformats.org/drawingml/2006/wordprocessingDrawing" xmlns:w10="urn:schemas-microsoft-com:office:word" xmlns:w="http://schemas.openxmlformats.org/wordprocessingml/2006/main" xmlns:w14="http://schemas.microsoft.com/office/word/2010/wordml" xmlns:w15="http://schemas.microsoft.com/office/word/2012/wordml" xmlns:w16cex="http://schemas.microsoft.com/office/word/2018/wordml/cex" xmlns:w16cid="http://schemas.microsoft.com/office/word/2016/wordml/cid" xmlns:w16="http://schemas.microsoft.com/office/word/2018/wordml" xmlns:w16du="http://schemas.microsoft.com/office/word/2023/wordml/word16du" xmlns:w16sdtdh="http://schemas.microsoft.com/office/word/2020/wordml/sdtdatahash" xmlns:w16sdtfl="http://schemas.microsoft.com/office/word/2024/wordml/sdtformatlock" xmlns:w16se="http://schemas.microsoft.com/office/word/2015/wordml/symex" xmlns:wpg="http://schemas.microsoft.com/office/word/2010/wordprocessingGroup" xmlns:wpi="http://schemas.microsoft.com/office/word/2010/wordprocessingInk" xmlns:wne="http://schemas.microsoft.com/office/word/2006/wordml" xmlns:wps="http://schemas.microsoft.com/office/word/2010/wordprocessingShape" mc:Ignorable="w14 w15 w16se w16cid w16 w16cex w16sdtdh w16sdtfl w16du wp14">
-  <w:abstractNum w:abstractNumId="0" w15:restartNumberingAfterBreak="0">
+<w:numbering xmlns:wpc="http://schemas.microsoft.com/office/word/2010/wordprocessingCanvas" xmlns:mc="http://schemas.openxmlformats.org/markup-compatibility/2006" xmlns:o="urn:schemas-microsoft-com:office:office" xmlns:r="http://schemas.openxmlformats.org/officeDocument/2006/relationships" xmlns:m="http://schemas.openxmlformats.org/officeDocument/2006/math" xmlns:v="urn:schemas-microsoft-com:vml" xmlns:wp14="http://schemas.microsoft.com/office/word/2010/wordprocessingDrawing" xmlns:wp="http://schemas.openxmlformats.org/drawingml/2006/wordprocessingDrawing" xmlns:w10="urn:schemas-microsoft-com:office:word" xmlns:w="http://schemas.openxmlformats.org/wordprocessingml/2006/main" xmlns:w14="http://schemas.microsoft.com/office/word/2010/wordml" xmlns:wpg="http://schemas.microsoft.com/office/word/2010/wordprocessingGroup" xmlns:wpi="http://schemas.microsoft.com/office/word/2010/wordprocessingInk" xmlns:wne="http://schemas.microsoft.com/office/word/2006/wordml" xmlns:wps="http://schemas.microsoft.com/office/word/2010/wordprocessingShape" mc:Ignorable="w14 wp14">
+  <w:abstractNum w:abstractNumId="0">
     <w:nsid w:val="04C700C3"/>
     <w:multiLevelType w:val="multilevel"/>
     <w:tmpl w:val="C57CB38C"/>
@@ -4006,7 +4082,7 @@
       </w:rPr>
     </w:lvl>
   </w:abstractNum>
-  <w:abstractNum w:abstractNumId="1" w15:restartNumberingAfterBreak="0">
+  <w:abstractNum w:abstractNumId="1">
     <w:nsid w:val="04E15FE1"/>
     <w:multiLevelType w:val="multilevel"/>
     <w:tmpl w:val="1A0EE288"/>
@@ -4155,7 +4231,7 @@
       </w:rPr>
     </w:lvl>
   </w:abstractNum>
-  <w:abstractNum w:abstractNumId="2" w15:restartNumberingAfterBreak="0">
+  <w:abstractNum w:abstractNumId="2">
     <w:nsid w:val="0E6F722B"/>
     <w:multiLevelType w:val="multilevel"/>
     <w:tmpl w:val="553A0214"/>
@@ -4304,7 +4380,7 @@
       </w:rPr>
     </w:lvl>
   </w:abstractNum>
-  <w:abstractNum w:abstractNumId="3" w15:restartNumberingAfterBreak="0">
+  <w:abstractNum w:abstractNumId="3">
     <w:nsid w:val="0F752CBD"/>
     <w:multiLevelType w:val="multilevel"/>
     <w:tmpl w:val="15A6ECC4"/>
@@ -4453,7 +4529,7 @@
       </w:rPr>
     </w:lvl>
   </w:abstractNum>
-  <w:abstractNum w:abstractNumId="4" w15:restartNumberingAfterBreak="0">
+  <w:abstractNum w:abstractNumId="4">
     <w:nsid w:val="14262276"/>
     <w:multiLevelType w:val="multilevel"/>
     <w:tmpl w:val="A922F5AA"/>
@@ -4602,7 +4678,7 @@
       </w:rPr>
     </w:lvl>
   </w:abstractNum>
-  <w:abstractNum w:abstractNumId="5" w15:restartNumberingAfterBreak="0">
+  <w:abstractNum w:abstractNumId="5">
     <w:nsid w:val="16394C99"/>
     <w:multiLevelType w:val="multilevel"/>
     <w:tmpl w:val="79E02510"/>
@@ -4751,7 +4827,7 @@
       </w:rPr>
     </w:lvl>
   </w:abstractNum>
-  <w:abstractNum w:abstractNumId="6" w15:restartNumberingAfterBreak="0">
+  <w:abstractNum w:abstractNumId="6">
     <w:nsid w:val="175F532C"/>
     <w:multiLevelType w:val="multilevel"/>
     <w:tmpl w:val="0F046F48"/>
@@ -4900,7 +4976,7 @@
       </w:rPr>
     </w:lvl>
   </w:abstractNum>
-  <w:abstractNum w:abstractNumId="7" w15:restartNumberingAfterBreak="0">
+  <w:abstractNum w:abstractNumId="7">
     <w:nsid w:val="1A475C5A"/>
     <w:multiLevelType w:val="multilevel"/>
     <w:tmpl w:val="61AC8256"/>
@@ -5049,7 +5125,7 @@
       </w:rPr>
     </w:lvl>
   </w:abstractNum>
-  <w:abstractNum w:abstractNumId="8" w15:restartNumberingAfterBreak="0">
+  <w:abstractNum w:abstractNumId="8">
     <w:nsid w:val="292E7A25"/>
     <w:multiLevelType w:val="multilevel"/>
     <w:tmpl w:val="5770BD0E"/>
@@ -5198,7 +5274,7 @@
       </w:rPr>
     </w:lvl>
   </w:abstractNum>
-  <w:abstractNum w:abstractNumId="9" w15:restartNumberingAfterBreak="0">
+  <w:abstractNum w:abstractNumId="9">
     <w:nsid w:val="2E7D26ED"/>
     <w:multiLevelType w:val="multilevel"/>
     <w:tmpl w:val="0606717A"/>
@@ -5347,7 +5423,7 @@
       </w:rPr>
     </w:lvl>
   </w:abstractNum>
-  <w:abstractNum w:abstractNumId="10" w15:restartNumberingAfterBreak="0">
+  <w:abstractNum w:abstractNumId="10">
     <w:nsid w:val="342D5DD7"/>
     <w:multiLevelType w:val="multilevel"/>
     <w:tmpl w:val="B1FEF212"/>
@@ -5496,7 +5572,7 @@
       </w:rPr>
     </w:lvl>
   </w:abstractNum>
-  <w:abstractNum w:abstractNumId="11" w15:restartNumberingAfterBreak="0">
+  <w:abstractNum w:abstractNumId="11">
     <w:nsid w:val="41400264"/>
     <w:multiLevelType w:val="multilevel"/>
     <w:tmpl w:val="CD12DDC6"/>
@@ -5645,7 +5721,7 @@
       </w:rPr>
     </w:lvl>
   </w:abstractNum>
-  <w:abstractNum w:abstractNumId="12" w15:restartNumberingAfterBreak="0">
+  <w:abstractNum w:abstractNumId="12">
     <w:nsid w:val="43B37C6E"/>
     <w:multiLevelType w:val="multilevel"/>
     <w:tmpl w:val="ADC28EF0"/>
@@ -5794,7 +5870,7 @@
       </w:rPr>
     </w:lvl>
   </w:abstractNum>
-  <w:abstractNum w:abstractNumId="13" w15:restartNumberingAfterBreak="0">
+  <w:abstractNum w:abstractNumId="13">
     <w:nsid w:val="46893B22"/>
     <w:multiLevelType w:val="multilevel"/>
     <w:tmpl w:val="857E932C"/>
@@ -5943,7 +6019,7 @@
       </w:rPr>
     </w:lvl>
   </w:abstractNum>
-  <w:abstractNum w:abstractNumId="14" w15:restartNumberingAfterBreak="0">
+  <w:abstractNum w:abstractNumId="14">
     <w:nsid w:val="48565148"/>
     <w:multiLevelType w:val="multilevel"/>
     <w:tmpl w:val="DF1A8EDE"/>
@@ -6092,7 +6168,7 @@
       </w:rPr>
     </w:lvl>
   </w:abstractNum>
-  <w:abstractNum w:abstractNumId="15" w15:restartNumberingAfterBreak="0">
+  <w:abstractNum w:abstractNumId="15">
     <w:nsid w:val="48BB7DD3"/>
     <w:multiLevelType w:val="multilevel"/>
     <w:tmpl w:val="C33EA3D6"/>
@@ -6241,7 +6317,7 @@
       </w:rPr>
     </w:lvl>
   </w:abstractNum>
-  <w:abstractNum w:abstractNumId="16" w15:restartNumberingAfterBreak="0">
+  <w:abstractNum w:abstractNumId="16">
     <w:nsid w:val="5C282F59"/>
     <w:multiLevelType w:val="multilevel"/>
     <w:tmpl w:val="30C681AA"/>
@@ -6390,7 +6466,7 @@
       </w:rPr>
     </w:lvl>
   </w:abstractNum>
-  <w:abstractNum w:abstractNumId="17" w15:restartNumberingAfterBreak="0">
+  <w:abstractNum w:abstractNumId="17">
     <w:nsid w:val="5DB2334A"/>
     <w:multiLevelType w:val="multilevel"/>
     <w:tmpl w:val="9C4ECBDC"/>
@@ -6539,7 +6615,7 @@
       </w:rPr>
     </w:lvl>
   </w:abstractNum>
-  <w:abstractNum w:abstractNumId="18" w15:restartNumberingAfterBreak="0">
+  <w:abstractNum w:abstractNumId="18">
     <w:nsid w:val="660F26CF"/>
     <w:multiLevelType w:val="hybridMultilevel"/>
     <w:tmpl w:val="23084290"/>
@@ -6652,7 +6728,7 @@
       </w:rPr>
     </w:lvl>
   </w:abstractNum>
-  <w:abstractNum w:abstractNumId="19" w15:restartNumberingAfterBreak="0">
+  <w:abstractNum w:abstractNumId="19">
     <w:nsid w:val="6A744496"/>
     <w:multiLevelType w:val="multilevel"/>
     <w:tmpl w:val="CACEC7AE"/>
@@ -6801,7 +6877,7 @@
       </w:rPr>
     </w:lvl>
   </w:abstractNum>
-  <w:abstractNum w:abstractNumId="20" w15:restartNumberingAfterBreak="0">
+  <w:abstractNum w:abstractNumId="20">
     <w:nsid w:val="6AA339BD"/>
     <w:multiLevelType w:val="multilevel"/>
     <w:tmpl w:val="914A3DE2"/>
@@ -6950,7 +7026,7 @@
       </w:rPr>
     </w:lvl>
   </w:abstractNum>
-  <w:abstractNum w:abstractNumId="21" w15:restartNumberingAfterBreak="0">
+  <w:abstractNum w:abstractNumId="21">
     <w:nsid w:val="72003E8A"/>
     <w:multiLevelType w:val="multilevel"/>
     <w:tmpl w:val="DB5609A8"/>
@@ -7099,7 +7175,7 @@
       </w:rPr>
     </w:lvl>
   </w:abstractNum>
-  <w:abstractNum w:abstractNumId="22" w15:restartNumberingAfterBreak="0">
+  <w:abstractNum w:abstractNumId="22">
     <w:nsid w:val="7EC77BD6"/>
     <w:multiLevelType w:val="multilevel"/>
     <w:tmpl w:val="337C8FE4"/>
@@ -7248,80 +7324,92 @@
       </w:rPr>
     </w:lvl>
   </w:abstractNum>
-  <w:num w:numId="1" w16cid:durableId="684020553">
+  <w:num w:numId="1">
     <w:abstractNumId w:val="18"/>
   </w:num>
-  <w:num w:numId="2" w16cid:durableId="431828339">
+  <w:num w:numId="2">
     <w:abstractNumId w:val="4"/>
   </w:num>
-  <w:num w:numId="3" w16cid:durableId="1493176760">
+  <w:num w:numId="3">
     <w:abstractNumId w:val="15"/>
   </w:num>
-  <w:num w:numId="4" w16cid:durableId="141043762">
+  <w:num w:numId="4">
     <w:abstractNumId w:val="19"/>
   </w:num>
-  <w:num w:numId="5" w16cid:durableId="1457991036">
+  <w:num w:numId="5">
     <w:abstractNumId w:val="11"/>
   </w:num>
-  <w:num w:numId="6" w16cid:durableId="1465805046">
+  <w:num w:numId="6">
     <w:abstractNumId w:val="9"/>
   </w:num>
-  <w:num w:numId="7" w16cid:durableId="25641145">
+  <w:num w:numId="7">
     <w:abstractNumId w:val="1"/>
   </w:num>
-  <w:num w:numId="8" w16cid:durableId="1037462845">
+  <w:num w:numId="8">
     <w:abstractNumId w:val="13"/>
   </w:num>
-  <w:num w:numId="9" w16cid:durableId="1502621467">
+  <w:num w:numId="9">
     <w:abstractNumId w:val="3"/>
   </w:num>
-  <w:num w:numId="10" w16cid:durableId="645209269">
+  <w:num w:numId="10">
     <w:abstractNumId w:val="14"/>
   </w:num>
-  <w:num w:numId="11" w16cid:durableId="1056733108">
+  <w:num w:numId="11">
     <w:abstractNumId w:val="0"/>
   </w:num>
-  <w:num w:numId="12" w16cid:durableId="1453400650">
+  <w:num w:numId="12">
     <w:abstractNumId w:val="22"/>
   </w:num>
-  <w:num w:numId="13" w16cid:durableId="1302342649">
+  <w:num w:numId="13">
     <w:abstractNumId w:val="7"/>
   </w:num>
-  <w:num w:numId="14" w16cid:durableId="572277940">
+  <w:num w:numId="14">
     <w:abstractNumId w:val="10"/>
   </w:num>
-  <w:num w:numId="15" w16cid:durableId="880167639">
+  <w:num w:numId="15">
     <w:abstractNumId w:val="20"/>
   </w:num>
-  <w:num w:numId="16" w16cid:durableId="1564023949">
+  <w:num w:numId="16">
     <w:abstractNumId w:val="16"/>
   </w:num>
-  <w:num w:numId="17" w16cid:durableId="423914313">
+  <w:num w:numId="17">
     <w:abstractNumId w:val="2"/>
   </w:num>
-  <w:num w:numId="18" w16cid:durableId="572815157">
+  <w:num w:numId="18">
     <w:abstractNumId w:val="8"/>
   </w:num>
-  <w:num w:numId="19" w16cid:durableId="464081254">
+  <w:num w:numId="19">
     <w:abstractNumId w:val="12"/>
   </w:num>
-  <w:num w:numId="20" w16cid:durableId="1897080023">
+  <w:num w:numId="20">
     <w:abstractNumId w:val="21"/>
   </w:num>
-  <w:num w:numId="21" w16cid:durableId="1371028459">
+  <w:num w:numId="21">
     <w:abstractNumId w:val="6"/>
   </w:num>
-  <w:num w:numId="22" w16cid:durableId="944119559">
+  <w:num w:numId="22">
     <w:abstractNumId w:val="17"/>
   </w:num>
-  <w:num w:numId="23" w16cid:durableId="344676395">
+  <w:num w:numId="23">
     <w:abstractNumId w:val="5"/>
+  </w:num>
+  <w:num w:numId="24">
+    <w:abstractNumId w:val="18"/>
+    <w:lvlOverride w:ilvl="0"/>
+    <w:lvlOverride w:ilvl="1"/>
+    <w:lvlOverride w:ilvl="2"/>
+    <w:lvlOverride w:ilvl="3"/>
+    <w:lvlOverride w:ilvl="4"/>
+    <w:lvlOverride w:ilvl="5"/>
+    <w:lvlOverride w:ilvl="6"/>
+    <w:lvlOverride w:ilvl="7"/>
+    <w:lvlOverride w:ilvl="8"/>
   </w:num>
 </w:numbering>
 </file>
 
 <file path=word/styles.xml><?xml version="1.0" encoding="utf-8"?>
-<w:styles xmlns:mc="http://schemas.openxmlformats.org/markup-compatibility/2006" xmlns:r="http://schemas.openxmlformats.org/officeDocument/2006/relationships" xmlns:w="http://schemas.openxmlformats.org/wordprocessingml/2006/main" xmlns:w14="http://schemas.microsoft.com/office/word/2010/wordml" xmlns:w15="http://schemas.microsoft.com/office/word/2012/wordml" xmlns:w16cex="http://schemas.microsoft.com/office/word/2018/wordml/cex" xmlns:w16cid="http://schemas.microsoft.com/office/word/2016/wordml/cid" xmlns:w16="http://schemas.microsoft.com/office/word/2018/wordml" xmlns:w16du="http://schemas.microsoft.com/office/word/2023/wordml/word16du" xmlns:w16sdtdh="http://schemas.microsoft.com/office/word/2020/wordml/sdtdatahash" xmlns:w16sdtfl="http://schemas.microsoft.com/office/word/2024/wordml/sdtformatlock" xmlns:w16se="http://schemas.microsoft.com/office/word/2015/wordml/symex" mc:Ignorable="w14 w15 w16se w16cid w16 w16cex w16sdtdh w16sdtfl w16du">
+<w:styles xmlns:mc="http://schemas.openxmlformats.org/markup-compatibility/2006" xmlns:r="http://schemas.openxmlformats.org/officeDocument/2006/relationships" xmlns:w="http://schemas.openxmlformats.org/wordprocessingml/2006/main" xmlns:w14="http://schemas.microsoft.com/office/word/2010/wordml" mc:Ignorable="w14">
   <w:docDefaults>
     <w:rPrDefault>
       <w:rPr>
@@ -7339,383 +7427,486 @@
       </w:pPr>
     </w:pPrDefault>
   </w:docDefaults>
-  <w:latentStyles w:defLockedState="0" w:defUIPriority="99" w:defSemiHidden="0" w:defUnhideWhenUsed="0" w:defQFormat="0" w:count="376">
-    <w:lsdException w:name="Normal" w:uiPriority="0" w:qFormat="1"/>
-    <w:lsdException w:name="heading 1" w:uiPriority="9" w:qFormat="1"/>
-    <w:lsdException w:name="heading 2" w:semiHidden="1" w:uiPriority="9" w:unhideWhenUsed="1" w:qFormat="1"/>
-    <w:lsdException w:name="heading 3" w:semiHidden="1" w:uiPriority="9" w:unhideWhenUsed="1" w:qFormat="1"/>
-    <w:lsdException w:name="heading 4" w:semiHidden="1" w:uiPriority="9" w:unhideWhenUsed="1" w:qFormat="1"/>
-    <w:lsdException w:name="heading 5" w:semiHidden="1" w:uiPriority="9" w:unhideWhenUsed="1" w:qFormat="1"/>
-    <w:lsdException w:name="heading 6" w:semiHidden="1" w:uiPriority="9" w:unhideWhenUsed="1" w:qFormat="1"/>
-    <w:lsdException w:name="heading 7" w:semiHidden="1" w:uiPriority="9" w:unhideWhenUsed="1" w:qFormat="1"/>
-    <w:lsdException w:name="heading 8" w:semiHidden="1" w:uiPriority="9" w:unhideWhenUsed="1" w:qFormat="1"/>
-    <w:lsdException w:name="heading 9" w:semiHidden="1" w:uiPriority="9" w:unhideWhenUsed="1" w:qFormat="1"/>
-    <w:lsdException w:name="index 1" w:semiHidden="1" w:unhideWhenUsed="1"/>
-    <w:lsdException w:name="index 2" w:semiHidden="1" w:unhideWhenUsed="1"/>
-    <w:lsdException w:name="index 3" w:semiHidden="1" w:unhideWhenUsed="1"/>
-    <w:lsdException w:name="index 4" w:semiHidden="1" w:unhideWhenUsed="1"/>
-    <w:lsdException w:name="index 5" w:semiHidden="1" w:unhideWhenUsed="1"/>
-    <w:lsdException w:name="index 6" w:semiHidden="1" w:unhideWhenUsed="1"/>
-    <w:lsdException w:name="index 7" w:semiHidden="1" w:unhideWhenUsed="1"/>
-    <w:lsdException w:name="index 8" w:semiHidden="1" w:unhideWhenUsed="1"/>
-    <w:lsdException w:name="index 9" w:semiHidden="1" w:unhideWhenUsed="1"/>
-    <w:lsdException w:name="toc 1" w:semiHidden="1" w:uiPriority="39" w:unhideWhenUsed="1"/>
-    <w:lsdException w:name="toc 2" w:semiHidden="1" w:uiPriority="39" w:unhideWhenUsed="1"/>
-    <w:lsdException w:name="toc 3" w:semiHidden="1" w:uiPriority="39" w:unhideWhenUsed="1"/>
-    <w:lsdException w:name="toc 4" w:semiHidden="1" w:uiPriority="39" w:unhideWhenUsed="1"/>
-    <w:lsdException w:name="toc 5" w:semiHidden="1" w:uiPriority="39" w:unhideWhenUsed="1"/>
-    <w:lsdException w:name="toc 6" w:semiHidden="1" w:uiPriority="39" w:unhideWhenUsed="1"/>
-    <w:lsdException w:name="toc 7" w:semiHidden="1" w:uiPriority="39" w:unhideWhenUsed="1"/>
-    <w:lsdException w:name="toc 8" w:semiHidden="1" w:uiPriority="39" w:unhideWhenUsed="1"/>
-    <w:lsdException w:name="toc 9" w:semiHidden="1" w:uiPriority="39" w:unhideWhenUsed="1"/>
-    <w:lsdException w:name="Normal Indent" w:semiHidden="1" w:unhideWhenUsed="1"/>
-    <w:lsdException w:name="footnote text" w:semiHidden="1" w:unhideWhenUsed="1"/>
-    <w:lsdException w:name="annotation text" w:semiHidden="1" w:unhideWhenUsed="1"/>
-    <w:lsdException w:name="header" w:semiHidden="1" w:unhideWhenUsed="1"/>
-    <w:lsdException w:name="footer" w:semiHidden="1" w:unhideWhenUsed="1"/>
-    <w:lsdException w:name="index heading" w:semiHidden="1" w:unhideWhenUsed="1"/>
-    <w:lsdException w:name="caption" w:semiHidden="1" w:uiPriority="35" w:unhideWhenUsed="1" w:qFormat="1"/>
-    <w:lsdException w:name="table of figures" w:semiHidden="1" w:unhideWhenUsed="1"/>
-    <w:lsdException w:name="envelope address" w:semiHidden="1" w:unhideWhenUsed="1"/>
-    <w:lsdException w:name="envelope return" w:semiHidden="1" w:unhideWhenUsed="1"/>
-    <w:lsdException w:name="footnote reference" w:semiHidden="1" w:unhideWhenUsed="1"/>
-    <w:lsdException w:name="annotation reference" w:semiHidden="1" w:unhideWhenUsed="1"/>
-    <w:lsdException w:name="line number" w:semiHidden="1" w:unhideWhenUsed="1"/>
-    <w:lsdException w:name="page number" w:semiHidden="1" w:unhideWhenUsed="1"/>
-    <w:lsdException w:name="endnote reference" w:semiHidden="1" w:unhideWhenUsed="1"/>
-    <w:lsdException w:name="endnote text" w:semiHidden="1" w:unhideWhenUsed="1"/>
-    <w:lsdException w:name="table of authorities" w:semiHidden="1" w:unhideWhenUsed="1"/>
-    <w:lsdException w:name="macro" w:semiHidden="1" w:unhideWhenUsed="1"/>
-    <w:lsdException w:name="toa heading" w:semiHidden="1" w:unhideWhenUsed="1"/>
-    <w:lsdException w:name="List" w:semiHidden="1" w:unhideWhenUsed="1"/>
-    <w:lsdException w:name="List Bullet" w:semiHidden="1" w:unhideWhenUsed="1"/>
-    <w:lsdException w:name="List Number" w:semiHidden="1" w:unhideWhenUsed="1"/>
-    <w:lsdException w:name="List 2" w:semiHidden="1" w:unhideWhenUsed="1"/>
-    <w:lsdException w:name="List 3" w:semiHidden="1" w:unhideWhenUsed="1"/>
-    <w:lsdException w:name="List 4" w:semiHidden="1" w:unhideWhenUsed="1"/>
-    <w:lsdException w:name="List 5" w:semiHidden="1" w:unhideWhenUsed="1"/>
-    <w:lsdException w:name="List Bullet 2" w:semiHidden="1" w:unhideWhenUsed="1"/>
-    <w:lsdException w:name="List Bullet 3" w:semiHidden="1" w:unhideWhenUsed="1"/>
-    <w:lsdException w:name="List Bullet 4" w:semiHidden="1" w:unhideWhenUsed="1"/>
-    <w:lsdException w:name="List Bullet 5" w:semiHidden="1" w:unhideWhenUsed="1"/>
-    <w:lsdException w:name="List Number 2" w:semiHidden="1" w:unhideWhenUsed="1"/>
-    <w:lsdException w:name="List Number 3" w:semiHidden="1" w:unhideWhenUsed="1"/>
-    <w:lsdException w:name="List Number 4" w:semiHidden="1" w:unhideWhenUsed="1"/>
-    <w:lsdException w:name="List Number 5" w:semiHidden="1" w:unhideWhenUsed="1"/>
-    <w:lsdException w:name="Title" w:uiPriority="10" w:qFormat="1"/>
-    <w:lsdException w:name="Closing" w:semiHidden="1" w:unhideWhenUsed="1"/>
-    <w:lsdException w:name="Signature" w:semiHidden="1" w:unhideWhenUsed="1"/>
-    <w:lsdException w:name="Default Paragraph Font" w:semiHidden="1" w:uiPriority="1" w:unhideWhenUsed="1"/>
-    <w:lsdException w:name="Body Text" w:semiHidden="1" w:unhideWhenUsed="1"/>
-    <w:lsdException w:name="Body Text Indent" w:semiHidden="1" w:unhideWhenUsed="1"/>
-    <w:lsdException w:name="List Continue" w:semiHidden="1" w:unhideWhenUsed="1"/>
-    <w:lsdException w:name="List Continue 2" w:semiHidden="1" w:unhideWhenUsed="1"/>
-    <w:lsdException w:name="List Continue 3" w:semiHidden="1" w:unhideWhenUsed="1"/>
-    <w:lsdException w:name="List Continue 4" w:semiHidden="1" w:unhideWhenUsed="1"/>
-    <w:lsdException w:name="List Continue 5" w:semiHidden="1" w:unhideWhenUsed="1"/>
-    <w:lsdException w:name="Message Header" w:semiHidden="1" w:unhideWhenUsed="1"/>
-    <w:lsdException w:name="Subtitle" w:uiPriority="11" w:qFormat="1"/>
-    <w:lsdException w:name="Salutation" w:semiHidden="1" w:unhideWhenUsed="1"/>
-    <w:lsdException w:name="Date" w:semiHidden="1" w:unhideWhenUsed="1"/>
-    <w:lsdException w:name="Body Text First Indent" w:semiHidden="1" w:unhideWhenUsed="1"/>
-    <w:lsdException w:name="Body Text First Indent 2" w:semiHidden="1" w:unhideWhenUsed="1"/>
-    <w:lsdException w:name="Note Heading" w:semiHidden="1" w:unhideWhenUsed="1"/>
-    <w:lsdException w:name="Body Text 2" w:semiHidden="1" w:unhideWhenUsed="1"/>
-    <w:lsdException w:name="Body Text 3" w:semiHidden="1" w:unhideWhenUsed="1"/>
-    <w:lsdException w:name="Body Text Indent 2" w:semiHidden="1" w:unhideWhenUsed="1"/>
-    <w:lsdException w:name="Body Text Indent 3" w:semiHidden="1" w:unhideWhenUsed="1"/>
-    <w:lsdException w:name="Block Text" w:semiHidden="1" w:unhideWhenUsed="1"/>
-    <w:lsdException w:name="Hyperlink" w:semiHidden="1" w:unhideWhenUsed="1"/>
-    <w:lsdException w:name="FollowedHyperlink" w:semiHidden="1" w:unhideWhenUsed="1"/>
-    <w:lsdException w:name="Strong" w:uiPriority="22" w:qFormat="1"/>
-    <w:lsdException w:name="Emphasis" w:uiPriority="20" w:qFormat="1"/>
-    <w:lsdException w:name="Document Map" w:semiHidden="1" w:unhideWhenUsed="1"/>
-    <w:lsdException w:name="Plain Text" w:semiHidden="1" w:unhideWhenUsed="1"/>
-    <w:lsdException w:name="E-mail Signature" w:semiHidden="1" w:unhideWhenUsed="1"/>
-    <w:lsdException w:name="HTML Top of Form" w:semiHidden="1" w:unhideWhenUsed="1"/>
-    <w:lsdException w:name="HTML Bottom of Form" w:semiHidden="1" w:unhideWhenUsed="1"/>
-    <w:lsdException w:name="Normal (Web)" w:semiHidden="1" w:unhideWhenUsed="1"/>
-    <w:lsdException w:name="HTML Acronym" w:semiHidden="1" w:unhideWhenUsed="1"/>
-    <w:lsdException w:name="HTML Address" w:semiHidden="1" w:unhideWhenUsed="1"/>
-    <w:lsdException w:name="HTML Cite" w:semiHidden="1" w:unhideWhenUsed="1"/>
-    <w:lsdException w:name="HTML Code" w:semiHidden="1" w:unhideWhenUsed="1"/>
-    <w:lsdException w:name="HTML Definition" w:semiHidden="1" w:unhideWhenUsed="1"/>
-    <w:lsdException w:name="HTML Keyboard" w:semiHidden="1" w:unhideWhenUsed="1"/>
-    <w:lsdException w:name="HTML Preformatted" w:semiHidden="1" w:unhideWhenUsed="1"/>
-    <w:lsdException w:name="HTML Sample" w:semiHidden="1" w:unhideWhenUsed="1"/>
-    <w:lsdException w:name="HTML Typewriter" w:semiHidden="1" w:unhideWhenUsed="1"/>
-    <w:lsdException w:name="HTML Variable" w:semiHidden="1" w:unhideWhenUsed="1"/>
-    <w:lsdException w:name="Normal Table" w:semiHidden="1" w:unhideWhenUsed="1"/>
-    <w:lsdException w:name="annotation subject" w:semiHidden="1" w:unhideWhenUsed="1"/>
-    <w:lsdException w:name="No List" w:semiHidden="1" w:unhideWhenUsed="1"/>
-    <w:lsdException w:name="Outline List 1" w:semiHidden="1" w:unhideWhenUsed="1"/>
-    <w:lsdException w:name="Outline List 2" w:semiHidden="1" w:unhideWhenUsed="1"/>
-    <w:lsdException w:name="Outline List 3" w:semiHidden="1" w:unhideWhenUsed="1"/>
-    <w:lsdException w:name="Table Simple 1" w:semiHidden="1" w:unhideWhenUsed="1"/>
-    <w:lsdException w:name="Table Simple 2" w:semiHidden="1" w:unhideWhenUsed="1"/>
-    <w:lsdException w:name="Table Simple 3" w:semiHidden="1" w:unhideWhenUsed="1"/>
-    <w:lsdException w:name="Table Classic 1" w:semiHidden="1" w:unhideWhenUsed="1"/>
-    <w:lsdException w:name="Table Classic 2" w:semiHidden="1" w:unhideWhenUsed="1"/>
-    <w:lsdException w:name="Table Classic 3" w:semiHidden="1" w:unhideWhenUsed="1"/>
-    <w:lsdException w:name="Table Classic 4" w:semiHidden="1" w:unhideWhenUsed="1"/>
-    <w:lsdException w:name="Table Colorful 1" w:semiHidden="1" w:unhideWhenUsed="1"/>
-    <w:lsdException w:name="Table Colorful 2" w:semiHidden="1" w:unhideWhenUsed="1"/>
-    <w:lsdException w:name="Table Colorful 3" w:semiHidden="1" w:unhideWhenUsed="1"/>
-    <w:lsdException w:name="Table Columns 1" w:semiHidden="1" w:unhideWhenUsed="1"/>
-    <w:lsdException w:name="Table Columns 2" w:semiHidden="1" w:unhideWhenUsed="1"/>
-    <w:lsdException w:name="Table Columns 3" w:semiHidden="1" w:unhideWhenUsed="1"/>
-    <w:lsdException w:name="Table Columns 4" w:semiHidden="1" w:unhideWhenUsed="1"/>
-    <w:lsdException w:name="Table Columns 5" w:semiHidden="1" w:unhideWhenUsed="1"/>
-    <w:lsdException w:name="Table Grid 1" w:semiHidden="1" w:unhideWhenUsed="1"/>
-    <w:lsdException w:name="Table Grid 2" w:semiHidden="1" w:unhideWhenUsed="1"/>
-    <w:lsdException w:name="Table Grid 3" w:semiHidden="1" w:unhideWhenUsed="1"/>
-    <w:lsdException w:name="Table Grid 4" w:semiHidden="1" w:unhideWhenUsed="1"/>
-    <w:lsdException w:name="Table Grid 5" w:semiHidden="1" w:unhideWhenUsed="1"/>
-    <w:lsdException w:name="Table Grid 6" w:semiHidden="1" w:unhideWhenUsed="1"/>
-    <w:lsdException w:name="Table Grid 7" w:semiHidden="1" w:unhideWhenUsed="1"/>
-    <w:lsdException w:name="Table Grid 8" w:semiHidden="1" w:unhideWhenUsed="1"/>
-    <w:lsdException w:name="Table List 1" w:semiHidden="1" w:unhideWhenUsed="1"/>
-    <w:lsdException w:name="Table List 2" w:semiHidden="1" w:unhideWhenUsed="1"/>
-    <w:lsdException w:name="Table List 3" w:semiHidden="1" w:unhideWhenUsed="1"/>
-    <w:lsdException w:name="Table List 4" w:semiHidden="1" w:unhideWhenUsed="1"/>
-    <w:lsdException w:name="Table List 5" w:semiHidden="1" w:unhideWhenUsed="1"/>
-    <w:lsdException w:name="Table List 6" w:semiHidden="1" w:unhideWhenUsed="1"/>
-    <w:lsdException w:name="Table List 7" w:semiHidden="1" w:unhideWhenUsed="1"/>
-    <w:lsdException w:name="Table List 8" w:semiHidden="1" w:unhideWhenUsed="1"/>
-    <w:lsdException w:name="Table 3D effects 1" w:semiHidden="1" w:unhideWhenUsed="1"/>
-    <w:lsdException w:name="Table 3D effects 2" w:semiHidden="1" w:unhideWhenUsed="1"/>
-    <w:lsdException w:name="Table 3D effects 3" w:semiHidden="1" w:unhideWhenUsed="1"/>
-    <w:lsdException w:name="Table Contemporary" w:semiHidden="1" w:unhideWhenUsed="1"/>
-    <w:lsdException w:name="Table Elegant" w:semiHidden="1" w:unhideWhenUsed="1"/>
-    <w:lsdException w:name="Table Professional" w:semiHidden="1" w:unhideWhenUsed="1"/>
-    <w:lsdException w:name="Table Subtle 1" w:semiHidden="1" w:unhideWhenUsed="1"/>
-    <w:lsdException w:name="Table Subtle 2" w:semiHidden="1" w:unhideWhenUsed="1"/>
-    <w:lsdException w:name="Table Web 1" w:semiHidden="1" w:unhideWhenUsed="1"/>
-    <w:lsdException w:name="Table Web 2" w:semiHidden="1" w:unhideWhenUsed="1"/>
-    <w:lsdException w:name="Table Web 3" w:semiHidden="1" w:unhideWhenUsed="1"/>
-    <w:lsdException w:name="Balloon Text" w:semiHidden="1" w:unhideWhenUsed="1"/>
-    <w:lsdException w:name="Table Grid" w:uiPriority="59"/>
-    <w:lsdException w:name="Table Theme" w:semiHidden="1" w:unhideWhenUsed="1"/>
-    <w:lsdException w:name="Placeholder Text" w:semiHidden="1"/>
-    <w:lsdException w:name="No Spacing" w:uiPriority="1" w:qFormat="1"/>
-    <w:lsdException w:name="Light Shading" w:uiPriority="60"/>
-    <w:lsdException w:name="Light List" w:uiPriority="61"/>
-    <w:lsdException w:name="Light Grid" w:uiPriority="62"/>
-    <w:lsdException w:name="Medium Shading 1" w:uiPriority="63"/>
-    <w:lsdException w:name="Medium Shading 2" w:uiPriority="64"/>
-    <w:lsdException w:name="Medium List 1" w:uiPriority="65"/>
-    <w:lsdException w:name="Medium List 2" w:uiPriority="66"/>
-    <w:lsdException w:name="Medium Grid 1" w:uiPriority="67"/>
-    <w:lsdException w:name="Medium Grid 2" w:uiPriority="68"/>
-    <w:lsdException w:name="Medium Grid 3" w:uiPriority="69"/>
-    <w:lsdException w:name="Dark List" w:uiPriority="70"/>
-    <w:lsdException w:name="Colorful Shading" w:uiPriority="71"/>
-    <w:lsdException w:name="Colorful List" w:uiPriority="72"/>
-    <w:lsdException w:name="Colorful Grid" w:uiPriority="73"/>
-    <w:lsdException w:name="Light Shading Accent 1" w:uiPriority="60"/>
-    <w:lsdException w:name="Light List Accent 1" w:uiPriority="61"/>
-    <w:lsdException w:name="Light Grid Accent 1" w:uiPriority="62"/>
-    <w:lsdException w:name="Medium Shading 1 Accent 1" w:uiPriority="63"/>
-    <w:lsdException w:name="Medium Shading 2 Accent 1" w:uiPriority="64"/>
-    <w:lsdException w:name="Medium List 1 Accent 1" w:uiPriority="65"/>
-    <w:lsdException w:name="Revision" w:semiHidden="1"/>
-    <w:lsdException w:name="List Paragraph" w:uiPriority="34" w:qFormat="1"/>
-    <w:lsdException w:name="Quote" w:uiPriority="29" w:qFormat="1"/>
-    <w:lsdException w:name="Intense Quote" w:uiPriority="30" w:qFormat="1"/>
-    <w:lsdException w:name="Medium List 2 Accent 1" w:uiPriority="66"/>
-    <w:lsdException w:name="Medium Grid 1 Accent 1" w:uiPriority="67"/>
-    <w:lsdException w:name="Medium Grid 2 Accent 1" w:uiPriority="68"/>
-    <w:lsdException w:name="Medium Grid 3 Accent 1" w:uiPriority="69"/>
-    <w:lsdException w:name="Dark List Accent 1" w:uiPriority="70"/>
-    <w:lsdException w:name="Colorful Shading Accent 1" w:uiPriority="71"/>
-    <w:lsdException w:name="Colorful List Accent 1" w:uiPriority="72"/>
-    <w:lsdException w:name="Colorful Grid Accent 1" w:uiPriority="73"/>
-    <w:lsdException w:name="Light Shading Accent 2" w:uiPriority="60"/>
-    <w:lsdException w:name="Light List Accent 2" w:uiPriority="61"/>
-    <w:lsdException w:name="Light Grid Accent 2" w:uiPriority="62"/>
-    <w:lsdException w:name="Medium Shading 1 Accent 2" w:uiPriority="63"/>
-    <w:lsdException w:name="Medium Shading 2 Accent 2" w:uiPriority="64"/>
-    <w:lsdException w:name="Medium List 1 Accent 2" w:uiPriority="65"/>
-    <w:lsdException w:name="Medium List 2 Accent 2" w:uiPriority="66"/>
-    <w:lsdException w:name="Medium Grid 1 Accent 2" w:uiPriority="67"/>
-    <w:lsdException w:name="Medium Grid 2 Accent 2" w:uiPriority="68"/>
-    <w:lsdException w:name="Medium Grid 3 Accent 2" w:uiPriority="69"/>
-    <w:lsdException w:name="Dark List Accent 2" w:uiPriority="70"/>
-    <w:lsdException w:name="Colorful Shading Accent 2" w:uiPriority="71"/>
-    <w:lsdException w:name="Colorful List Accent 2" w:uiPriority="72"/>
-    <w:lsdException w:name="Colorful Grid Accent 2" w:uiPriority="73"/>
-    <w:lsdException w:name="Light Shading Accent 3" w:uiPriority="60"/>
-    <w:lsdException w:name="Light List Accent 3" w:uiPriority="61"/>
-    <w:lsdException w:name="Light Grid Accent 3" w:uiPriority="62"/>
-    <w:lsdException w:name="Medium Shading 1 Accent 3" w:uiPriority="63"/>
-    <w:lsdException w:name="Medium Shading 2 Accent 3" w:uiPriority="64"/>
-    <w:lsdException w:name="Medium List 1 Accent 3" w:uiPriority="65"/>
-    <w:lsdException w:name="Medium List 2 Accent 3" w:uiPriority="66"/>
-    <w:lsdException w:name="Medium Grid 1 Accent 3" w:uiPriority="67"/>
-    <w:lsdException w:name="Medium Grid 2 Accent 3" w:uiPriority="68"/>
-    <w:lsdException w:name="Medium Grid 3 Accent 3" w:uiPriority="69"/>
-    <w:lsdException w:name="Dark List Accent 3" w:uiPriority="70"/>
-    <w:lsdException w:name="Colorful Shading Accent 3" w:uiPriority="71"/>
-    <w:lsdException w:name="Colorful List Accent 3" w:uiPriority="72"/>
-    <w:lsdException w:name="Colorful Grid Accent 3" w:uiPriority="73"/>
-    <w:lsdException w:name="Light Shading Accent 4" w:uiPriority="60"/>
-    <w:lsdException w:name="Light List Accent 4" w:uiPriority="61"/>
-    <w:lsdException w:name="Light Grid Accent 4" w:uiPriority="62"/>
-    <w:lsdException w:name="Medium Shading 1 Accent 4" w:uiPriority="63"/>
-    <w:lsdException w:name="Medium Shading 2 Accent 4" w:uiPriority="64"/>
-    <w:lsdException w:name="Medium List 1 Accent 4" w:uiPriority="65"/>
-    <w:lsdException w:name="Medium List 2 Accent 4" w:uiPriority="66"/>
-    <w:lsdException w:name="Medium Grid 1 Accent 4" w:uiPriority="67"/>
-    <w:lsdException w:name="Medium Grid 2 Accent 4" w:uiPriority="68"/>
-    <w:lsdException w:name="Medium Grid 3 Accent 4" w:uiPriority="69"/>
-    <w:lsdException w:name="Dark List Accent 4" w:uiPriority="70"/>
-    <w:lsdException w:name="Colorful Shading Accent 4" w:uiPriority="71"/>
-    <w:lsdException w:name="Colorful List Accent 4" w:uiPriority="72"/>
-    <w:lsdException w:name="Colorful Grid Accent 4" w:uiPriority="73"/>
-    <w:lsdException w:name="Light Shading Accent 5" w:uiPriority="60"/>
-    <w:lsdException w:name="Light List Accent 5" w:uiPriority="61"/>
-    <w:lsdException w:name="Light Grid Accent 5" w:uiPriority="62"/>
-    <w:lsdException w:name="Medium Shading 1 Accent 5" w:uiPriority="63"/>
-    <w:lsdException w:name="Medium Shading 2 Accent 5" w:uiPriority="64"/>
-    <w:lsdException w:name="Medium List 1 Accent 5" w:uiPriority="65"/>
-    <w:lsdException w:name="Medium List 2 Accent 5" w:uiPriority="66"/>
-    <w:lsdException w:name="Medium Grid 1 Accent 5" w:uiPriority="67"/>
-    <w:lsdException w:name="Medium Grid 2 Accent 5" w:uiPriority="68"/>
-    <w:lsdException w:name="Medium Grid 3 Accent 5" w:uiPriority="69"/>
-    <w:lsdException w:name="Dark List Accent 5" w:uiPriority="70"/>
-    <w:lsdException w:name="Colorful Shading Accent 5" w:uiPriority="71"/>
-    <w:lsdException w:name="Colorful List Accent 5" w:uiPriority="72"/>
-    <w:lsdException w:name="Colorful Grid Accent 5" w:uiPriority="73"/>
-    <w:lsdException w:name="Light Shading Accent 6" w:uiPriority="60"/>
-    <w:lsdException w:name="Light List Accent 6" w:uiPriority="61"/>
-    <w:lsdException w:name="Light Grid Accent 6" w:uiPriority="62"/>
-    <w:lsdException w:name="Medium Shading 1 Accent 6" w:uiPriority="63"/>
-    <w:lsdException w:name="Medium Shading 2 Accent 6" w:uiPriority="64"/>
-    <w:lsdException w:name="Medium List 1 Accent 6" w:uiPriority="65"/>
-    <w:lsdException w:name="Medium List 2 Accent 6" w:uiPriority="66"/>
-    <w:lsdException w:name="Medium Grid 1 Accent 6" w:uiPriority="67"/>
-    <w:lsdException w:name="Medium Grid 2 Accent 6" w:uiPriority="68"/>
-    <w:lsdException w:name="Medium Grid 3 Accent 6" w:uiPriority="69"/>
-    <w:lsdException w:name="Dark List Accent 6" w:uiPriority="70"/>
-    <w:lsdException w:name="Colorful Shading Accent 6" w:uiPriority="71"/>
-    <w:lsdException w:name="Colorful List Accent 6" w:uiPriority="72"/>
-    <w:lsdException w:name="Colorful Grid Accent 6" w:uiPriority="73"/>
-    <w:lsdException w:name="Subtle Emphasis" w:uiPriority="19" w:qFormat="1"/>
-    <w:lsdException w:name="Intense Emphasis" w:uiPriority="21" w:qFormat="1"/>
-    <w:lsdException w:name="Subtle Reference" w:uiPriority="31" w:qFormat="1"/>
-    <w:lsdException w:name="Intense Reference" w:uiPriority="32" w:qFormat="1"/>
-    <w:lsdException w:name="Book Title" w:uiPriority="33" w:qFormat="1"/>
-    <w:lsdException w:name="Bibliography" w:semiHidden="1" w:uiPriority="37" w:unhideWhenUsed="1"/>
-    <w:lsdException w:name="TOC Heading" w:semiHidden="1" w:uiPriority="39" w:unhideWhenUsed="1" w:qFormat="1"/>
-    <w:lsdException w:name="Plain Table 1" w:uiPriority="41"/>
-    <w:lsdException w:name="Plain Table 2" w:uiPriority="42"/>
-    <w:lsdException w:name="Plain Table 3" w:uiPriority="43"/>
-    <w:lsdException w:name="Plain Table 4" w:uiPriority="44"/>
-    <w:lsdException w:name="Plain Table 5" w:uiPriority="45"/>
-    <w:lsdException w:name="Grid Table Light" w:uiPriority="40"/>
-    <w:lsdException w:name="Grid Table 1 Light" w:uiPriority="46"/>
-    <w:lsdException w:name="Grid Table 2" w:uiPriority="47"/>
-    <w:lsdException w:name="Grid Table 3" w:uiPriority="48"/>
-    <w:lsdException w:name="Grid Table 4" w:uiPriority="49"/>
-    <w:lsdException w:name="Grid Table 5 Dark" w:uiPriority="50"/>
-    <w:lsdException w:name="Grid Table 6 Colorful" w:uiPriority="51"/>
-    <w:lsdException w:name="Grid Table 7 Colorful" w:uiPriority="52"/>
-    <w:lsdException w:name="Grid Table 1 Light Accent 1" w:uiPriority="46"/>
-    <w:lsdException w:name="Grid Table 2 Accent 1" w:uiPriority="47"/>
-    <w:lsdException w:name="Grid Table 3 Accent 1" w:uiPriority="48"/>
-    <w:lsdException w:name="Grid Table 4 Accent 1" w:uiPriority="49"/>
-    <w:lsdException w:name="Grid Table 5 Dark Accent 1" w:uiPriority="50"/>
-    <w:lsdException w:name="Grid Table 6 Colorful Accent 1" w:uiPriority="51"/>
-    <w:lsdException w:name="Grid Table 7 Colorful Accent 1" w:uiPriority="52"/>
-    <w:lsdException w:name="Grid Table 1 Light Accent 2" w:uiPriority="46"/>
-    <w:lsdException w:name="Grid Table 2 Accent 2" w:uiPriority="47"/>
-    <w:lsdException w:name="Grid Table 3 Accent 2" w:uiPriority="48"/>
-    <w:lsdException w:name="Grid Table 4 Accent 2" w:uiPriority="49"/>
-    <w:lsdException w:name="Grid Table 5 Dark Accent 2" w:uiPriority="50"/>
-    <w:lsdException w:name="Grid Table 6 Colorful Accent 2" w:uiPriority="51"/>
-    <w:lsdException w:name="Grid Table 7 Colorful Accent 2" w:uiPriority="52"/>
-    <w:lsdException w:name="Grid Table 1 Light Accent 3" w:uiPriority="46"/>
-    <w:lsdException w:name="Grid Table 2 Accent 3" w:uiPriority="47"/>
-    <w:lsdException w:name="Grid Table 3 Accent 3" w:uiPriority="48"/>
-    <w:lsdException w:name="Grid Table 4 Accent 3" w:uiPriority="49"/>
-    <w:lsdException w:name="Grid Table 5 Dark Accent 3" w:uiPriority="50"/>
-    <w:lsdException w:name="Grid Table 6 Colorful Accent 3" w:uiPriority="51"/>
-    <w:lsdException w:name="Grid Table 7 Colorful Accent 3" w:uiPriority="52"/>
-    <w:lsdException w:name="Grid Table 1 Light Accent 4" w:uiPriority="46"/>
-    <w:lsdException w:name="Grid Table 2 Accent 4" w:uiPriority="47"/>
-    <w:lsdException w:name="Grid Table 3 Accent 4" w:uiPriority="48"/>
-    <w:lsdException w:name="Grid Table 4 Accent 4" w:uiPriority="49"/>
-    <w:lsdException w:name="Grid Table 5 Dark Accent 4" w:uiPriority="50"/>
-    <w:lsdException w:name="Grid Table 6 Colorful Accent 4" w:uiPriority="51"/>
-    <w:lsdException w:name="Grid Table 7 Colorful Accent 4" w:uiPriority="52"/>
-    <w:lsdException w:name="Grid Table 1 Light Accent 5" w:uiPriority="46"/>
-    <w:lsdException w:name="Grid Table 2 Accent 5" w:uiPriority="47"/>
-    <w:lsdException w:name="Grid Table 3 Accent 5" w:uiPriority="48"/>
-    <w:lsdException w:name="Grid Table 4 Accent 5" w:uiPriority="49"/>
-    <w:lsdException w:name="Grid Table 5 Dark Accent 5" w:uiPriority="50"/>
-    <w:lsdException w:name="Grid Table 6 Colorful Accent 5" w:uiPriority="51"/>
-    <w:lsdException w:name="Grid Table 7 Colorful Accent 5" w:uiPriority="52"/>
-    <w:lsdException w:name="Grid Table 1 Light Accent 6" w:uiPriority="46"/>
-    <w:lsdException w:name="Grid Table 2 Accent 6" w:uiPriority="47"/>
-    <w:lsdException w:name="Grid Table 3 Accent 6" w:uiPriority="48"/>
-    <w:lsdException w:name="Grid Table 4 Accent 6" w:uiPriority="49"/>
-    <w:lsdException w:name="Grid Table 5 Dark Accent 6" w:uiPriority="50"/>
-    <w:lsdException w:name="Grid Table 6 Colorful Accent 6" w:uiPriority="51"/>
-    <w:lsdException w:name="Grid Table 7 Colorful Accent 6" w:uiPriority="52"/>
-    <w:lsdException w:name="List Table 1 Light" w:uiPriority="46"/>
-    <w:lsdException w:name="List Table 2" w:uiPriority="47"/>
-    <w:lsdException w:name="List Table 3" w:uiPriority="48"/>
-    <w:lsdException w:name="List Table 4" w:uiPriority="49"/>
-    <w:lsdException w:name="List Table 5 Dark" w:uiPriority="50"/>
-    <w:lsdException w:name="List Table 6 Colorful" w:uiPriority="51"/>
-    <w:lsdException w:name="List Table 7 Colorful" w:uiPriority="52"/>
-    <w:lsdException w:name="List Table 1 Light Accent 1" w:uiPriority="46"/>
-    <w:lsdException w:name="List Table 2 Accent 1" w:uiPriority="47"/>
-    <w:lsdException w:name="List Table 3 Accent 1" w:uiPriority="48"/>
-    <w:lsdException w:name="List Table 4 Accent 1" w:uiPriority="49"/>
-    <w:lsdException w:name="List Table 5 Dark Accent 1" w:uiPriority="50"/>
-    <w:lsdException w:name="List Table 6 Colorful Accent 1" w:uiPriority="51"/>
-    <w:lsdException w:name="List Table 7 Colorful Accent 1" w:uiPriority="52"/>
-    <w:lsdException w:name="List Table 1 Light Accent 2" w:uiPriority="46"/>
-    <w:lsdException w:name="List Table 2 Accent 2" w:uiPriority="47"/>
-    <w:lsdException w:name="List Table 3 Accent 2" w:uiPriority="48"/>
-    <w:lsdException w:name="List Table 4 Accent 2" w:uiPriority="49"/>
-    <w:lsdException w:name="List Table 5 Dark Accent 2" w:uiPriority="50"/>
-    <w:lsdException w:name="List Table 6 Colorful Accent 2" w:uiPriority="51"/>
-    <w:lsdException w:name="List Table 7 Colorful Accent 2" w:uiPriority="52"/>
-    <w:lsdException w:name="List Table 1 Light Accent 3" w:uiPriority="46"/>
-    <w:lsdException w:name="List Table 2 Accent 3" w:uiPriority="47"/>
-    <w:lsdException w:name="List Table 3 Accent 3" w:uiPriority="48"/>
-    <w:lsdException w:name="List Table 4 Accent 3" w:uiPriority="49"/>
-    <w:lsdException w:name="List Table 5 Dark Accent 3" w:uiPriority="50"/>
-    <w:lsdException w:name="List Table 6 Colorful Accent 3" w:uiPriority="51"/>
-    <w:lsdException w:name="List Table 7 Colorful Accent 3" w:uiPriority="52"/>
-    <w:lsdException w:name="List Table 1 Light Accent 4" w:uiPriority="46"/>
-    <w:lsdException w:name="List Table 2 Accent 4" w:uiPriority="47"/>
-    <w:lsdException w:name="List Table 3 Accent 4" w:uiPriority="48"/>
-    <w:lsdException w:name="List Table 4 Accent 4" w:uiPriority="49"/>
-    <w:lsdException w:name="List Table 5 Dark Accent 4" w:uiPriority="50"/>
-    <w:lsdException w:name="List Table 6 Colorful Accent 4" w:uiPriority="51"/>
-    <w:lsdException w:name="List Table 7 Colorful Accent 4" w:uiPriority="52"/>
-    <w:lsdException w:name="List Table 1 Light Accent 5" w:uiPriority="46"/>
-    <w:lsdException w:name="List Table 2 Accent 5" w:uiPriority="47"/>
-    <w:lsdException w:name="List Table 3 Accent 5" w:uiPriority="48"/>
-    <w:lsdException w:name="List Table 4 Accent 5" w:uiPriority="49"/>
-    <w:lsdException w:name="List Table 5 Dark Accent 5" w:uiPriority="50"/>
-    <w:lsdException w:name="List Table 6 Colorful Accent 5" w:uiPriority="51"/>
-    <w:lsdException w:name="List Table 7 Colorful Accent 5" w:uiPriority="52"/>
-    <w:lsdException w:name="List Table 1 Light Accent 6" w:uiPriority="46"/>
-    <w:lsdException w:name="List Table 2 Accent 6" w:uiPriority="47"/>
-    <w:lsdException w:name="List Table 3 Accent 6" w:uiPriority="48"/>
-    <w:lsdException w:name="List Table 4 Accent 6" w:uiPriority="49"/>
-    <w:lsdException w:name="List Table 5 Dark Accent 6" w:uiPriority="50"/>
-    <w:lsdException w:name="List Table 6 Colorful Accent 6" w:uiPriority="51"/>
-    <w:lsdException w:name="List Table 7 Colorful Accent 6" w:uiPriority="52"/>
-    <w:lsdException w:name="Mention" w:semiHidden="1" w:unhideWhenUsed="1"/>
-    <w:lsdException w:name="Smart Hyperlink" w:semiHidden="1" w:unhideWhenUsed="1"/>
-    <w:lsdException w:name="Hashtag" w:semiHidden="1" w:unhideWhenUsed="1"/>
-    <w:lsdException w:name="Unresolved Mention" w:semiHidden="1" w:unhideWhenUsed="1"/>
-    <w:lsdException w:name="Smart Link" w:semiHidden="1" w:unhideWhenUsed="1"/>
+  <w:latentStyles w:defLockedState="0" w:defUIPriority="99" w:defSemiHidden="1" w:defUnhideWhenUsed="1" w:defQFormat="0" w:count="267">
+    <w:lsdException w:name="Normal" w:semiHidden="0" w:uiPriority="0" w:unhideWhenUsed="0" w:qFormat="1"/>
+    <w:lsdException w:name="heading 1" w:semiHidden="0" w:uiPriority="9" w:unhideWhenUsed="0" w:qFormat="1"/>
+    <w:lsdException w:name="heading 2" w:uiPriority="9" w:qFormat="1"/>
+    <w:lsdException w:name="heading 3" w:uiPriority="9" w:qFormat="1"/>
+    <w:lsdException w:name="heading 4" w:uiPriority="9" w:qFormat="1"/>
+    <w:lsdException w:name="heading 5" w:uiPriority="9" w:qFormat="1"/>
+    <w:lsdException w:name="heading 6" w:uiPriority="9" w:qFormat="1"/>
+    <w:lsdException w:name="heading 7" w:uiPriority="9" w:qFormat="1"/>
+    <w:lsdException w:name="heading 8" w:uiPriority="9" w:qFormat="1"/>
+    <w:lsdException w:name="heading 9" w:uiPriority="9" w:qFormat="1"/>
+    <w:lsdException w:name="toc 1" w:uiPriority="39"/>
+    <w:lsdException w:name="toc 2" w:uiPriority="39"/>
+    <w:lsdException w:name="toc 3" w:uiPriority="39"/>
+    <w:lsdException w:name="toc 4" w:uiPriority="39"/>
+    <w:lsdException w:name="toc 5" w:uiPriority="39"/>
+    <w:lsdException w:name="toc 6" w:uiPriority="39"/>
+    <w:lsdException w:name="toc 7" w:uiPriority="39"/>
+    <w:lsdException w:name="toc 8" w:uiPriority="39"/>
+    <w:lsdException w:name="toc 9" w:uiPriority="39"/>
+    <w:lsdException w:name="caption" w:uiPriority="35" w:qFormat="1"/>
+    <w:lsdException w:name="Title" w:semiHidden="0" w:uiPriority="10" w:unhideWhenUsed="0" w:qFormat="1"/>
+    <w:lsdException w:name="Default Paragraph Font" w:uiPriority="1"/>
+    <w:lsdException w:name="Subtitle" w:semiHidden="0" w:uiPriority="11" w:unhideWhenUsed="0" w:qFormat="1"/>
+    <w:lsdException w:name="Strong" w:semiHidden="0" w:uiPriority="22" w:unhideWhenUsed="0" w:qFormat="1"/>
+    <w:lsdException w:name="Emphasis" w:semiHidden="0" w:uiPriority="20" w:unhideWhenUsed="0" w:qFormat="1"/>
+    <w:lsdException w:name="Table Grid" w:semiHidden="0" w:uiPriority="59" w:unhideWhenUsed="0"/>
+    <w:lsdException w:name="Placeholder Text" w:unhideWhenUsed="0"/>
+    <w:lsdException w:name="No Spacing" w:semiHidden="0" w:uiPriority="1" w:unhideWhenUsed="0" w:qFormat="1"/>
+    <w:lsdException w:name="Light Shading" w:semiHidden="0" w:uiPriority="60" w:unhideWhenUsed="0"/>
+    <w:lsdException w:name="Light List" w:semiHidden="0" w:uiPriority="61" w:unhideWhenUsed="0"/>
+    <w:lsdException w:name="Light Grid" w:semiHidden="0" w:uiPriority="62" w:unhideWhenUsed="0"/>
+    <w:lsdException w:name="Medium Shading 1" w:semiHidden="0" w:uiPriority="63" w:unhideWhenUsed="0"/>
+    <w:lsdException w:name="Medium Shading 2" w:semiHidden="0" w:uiPriority="64" w:unhideWhenUsed="0"/>
+    <w:lsdException w:name="Medium List 1" w:semiHidden="0" w:uiPriority="65" w:unhideWhenUsed="0"/>
+    <w:lsdException w:name="Medium List 2" w:semiHidden="0" w:uiPriority="66" w:unhideWhenUsed="0"/>
+    <w:lsdException w:name="Medium Grid 1" w:semiHidden="0" w:uiPriority="67" w:unhideWhenUsed="0"/>
+    <w:lsdException w:name="Medium Grid 2" w:semiHidden="0" w:uiPriority="68" w:unhideWhenUsed="0"/>
+    <w:lsdException w:name="Medium Grid 3" w:semiHidden="0" w:uiPriority="69" w:unhideWhenUsed="0"/>
+    <w:lsdException w:name="Dark List" w:semiHidden="0" w:uiPriority="70" w:unhideWhenUsed="0"/>
+    <w:lsdException w:name="Colorful Shading" w:semiHidden="0" w:uiPriority="71" w:unhideWhenUsed="0"/>
+    <w:lsdException w:name="Colorful List" w:semiHidden="0" w:uiPriority="72" w:unhideWhenUsed="0"/>
+    <w:lsdException w:name="Colorful Grid" w:semiHidden="0" w:uiPriority="73" w:unhideWhenUsed="0"/>
+    <w:lsdException w:name="Light Shading Accent 1" w:semiHidden="0" w:uiPriority="60" w:unhideWhenUsed="0"/>
+    <w:lsdException w:name="Light List Accent 1" w:semiHidden="0" w:uiPriority="61" w:unhideWhenUsed="0"/>
+    <w:lsdException w:name="Light Grid Accent 1" w:semiHidden="0" w:uiPriority="62" w:unhideWhenUsed="0"/>
+    <w:lsdException w:name="Medium Shading 1 Accent 1" w:semiHidden="0" w:uiPriority="63" w:unhideWhenUsed="0"/>
+    <w:lsdException w:name="Medium Shading 2 Accent 1" w:semiHidden="0" w:uiPriority="64" w:unhideWhenUsed="0"/>
+    <w:lsdException w:name="Medium List 1 Accent 1" w:semiHidden="0" w:uiPriority="65" w:unhideWhenUsed="0"/>
+    <w:lsdException w:name="Revision" w:unhideWhenUsed="0"/>
+    <w:lsdException w:name="List Paragraph" w:semiHidden="0" w:uiPriority="34" w:unhideWhenUsed="0" w:qFormat="1"/>
+    <w:lsdException w:name="Quote" w:semiHidden="0" w:uiPriority="29" w:unhideWhenUsed="0" w:qFormat="1"/>
+    <w:lsdException w:name="Intense Quote" w:semiHidden="0" w:uiPriority="30" w:unhideWhenUsed="0" w:qFormat="1"/>
+    <w:lsdException w:name="Medium List 2 Accent 1" w:semiHidden="0" w:uiPriority="66" w:unhideWhenUsed="0"/>
+    <w:lsdException w:name="Medium Grid 1 Accent 1" w:semiHidden="0" w:uiPriority="67" w:unhideWhenUsed="0"/>
+    <w:lsdException w:name="Medium Grid 2 Accent 1" w:semiHidden="0" w:uiPriority="68" w:unhideWhenUsed="0"/>
+    <w:lsdException w:name="Medium Grid 3 Accent 1" w:semiHidden="0" w:uiPriority="69" w:unhideWhenUsed="0"/>
+    <w:lsdException w:name="Dark List Accent 1" w:semiHidden="0" w:uiPriority="70" w:unhideWhenUsed="0"/>
+    <w:lsdException w:name="Colorful Shading Accent 1" w:semiHidden="0" w:uiPriority="71" w:unhideWhenUsed="0"/>
+    <w:lsdException w:name="Colorful List Accent 1" w:semiHidden="0" w:uiPriority="72" w:unhideWhenUsed="0"/>
+    <w:lsdException w:name="Colorful Grid Accent 1" w:semiHidden="0" w:uiPriority="73" w:unhideWhenUsed="0"/>
+    <w:lsdException w:name="Light Shading Accent 2" w:semiHidden="0" w:uiPriority="60" w:unhideWhenUsed="0"/>
+    <w:lsdException w:name="Light List Accent 2" w:semiHidden="0" w:uiPriority="61" w:unhideWhenUsed="0"/>
+    <w:lsdException w:name="Light Grid Accent 2" w:semiHidden="0" w:uiPriority="62" w:unhideWhenUsed="0"/>
+    <w:lsdException w:name="Medium Shading 1 Accent 2" w:semiHidden="0" w:uiPriority="63" w:unhideWhenUsed="0"/>
+    <w:lsdException w:name="Medium Shading 2 Accent 2" w:semiHidden="0" w:uiPriority="64" w:unhideWhenUsed="0"/>
+    <w:lsdException w:name="Medium List 1 Accent 2" w:semiHidden="0" w:uiPriority="65" w:unhideWhenUsed="0"/>
+    <w:lsdException w:name="Medium List 2 Accent 2" w:semiHidden="0" w:uiPriority="66" w:unhideWhenUsed="0"/>
+    <w:lsdException w:name="Medium Grid 1 Accent 2" w:semiHidden="0" w:uiPriority="67" w:unhideWhenUsed="0"/>
+    <w:lsdException w:name="Medium Grid 2 Accent 2" w:semiHidden="0" w:uiPriority="68" w:unhideWhenUsed="0"/>
+    <w:lsdException w:name="Medium Grid 3 Accent 2" w:semiHidden="0" w:uiPriority="69" w:unhideWhenUsed="0"/>
+    <w:lsdException w:name="Dark List Accent 2" w:semiHidden="0" w:uiPriority="70" w:unhideWhenUsed="0"/>
+    <w:lsdException w:name="Colorful Shading Accent 2" w:semiHidden="0" w:uiPriority="71" w:unhideWhenUsed="0"/>
+    <w:lsdException w:name="Colorful List Accent 2" w:semiHidden="0" w:uiPriority="72" w:unhideWhenUsed="0"/>
+    <w:lsdException w:name="Colorful Grid Accent 2" w:semiHidden="0" w:uiPriority="73" w:unhideWhenUsed="0"/>
+    <w:lsdException w:name="Light Shading Accent 3" w:semiHidden="0" w:uiPriority="60" w:unhideWhenUsed="0"/>
+    <w:lsdException w:name="Light List Accent 3" w:semiHidden="0" w:uiPriority="61" w:unhideWhenUsed="0"/>
+    <w:lsdException w:name="Light Grid Accent 3" w:semiHidden="0" w:uiPriority="62" w:unhideWhenUsed="0"/>
+    <w:lsdException w:name="Medium Shading 1 Accent 3" w:semiHidden="0" w:uiPriority="63" w:unhideWhenUsed="0"/>
+    <w:lsdException w:name="Medium Shading 2 Accent 3" w:semiHidden="0" w:uiPriority="64" w:unhideWhenUsed="0"/>
+    <w:lsdException w:name="Medium List 1 Accent 3" w:semiHidden="0" w:uiPriority="65" w:unhideWhenUsed="0"/>
+    <w:lsdException w:name="Medium List 2 Accent 3" w:semiHidden="0" w:uiPriority="66" w:unhideWhenUsed="0"/>
+    <w:lsdException w:name="Medium Grid 1 Accent 3" w:semiHidden="0" w:uiPriority="67" w:unhideWhenUsed="0"/>
+    <w:lsdException w:name="Medium Grid 2 Accent 3" w:semiHidden="0" w:uiPriority="68" w:unhideWhenUsed="0"/>
+    <w:lsdException w:name="Medium Grid 3 Accent 3" w:semiHidden="0" w:uiPriority="69" w:unhideWhenUsed="0"/>
+    <w:lsdException w:name="Dark List Accent 3" w:semiHidden="0" w:uiPriority="70" w:unhideWhenUsed="0"/>
+    <w:lsdException w:name="Colorful Shading Accent 3" w:semiHidden="0" w:uiPriority="71" w:unhideWhenUsed="0"/>
+    <w:lsdException w:name="Colorful List Accent 3" w:semiHidden="0" w:uiPriority="72" w:unhideWhenUsed="0"/>
+    <w:lsdException w:name="Colorful Grid Accent 3" w:semiHidden="0" w:uiPriority="73" w:unhideWhenUsed="0"/>
+    <w:lsdException w:name="Light Shading Accent 4" w:semiHidden="0" w:uiPriority="60" w:unhideWhenUsed="0"/>
+    <w:lsdException w:name="Light List Accent 4" w:semiHidden="0" w:uiPriority="61" w:unhideWhenUsed="0"/>
+    <w:lsdException w:name="Light Grid Accent 4" w:semiHidden="0" w:uiPriority="62" w:unhideWhenUsed="0"/>
+    <w:lsdException w:name="Medium Shading 1 Accent 4" w:semiHidden="0" w:uiPriority="63" w:unhideWhenUsed="0"/>
+    <w:lsdException w:name="Medium Shading 2 Accent 4" w:semiHidden="0" w:uiPriority="64" w:unhideWhenUsed="0"/>
+    <w:lsdException w:name="Medium List 1 Accent 4" w:semiHidden="0" w:uiPriority="65" w:unhideWhenUsed="0"/>
+    <w:lsdException w:name="Medium List 2 Accent 4" w:semiHidden="0" w:uiPriority="66" w:unhideWhenUsed="0"/>
+    <w:lsdException w:name="Medium Grid 1 Accent 4" w:semiHidden="0" w:uiPriority="67" w:unhideWhenUsed="0"/>
+    <w:lsdException w:name="Medium Grid 2 Accent 4" w:semiHidden="0" w:uiPriority="68" w:unhideWhenUsed="0"/>
+    <w:lsdException w:name="Medium Grid 3 Accent 4" w:semiHidden="0" w:uiPriority="69" w:unhideWhenUsed="0"/>
+    <w:lsdException w:name="Dark List Accent 4" w:semiHidden="0" w:uiPriority="70" w:unhideWhenUsed="0"/>
+    <w:lsdException w:name="Colorful Shading Accent 4" w:semiHidden="0" w:uiPriority="71" w:unhideWhenUsed="0"/>
+    <w:lsdException w:name="Colorful List Accent 4" w:semiHidden="0" w:uiPriority="72" w:unhideWhenUsed="0"/>
+    <w:lsdException w:name="Colorful Grid Accent 4" w:semiHidden="0" w:uiPriority="73" w:unhideWhenUsed="0"/>
+    <w:lsdException w:name="Light Shading Accent 5" w:semiHidden="0" w:uiPriority="60" w:unhideWhenUsed="0"/>
+    <w:lsdException w:name="Light List Accent 5" w:semiHidden="0" w:uiPriority="61" w:unhideWhenUsed="0"/>
+    <w:lsdException w:name="Light Grid Accent 5" w:semiHidden="0" w:uiPriority="62" w:unhideWhenUsed="0"/>
+    <w:lsdException w:name="Medium Shading 1 Accent 5" w:semiHidden="0" w:uiPriority="63" w:unhideWhenUsed="0"/>
+    <w:lsdException w:name="Medium Shading 2 Accent 5" w:semiHidden="0" w:uiPriority="64" w:unhideWhenUsed="0"/>
+    <w:lsdException w:name="Medium List 1 Accent 5" w:semiHidden="0" w:uiPriority="65" w:unhideWhenUsed="0"/>
+    <w:lsdException w:name="Medium List 2 Accent 5" w:semiHidden="0" w:uiPriority="66" w:unhideWhenUsed="0"/>
+    <w:lsdException w:name="Medium Grid 1 Accent 5" w:semiHidden="0" w:uiPriority="67" w:unhideWhenUsed="0"/>
+    <w:lsdException w:name="Medium Grid 2 Accent 5" w:semiHidden="0" w:uiPriority="68" w:unhideWhenUsed="0"/>
+    <w:lsdException w:name="Medium Grid 3 Accent 5" w:semiHidden="0" w:uiPriority="69" w:unhideWhenUsed="0"/>
+    <w:lsdException w:name="Dark List Accent 5" w:semiHidden="0" w:uiPriority="70" w:unhideWhenUsed="0"/>
+    <w:lsdException w:name="Colorful Shading Accent 5" w:semiHidden="0" w:uiPriority="71" w:unhideWhenUsed="0"/>
+    <w:lsdException w:name="Colorful List Accent 5" w:semiHidden="0" w:uiPriority="72" w:unhideWhenUsed="0"/>
+    <w:lsdException w:name="Colorful Grid Accent 5" w:semiHidden="0" w:uiPriority="73" w:unhideWhenUsed="0"/>
+    <w:lsdException w:name="Light Shading Accent 6" w:semiHidden="0" w:uiPriority="60" w:unhideWhenUsed="0"/>
+    <w:lsdException w:name="Light List Accent 6" w:semiHidden="0" w:uiPriority="61" w:unhideWhenUsed="0"/>
+    <w:lsdException w:name="Light Grid Accent 6" w:semiHidden="0" w:uiPriority="62" w:unhideWhenUsed="0"/>
+    <w:lsdException w:name="Medium Shading 1 Accent 6" w:semiHidden="0" w:uiPriority="63" w:unhideWhenUsed="0"/>
+    <w:lsdException w:name="Medium Shading 2 Accent 6" w:semiHidden="0" w:uiPriority="64" w:unhideWhenUsed="0"/>
+    <w:lsdException w:name="Medium List 1 Accent 6" w:semiHidden="0" w:uiPriority="65" w:unhideWhenUsed="0"/>
+    <w:lsdException w:name="Medium List 2 Accent 6" w:semiHidden="0" w:uiPriority="66" w:unhideWhenUsed="0"/>
+    <w:lsdException w:name="Medium Grid 1 Accent 6" w:semiHidden="0" w:uiPriority="67" w:unhideWhenUsed="0"/>
+    <w:lsdException w:name="Medium Grid 2 Accent 6" w:semiHidden="0" w:uiPriority="68" w:unhideWhenUsed="0"/>
+    <w:lsdException w:name="Medium Grid 3 Accent 6" w:semiHidden="0" w:uiPriority="69" w:unhideWhenUsed="0"/>
+    <w:lsdException w:name="Dark List Accent 6" w:semiHidden="0" w:uiPriority="70" w:unhideWhenUsed="0"/>
+    <w:lsdException w:name="Colorful Shading Accent 6" w:semiHidden="0" w:uiPriority="71" w:unhideWhenUsed="0"/>
+    <w:lsdException w:name="Colorful List Accent 6" w:semiHidden="0" w:uiPriority="72" w:unhideWhenUsed="0"/>
+    <w:lsdException w:name="Colorful Grid Accent 6" w:semiHidden="0" w:uiPriority="73" w:unhideWhenUsed="0"/>
+    <w:lsdException w:name="Subtle Emphasis" w:semiHidden="0" w:uiPriority="19" w:unhideWhenUsed="0" w:qFormat="1"/>
+    <w:lsdException w:name="Intense Emphasis" w:semiHidden="0" w:uiPriority="21" w:unhideWhenUsed="0" w:qFormat="1"/>
+    <w:lsdException w:name="Subtle Reference" w:semiHidden="0" w:uiPriority="31" w:unhideWhenUsed="0" w:qFormat="1"/>
+    <w:lsdException w:name="Intense Reference" w:semiHidden="0" w:uiPriority="32" w:unhideWhenUsed="0" w:qFormat="1"/>
+    <w:lsdException w:name="Book Title" w:semiHidden="0" w:uiPriority="33" w:unhideWhenUsed="0" w:qFormat="1"/>
+    <w:lsdException w:name="Bibliography" w:uiPriority="37"/>
+    <w:lsdException w:name="TOC Heading" w:uiPriority="39" w:qFormat="1"/>
+  </w:latentStyles>
+  <w:style w:type="paragraph" w:default="1" w:styleId="Normal">
+    <w:name w:val="Normal"/>
+    <w:qFormat/>
+    <w:rsid w:val="00D56090"/>
+    <w:pPr>
+      <w:spacing w:after="200" w:line="276" w:lineRule="auto"/>
+    </w:pPr>
+    <w:rPr>
+      <w:kern w:val="0"/>
+      <w:lang w:val="en-CA"/>
+      <w14:ligatures w14:val="none"/>
+    </w:rPr>
+  </w:style>
+  <w:style w:type="paragraph" w:styleId="Heading1">
+    <w:name w:val="heading 1"/>
+    <w:basedOn w:val="Normal"/>
+    <w:next w:val="Normal"/>
+    <w:link w:val="Heading1Char"/>
+    <w:uiPriority w:val="9"/>
+    <w:qFormat/>
+    <w:rsid w:val="00E63279"/>
+    <w:pPr>
+      <w:keepNext/>
+      <w:keepLines/>
+      <w:spacing w:before="240" w:after="0"/>
+      <w:outlineLvl w:val="0"/>
+    </w:pPr>
+    <w:rPr>
+      <w:rFonts w:asciiTheme="majorHAnsi" w:eastAsiaTheme="majorEastAsia" w:hAnsiTheme="majorHAnsi" w:cstheme="majorBidi"/>
+      <w:color w:val="2F5496" w:themeColor="accent1" w:themeShade="BF"/>
+      <w:sz w:val="32"/>
+      <w:szCs w:val="32"/>
+    </w:rPr>
+  </w:style>
+  <w:style w:type="character" w:default="1" w:styleId="DefaultParagraphFont">
+    <w:name w:val="Default Paragraph Font"/>
+    <w:uiPriority w:val="1"/>
+    <w:semiHidden/>
+    <w:unhideWhenUsed/>
+  </w:style>
+  <w:style w:type="table" w:default="1" w:styleId="TableNormal">
+    <w:name w:val="Normal Table"/>
+    <w:uiPriority w:val="99"/>
+    <w:semiHidden/>
+    <w:unhideWhenUsed/>
+    <w:tblPr>
+      <w:tblInd w:w="0" w:type="dxa"/>
+      <w:tblCellMar>
+        <w:top w:w="0" w:type="dxa"/>
+        <w:left w:w="108" w:type="dxa"/>
+        <w:bottom w:w="0" w:type="dxa"/>
+        <w:right w:w="108" w:type="dxa"/>
+      </w:tblCellMar>
+    </w:tblPr>
+  </w:style>
+  <w:style w:type="numbering" w:default="1" w:styleId="NoList">
+    <w:name w:val="No List"/>
+    <w:uiPriority w:val="99"/>
+    <w:semiHidden/>
+    <w:unhideWhenUsed/>
+  </w:style>
+  <w:style w:type="paragraph" w:styleId="Header">
+    <w:name w:val="header"/>
+    <w:basedOn w:val="Normal"/>
+    <w:link w:val="HeaderChar"/>
+    <w:uiPriority w:val="99"/>
+    <w:unhideWhenUsed/>
+    <w:rsid w:val="00E63279"/>
+    <w:pPr>
+      <w:tabs>
+        <w:tab w:val="center" w:pos="4680"/>
+        <w:tab w:val="right" w:pos="9360"/>
+      </w:tabs>
+      <w:spacing w:after="0" w:line="240" w:lineRule="auto"/>
+    </w:pPr>
+    <w:rPr>
+      <w:kern w:val="2"/>
+      <w:lang w:val="en-US"/>
+      <w14:ligatures w14:val="standardContextual"/>
+    </w:rPr>
+  </w:style>
+  <w:style w:type="character" w:customStyle="1" w:styleId="HeaderChar">
+    <w:name w:val="Header Char"/>
+    <w:basedOn w:val="DefaultParagraphFont"/>
+    <w:link w:val="Header"/>
+    <w:uiPriority w:val="99"/>
+    <w:rsid w:val="00E63279"/>
+  </w:style>
+  <w:style w:type="paragraph" w:styleId="Footer">
+    <w:name w:val="footer"/>
+    <w:basedOn w:val="Normal"/>
+    <w:link w:val="FooterChar"/>
+    <w:uiPriority w:val="99"/>
+    <w:unhideWhenUsed/>
+    <w:rsid w:val="00E63279"/>
+    <w:pPr>
+      <w:tabs>
+        <w:tab w:val="center" w:pos="4680"/>
+        <w:tab w:val="right" w:pos="9360"/>
+      </w:tabs>
+      <w:spacing w:after="0" w:line="240" w:lineRule="auto"/>
+    </w:pPr>
+    <w:rPr>
+      <w:kern w:val="2"/>
+      <w:lang w:val="en-US"/>
+      <w14:ligatures w14:val="standardContextual"/>
+    </w:rPr>
+  </w:style>
+  <w:style w:type="character" w:customStyle="1" w:styleId="FooterChar">
+    <w:name w:val="Footer Char"/>
+    <w:basedOn w:val="DefaultParagraphFont"/>
+    <w:link w:val="Footer"/>
+    <w:uiPriority w:val="99"/>
+    <w:rsid w:val="00E63279"/>
+  </w:style>
+  <w:style w:type="character" w:customStyle="1" w:styleId="Heading1Char">
+    <w:name w:val="Heading 1 Char"/>
+    <w:basedOn w:val="DefaultParagraphFont"/>
+    <w:link w:val="Heading1"/>
+    <w:uiPriority w:val="9"/>
+    <w:rsid w:val="00E63279"/>
+    <w:rPr>
+      <w:rFonts w:asciiTheme="majorHAnsi" w:eastAsiaTheme="majorEastAsia" w:hAnsiTheme="majorHAnsi" w:cstheme="majorBidi"/>
+      <w:color w:val="2F5496" w:themeColor="accent1" w:themeShade="BF"/>
+      <w:kern w:val="0"/>
+      <w:sz w:val="32"/>
+      <w:szCs w:val="32"/>
+      <w:lang w:val="en-CA"/>
+      <w14:ligatures w14:val="none"/>
+    </w:rPr>
+  </w:style>
+  <w:style w:type="table" w:styleId="TableGrid">
+    <w:name w:val="Table Grid"/>
+    <w:basedOn w:val="TableNormal"/>
+    <w:uiPriority w:val="59"/>
+    <w:rsid w:val="00E63279"/>
+    <w:pPr>
+      <w:spacing w:after="0" w:line="240" w:lineRule="auto"/>
+    </w:pPr>
+    <w:rPr>
+      <w:kern w:val="0"/>
+      <w:lang w:val="en-CA"/>
+      <w14:ligatures w14:val="none"/>
+    </w:rPr>
+    <w:tblPr>
+      <w:tblBorders>
+        <w:top w:val="single" w:sz="4" w:space="0" w:color="auto"/>
+        <w:left w:val="single" w:sz="4" w:space="0" w:color="auto"/>
+        <w:bottom w:val="single" w:sz="4" w:space="0" w:color="auto"/>
+        <w:right w:val="single" w:sz="4" w:space="0" w:color="auto"/>
+        <w:insideH w:val="single" w:sz="4" w:space="0" w:color="auto"/>
+        <w:insideV w:val="single" w:sz="4" w:space="0" w:color="auto"/>
+      </w:tblBorders>
+    </w:tblPr>
+  </w:style>
+  <w:style w:type="paragraph" w:styleId="ListParagraph">
+    <w:name w:val="List Paragraph"/>
+    <w:basedOn w:val="Normal"/>
+    <w:uiPriority w:val="34"/>
+    <w:qFormat/>
+    <w:rsid w:val="00562CE4"/>
+    <w:pPr>
+      <w:ind w:left="720"/>
+      <w:contextualSpacing/>
+    </w:pPr>
+  </w:style>
+  <w:style w:type="paragraph" w:styleId="NormalWeb">
+    <w:name w:val="Normal (Web)"/>
+    <w:basedOn w:val="Normal"/>
+    <w:uiPriority w:val="99"/>
+    <w:unhideWhenUsed/>
+    <w:rsid w:val="00562CE4"/>
+    <w:pPr>
+      <w:spacing w:before="100" w:beforeAutospacing="1" w:after="100" w:afterAutospacing="1" w:line="240" w:lineRule="auto"/>
+    </w:pPr>
+    <w:rPr>
+      <w:rFonts w:ascii="Times New Roman" w:eastAsia="Times New Roman" w:hAnsi="Times New Roman" w:cs="Times New Roman"/>
+      <w:sz w:val="24"/>
+      <w:szCs w:val="24"/>
+    </w:rPr>
+  </w:style>
+</w:styles>
+</file>
+
+<file path=word/stylesWithEffects.xml><?xml version="1.0" encoding="utf-8"?>
+<w:styles xmlns:wpc="http://schemas.microsoft.com/office/word/2010/wordprocessingCanvas" xmlns:mc="http://schemas.openxmlformats.org/markup-compatibility/2006" xmlns:o="urn:schemas-microsoft-com:office:office" xmlns:r="http://schemas.openxmlformats.org/officeDocument/2006/relationships" xmlns:m="http://schemas.openxmlformats.org/officeDocument/2006/math" xmlns:v="urn:schemas-microsoft-com:vml" xmlns:wp14="http://schemas.microsoft.com/office/word/2010/wordprocessingDrawing" xmlns:wp="http://schemas.openxmlformats.org/drawingml/2006/wordprocessingDrawing" xmlns:w10="urn:schemas-microsoft-com:office:word" xmlns:w="http://schemas.openxmlformats.org/wordprocessingml/2006/main" xmlns:w14="http://schemas.microsoft.com/office/word/2010/wordml" xmlns:wpg="http://schemas.microsoft.com/office/word/2010/wordprocessingGroup" xmlns:wpi="http://schemas.microsoft.com/office/word/2010/wordprocessingInk" xmlns:wne="http://schemas.microsoft.com/office/word/2006/wordml" xmlns:wps="http://schemas.microsoft.com/office/word/2010/wordprocessingShape" mc:Ignorable="w14 wp14">
+  <w:docDefaults>
+    <w:rPrDefault>
+      <w:rPr>
+        <w:rFonts w:asciiTheme="minorHAnsi" w:eastAsiaTheme="minorHAnsi" w:hAnsiTheme="minorHAnsi" w:cstheme="minorBidi"/>
+        <w:kern w:val="2"/>
+        <w:sz w:val="22"/>
+        <w:szCs w:val="22"/>
+        <w:lang w:val="en-US" w:eastAsia="en-US" w:bidi="ar-SA"/>
+        <w14:ligatures w14:val="standardContextual"/>
+      </w:rPr>
+    </w:rPrDefault>
+    <w:pPrDefault>
+      <w:pPr>
+        <w:spacing w:after="160" w:line="259" w:lineRule="auto"/>
+      </w:pPr>
+    </w:pPrDefault>
+  </w:docDefaults>
+  <w:latentStyles w:defLockedState="0" w:defUIPriority="99" w:defSemiHidden="1" w:defUnhideWhenUsed="1" w:defQFormat="0" w:count="267">
+    <w:lsdException w:name="Normal" w:semiHidden="0" w:uiPriority="0" w:unhideWhenUsed="0" w:qFormat="1"/>
+    <w:lsdException w:name="heading 1" w:semiHidden="0" w:uiPriority="9" w:unhideWhenUsed="0" w:qFormat="1"/>
+    <w:lsdException w:name="heading 2" w:uiPriority="9" w:qFormat="1"/>
+    <w:lsdException w:name="heading 3" w:uiPriority="9" w:qFormat="1"/>
+    <w:lsdException w:name="heading 4" w:uiPriority="9" w:qFormat="1"/>
+    <w:lsdException w:name="heading 5" w:uiPriority="9" w:qFormat="1"/>
+    <w:lsdException w:name="heading 6" w:uiPriority="9" w:qFormat="1"/>
+    <w:lsdException w:name="heading 7" w:uiPriority="9" w:qFormat="1"/>
+    <w:lsdException w:name="heading 8" w:uiPriority="9" w:qFormat="1"/>
+    <w:lsdException w:name="heading 9" w:uiPriority="9" w:qFormat="1"/>
+    <w:lsdException w:name="toc 1" w:uiPriority="39"/>
+    <w:lsdException w:name="toc 2" w:uiPriority="39"/>
+    <w:lsdException w:name="toc 3" w:uiPriority="39"/>
+    <w:lsdException w:name="toc 4" w:uiPriority="39"/>
+    <w:lsdException w:name="toc 5" w:uiPriority="39"/>
+    <w:lsdException w:name="toc 6" w:uiPriority="39"/>
+    <w:lsdException w:name="toc 7" w:uiPriority="39"/>
+    <w:lsdException w:name="toc 8" w:uiPriority="39"/>
+    <w:lsdException w:name="toc 9" w:uiPriority="39"/>
+    <w:lsdException w:name="caption" w:uiPriority="35" w:qFormat="1"/>
+    <w:lsdException w:name="Title" w:semiHidden="0" w:uiPriority="10" w:unhideWhenUsed="0" w:qFormat="1"/>
+    <w:lsdException w:name="Default Paragraph Font" w:uiPriority="1"/>
+    <w:lsdException w:name="Subtitle" w:semiHidden="0" w:uiPriority="11" w:unhideWhenUsed="0" w:qFormat="1"/>
+    <w:lsdException w:name="Strong" w:semiHidden="0" w:uiPriority="22" w:unhideWhenUsed="0" w:qFormat="1"/>
+    <w:lsdException w:name="Emphasis" w:semiHidden="0" w:uiPriority="20" w:unhideWhenUsed="0" w:qFormat="1"/>
+    <w:lsdException w:name="Table Grid" w:semiHidden="0" w:uiPriority="59" w:unhideWhenUsed="0"/>
+    <w:lsdException w:name="Placeholder Text" w:unhideWhenUsed="0"/>
+    <w:lsdException w:name="No Spacing" w:semiHidden="0" w:uiPriority="1" w:unhideWhenUsed="0" w:qFormat="1"/>
+    <w:lsdException w:name="Light Shading" w:semiHidden="0" w:uiPriority="60" w:unhideWhenUsed="0"/>
+    <w:lsdException w:name="Light List" w:semiHidden="0" w:uiPriority="61" w:unhideWhenUsed="0"/>
+    <w:lsdException w:name="Light Grid" w:semiHidden="0" w:uiPriority="62" w:unhideWhenUsed="0"/>
+    <w:lsdException w:name="Medium Shading 1" w:semiHidden="0" w:uiPriority="63" w:unhideWhenUsed="0"/>
+    <w:lsdException w:name="Medium Shading 2" w:semiHidden="0" w:uiPriority="64" w:unhideWhenUsed="0"/>
+    <w:lsdException w:name="Medium List 1" w:semiHidden="0" w:uiPriority="65" w:unhideWhenUsed="0"/>
+    <w:lsdException w:name="Medium List 2" w:semiHidden="0" w:uiPriority="66" w:unhideWhenUsed="0"/>
+    <w:lsdException w:name="Medium Grid 1" w:semiHidden="0" w:uiPriority="67" w:unhideWhenUsed="0"/>
+    <w:lsdException w:name="Medium Grid 2" w:semiHidden="0" w:uiPriority="68" w:unhideWhenUsed="0"/>
+    <w:lsdException w:name="Medium Grid 3" w:semiHidden="0" w:uiPriority="69" w:unhideWhenUsed="0"/>
+    <w:lsdException w:name="Dark List" w:semiHidden="0" w:uiPriority="70" w:unhideWhenUsed="0"/>
+    <w:lsdException w:name="Colorful Shading" w:semiHidden="0" w:uiPriority="71" w:unhideWhenUsed="0"/>
+    <w:lsdException w:name="Colorful List" w:semiHidden="0" w:uiPriority="72" w:unhideWhenUsed="0"/>
+    <w:lsdException w:name="Colorful Grid" w:semiHidden="0" w:uiPriority="73" w:unhideWhenUsed="0"/>
+    <w:lsdException w:name="Light Shading Accent 1" w:semiHidden="0" w:uiPriority="60" w:unhideWhenUsed="0"/>
+    <w:lsdException w:name="Light List Accent 1" w:semiHidden="0" w:uiPriority="61" w:unhideWhenUsed="0"/>
+    <w:lsdException w:name="Light Grid Accent 1" w:semiHidden="0" w:uiPriority="62" w:unhideWhenUsed="0"/>
+    <w:lsdException w:name="Medium Shading 1 Accent 1" w:semiHidden="0" w:uiPriority="63" w:unhideWhenUsed="0"/>
+    <w:lsdException w:name="Medium Shading 2 Accent 1" w:semiHidden="0" w:uiPriority="64" w:unhideWhenUsed="0"/>
+    <w:lsdException w:name="Medium List 1 Accent 1" w:semiHidden="0" w:uiPriority="65" w:unhideWhenUsed="0"/>
+    <w:lsdException w:name="Revision" w:unhideWhenUsed="0"/>
+    <w:lsdException w:name="List Paragraph" w:semiHidden="0" w:uiPriority="34" w:unhideWhenUsed="0" w:qFormat="1"/>
+    <w:lsdException w:name="Quote" w:semiHidden="0" w:uiPriority="29" w:unhideWhenUsed="0" w:qFormat="1"/>
+    <w:lsdException w:name="Intense Quote" w:semiHidden="0" w:uiPriority="30" w:unhideWhenUsed="0" w:qFormat="1"/>
+    <w:lsdException w:name="Medium List 2 Accent 1" w:semiHidden="0" w:uiPriority="66" w:unhideWhenUsed="0"/>
+    <w:lsdException w:name="Medium Grid 1 Accent 1" w:semiHidden="0" w:uiPriority="67" w:unhideWhenUsed="0"/>
+    <w:lsdException w:name="Medium Grid 2 Accent 1" w:semiHidden="0" w:uiPriority="68" w:unhideWhenUsed="0"/>
+    <w:lsdException w:name="Medium Grid 3 Accent 1" w:semiHidden="0" w:uiPriority="69" w:unhideWhenUsed="0"/>
+    <w:lsdException w:name="Dark List Accent 1" w:semiHidden="0" w:uiPriority="70" w:unhideWhenUsed="0"/>
+    <w:lsdException w:name="Colorful Shading Accent 1" w:semiHidden="0" w:uiPriority="71" w:unhideWhenUsed="0"/>
+    <w:lsdException w:name="Colorful List Accent 1" w:semiHidden="0" w:uiPriority="72" w:unhideWhenUsed="0"/>
+    <w:lsdException w:name="Colorful Grid Accent 1" w:semiHidden="0" w:uiPriority="73" w:unhideWhenUsed="0"/>
+    <w:lsdException w:name="Light Shading Accent 2" w:semiHidden="0" w:uiPriority="60" w:unhideWhenUsed="0"/>
+    <w:lsdException w:name="Light List Accent 2" w:semiHidden="0" w:uiPriority="61" w:unhideWhenUsed="0"/>
+    <w:lsdException w:name="Light Grid Accent 2" w:semiHidden="0" w:uiPriority="62" w:unhideWhenUsed="0"/>
+    <w:lsdException w:name="Medium Shading 1 Accent 2" w:semiHidden="0" w:uiPriority="63" w:unhideWhenUsed="0"/>
+    <w:lsdException w:name="Medium Shading 2 Accent 2" w:semiHidden="0" w:uiPriority="64" w:unhideWhenUsed="0"/>
+    <w:lsdException w:name="Medium List 1 Accent 2" w:semiHidden="0" w:uiPriority="65" w:unhideWhenUsed="0"/>
+    <w:lsdException w:name="Medium List 2 Accent 2" w:semiHidden="0" w:uiPriority="66" w:unhideWhenUsed="0"/>
+    <w:lsdException w:name="Medium Grid 1 Accent 2" w:semiHidden="0" w:uiPriority="67" w:unhideWhenUsed="0"/>
+    <w:lsdException w:name="Medium Grid 2 Accent 2" w:semiHidden="0" w:uiPriority="68" w:unhideWhenUsed="0"/>
+    <w:lsdException w:name="Medium Grid 3 Accent 2" w:semiHidden="0" w:uiPriority="69" w:unhideWhenUsed="0"/>
+    <w:lsdException w:name="Dark List Accent 2" w:semiHidden="0" w:uiPriority="70" w:unhideWhenUsed="0"/>
+    <w:lsdException w:name="Colorful Shading Accent 2" w:semiHidden="0" w:uiPriority="71" w:unhideWhenUsed="0"/>
+    <w:lsdException w:name="Colorful List Accent 2" w:semiHidden="0" w:uiPriority="72" w:unhideWhenUsed="0"/>
+    <w:lsdException w:name="Colorful Grid Accent 2" w:semiHidden="0" w:uiPriority="73" w:unhideWhenUsed="0"/>
+    <w:lsdException w:name="Light Shading Accent 3" w:semiHidden="0" w:uiPriority="60" w:unhideWhenUsed="0"/>
+    <w:lsdException w:name="Light List Accent 3" w:semiHidden="0" w:uiPriority="61" w:unhideWhenUsed="0"/>
+    <w:lsdException w:name="Light Grid Accent 3" w:semiHidden="0" w:uiPriority="62" w:unhideWhenUsed="0"/>
+    <w:lsdException w:name="Medium Shading 1 Accent 3" w:semiHidden="0" w:uiPriority="63" w:unhideWhenUsed="0"/>
+    <w:lsdException w:name="Medium Shading 2 Accent 3" w:semiHidden="0" w:uiPriority="64" w:unhideWhenUsed="0"/>
+    <w:lsdException w:name="Medium List 1 Accent 3" w:semiHidden="0" w:uiPriority="65" w:unhideWhenUsed="0"/>
+    <w:lsdException w:name="Medium List 2 Accent 3" w:semiHidden="0" w:uiPriority="66" w:unhideWhenUsed="0"/>
+    <w:lsdException w:name="Medium Grid 1 Accent 3" w:semiHidden="0" w:uiPriority="67" w:unhideWhenUsed="0"/>
+    <w:lsdException w:name="Medium Grid 2 Accent 3" w:semiHidden="0" w:uiPriority="68" w:unhideWhenUsed="0"/>
+    <w:lsdException w:name="Medium Grid 3 Accent 3" w:semiHidden="0" w:uiPriority="69" w:unhideWhenUsed="0"/>
+    <w:lsdException w:name="Dark List Accent 3" w:semiHidden="0" w:uiPriority="70" w:unhideWhenUsed="0"/>
+    <w:lsdException w:name="Colorful Shading Accent 3" w:semiHidden="0" w:uiPriority="71" w:unhideWhenUsed="0"/>
+    <w:lsdException w:name="Colorful List Accent 3" w:semiHidden="0" w:uiPriority="72" w:unhideWhenUsed="0"/>
+    <w:lsdException w:name="Colorful Grid Accent 3" w:semiHidden="0" w:uiPriority="73" w:unhideWhenUsed="0"/>
+    <w:lsdException w:name="Light Shading Accent 4" w:semiHidden="0" w:uiPriority="60" w:unhideWhenUsed="0"/>
+    <w:lsdException w:name="Light List Accent 4" w:semiHidden="0" w:uiPriority="61" w:unhideWhenUsed="0"/>
+    <w:lsdException w:name="Light Grid Accent 4" w:semiHidden="0" w:uiPriority="62" w:unhideWhenUsed="0"/>
+    <w:lsdException w:name="Medium Shading 1 Accent 4" w:semiHidden="0" w:uiPriority="63" w:unhideWhenUsed="0"/>
+    <w:lsdException w:name="Medium Shading 2 Accent 4" w:semiHidden="0" w:uiPriority="64" w:unhideWhenUsed="0"/>
+    <w:lsdException w:name="Medium List 1 Accent 4" w:semiHidden="0" w:uiPriority="65" w:unhideWhenUsed="0"/>
+    <w:lsdException w:name="Medium List 2 Accent 4" w:semiHidden="0" w:uiPriority="66" w:unhideWhenUsed="0"/>
+    <w:lsdException w:name="Medium Grid 1 Accent 4" w:semiHidden="0" w:uiPriority="67" w:unhideWhenUsed="0"/>
+    <w:lsdException w:name="Medium Grid 2 Accent 4" w:semiHidden="0" w:uiPriority="68" w:unhideWhenUsed="0"/>
+    <w:lsdException w:name="Medium Grid 3 Accent 4" w:semiHidden="0" w:uiPriority="69" w:unhideWhenUsed="0"/>
+    <w:lsdException w:name="Dark List Accent 4" w:semiHidden="0" w:uiPriority="70" w:unhideWhenUsed="0"/>
+    <w:lsdException w:name="Colorful Shading Accent 4" w:semiHidden="0" w:uiPriority="71" w:unhideWhenUsed="0"/>
+    <w:lsdException w:name="Colorful List Accent 4" w:semiHidden="0" w:uiPriority="72" w:unhideWhenUsed="0"/>
+    <w:lsdException w:name="Colorful Grid Accent 4" w:semiHidden="0" w:uiPriority="73" w:unhideWhenUsed="0"/>
+    <w:lsdException w:name="Light Shading Accent 5" w:semiHidden="0" w:uiPriority="60" w:unhideWhenUsed="0"/>
+    <w:lsdException w:name="Light List Accent 5" w:semiHidden="0" w:uiPriority="61" w:unhideWhenUsed="0"/>
+    <w:lsdException w:name="Light Grid Accent 5" w:semiHidden="0" w:uiPriority="62" w:unhideWhenUsed="0"/>
+    <w:lsdException w:name="Medium Shading 1 Accent 5" w:semiHidden="0" w:uiPriority="63" w:unhideWhenUsed="0"/>
+    <w:lsdException w:name="Medium Shading 2 Accent 5" w:semiHidden="0" w:uiPriority="64" w:unhideWhenUsed="0"/>
+    <w:lsdException w:name="Medium List 1 Accent 5" w:semiHidden="0" w:uiPriority="65" w:unhideWhenUsed="0"/>
+    <w:lsdException w:name="Medium List 2 Accent 5" w:semiHidden="0" w:uiPriority="66" w:unhideWhenUsed="0"/>
+    <w:lsdException w:name="Medium Grid 1 Accent 5" w:semiHidden="0" w:uiPriority="67" w:unhideWhenUsed="0"/>
+    <w:lsdException w:name="Medium Grid 2 Accent 5" w:semiHidden="0" w:uiPriority="68" w:unhideWhenUsed="0"/>
+    <w:lsdException w:name="Medium Grid 3 Accent 5" w:semiHidden="0" w:uiPriority="69" w:unhideWhenUsed="0"/>
+    <w:lsdException w:name="Dark List Accent 5" w:semiHidden="0" w:uiPriority="70" w:unhideWhenUsed="0"/>
+    <w:lsdException w:name="Colorful Shading Accent 5" w:semiHidden="0" w:uiPriority="71" w:unhideWhenUsed="0"/>
+    <w:lsdException w:name="Colorful List Accent 5" w:semiHidden="0" w:uiPriority="72" w:unhideWhenUsed="0"/>
+    <w:lsdException w:name="Colorful Grid Accent 5" w:semiHidden="0" w:uiPriority="73" w:unhideWhenUsed="0"/>
+    <w:lsdException w:name="Light Shading Accent 6" w:semiHidden="0" w:uiPriority="60" w:unhideWhenUsed="0"/>
+    <w:lsdException w:name="Light List Accent 6" w:semiHidden="0" w:uiPriority="61" w:unhideWhenUsed="0"/>
+    <w:lsdException w:name="Light Grid Accent 6" w:semiHidden="0" w:uiPriority="62" w:unhideWhenUsed="0"/>
+    <w:lsdException w:name="Medium Shading 1 Accent 6" w:semiHidden="0" w:uiPriority="63" w:unhideWhenUsed="0"/>
+    <w:lsdException w:name="Medium Shading 2 Accent 6" w:semiHidden="0" w:uiPriority="64" w:unhideWhenUsed="0"/>
+    <w:lsdException w:name="Medium List 1 Accent 6" w:semiHidden="0" w:uiPriority="65" w:unhideWhenUsed="0"/>
+    <w:lsdException w:name="Medium List 2 Accent 6" w:semiHidden="0" w:uiPriority="66" w:unhideWhenUsed="0"/>
+    <w:lsdException w:name="Medium Grid 1 Accent 6" w:semiHidden="0" w:uiPriority="67" w:unhideWhenUsed="0"/>
+    <w:lsdException w:name="Medium Grid 2 Accent 6" w:semiHidden="0" w:uiPriority="68" w:unhideWhenUsed="0"/>
+    <w:lsdException w:name="Medium Grid 3 Accent 6" w:semiHidden="0" w:uiPriority="69" w:unhideWhenUsed="0"/>
+    <w:lsdException w:name="Dark List Accent 6" w:semiHidden="0" w:uiPriority="70" w:unhideWhenUsed="0"/>
+    <w:lsdException w:name="Colorful Shading Accent 6" w:semiHidden="0" w:uiPriority="71" w:unhideWhenUsed="0"/>
+    <w:lsdException w:name="Colorful List Accent 6" w:semiHidden="0" w:uiPriority="72" w:unhideWhenUsed="0"/>
+    <w:lsdException w:name="Colorful Grid Accent 6" w:semiHidden="0" w:uiPriority="73" w:unhideWhenUsed="0"/>
+    <w:lsdException w:name="Subtle Emphasis" w:semiHidden="0" w:uiPriority="19" w:unhideWhenUsed="0" w:qFormat="1"/>
+    <w:lsdException w:name="Intense Emphasis" w:semiHidden="0" w:uiPriority="21" w:unhideWhenUsed="0" w:qFormat="1"/>
+    <w:lsdException w:name="Subtle Reference" w:semiHidden="0" w:uiPriority="31" w:unhideWhenUsed="0" w:qFormat="1"/>
+    <w:lsdException w:name="Intense Reference" w:semiHidden="0" w:uiPriority="32" w:unhideWhenUsed="0" w:qFormat="1"/>
+    <w:lsdException w:name="Book Title" w:semiHidden="0" w:uiPriority="33" w:unhideWhenUsed="0" w:qFormat="1"/>
+    <w:lsdException w:name="Bibliography" w:uiPriority="37"/>
+    <w:lsdException w:name="TOC Heading" w:uiPriority="39" w:qFormat="1"/>
   </w:latentStyles>
   <w:style w:type="paragraph" w:default="1" w:styleId="Normal">
     <w:name w:val="Normal"/>
@@ -8190,7 +8381,7 @@
   <a:extraClrSchemeLst/>
   <a:extLst>
     <a:ext uri="{05A4C25C-085E-4340-85A3-A5531E510DB2}">
-      <thm15:themeFamily xmlns:thm15="http://schemas.microsoft.com/office/thememl/2012/main" name="Office Theme" id="{62F939B6-93AF-4DB8-9C6B-D6C7DFDC589F}" vid="{4A3C46E8-61CC-4603-A589-7422A47A8E4A}"/>
+      <thm15:themeFamily xmlns:thm15="http://schemas.microsoft.com/office/thememl/2012/main" xmlns="" name="Office Theme" id="{62F939B6-93AF-4DB8-9C6B-D6C7DFDC589F}" vid="{4A3C46E8-61CC-4603-A589-7422A47A8E4A}"/>
     </a:ext>
   </a:extLst>
 </a:theme>

--- a/Documents/F2024_IndividualTaskCompletion.docx
+++ b/Documents/F2024_IndividualTaskCompletion.docx
@@ -1,6 +1,6 @@
 
 <file path=word/document.xml><?xml version="1.0" encoding="utf-8"?>
-<w:document xmlns:wpc="http://schemas.microsoft.com/office/word/2010/wordprocessingCanvas" xmlns:mc="http://schemas.openxmlformats.org/markup-compatibility/2006" xmlns:o="urn:schemas-microsoft-com:office:office" xmlns:r="http://schemas.openxmlformats.org/officeDocument/2006/relationships" xmlns:m="http://schemas.openxmlformats.org/officeDocument/2006/math" xmlns:v="urn:schemas-microsoft-com:vml" xmlns:wp14="http://schemas.microsoft.com/office/word/2010/wordprocessingDrawing" xmlns:wp="http://schemas.openxmlformats.org/drawingml/2006/wordprocessingDrawing" xmlns:w10="urn:schemas-microsoft-com:office:word" xmlns:w="http://schemas.openxmlformats.org/wordprocessingml/2006/main" xmlns:w14="http://schemas.microsoft.com/office/word/2010/wordml" xmlns:wpg="http://schemas.microsoft.com/office/word/2010/wordprocessingGroup" xmlns:wpi="http://schemas.microsoft.com/office/word/2010/wordprocessingInk" xmlns:wne="http://schemas.microsoft.com/office/word/2006/wordml" xmlns:wps="http://schemas.microsoft.com/office/word/2010/wordprocessingShape" mc:Ignorable="w14 wp14">
+<w:document xmlns:wpc="http://schemas.microsoft.com/office/word/2010/wordprocessingCanvas" xmlns:cx="http://schemas.microsoft.com/office/drawing/2014/chartex" xmlns:cx1="http://schemas.microsoft.com/office/drawing/2015/9/8/chartex" xmlns:cx2="http://schemas.microsoft.com/office/drawing/2015/10/21/chartex" xmlns:cx3="http://schemas.microsoft.com/office/drawing/2016/5/9/chartex" xmlns:cx4="http://schemas.microsoft.com/office/drawing/2016/5/10/chartex" xmlns:cx5="http://schemas.microsoft.com/office/drawing/2016/5/11/chartex" xmlns:cx6="http://schemas.microsoft.com/office/drawing/2016/5/12/chartex" xmlns:cx7="http://schemas.microsoft.com/office/drawing/2016/5/13/chartex" xmlns:cx8="http://schemas.microsoft.com/office/drawing/2016/5/14/chartex" xmlns:mc="http://schemas.openxmlformats.org/markup-compatibility/2006" xmlns:aink="http://schemas.microsoft.com/office/drawing/2016/ink" xmlns:am3d="http://schemas.microsoft.com/office/drawing/2017/model3d" xmlns:o="urn:schemas-microsoft-com:office:office" xmlns:oel="http://schemas.microsoft.com/office/2019/extlst" xmlns:r="http://schemas.openxmlformats.org/officeDocument/2006/relationships" xmlns:m="http://schemas.openxmlformats.org/officeDocument/2006/math" xmlns:v="urn:schemas-microsoft-com:vml" xmlns:wp14="http://schemas.microsoft.com/office/word/2010/wordprocessingDrawing" xmlns:wp="http://schemas.openxmlformats.org/drawingml/2006/wordprocessingDrawing" xmlns:w10="urn:schemas-microsoft-com:office:word" xmlns:w="http://schemas.openxmlformats.org/wordprocessingml/2006/main" xmlns:w14="http://schemas.microsoft.com/office/word/2010/wordml" xmlns:w15="http://schemas.microsoft.com/office/word/2012/wordml" xmlns:w16cex="http://schemas.microsoft.com/office/word/2018/wordml/cex" xmlns:w16cid="http://schemas.microsoft.com/office/word/2016/wordml/cid" xmlns:w16="http://schemas.microsoft.com/office/word/2018/wordml" xmlns:w16du="http://schemas.microsoft.com/office/word/2023/wordml/word16du" xmlns:w16sdtdh="http://schemas.microsoft.com/office/word/2020/wordml/sdtdatahash" xmlns:w16sdtfl="http://schemas.microsoft.com/office/word/2024/wordml/sdtformatlock" xmlns:w16se="http://schemas.microsoft.com/office/word/2015/wordml/symex" xmlns:wpg="http://schemas.microsoft.com/office/word/2010/wordprocessingGroup" xmlns:wpi="http://schemas.microsoft.com/office/word/2010/wordprocessingInk" xmlns:wne="http://schemas.microsoft.com/office/word/2006/wordml" xmlns:wps="http://schemas.microsoft.com/office/word/2010/wordprocessingShape" mc:Ignorable="w14 w15 w16se w16cid w16 w16cex w16sdtdh w16sdtfl w16du wp14">
   <w:body>
     <w:p>
       <w:pPr>
@@ -3688,20 +3688,10 @@
             <w:tcW w:w="1555" w:type="dxa"/>
           </w:tcPr>
           <w:p>
-            <w:proofErr w:type="spellStart"/>
             <w:r>
               <w:lastRenderedPageBreak/>
-              <w:t>Edin</w:t>
-            </w:r>
-            <w:proofErr w:type="spellEnd"/>
-            <w:r>
-              <w:t xml:space="preserve"> </w:t>
-            </w:r>
-            <w:proofErr w:type="spellStart"/>
-            <w:r>
-              <w:t>Halilovic</w:t>
-            </w:r>
-            <w:proofErr w:type="spellEnd"/>
+              <w:t>Edin Halilovic</w:t>
+            </w:r>
           </w:p>
         </w:tc>
         <w:tc>
@@ -3795,12 +3785,7 @@
               </w:numPr>
             </w:pPr>
             <w:r>
-              <w:t>Sent cat pictures to k</w:t>
-            </w:r>
-            <w:bookmarkStart w:id="0" w:name="_GoBack"/>
-            <w:bookmarkEnd w:id="0"/>
-            <w:r>
-              <w:t xml:space="preserve">eep team moral </w:t>
+              <w:t xml:space="preserve">Sent cat pictures to keep team moral </w:t>
             </w:r>
             <w:r>
               <w:lastRenderedPageBreak/>
@@ -3811,6 +3796,127 @@
             <w:pPr>
               <w:ind w:left="360"/>
             </w:pPr>
+          </w:p>
+        </w:tc>
+      </w:tr>
+      <w:tr>
+        <w:tc>
+          <w:tcPr>
+            <w:tcW w:w="1555" w:type="dxa"/>
+          </w:tcPr>
+          <w:p>
+            <w:r>
+              <w:lastRenderedPageBreak/>
+              <w:t>Jake Daoust</w:t>
+            </w:r>
+          </w:p>
+        </w:tc>
+        <w:tc>
+          <w:tcPr>
+            <w:tcW w:w="3260" w:type="dxa"/>
+          </w:tcPr>
+          <w:p/>
+        </w:tc>
+        <w:tc>
+          <w:tcPr>
+            <w:tcW w:w="4535" w:type="dxa"/>
+          </w:tcPr>
+          <w:p>
+            <w:pPr>
+              <w:pStyle w:val="ListParagraph"/>
+              <w:numPr>
+                <w:ilvl w:val="0"/>
+                <w:numId w:val="25"/>
+              </w:numPr>
+            </w:pPr>
+            <w:r>
+              <w:t>Provided personal information about my experience, my role in this project and my expectations to Steve for the PowerPoint</w:t>
+            </w:r>
+          </w:p>
+          <w:p>
+            <w:pPr>
+              <w:pStyle w:val="ListParagraph"/>
+            </w:pPr>
+          </w:p>
+          <w:p>
+            <w:pPr>
+              <w:pStyle w:val="ListParagraph"/>
+              <w:numPr>
+                <w:ilvl w:val="0"/>
+                <w:numId w:val="25"/>
+              </w:numPr>
+            </w:pPr>
+            <w:r>
+              <w:t xml:space="preserve">Reviewed the assignment and came up with policies, such as what happens if someone is late, what happens if someone misses a meeting, etc., that could match team expectations and could be as fair as possible. </w:t>
+            </w:r>
+          </w:p>
+          <w:p>
+            <w:pPr>
+              <w:pStyle w:val="ListParagraph"/>
+            </w:pPr>
+          </w:p>
+          <w:p>
+            <w:pPr>
+              <w:pStyle w:val="ListParagraph"/>
+              <w:numPr>
+                <w:ilvl w:val="0"/>
+                <w:numId w:val="25"/>
+              </w:numPr>
+            </w:pPr>
+            <w:r>
+              <w:t>Used the personal information I provided to Steve to create my speaking portion on the presentation</w:t>
+            </w:r>
+          </w:p>
+          <w:p>
+            <w:pPr>
+              <w:pStyle w:val="ListParagraph"/>
+            </w:pPr>
+          </w:p>
+          <w:p>
+            <w:pPr>
+              <w:pStyle w:val="ListParagraph"/>
+              <w:numPr>
+                <w:ilvl w:val="0"/>
+                <w:numId w:val="25"/>
+              </w:numPr>
+            </w:pPr>
+            <w:r>
+              <w:t xml:space="preserve">Created multiple drafts of a contract for team members to review, so I could update policies for the team to coordinate in the best way possible. </w:t>
+            </w:r>
+          </w:p>
+          <w:p>
+            <w:pPr>
+              <w:pStyle w:val="ListParagraph"/>
+            </w:pPr>
+          </w:p>
+          <w:p>
+            <w:pPr>
+              <w:pStyle w:val="ListParagraph"/>
+              <w:numPr>
+                <w:ilvl w:val="0"/>
+                <w:numId w:val="25"/>
+              </w:numPr>
+            </w:pPr>
+            <w:r>
+              <w:t xml:space="preserve"> Memorized what was in the contract to be able to answer any questions asked during the presentation. (Had to come up with my own presentation on the spot because we misinterpreted the email)</w:t>
+            </w:r>
+          </w:p>
+          <w:p>
+            <w:pPr>
+              <w:pStyle w:val="ListParagraph"/>
+            </w:pPr>
+          </w:p>
+          <w:p>
+            <w:pPr>
+              <w:pStyle w:val="ListParagraph"/>
+              <w:numPr>
+                <w:ilvl w:val="0"/>
+                <w:numId w:val="25"/>
+              </w:numPr>
+            </w:pPr>
+            <w:r>
+              <w:t>Showed up to meetings to practice presenting the PowerPoint presentation, discussed what could be improved (how things could be laid out in the PowerPoint and the flow of it)</w:t>
+            </w:r>
           </w:p>
         </w:tc>
       </w:tr>
@@ -3831,14 +3937,22 @@
           <w:tcPr>
             <w:tcW w:w="4535" w:type="dxa"/>
           </w:tcPr>
-          <w:p/>
+          <w:p>
+            <w:pPr>
+              <w:pStyle w:val="ListParagraph"/>
+              <w:numPr>
+                <w:ilvl w:val="0"/>
+                <w:numId w:val="25"/>
+              </w:numPr>
+            </w:pPr>
+          </w:p>
         </w:tc>
       </w:tr>
     </w:tbl>
     <w:p/>
     <w:p/>
     <w:sectPr>
-      <w:headerReference w:type="default" r:id="rId8"/>
+      <w:headerReference w:type="default" r:id="rId7"/>
       <w:pgSz w:w="12240" w:h="15840"/>
       <w:pgMar w:top="1440" w:right="1440" w:bottom="1440" w:left="1440" w:header="720" w:footer="720" w:gutter="0"/>
       <w:cols w:space="720"/>
@@ -3849,7 +3963,7 @@
 </file>
 
 <file path=word/endnotes.xml><?xml version="1.0" encoding="utf-8"?>
-<w:endnotes xmlns:wpc="http://schemas.microsoft.com/office/word/2010/wordprocessingCanvas" xmlns:mc="http://schemas.openxmlformats.org/markup-compatibility/2006" xmlns:o="urn:schemas-microsoft-com:office:office" xmlns:r="http://schemas.openxmlformats.org/officeDocument/2006/relationships" xmlns:m="http://schemas.openxmlformats.org/officeDocument/2006/math" xmlns:v="urn:schemas-microsoft-com:vml" xmlns:wp14="http://schemas.microsoft.com/office/word/2010/wordprocessingDrawing" xmlns:wp="http://schemas.openxmlformats.org/drawingml/2006/wordprocessingDrawing" xmlns:w10="urn:schemas-microsoft-com:office:word" xmlns:w="http://schemas.openxmlformats.org/wordprocessingml/2006/main" xmlns:w14="http://schemas.microsoft.com/office/word/2010/wordml" xmlns:wpg="http://schemas.microsoft.com/office/word/2010/wordprocessingGroup" xmlns:wpi="http://schemas.microsoft.com/office/word/2010/wordprocessingInk" xmlns:wne="http://schemas.microsoft.com/office/word/2006/wordml" xmlns:wps="http://schemas.microsoft.com/office/word/2010/wordprocessingShape" mc:Ignorable="w14 wp14">
+<w:endnotes xmlns:wpc="http://schemas.microsoft.com/office/word/2010/wordprocessingCanvas" xmlns:cx="http://schemas.microsoft.com/office/drawing/2014/chartex" xmlns:cx1="http://schemas.microsoft.com/office/drawing/2015/9/8/chartex" xmlns:cx2="http://schemas.microsoft.com/office/drawing/2015/10/21/chartex" xmlns:cx3="http://schemas.microsoft.com/office/drawing/2016/5/9/chartex" xmlns:cx4="http://schemas.microsoft.com/office/drawing/2016/5/10/chartex" xmlns:cx5="http://schemas.microsoft.com/office/drawing/2016/5/11/chartex" xmlns:cx6="http://schemas.microsoft.com/office/drawing/2016/5/12/chartex" xmlns:cx7="http://schemas.microsoft.com/office/drawing/2016/5/13/chartex" xmlns:cx8="http://schemas.microsoft.com/office/drawing/2016/5/14/chartex" xmlns:mc="http://schemas.openxmlformats.org/markup-compatibility/2006" xmlns:aink="http://schemas.microsoft.com/office/drawing/2016/ink" xmlns:am3d="http://schemas.microsoft.com/office/drawing/2017/model3d" xmlns:o="urn:schemas-microsoft-com:office:office" xmlns:oel="http://schemas.microsoft.com/office/2019/extlst" xmlns:r="http://schemas.openxmlformats.org/officeDocument/2006/relationships" xmlns:m="http://schemas.openxmlformats.org/officeDocument/2006/math" xmlns:v="urn:schemas-microsoft-com:vml" xmlns:wp14="http://schemas.microsoft.com/office/word/2010/wordprocessingDrawing" xmlns:wp="http://schemas.openxmlformats.org/drawingml/2006/wordprocessingDrawing" xmlns:w10="urn:schemas-microsoft-com:office:word" xmlns:w="http://schemas.openxmlformats.org/wordprocessingml/2006/main" xmlns:w14="http://schemas.microsoft.com/office/word/2010/wordml" xmlns:w15="http://schemas.microsoft.com/office/word/2012/wordml" xmlns:w16cex="http://schemas.microsoft.com/office/word/2018/wordml/cex" xmlns:w16cid="http://schemas.microsoft.com/office/word/2016/wordml/cid" xmlns:w16="http://schemas.microsoft.com/office/word/2018/wordml" xmlns:w16du="http://schemas.microsoft.com/office/word/2023/wordml/word16du" xmlns:w16sdtdh="http://schemas.microsoft.com/office/word/2020/wordml/sdtdatahash" xmlns:w16sdtfl="http://schemas.microsoft.com/office/word/2024/wordml/sdtformatlock" xmlns:w16se="http://schemas.microsoft.com/office/word/2015/wordml/symex" xmlns:wpg="http://schemas.microsoft.com/office/word/2010/wordprocessingGroup" xmlns:wpi="http://schemas.microsoft.com/office/word/2010/wordprocessingInk" xmlns:wne="http://schemas.microsoft.com/office/word/2006/wordml" xmlns:wps="http://schemas.microsoft.com/office/word/2010/wordprocessingShape" mc:Ignorable="w14 w15 w16se w16cid w16 w16cex w16sdtdh w16sdtfl w16du wp14">
   <w:endnote w:type="separator" w:id="-1">
     <w:p>
       <w:pPr>
@@ -3874,7 +3988,7 @@
 </file>
 
 <file path=word/footnotes.xml><?xml version="1.0" encoding="utf-8"?>
-<w:footnotes xmlns:wpc="http://schemas.microsoft.com/office/word/2010/wordprocessingCanvas" xmlns:mc="http://schemas.openxmlformats.org/markup-compatibility/2006" xmlns:o="urn:schemas-microsoft-com:office:office" xmlns:r="http://schemas.openxmlformats.org/officeDocument/2006/relationships" xmlns:m="http://schemas.openxmlformats.org/officeDocument/2006/math" xmlns:v="urn:schemas-microsoft-com:vml" xmlns:wp14="http://schemas.microsoft.com/office/word/2010/wordprocessingDrawing" xmlns:wp="http://schemas.openxmlformats.org/drawingml/2006/wordprocessingDrawing" xmlns:w10="urn:schemas-microsoft-com:office:word" xmlns:w="http://schemas.openxmlformats.org/wordprocessingml/2006/main" xmlns:w14="http://schemas.microsoft.com/office/word/2010/wordml" xmlns:wpg="http://schemas.microsoft.com/office/word/2010/wordprocessingGroup" xmlns:wpi="http://schemas.microsoft.com/office/word/2010/wordprocessingInk" xmlns:wne="http://schemas.microsoft.com/office/word/2006/wordml" xmlns:wps="http://schemas.microsoft.com/office/word/2010/wordprocessingShape" mc:Ignorable="w14 wp14">
+<w:footnotes xmlns:wpc="http://schemas.microsoft.com/office/word/2010/wordprocessingCanvas" xmlns:cx="http://schemas.microsoft.com/office/drawing/2014/chartex" xmlns:cx1="http://schemas.microsoft.com/office/drawing/2015/9/8/chartex" xmlns:cx2="http://schemas.microsoft.com/office/drawing/2015/10/21/chartex" xmlns:cx3="http://schemas.microsoft.com/office/drawing/2016/5/9/chartex" xmlns:cx4="http://schemas.microsoft.com/office/drawing/2016/5/10/chartex" xmlns:cx5="http://schemas.microsoft.com/office/drawing/2016/5/11/chartex" xmlns:cx6="http://schemas.microsoft.com/office/drawing/2016/5/12/chartex" xmlns:cx7="http://schemas.microsoft.com/office/drawing/2016/5/13/chartex" xmlns:cx8="http://schemas.microsoft.com/office/drawing/2016/5/14/chartex" xmlns:mc="http://schemas.openxmlformats.org/markup-compatibility/2006" xmlns:aink="http://schemas.microsoft.com/office/drawing/2016/ink" xmlns:am3d="http://schemas.microsoft.com/office/drawing/2017/model3d" xmlns:o="urn:schemas-microsoft-com:office:office" xmlns:oel="http://schemas.microsoft.com/office/2019/extlst" xmlns:r="http://schemas.openxmlformats.org/officeDocument/2006/relationships" xmlns:m="http://schemas.openxmlformats.org/officeDocument/2006/math" xmlns:v="urn:schemas-microsoft-com:vml" xmlns:wp14="http://schemas.microsoft.com/office/word/2010/wordprocessingDrawing" xmlns:wp="http://schemas.openxmlformats.org/drawingml/2006/wordprocessingDrawing" xmlns:w10="urn:schemas-microsoft-com:office:word" xmlns:w="http://schemas.openxmlformats.org/wordprocessingml/2006/main" xmlns:w14="http://schemas.microsoft.com/office/word/2010/wordml" xmlns:w15="http://schemas.microsoft.com/office/word/2012/wordml" xmlns:w16cex="http://schemas.microsoft.com/office/word/2018/wordml/cex" xmlns:w16cid="http://schemas.microsoft.com/office/word/2016/wordml/cid" xmlns:w16="http://schemas.microsoft.com/office/word/2018/wordml" xmlns:w16du="http://schemas.microsoft.com/office/word/2023/wordml/word16du" xmlns:w16sdtdh="http://schemas.microsoft.com/office/word/2020/wordml/sdtdatahash" xmlns:w16sdtfl="http://schemas.microsoft.com/office/word/2024/wordml/sdtformatlock" xmlns:w16se="http://schemas.microsoft.com/office/word/2015/wordml/symex" xmlns:wpg="http://schemas.microsoft.com/office/word/2010/wordprocessingGroup" xmlns:wpi="http://schemas.microsoft.com/office/word/2010/wordprocessingInk" xmlns:wne="http://schemas.microsoft.com/office/word/2006/wordml" xmlns:wps="http://schemas.microsoft.com/office/word/2010/wordprocessingShape" mc:Ignorable="w14 w15 w16se w16cid w16 w16cex w16sdtdh w16sdtfl w16du wp14">
   <w:footnote w:type="separator" w:id="-1">
     <w:p>
       <w:pPr>
@@ -3899,7 +4013,7 @@
 </file>
 
 <file path=word/header1.xml><?xml version="1.0" encoding="utf-8"?>
-<w:hdr xmlns:wpc="http://schemas.microsoft.com/office/word/2010/wordprocessingCanvas" xmlns:mc="http://schemas.openxmlformats.org/markup-compatibility/2006" xmlns:o="urn:schemas-microsoft-com:office:office" xmlns:r="http://schemas.openxmlformats.org/officeDocument/2006/relationships" xmlns:m="http://schemas.openxmlformats.org/officeDocument/2006/math" xmlns:v="urn:schemas-microsoft-com:vml" xmlns:wp14="http://schemas.microsoft.com/office/word/2010/wordprocessingDrawing" xmlns:wp="http://schemas.openxmlformats.org/drawingml/2006/wordprocessingDrawing" xmlns:w10="urn:schemas-microsoft-com:office:word" xmlns:w="http://schemas.openxmlformats.org/wordprocessingml/2006/main" xmlns:w14="http://schemas.microsoft.com/office/word/2010/wordml" xmlns:wpg="http://schemas.microsoft.com/office/word/2010/wordprocessingGroup" xmlns:wpi="http://schemas.microsoft.com/office/word/2010/wordprocessingInk" xmlns:wne="http://schemas.microsoft.com/office/word/2006/wordml" xmlns:wps="http://schemas.microsoft.com/office/word/2010/wordprocessingShape" mc:Ignorable="w14 wp14">
+<w:hdr xmlns:wpc="http://schemas.microsoft.com/office/word/2010/wordprocessingCanvas" xmlns:cx="http://schemas.microsoft.com/office/drawing/2014/chartex" xmlns:cx1="http://schemas.microsoft.com/office/drawing/2015/9/8/chartex" xmlns:cx2="http://schemas.microsoft.com/office/drawing/2015/10/21/chartex" xmlns:cx3="http://schemas.microsoft.com/office/drawing/2016/5/9/chartex" xmlns:cx4="http://schemas.microsoft.com/office/drawing/2016/5/10/chartex" xmlns:cx5="http://schemas.microsoft.com/office/drawing/2016/5/11/chartex" xmlns:cx6="http://schemas.microsoft.com/office/drawing/2016/5/12/chartex" xmlns:cx7="http://schemas.microsoft.com/office/drawing/2016/5/13/chartex" xmlns:cx8="http://schemas.microsoft.com/office/drawing/2016/5/14/chartex" xmlns:mc="http://schemas.openxmlformats.org/markup-compatibility/2006" xmlns:aink="http://schemas.microsoft.com/office/drawing/2016/ink" xmlns:am3d="http://schemas.microsoft.com/office/drawing/2017/model3d" xmlns:o="urn:schemas-microsoft-com:office:office" xmlns:oel="http://schemas.microsoft.com/office/2019/extlst" xmlns:r="http://schemas.openxmlformats.org/officeDocument/2006/relationships" xmlns:m="http://schemas.openxmlformats.org/officeDocument/2006/math" xmlns:v="urn:schemas-microsoft-com:vml" xmlns:wp14="http://schemas.microsoft.com/office/word/2010/wordprocessingDrawing" xmlns:wp="http://schemas.openxmlformats.org/drawingml/2006/wordprocessingDrawing" xmlns:w10="urn:schemas-microsoft-com:office:word" xmlns:w="http://schemas.openxmlformats.org/wordprocessingml/2006/main" xmlns:w14="http://schemas.microsoft.com/office/word/2010/wordml" xmlns:w15="http://schemas.microsoft.com/office/word/2012/wordml" xmlns:w16cex="http://schemas.microsoft.com/office/word/2018/wordml/cex" xmlns:w16cid="http://schemas.microsoft.com/office/word/2016/wordml/cid" xmlns:w16="http://schemas.microsoft.com/office/word/2018/wordml" xmlns:w16du="http://schemas.microsoft.com/office/word/2023/wordml/word16du" xmlns:w16sdtdh="http://schemas.microsoft.com/office/word/2020/wordml/sdtdatahash" xmlns:w16sdtfl="http://schemas.microsoft.com/office/word/2024/wordml/sdtformatlock" xmlns:w16se="http://schemas.microsoft.com/office/word/2015/wordml/symex" xmlns:wpg="http://schemas.microsoft.com/office/word/2010/wordprocessingGroup" xmlns:wpi="http://schemas.microsoft.com/office/word/2010/wordprocessingInk" xmlns:wne="http://schemas.microsoft.com/office/word/2006/wordml" xmlns:wps="http://schemas.microsoft.com/office/word/2010/wordprocessingShape" mc:Ignorable="w14 w15 w16se w16cid w16 w16cex w16sdtdh w16sdtfl w16du wp14">
   <w:p>
     <w:pPr>
       <w:pStyle w:val="Header"/>
@@ -3932,8 +4046,8 @@
 </file>
 
 <file path=word/numbering.xml><?xml version="1.0" encoding="utf-8"?>
-<w:numbering xmlns:wpc="http://schemas.microsoft.com/office/word/2010/wordprocessingCanvas" xmlns:mc="http://schemas.openxmlformats.org/markup-compatibility/2006" xmlns:o="urn:schemas-microsoft-com:office:office" xmlns:r="http://schemas.openxmlformats.org/officeDocument/2006/relationships" xmlns:m="http://schemas.openxmlformats.org/officeDocument/2006/math" xmlns:v="urn:schemas-microsoft-com:vml" xmlns:wp14="http://schemas.microsoft.com/office/word/2010/wordprocessingDrawing" xmlns:wp="http://schemas.openxmlformats.org/drawingml/2006/wordprocessingDrawing" xmlns:w10="urn:schemas-microsoft-com:office:word" xmlns:w="http://schemas.openxmlformats.org/wordprocessingml/2006/main" xmlns:w14="http://schemas.microsoft.com/office/word/2010/wordml" xmlns:wpg="http://schemas.microsoft.com/office/word/2010/wordprocessingGroup" xmlns:wpi="http://schemas.microsoft.com/office/word/2010/wordprocessingInk" xmlns:wne="http://schemas.microsoft.com/office/word/2006/wordml" xmlns:wps="http://schemas.microsoft.com/office/word/2010/wordprocessingShape" mc:Ignorable="w14 wp14">
-  <w:abstractNum w:abstractNumId="0">
+<w:numbering xmlns:wpc="http://schemas.microsoft.com/office/word/2010/wordprocessingCanvas" xmlns:cx="http://schemas.microsoft.com/office/drawing/2014/chartex" xmlns:cx1="http://schemas.microsoft.com/office/drawing/2015/9/8/chartex" xmlns:cx2="http://schemas.microsoft.com/office/drawing/2015/10/21/chartex" xmlns:cx3="http://schemas.microsoft.com/office/drawing/2016/5/9/chartex" xmlns:cx4="http://schemas.microsoft.com/office/drawing/2016/5/10/chartex" xmlns:cx5="http://schemas.microsoft.com/office/drawing/2016/5/11/chartex" xmlns:cx6="http://schemas.microsoft.com/office/drawing/2016/5/12/chartex" xmlns:cx7="http://schemas.microsoft.com/office/drawing/2016/5/13/chartex" xmlns:cx8="http://schemas.microsoft.com/office/drawing/2016/5/14/chartex" xmlns:mc="http://schemas.openxmlformats.org/markup-compatibility/2006" xmlns:aink="http://schemas.microsoft.com/office/drawing/2016/ink" xmlns:am3d="http://schemas.microsoft.com/office/drawing/2017/model3d" xmlns:o="urn:schemas-microsoft-com:office:office" xmlns:oel="http://schemas.microsoft.com/office/2019/extlst" xmlns:r="http://schemas.openxmlformats.org/officeDocument/2006/relationships" xmlns:m="http://schemas.openxmlformats.org/officeDocument/2006/math" xmlns:v="urn:schemas-microsoft-com:vml" xmlns:wp14="http://schemas.microsoft.com/office/word/2010/wordprocessingDrawing" xmlns:wp="http://schemas.openxmlformats.org/drawingml/2006/wordprocessingDrawing" xmlns:w10="urn:schemas-microsoft-com:office:word" xmlns:w="http://schemas.openxmlformats.org/wordprocessingml/2006/main" xmlns:w14="http://schemas.microsoft.com/office/word/2010/wordml" xmlns:w15="http://schemas.microsoft.com/office/word/2012/wordml" xmlns:w16cex="http://schemas.microsoft.com/office/word/2018/wordml/cex" xmlns:w16cid="http://schemas.microsoft.com/office/word/2016/wordml/cid" xmlns:w16="http://schemas.microsoft.com/office/word/2018/wordml" xmlns:w16du="http://schemas.microsoft.com/office/word/2023/wordml/word16du" xmlns:w16sdtdh="http://schemas.microsoft.com/office/word/2020/wordml/sdtdatahash" xmlns:w16sdtfl="http://schemas.microsoft.com/office/word/2024/wordml/sdtformatlock" xmlns:w16se="http://schemas.microsoft.com/office/word/2015/wordml/symex" xmlns:wpg="http://schemas.microsoft.com/office/word/2010/wordprocessingGroup" xmlns:wpi="http://schemas.microsoft.com/office/word/2010/wordprocessingInk" xmlns:wne="http://schemas.microsoft.com/office/word/2006/wordml" xmlns:wps="http://schemas.microsoft.com/office/word/2010/wordprocessingShape" mc:Ignorable="w14 w15 w16se w16cid w16 w16cex w16sdtdh w16sdtfl w16du wp14">
+  <w:abstractNum w:abstractNumId="0" w15:restartNumberingAfterBreak="0">
     <w:nsid w:val="04C700C3"/>
     <w:multiLevelType w:val="multilevel"/>
     <w:tmpl w:val="C57CB38C"/>
@@ -4082,7 +4196,7 @@
       </w:rPr>
     </w:lvl>
   </w:abstractNum>
-  <w:abstractNum w:abstractNumId="1">
+  <w:abstractNum w:abstractNumId="1" w15:restartNumberingAfterBreak="0">
     <w:nsid w:val="04E15FE1"/>
     <w:multiLevelType w:val="multilevel"/>
     <w:tmpl w:val="1A0EE288"/>
@@ -4231,7 +4345,7 @@
       </w:rPr>
     </w:lvl>
   </w:abstractNum>
-  <w:abstractNum w:abstractNumId="2">
+  <w:abstractNum w:abstractNumId="2" w15:restartNumberingAfterBreak="0">
     <w:nsid w:val="0E6F722B"/>
     <w:multiLevelType w:val="multilevel"/>
     <w:tmpl w:val="553A0214"/>
@@ -4380,7 +4494,7 @@
       </w:rPr>
     </w:lvl>
   </w:abstractNum>
-  <w:abstractNum w:abstractNumId="3">
+  <w:abstractNum w:abstractNumId="3" w15:restartNumberingAfterBreak="0">
     <w:nsid w:val="0F752CBD"/>
     <w:multiLevelType w:val="multilevel"/>
     <w:tmpl w:val="15A6ECC4"/>
@@ -4529,7 +4643,7 @@
       </w:rPr>
     </w:lvl>
   </w:abstractNum>
-  <w:abstractNum w:abstractNumId="4">
+  <w:abstractNum w:abstractNumId="4" w15:restartNumberingAfterBreak="0">
     <w:nsid w:val="14262276"/>
     <w:multiLevelType w:val="multilevel"/>
     <w:tmpl w:val="A922F5AA"/>
@@ -4678,7 +4792,7 @@
       </w:rPr>
     </w:lvl>
   </w:abstractNum>
-  <w:abstractNum w:abstractNumId="5">
+  <w:abstractNum w:abstractNumId="5" w15:restartNumberingAfterBreak="0">
     <w:nsid w:val="16394C99"/>
     <w:multiLevelType w:val="multilevel"/>
     <w:tmpl w:val="79E02510"/>
@@ -4827,7 +4941,7 @@
       </w:rPr>
     </w:lvl>
   </w:abstractNum>
-  <w:abstractNum w:abstractNumId="6">
+  <w:abstractNum w:abstractNumId="6" w15:restartNumberingAfterBreak="0">
     <w:nsid w:val="175F532C"/>
     <w:multiLevelType w:val="multilevel"/>
     <w:tmpl w:val="0F046F48"/>
@@ -4976,7 +5090,7 @@
       </w:rPr>
     </w:lvl>
   </w:abstractNum>
-  <w:abstractNum w:abstractNumId="7">
+  <w:abstractNum w:abstractNumId="7" w15:restartNumberingAfterBreak="0">
     <w:nsid w:val="1A475C5A"/>
     <w:multiLevelType w:val="multilevel"/>
     <w:tmpl w:val="61AC8256"/>
@@ -5125,7 +5239,7 @@
       </w:rPr>
     </w:lvl>
   </w:abstractNum>
-  <w:abstractNum w:abstractNumId="8">
+  <w:abstractNum w:abstractNumId="8" w15:restartNumberingAfterBreak="0">
     <w:nsid w:val="292E7A25"/>
     <w:multiLevelType w:val="multilevel"/>
     <w:tmpl w:val="5770BD0E"/>
@@ -5274,7 +5388,7 @@
       </w:rPr>
     </w:lvl>
   </w:abstractNum>
-  <w:abstractNum w:abstractNumId="9">
+  <w:abstractNum w:abstractNumId="9" w15:restartNumberingAfterBreak="0">
     <w:nsid w:val="2E7D26ED"/>
     <w:multiLevelType w:val="multilevel"/>
     <w:tmpl w:val="0606717A"/>
@@ -5423,7 +5537,7 @@
       </w:rPr>
     </w:lvl>
   </w:abstractNum>
-  <w:abstractNum w:abstractNumId="10">
+  <w:abstractNum w:abstractNumId="10" w15:restartNumberingAfterBreak="0">
     <w:nsid w:val="342D5DD7"/>
     <w:multiLevelType w:val="multilevel"/>
     <w:tmpl w:val="B1FEF212"/>
@@ -5572,7 +5686,7 @@
       </w:rPr>
     </w:lvl>
   </w:abstractNum>
-  <w:abstractNum w:abstractNumId="11">
+  <w:abstractNum w:abstractNumId="11" w15:restartNumberingAfterBreak="0">
     <w:nsid w:val="41400264"/>
     <w:multiLevelType w:val="multilevel"/>
     <w:tmpl w:val="CD12DDC6"/>
@@ -5721,7 +5835,7 @@
       </w:rPr>
     </w:lvl>
   </w:abstractNum>
-  <w:abstractNum w:abstractNumId="12">
+  <w:abstractNum w:abstractNumId="12" w15:restartNumberingAfterBreak="0">
     <w:nsid w:val="43B37C6E"/>
     <w:multiLevelType w:val="multilevel"/>
     <w:tmpl w:val="ADC28EF0"/>
@@ -5870,7 +5984,7 @@
       </w:rPr>
     </w:lvl>
   </w:abstractNum>
-  <w:abstractNum w:abstractNumId="13">
+  <w:abstractNum w:abstractNumId="13" w15:restartNumberingAfterBreak="0">
     <w:nsid w:val="46893B22"/>
     <w:multiLevelType w:val="multilevel"/>
     <w:tmpl w:val="857E932C"/>
@@ -6019,7 +6133,7 @@
       </w:rPr>
     </w:lvl>
   </w:abstractNum>
-  <w:abstractNum w:abstractNumId="14">
+  <w:abstractNum w:abstractNumId="14" w15:restartNumberingAfterBreak="0">
     <w:nsid w:val="48565148"/>
     <w:multiLevelType w:val="multilevel"/>
     <w:tmpl w:val="DF1A8EDE"/>
@@ -6168,7 +6282,7 @@
       </w:rPr>
     </w:lvl>
   </w:abstractNum>
-  <w:abstractNum w:abstractNumId="15">
+  <w:abstractNum w:abstractNumId="15" w15:restartNumberingAfterBreak="0">
     <w:nsid w:val="48BB7DD3"/>
     <w:multiLevelType w:val="multilevel"/>
     <w:tmpl w:val="C33EA3D6"/>
@@ -6317,7 +6431,119 @@
       </w:rPr>
     </w:lvl>
   </w:abstractNum>
-  <w:abstractNum w:abstractNumId="16">
+  <w:abstractNum w:abstractNumId="16" w15:restartNumberingAfterBreak="0">
+    <w:nsid w:val="4D9D53CB"/>
+    <w:multiLevelType w:val="hybridMultilevel"/>
+    <w:tmpl w:val="6B003D9C"/>
+    <w:lvl w:ilvl="0" w:tplc="B1F0CBE4">
+      <w:numFmt w:val="bullet"/>
+      <w:lvlText w:val="-"/>
+      <w:lvlJc w:val="left"/>
+      <w:pPr>
+        <w:ind w:left="720" w:hanging="360"/>
+      </w:pPr>
+      <w:rPr>
+        <w:rFonts w:ascii="Calibri" w:eastAsiaTheme="minorHAnsi" w:hAnsi="Calibri" w:cs="Calibri" w:hint="default"/>
+      </w:rPr>
+    </w:lvl>
+    <w:lvl w:ilvl="1" w:tplc="10090003" w:tentative="1">
+      <w:start w:val="1"/>
+      <w:numFmt w:val="bullet"/>
+      <w:lvlText w:val="o"/>
+      <w:lvlJc w:val="left"/>
+      <w:pPr>
+        <w:ind w:left="1440" w:hanging="360"/>
+      </w:pPr>
+      <w:rPr>
+        <w:rFonts w:ascii="Courier New" w:hAnsi="Courier New" w:cs="Courier New" w:hint="default"/>
+      </w:rPr>
+    </w:lvl>
+    <w:lvl w:ilvl="2" w:tplc="10090005" w:tentative="1">
+      <w:start w:val="1"/>
+      <w:numFmt w:val="bullet"/>
+      <w:lvlText w:val=""/>
+      <w:lvlJc w:val="left"/>
+      <w:pPr>
+        <w:ind w:left="2160" w:hanging="360"/>
+      </w:pPr>
+      <w:rPr>
+        <w:rFonts w:ascii="Wingdings" w:hAnsi="Wingdings" w:hint="default"/>
+      </w:rPr>
+    </w:lvl>
+    <w:lvl w:ilvl="3" w:tplc="10090001" w:tentative="1">
+      <w:start w:val="1"/>
+      <w:numFmt w:val="bullet"/>
+      <w:lvlText w:val=""/>
+      <w:lvlJc w:val="left"/>
+      <w:pPr>
+        <w:ind w:left="2880" w:hanging="360"/>
+      </w:pPr>
+      <w:rPr>
+        <w:rFonts w:ascii="Symbol" w:hAnsi="Symbol" w:hint="default"/>
+      </w:rPr>
+    </w:lvl>
+    <w:lvl w:ilvl="4" w:tplc="10090003" w:tentative="1">
+      <w:start w:val="1"/>
+      <w:numFmt w:val="bullet"/>
+      <w:lvlText w:val="o"/>
+      <w:lvlJc w:val="left"/>
+      <w:pPr>
+        <w:ind w:left="3600" w:hanging="360"/>
+      </w:pPr>
+      <w:rPr>
+        <w:rFonts w:ascii="Courier New" w:hAnsi="Courier New" w:cs="Courier New" w:hint="default"/>
+      </w:rPr>
+    </w:lvl>
+    <w:lvl w:ilvl="5" w:tplc="10090005" w:tentative="1">
+      <w:start w:val="1"/>
+      <w:numFmt w:val="bullet"/>
+      <w:lvlText w:val=""/>
+      <w:lvlJc w:val="left"/>
+      <w:pPr>
+        <w:ind w:left="4320" w:hanging="360"/>
+      </w:pPr>
+      <w:rPr>
+        <w:rFonts w:ascii="Wingdings" w:hAnsi="Wingdings" w:hint="default"/>
+      </w:rPr>
+    </w:lvl>
+    <w:lvl w:ilvl="6" w:tplc="10090001" w:tentative="1">
+      <w:start w:val="1"/>
+      <w:numFmt w:val="bullet"/>
+      <w:lvlText w:val=""/>
+      <w:lvlJc w:val="left"/>
+      <w:pPr>
+        <w:ind w:left="5040" w:hanging="360"/>
+      </w:pPr>
+      <w:rPr>
+        <w:rFonts w:ascii="Symbol" w:hAnsi="Symbol" w:hint="default"/>
+      </w:rPr>
+    </w:lvl>
+    <w:lvl w:ilvl="7" w:tplc="10090003" w:tentative="1">
+      <w:start w:val="1"/>
+      <w:numFmt w:val="bullet"/>
+      <w:lvlText w:val="o"/>
+      <w:lvlJc w:val="left"/>
+      <w:pPr>
+        <w:ind w:left="5760" w:hanging="360"/>
+      </w:pPr>
+      <w:rPr>
+        <w:rFonts w:ascii="Courier New" w:hAnsi="Courier New" w:cs="Courier New" w:hint="default"/>
+      </w:rPr>
+    </w:lvl>
+    <w:lvl w:ilvl="8" w:tplc="10090005" w:tentative="1">
+      <w:start w:val="1"/>
+      <w:numFmt w:val="bullet"/>
+      <w:lvlText w:val=""/>
+      <w:lvlJc w:val="left"/>
+      <w:pPr>
+        <w:ind w:left="6480" w:hanging="360"/>
+      </w:pPr>
+      <w:rPr>
+        <w:rFonts w:ascii="Wingdings" w:hAnsi="Wingdings" w:hint="default"/>
+      </w:rPr>
+    </w:lvl>
+  </w:abstractNum>
+  <w:abstractNum w:abstractNumId="17" w15:restartNumberingAfterBreak="0">
     <w:nsid w:val="5C282F59"/>
     <w:multiLevelType w:val="multilevel"/>
     <w:tmpl w:val="30C681AA"/>
@@ -6466,7 +6692,7 @@
       </w:rPr>
     </w:lvl>
   </w:abstractNum>
-  <w:abstractNum w:abstractNumId="17">
+  <w:abstractNum w:abstractNumId="18" w15:restartNumberingAfterBreak="0">
     <w:nsid w:val="5DB2334A"/>
     <w:multiLevelType w:val="multilevel"/>
     <w:tmpl w:val="9C4ECBDC"/>
@@ -6615,7 +6841,7 @@
       </w:rPr>
     </w:lvl>
   </w:abstractNum>
-  <w:abstractNum w:abstractNumId="18">
+  <w:abstractNum w:abstractNumId="19" w15:restartNumberingAfterBreak="0">
     <w:nsid w:val="660F26CF"/>
     <w:multiLevelType w:val="hybridMultilevel"/>
     <w:tmpl w:val="23084290"/>
@@ -6728,7 +6954,7 @@
       </w:rPr>
     </w:lvl>
   </w:abstractNum>
-  <w:abstractNum w:abstractNumId="19">
+  <w:abstractNum w:abstractNumId="20" w15:restartNumberingAfterBreak="0">
     <w:nsid w:val="6A744496"/>
     <w:multiLevelType w:val="multilevel"/>
     <w:tmpl w:val="CACEC7AE"/>
@@ -6877,7 +7103,7 @@
       </w:rPr>
     </w:lvl>
   </w:abstractNum>
-  <w:abstractNum w:abstractNumId="20">
+  <w:abstractNum w:abstractNumId="21" w15:restartNumberingAfterBreak="0">
     <w:nsid w:val="6AA339BD"/>
     <w:multiLevelType w:val="multilevel"/>
     <w:tmpl w:val="914A3DE2"/>
@@ -7026,7 +7252,7 @@
       </w:rPr>
     </w:lvl>
   </w:abstractNum>
-  <w:abstractNum w:abstractNumId="21">
+  <w:abstractNum w:abstractNumId="22" w15:restartNumberingAfterBreak="0">
     <w:nsid w:val="72003E8A"/>
     <w:multiLevelType w:val="multilevel"/>
     <w:tmpl w:val="DB5609A8"/>
@@ -7175,7 +7401,7 @@
       </w:rPr>
     </w:lvl>
   </w:abstractNum>
-  <w:abstractNum w:abstractNumId="22">
+  <w:abstractNum w:abstractNumId="23" w15:restartNumberingAfterBreak="0">
     <w:nsid w:val="7EC77BD6"/>
     <w:multiLevelType w:val="multilevel"/>
     <w:tmpl w:val="337C8FE4"/>
@@ -7324,92 +7550,86 @@
       </w:rPr>
     </w:lvl>
   </w:abstractNum>
-  <w:num w:numId="1">
+  <w:num w:numId="1" w16cid:durableId="509638877">
+    <w:abstractNumId w:val="19"/>
+  </w:num>
+  <w:num w:numId="2" w16cid:durableId="1302344917">
+    <w:abstractNumId w:val="4"/>
+  </w:num>
+  <w:num w:numId="3" w16cid:durableId="650910864">
+    <w:abstractNumId w:val="15"/>
+  </w:num>
+  <w:num w:numId="4" w16cid:durableId="1456094411">
+    <w:abstractNumId w:val="20"/>
+  </w:num>
+  <w:num w:numId="5" w16cid:durableId="405810620">
+    <w:abstractNumId w:val="11"/>
+  </w:num>
+  <w:num w:numId="6" w16cid:durableId="1207134872">
+    <w:abstractNumId w:val="9"/>
+  </w:num>
+  <w:num w:numId="7" w16cid:durableId="1323503433">
+    <w:abstractNumId w:val="1"/>
+  </w:num>
+  <w:num w:numId="8" w16cid:durableId="876507771">
+    <w:abstractNumId w:val="13"/>
+  </w:num>
+  <w:num w:numId="9" w16cid:durableId="1487235220">
+    <w:abstractNumId w:val="3"/>
+  </w:num>
+  <w:num w:numId="10" w16cid:durableId="1161851744">
+    <w:abstractNumId w:val="14"/>
+  </w:num>
+  <w:num w:numId="11" w16cid:durableId="244580970">
+    <w:abstractNumId w:val="0"/>
+  </w:num>
+  <w:num w:numId="12" w16cid:durableId="742527192">
+    <w:abstractNumId w:val="23"/>
+  </w:num>
+  <w:num w:numId="13" w16cid:durableId="1618029851">
+    <w:abstractNumId w:val="7"/>
+  </w:num>
+  <w:num w:numId="14" w16cid:durableId="1649551073">
+    <w:abstractNumId w:val="10"/>
+  </w:num>
+  <w:num w:numId="15" w16cid:durableId="1018696215">
+    <w:abstractNumId w:val="21"/>
+  </w:num>
+  <w:num w:numId="16" w16cid:durableId="1182620082">
+    <w:abstractNumId w:val="17"/>
+  </w:num>
+  <w:num w:numId="17" w16cid:durableId="1889686404">
+    <w:abstractNumId w:val="2"/>
+  </w:num>
+  <w:num w:numId="18" w16cid:durableId="1074084043">
+    <w:abstractNumId w:val="8"/>
+  </w:num>
+  <w:num w:numId="19" w16cid:durableId="95372512">
+    <w:abstractNumId w:val="12"/>
+  </w:num>
+  <w:num w:numId="20" w16cid:durableId="1613242799">
+    <w:abstractNumId w:val="22"/>
+  </w:num>
+  <w:num w:numId="21" w16cid:durableId="1465730573">
+    <w:abstractNumId w:val="6"/>
+  </w:num>
+  <w:num w:numId="22" w16cid:durableId="1443378820">
     <w:abstractNumId w:val="18"/>
   </w:num>
-  <w:num w:numId="2">
-    <w:abstractNumId w:val="4"/>
+  <w:num w:numId="23" w16cid:durableId="904031537">
+    <w:abstractNumId w:val="5"/>
   </w:num>
-  <w:num w:numId="3">
-    <w:abstractNumId w:val="15"/>
-  </w:num>
-  <w:num w:numId="4">
+  <w:num w:numId="24" w16cid:durableId="1457333367">
     <w:abstractNumId w:val="19"/>
   </w:num>
-  <w:num w:numId="5">
-    <w:abstractNumId w:val="11"/>
-  </w:num>
-  <w:num w:numId="6">
-    <w:abstractNumId w:val="9"/>
-  </w:num>
-  <w:num w:numId="7">
-    <w:abstractNumId w:val="1"/>
-  </w:num>
-  <w:num w:numId="8">
-    <w:abstractNumId w:val="13"/>
-  </w:num>
-  <w:num w:numId="9">
-    <w:abstractNumId w:val="3"/>
-  </w:num>
-  <w:num w:numId="10">
-    <w:abstractNumId w:val="14"/>
-  </w:num>
-  <w:num w:numId="11">
-    <w:abstractNumId w:val="0"/>
-  </w:num>
-  <w:num w:numId="12">
-    <w:abstractNumId w:val="22"/>
-  </w:num>
-  <w:num w:numId="13">
-    <w:abstractNumId w:val="7"/>
-  </w:num>
-  <w:num w:numId="14">
-    <w:abstractNumId w:val="10"/>
-  </w:num>
-  <w:num w:numId="15">
-    <w:abstractNumId w:val="20"/>
-  </w:num>
-  <w:num w:numId="16">
+  <w:num w:numId="25" w16cid:durableId="2031759952">
     <w:abstractNumId w:val="16"/>
-  </w:num>
-  <w:num w:numId="17">
-    <w:abstractNumId w:val="2"/>
-  </w:num>
-  <w:num w:numId="18">
-    <w:abstractNumId w:val="8"/>
-  </w:num>
-  <w:num w:numId="19">
-    <w:abstractNumId w:val="12"/>
-  </w:num>
-  <w:num w:numId="20">
-    <w:abstractNumId w:val="21"/>
-  </w:num>
-  <w:num w:numId="21">
-    <w:abstractNumId w:val="6"/>
-  </w:num>
-  <w:num w:numId="22">
-    <w:abstractNumId w:val="17"/>
-  </w:num>
-  <w:num w:numId="23">
-    <w:abstractNumId w:val="5"/>
-  </w:num>
-  <w:num w:numId="24">
-    <w:abstractNumId w:val="18"/>
-    <w:lvlOverride w:ilvl="0"/>
-    <w:lvlOverride w:ilvl="1"/>
-    <w:lvlOverride w:ilvl="2"/>
-    <w:lvlOverride w:ilvl="3"/>
-    <w:lvlOverride w:ilvl="4"/>
-    <w:lvlOverride w:ilvl="5"/>
-    <w:lvlOverride w:ilvl="6"/>
-    <w:lvlOverride w:ilvl="7"/>
-    <w:lvlOverride w:ilvl="8"/>
   </w:num>
 </w:numbering>
 </file>
 
 <file path=word/styles.xml><?xml version="1.0" encoding="utf-8"?>
-<w:styles xmlns:mc="http://schemas.openxmlformats.org/markup-compatibility/2006" xmlns:r="http://schemas.openxmlformats.org/officeDocument/2006/relationships" xmlns:w="http://schemas.openxmlformats.org/wordprocessingml/2006/main" xmlns:w14="http://schemas.microsoft.com/office/word/2010/wordml" mc:Ignorable="w14">
+<w:styles xmlns:mc="http://schemas.openxmlformats.org/markup-compatibility/2006" xmlns:r="http://schemas.openxmlformats.org/officeDocument/2006/relationships" xmlns:w="http://schemas.openxmlformats.org/wordprocessingml/2006/main" xmlns:w14="http://schemas.microsoft.com/office/word/2010/wordml" xmlns:w15="http://schemas.microsoft.com/office/word/2012/wordml" xmlns:w16cex="http://schemas.microsoft.com/office/word/2018/wordml/cex" xmlns:w16cid="http://schemas.microsoft.com/office/word/2016/wordml/cid" xmlns:w16="http://schemas.microsoft.com/office/word/2018/wordml" xmlns:w16du="http://schemas.microsoft.com/office/word/2023/wordml/word16du" xmlns:w16sdtdh="http://schemas.microsoft.com/office/word/2020/wordml/sdtdatahash" xmlns:w16sdtfl="http://schemas.microsoft.com/office/word/2024/wordml/sdtformatlock" xmlns:w16se="http://schemas.microsoft.com/office/word/2015/wordml/symex" mc:Ignorable="w14 w15 w16se w16cid w16 w16cex w16sdtdh w16sdtfl w16du">
   <w:docDefaults>
     <w:rPrDefault>
       <w:rPr>
@@ -7427,486 +7647,383 @@
       </w:pPr>
     </w:pPrDefault>
   </w:docDefaults>
-  <w:latentStyles w:defLockedState="0" w:defUIPriority="99" w:defSemiHidden="1" w:defUnhideWhenUsed="1" w:defQFormat="0" w:count="267">
-    <w:lsdException w:name="Normal" w:semiHidden="0" w:uiPriority="0" w:unhideWhenUsed="0" w:qFormat="1"/>
-    <w:lsdException w:name="heading 1" w:semiHidden="0" w:uiPriority="9" w:unhideWhenUsed="0" w:qFormat="1"/>
-    <w:lsdException w:name="heading 2" w:uiPriority="9" w:qFormat="1"/>
-    <w:lsdException w:name="heading 3" w:uiPriority="9" w:qFormat="1"/>
-    <w:lsdException w:name="heading 4" w:uiPriority="9" w:qFormat="1"/>
-    <w:lsdException w:name="heading 5" w:uiPriority="9" w:qFormat="1"/>
-    <w:lsdException w:name="heading 6" w:uiPriority="9" w:qFormat="1"/>
-    <w:lsdException w:name="heading 7" w:uiPriority="9" w:qFormat="1"/>
-    <w:lsdException w:name="heading 8" w:uiPriority="9" w:qFormat="1"/>
-    <w:lsdException w:name="heading 9" w:uiPriority="9" w:qFormat="1"/>
-    <w:lsdException w:name="toc 1" w:uiPriority="39"/>
-    <w:lsdException w:name="toc 2" w:uiPriority="39"/>
-    <w:lsdException w:name="toc 3" w:uiPriority="39"/>
-    <w:lsdException w:name="toc 4" w:uiPriority="39"/>
-    <w:lsdException w:name="toc 5" w:uiPriority="39"/>
-    <w:lsdException w:name="toc 6" w:uiPriority="39"/>
-    <w:lsdException w:name="toc 7" w:uiPriority="39"/>
-    <w:lsdException w:name="toc 8" w:uiPriority="39"/>
-    <w:lsdException w:name="toc 9" w:uiPriority="39"/>
-    <w:lsdException w:name="caption" w:uiPriority="35" w:qFormat="1"/>
-    <w:lsdException w:name="Title" w:semiHidden="0" w:uiPriority="10" w:unhideWhenUsed="0" w:qFormat="1"/>
-    <w:lsdException w:name="Default Paragraph Font" w:uiPriority="1"/>
-    <w:lsdException w:name="Subtitle" w:semiHidden="0" w:uiPriority="11" w:unhideWhenUsed="0" w:qFormat="1"/>
-    <w:lsdException w:name="Strong" w:semiHidden="0" w:uiPriority="22" w:unhideWhenUsed="0" w:qFormat="1"/>
-    <w:lsdException w:name="Emphasis" w:semiHidden="0" w:uiPriority="20" w:unhideWhenUsed="0" w:qFormat="1"/>
-    <w:lsdException w:name="Table Grid" w:semiHidden="0" w:uiPriority="59" w:unhideWhenUsed="0"/>
-    <w:lsdException w:name="Placeholder Text" w:unhideWhenUsed="0"/>
-    <w:lsdException w:name="No Spacing" w:semiHidden="0" w:uiPriority="1" w:unhideWhenUsed="0" w:qFormat="1"/>
-    <w:lsdException w:name="Light Shading" w:semiHidden="0" w:uiPriority="60" w:unhideWhenUsed="0"/>
-    <w:lsdException w:name="Light List" w:semiHidden="0" w:uiPriority="61" w:unhideWhenUsed="0"/>
-    <w:lsdException w:name="Light Grid" w:semiHidden="0" w:uiPriority="62" w:unhideWhenUsed="0"/>
-    <w:lsdException w:name="Medium Shading 1" w:semiHidden="0" w:uiPriority="63" w:unhideWhenUsed="0"/>
-    <w:lsdException w:name="Medium Shading 2" w:semiHidden="0" w:uiPriority="64" w:unhideWhenUsed="0"/>
-    <w:lsdException w:name="Medium List 1" w:semiHidden="0" w:uiPriority="65" w:unhideWhenUsed="0"/>
-    <w:lsdException w:name="Medium List 2" w:semiHidden="0" w:uiPriority="66" w:unhideWhenUsed="0"/>
-    <w:lsdException w:name="Medium Grid 1" w:semiHidden="0" w:uiPriority="67" w:unhideWhenUsed="0"/>
-    <w:lsdException w:name="Medium Grid 2" w:semiHidden="0" w:uiPriority="68" w:unhideWhenUsed="0"/>
-    <w:lsdException w:name="Medium Grid 3" w:semiHidden="0" w:uiPriority="69" w:unhideWhenUsed="0"/>
-    <w:lsdException w:name="Dark List" w:semiHidden="0" w:uiPriority="70" w:unhideWhenUsed="0"/>
-    <w:lsdException w:name="Colorful Shading" w:semiHidden="0" w:uiPriority="71" w:unhideWhenUsed="0"/>
-    <w:lsdException w:name="Colorful List" w:semiHidden="0" w:uiPriority="72" w:unhideWhenUsed="0"/>
-    <w:lsdException w:name="Colorful Grid" w:semiHidden="0" w:uiPriority="73" w:unhideWhenUsed="0"/>
-    <w:lsdException w:name="Light Shading Accent 1" w:semiHidden="0" w:uiPriority="60" w:unhideWhenUsed="0"/>
-    <w:lsdException w:name="Light List Accent 1" w:semiHidden="0" w:uiPriority="61" w:unhideWhenUsed="0"/>
-    <w:lsdException w:name="Light Grid Accent 1" w:semiHidden="0" w:uiPriority="62" w:unhideWhenUsed="0"/>
-    <w:lsdException w:name="Medium Shading 1 Accent 1" w:semiHidden="0" w:uiPriority="63" w:unhideWhenUsed="0"/>
-    <w:lsdException w:name="Medium Shading 2 Accent 1" w:semiHidden="0" w:uiPriority="64" w:unhideWhenUsed="0"/>
-    <w:lsdException w:name="Medium List 1 Accent 1" w:semiHidden="0" w:uiPriority="65" w:unhideWhenUsed="0"/>
-    <w:lsdException w:name="Revision" w:unhideWhenUsed="0"/>
-    <w:lsdException w:name="List Paragraph" w:semiHidden="0" w:uiPriority="34" w:unhideWhenUsed="0" w:qFormat="1"/>
-    <w:lsdException w:name="Quote" w:semiHidden="0" w:uiPriority="29" w:unhideWhenUsed="0" w:qFormat="1"/>
-    <w:lsdException w:name="Intense Quote" w:semiHidden="0" w:uiPriority="30" w:unhideWhenUsed="0" w:qFormat="1"/>
-    <w:lsdException w:name="Medium List 2 Accent 1" w:semiHidden="0" w:uiPriority="66" w:unhideWhenUsed="0"/>
-    <w:lsdException w:name="Medium Grid 1 Accent 1" w:semiHidden="0" w:uiPriority="67" w:unhideWhenUsed="0"/>
-    <w:lsdException w:name="Medium Grid 2 Accent 1" w:semiHidden="0" w:uiPriority="68" w:unhideWhenUsed="0"/>
-    <w:lsdException w:name="Medium Grid 3 Accent 1" w:semiHidden="0" w:uiPriority="69" w:unhideWhenUsed="0"/>
-    <w:lsdException w:name="Dark List Accent 1" w:semiHidden="0" w:uiPriority="70" w:unhideWhenUsed="0"/>
-    <w:lsdException w:name="Colorful Shading Accent 1" w:semiHidden="0" w:uiPriority="71" w:unhideWhenUsed="0"/>
-    <w:lsdException w:name="Colorful List Accent 1" w:semiHidden="0" w:uiPriority="72" w:unhideWhenUsed="0"/>
-    <w:lsdException w:name="Colorful Grid Accent 1" w:semiHidden="0" w:uiPriority="73" w:unhideWhenUsed="0"/>
-    <w:lsdException w:name="Light Shading Accent 2" w:semiHidden="0" w:uiPriority="60" w:unhideWhenUsed="0"/>
-    <w:lsdException w:name="Light List Accent 2" w:semiHidden="0" w:uiPriority="61" w:unhideWhenUsed="0"/>
-    <w:lsdException w:name="Light Grid Accent 2" w:semiHidden="0" w:uiPriority="62" w:unhideWhenUsed="0"/>
-    <w:lsdException w:name="Medium Shading 1 Accent 2" w:semiHidden="0" w:uiPriority="63" w:unhideWhenUsed="0"/>
-    <w:lsdException w:name="Medium Shading 2 Accent 2" w:semiHidden="0" w:uiPriority="64" w:unhideWhenUsed="0"/>
-    <w:lsdException w:name="Medium List 1 Accent 2" w:semiHidden="0" w:uiPriority="65" w:unhideWhenUsed="0"/>
-    <w:lsdException w:name="Medium List 2 Accent 2" w:semiHidden="0" w:uiPriority="66" w:unhideWhenUsed="0"/>
-    <w:lsdException w:name="Medium Grid 1 Accent 2" w:semiHidden="0" w:uiPriority="67" w:unhideWhenUsed="0"/>
-    <w:lsdException w:name="Medium Grid 2 Accent 2" w:semiHidden="0" w:uiPriority="68" w:unhideWhenUsed="0"/>
-    <w:lsdException w:name="Medium Grid 3 Accent 2" w:semiHidden="0" w:uiPriority="69" w:unhideWhenUsed="0"/>
-    <w:lsdException w:name="Dark List Accent 2" w:semiHidden="0" w:uiPriority="70" w:unhideWhenUsed="0"/>
-    <w:lsdException w:name="Colorful Shading Accent 2" w:semiHidden="0" w:uiPriority="71" w:unhideWhenUsed="0"/>
-    <w:lsdException w:name="Colorful List Accent 2" w:semiHidden="0" w:uiPriority="72" w:unhideWhenUsed="0"/>
-    <w:lsdException w:name="Colorful Grid Accent 2" w:semiHidden="0" w:uiPriority="73" w:unhideWhenUsed="0"/>
-    <w:lsdException w:name="Light Shading Accent 3" w:semiHidden="0" w:uiPriority="60" w:unhideWhenUsed="0"/>
-    <w:lsdException w:name="Light List Accent 3" w:semiHidden="0" w:uiPriority="61" w:unhideWhenUsed="0"/>
-    <w:lsdException w:name="Light Grid Accent 3" w:semiHidden="0" w:uiPriority="62" w:unhideWhenUsed="0"/>
-    <w:lsdException w:name="Medium Shading 1 Accent 3" w:semiHidden="0" w:uiPriority="63" w:unhideWhenUsed="0"/>
-    <w:lsdException w:name="Medium Shading 2 Accent 3" w:semiHidden="0" w:uiPriority="64" w:unhideWhenUsed="0"/>
-    <w:lsdException w:name="Medium List 1 Accent 3" w:semiHidden="0" w:uiPriority="65" w:unhideWhenUsed="0"/>
-    <w:lsdException w:name="Medium List 2 Accent 3" w:semiHidden="0" w:uiPriority="66" w:unhideWhenUsed="0"/>
-    <w:lsdException w:name="Medium Grid 1 Accent 3" w:semiHidden="0" w:uiPriority="67" w:unhideWhenUsed="0"/>
-    <w:lsdException w:name="Medium Grid 2 Accent 3" w:semiHidden="0" w:uiPriority="68" w:unhideWhenUsed="0"/>
-    <w:lsdException w:name="Medium Grid 3 Accent 3" w:semiHidden="0" w:uiPriority="69" w:unhideWhenUsed="0"/>
-    <w:lsdException w:name="Dark List Accent 3" w:semiHidden="0" w:uiPriority="70" w:unhideWhenUsed="0"/>
-    <w:lsdException w:name="Colorful Shading Accent 3" w:semiHidden="0" w:uiPriority="71" w:unhideWhenUsed="0"/>
-    <w:lsdException w:name="Colorful List Accent 3" w:semiHidden="0" w:uiPriority="72" w:unhideWhenUsed="0"/>
-    <w:lsdException w:name="Colorful Grid Accent 3" w:semiHidden="0" w:uiPriority="73" w:unhideWhenUsed="0"/>
-    <w:lsdException w:name="Light Shading Accent 4" w:semiHidden="0" w:uiPriority="60" w:unhideWhenUsed="0"/>
-    <w:lsdException w:name="Light List Accent 4" w:semiHidden="0" w:uiPriority="61" w:unhideWhenUsed="0"/>
-    <w:lsdException w:name="Light Grid Accent 4" w:semiHidden="0" w:uiPriority="62" w:unhideWhenUsed="0"/>
-    <w:lsdException w:name="Medium Shading 1 Accent 4" w:semiHidden="0" w:uiPriority="63" w:unhideWhenUsed="0"/>
-    <w:lsdException w:name="Medium Shading 2 Accent 4" w:semiHidden="0" w:uiPriority="64" w:unhideWhenUsed="0"/>
-    <w:lsdException w:name="Medium List 1 Accent 4" w:semiHidden="0" w:uiPriority="65" w:unhideWhenUsed="0"/>
-    <w:lsdException w:name="Medium List 2 Accent 4" w:semiHidden="0" w:uiPriority="66" w:unhideWhenUsed="0"/>
-    <w:lsdException w:name="Medium Grid 1 Accent 4" w:semiHidden="0" w:uiPriority="67" w:unhideWhenUsed="0"/>
-    <w:lsdException w:name="Medium Grid 2 Accent 4" w:semiHidden="0" w:uiPriority="68" w:unhideWhenUsed="0"/>
-    <w:lsdException w:name="Medium Grid 3 Accent 4" w:semiHidden="0" w:uiPriority="69" w:unhideWhenUsed="0"/>
-    <w:lsdException w:name="Dark List Accent 4" w:semiHidden="0" w:uiPriority="70" w:unhideWhenUsed="0"/>
-    <w:lsdException w:name="Colorful Shading Accent 4" w:semiHidden="0" w:uiPriority="71" w:unhideWhenUsed="0"/>
-    <w:lsdException w:name="Colorful List Accent 4" w:semiHidden="0" w:uiPriority="72" w:unhideWhenUsed="0"/>
-    <w:lsdException w:name="Colorful Grid Accent 4" w:semiHidden="0" w:uiPriority="73" w:unhideWhenUsed="0"/>
-    <w:lsdException w:name="Light Shading Accent 5" w:semiHidden="0" w:uiPriority="60" w:unhideWhenUsed="0"/>
-    <w:lsdException w:name="Light List Accent 5" w:semiHidden="0" w:uiPriority="61" w:unhideWhenUsed="0"/>
-    <w:lsdException w:name="Light Grid Accent 5" w:semiHidden="0" w:uiPriority="62" w:unhideWhenUsed="0"/>
-    <w:lsdException w:name="Medium Shading 1 Accent 5" w:semiHidden="0" w:uiPriority="63" w:unhideWhenUsed="0"/>
-    <w:lsdException w:name="Medium Shading 2 Accent 5" w:semiHidden="0" w:uiPriority="64" w:unhideWhenUsed="0"/>
-    <w:lsdException w:name="Medium List 1 Accent 5" w:semiHidden="0" w:uiPriority="65" w:unhideWhenUsed="0"/>
-    <w:lsdException w:name="Medium List 2 Accent 5" w:semiHidden="0" w:uiPriority="66" w:unhideWhenUsed="0"/>
-    <w:lsdException w:name="Medium Grid 1 Accent 5" w:semiHidden="0" w:uiPriority="67" w:unhideWhenUsed="0"/>
-    <w:lsdException w:name="Medium Grid 2 Accent 5" w:semiHidden="0" w:uiPriority="68" w:unhideWhenUsed="0"/>
-    <w:lsdException w:name="Medium Grid 3 Accent 5" w:semiHidden="0" w:uiPriority="69" w:unhideWhenUsed="0"/>
-    <w:lsdException w:name="Dark List Accent 5" w:semiHidden="0" w:uiPriority="70" w:unhideWhenUsed="0"/>
-    <w:lsdException w:name="Colorful Shading Accent 5" w:semiHidden="0" w:uiPriority="71" w:unhideWhenUsed="0"/>
-    <w:lsdException w:name="Colorful List Accent 5" w:semiHidden="0" w:uiPriority="72" w:unhideWhenUsed="0"/>
-    <w:lsdException w:name="Colorful Grid Accent 5" w:semiHidden="0" w:uiPriority="73" w:unhideWhenUsed="0"/>
-    <w:lsdException w:name="Light Shading Accent 6" w:semiHidden="0" w:uiPriority="60" w:unhideWhenUsed="0"/>
-    <w:lsdException w:name="Light List Accent 6" w:semiHidden="0" w:uiPriority="61" w:unhideWhenUsed="0"/>
-    <w:lsdException w:name="Light Grid Accent 6" w:semiHidden="0" w:uiPriority="62" w:unhideWhenUsed="0"/>
-    <w:lsdException w:name="Medium Shading 1 Accent 6" w:semiHidden="0" w:uiPriority="63" w:unhideWhenUsed="0"/>
-    <w:lsdException w:name="Medium Shading 2 Accent 6" w:semiHidden="0" w:uiPriority="64" w:unhideWhenUsed="0"/>
-    <w:lsdException w:name="Medium List 1 Accent 6" w:semiHidden="0" w:uiPriority="65" w:unhideWhenUsed="0"/>
-    <w:lsdException w:name="Medium List 2 Accent 6" w:semiHidden="0" w:uiPriority="66" w:unhideWhenUsed="0"/>
-    <w:lsdException w:name="Medium Grid 1 Accent 6" w:semiHidden="0" w:uiPriority="67" w:unhideWhenUsed="0"/>
-    <w:lsdException w:name="Medium Grid 2 Accent 6" w:semiHidden="0" w:uiPriority="68" w:unhideWhenUsed="0"/>
-    <w:lsdException w:name="Medium Grid 3 Accent 6" w:semiHidden="0" w:uiPriority="69" w:unhideWhenUsed="0"/>
-    <w:lsdException w:name="Dark List Accent 6" w:semiHidden="0" w:uiPriority="70" w:unhideWhenUsed="0"/>
-    <w:lsdException w:name="Colorful Shading Accent 6" w:semiHidden="0" w:uiPriority="71" w:unhideWhenUsed="0"/>
-    <w:lsdException w:name="Colorful List Accent 6" w:semiHidden="0" w:uiPriority="72" w:unhideWhenUsed="0"/>
-    <w:lsdException w:name="Colorful Grid Accent 6" w:semiHidden="0" w:uiPriority="73" w:unhideWhenUsed="0"/>
-    <w:lsdException w:name="Subtle Emphasis" w:semiHidden="0" w:uiPriority="19" w:unhideWhenUsed="0" w:qFormat="1"/>
-    <w:lsdException w:name="Intense Emphasis" w:semiHidden="0" w:uiPriority="21" w:unhideWhenUsed="0" w:qFormat="1"/>
-    <w:lsdException w:name="Subtle Reference" w:semiHidden="0" w:uiPriority="31" w:unhideWhenUsed="0" w:qFormat="1"/>
-    <w:lsdException w:name="Intense Reference" w:semiHidden="0" w:uiPriority="32" w:unhideWhenUsed="0" w:qFormat="1"/>
-    <w:lsdException w:name="Book Title" w:semiHidden="0" w:uiPriority="33" w:unhideWhenUsed="0" w:qFormat="1"/>
-    <w:lsdException w:name="Bibliography" w:uiPriority="37"/>
-    <w:lsdException w:name="TOC Heading" w:uiPriority="39" w:qFormat="1"/>
-  </w:latentStyles>
-  <w:style w:type="paragraph" w:default="1" w:styleId="Normal">
-    <w:name w:val="Normal"/>
-    <w:qFormat/>
-    <w:rsid w:val="00D56090"/>
-    <w:pPr>
-      <w:spacing w:after="200" w:line="276" w:lineRule="auto"/>
-    </w:pPr>
-    <w:rPr>
-      <w:kern w:val="0"/>
-      <w:lang w:val="en-CA"/>
-      <w14:ligatures w14:val="none"/>
-    </w:rPr>
-  </w:style>
-  <w:style w:type="paragraph" w:styleId="Heading1">
-    <w:name w:val="heading 1"/>
-    <w:basedOn w:val="Normal"/>
-    <w:next w:val="Normal"/>
-    <w:link w:val="Heading1Char"/>
-    <w:uiPriority w:val="9"/>
-    <w:qFormat/>
-    <w:rsid w:val="00E63279"/>
-    <w:pPr>
-      <w:keepNext/>
-      <w:keepLines/>
-      <w:spacing w:before="240" w:after="0"/>
-      <w:outlineLvl w:val="0"/>
-    </w:pPr>
-    <w:rPr>
-      <w:rFonts w:asciiTheme="majorHAnsi" w:eastAsiaTheme="majorEastAsia" w:hAnsiTheme="majorHAnsi" w:cstheme="majorBidi"/>
-      <w:color w:val="2F5496" w:themeColor="accent1" w:themeShade="BF"/>
-      <w:sz w:val="32"/>
-      <w:szCs w:val="32"/>
-    </w:rPr>
-  </w:style>
-  <w:style w:type="character" w:default="1" w:styleId="DefaultParagraphFont">
-    <w:name w:val="Default Paragraph Font"/>
-    <w:uiPriority w:val="1"/>
-    <w:semiHidden/>
-    <w:unhideWhenUsed/>
-  </w:style>
-  <w:style w:type="table" w:default="1" w:styleId="TableNormal">
-    <w:name w:val="Normal Table"/>
-    <w:uiPriority w:val="99"/>
-    <w:semiHidden/>
-    <w:unhideWhenUsed/>
-    <w:tblPr>
-      <w:tblInd w:w="0" w:type="dxa"/>
-      <w:tblCellMar>
-        <w:top w:w="0" w:type="dxa"/>
-        <w:left w:w="108" w:type="dxa"/>
-        <w:bottom w:w="0" w:type="dxa"/>
-        <w:right w:w="108" w:type="dxa"/>
-      </w:tblCellMar>
-    </w:tblPr>
-  </w:style>
-  <w:style w:type="numbering" w:default="1" w:styleId="NoList">
-    <w:name w:val="No List"/>
-    <w:uiPriority w:val="99"/>
-    <w:semiHidden/>
-    <w:unhideWhenUsed/>
-  </w:style>
-  <w:style w:type="paragraph" w:styleId="Header">
-    <w:name w:val="header"/>
-    <w:basedOn w:val="Normal"/>
-    <w:link w:val="HeaderChar"/>
-    <w:uiPriority w:val="99"/>
-    <w:unhideWhenUsed/>
-    <w:rsid w:val="00E63279"/>
-    <w:pPr>
-      <w:tabs>
-        <w:tab w:val="center" w:pos="4680"/>
-        <w:tab w:val="right" w:pos="9360"/>
-      </w:tabs>
-      <w:spacing w:after="0" w:line="240" w:lineRule="auto"/>
-    </w:pPr>
-    <w:rPr>
-      <w:kern w:val="2"/>
-      <w:lang w:val="en-US"/>
-      <w14:ligatures w14:val="standardContextual"/>
-    </w:rPr>
-  </w:style>
-  <w:style w:type="character" w:customStyle="1" w:styleId="HeaderChar">
-    <w:name w:val="Header Char"/>
-    <w:basedOn w:val="DefaultParagraphFont"/>
-    <w:link w:val="Header"/>
-    <w:uiPriority w:val="99"/>
-    <w:rsid w:val="00E63279"/>
-  </w:style>
-  <w:style w:type="paragraph" w:styleId="Footer">
-    <w:name w:val="footer"/>
-    <w:basedOn w:val="Normal"/>
-    <w:link w:val="FooterChar"/>
-    <w:uiPriority w:val="99"/>
-    <w:unhideWhenUsed/>
-    <w:rsid w:val="00E63279"/>
-    <w:pPr>
-      <w:tabs>
-        <w:tab w:val="center" w:pos="4680"/>
-        <w:tab w:val="right" w:pos="9360"/>
-      </w:tabs>
-      <w:spacing w:after="0" w:line="240" w:lineRule="auto"/>
-    </w:pPr>
-    <w:rPr>
-      <w:kern w:val="2"/>
-      <w:lang w:val="en-US"/>
-      <w14:ligatures w14:val="standardContextual"/>
-    </w:rPr>
-  </w:style>
-  <w:style w:type="character" w:customStyle="1" w:styleId="FooterChar">
-    <w:name w:val="Footer Char"/>
-    <w:basedOn w:val="DefaultParagraphFont"/>
-    <w:link w:val="Footer"/>
-    <w:uiPriority w:val="99"/>
-    <w:rsid w:val="00E63279"/>
-  </w:style>
-  <w:style w:type="character" w:customStyle="1" w:styleId="Heading1Char">
-    <w:name w:val="Heading 1 Char"/>
-    <w:basedOn w:val="DefaultParagraphFont"/>
-    <w:link w:val="Heading1"/>
-    <w:uiPriority w:val="9"/>
-    <w:rsid w:val="00E63279"/>
-    <w:rPr>
-      <w:rFonts w:asciiTheme="majorHAnsi" w:eastAsiaTheme="majorEastAsia" w:hAnsiTheme="majorHAnsi" w:cstheme="majorBidi"/>
-      <w:color w:val="2F5496" w:themeColor="accent1" w:themeShade="BF"/>
-      <w:kern w:val="0"/>
-      <w:sz w:val="32"/>
-      <w:szCs w:val="32"/>
-      <w:lang w:val="en-CA"/>
-      <w14:ligatures w14:val="none"/>
-    </w:rPr>
-  </w:style>
-  <w:style w:type="table" w:styleId="TableGrid">
-    <w:name w:val="Table Grid"/>
-    <w:basedOn w:val="TableNormal"/>
-    <w:uiPriority w:val="59"/>
-    <w:rsid w:val="00E63279"/>
-    <w:pPr>
-      <w:spacing w:after="0" w:line="240" w:lineRule="auto"/>
-    </w:pPr>
-    <w:rPr>
-      <w:kern w:val="0"/>
-      <w:lang w:val="en-CA"/>
-      <w14:ligatures w14:val="none"/>
-    </w:rPr>
-    <w:tblPr>
-      <w:tblBorders>
-        <w:top w:val="single" w:sz="4" w:space="0" w:color="auto"/>
-        <w:left w:val="single" w:sz="4" w:space="0" w:color="auto"/>
-        <w:bottom w:val="single" w:sz="4" w:space="0" w:color="auto"/>
-        <w:right w:val="single" w:sz="4" w:space="0" w:color="auto"/>
-        <w:insideH w:val="single" w:sz="4" w:space="0" w:color="auto"/>
-        <w:insideV w:val="single" w:sz="4" w:space="0" w:color="auto"/>
-      </w:tblBorders>
-    </w:tblPr>
-  </w:style>
-  <w:style w:type="paragraph" w:styleId="ListParagraph">
-    <w:name w:val="List Paragraph"/>
-    <w:basedOn w:val="Normal"/>
-    <w:uiPriority w:val="34"/>
-    <w:qFormat/>
-    <w:rsid w:val="00562CE4"/>
-    <w:pPr>
-      <w:ind w:left="720"/>
-      <w:contextualSpacing/>
-    </w:pPr>
-  </w:style>
-  <w:style w:type="paragraph" w:styleId="NormalWeb">
-    <w:name w:val="Normal (Web)"/>
-    <w:basedOn w:val="Normal"/>
-    <w:uiPriority w:val="99"/>
-    <w:unhideWhenUsed/>
-    <w:rsid w:val="00562CE4"/>
-    <w:pPr>
-      <w:spacing w:before="100" w:beforeAutospacing="1" w:after="100" w:afterAutospacing="1" w:line="240" w:lineRule="auto"/>
-    </w:pPr>
-    <w:rPr>
-      <w:rFonts w:ascii="Times New Roman" w:eastAsia="Times New Roman" w:hAnsi="Times New Roman" w:cs="Times New Roman"/>
-      <w:sz w:val="24"/>
-      <w:szCs w:val="24"/>
-    </w:rPr>
-  </w:style>
-</w:styles>
-</file>
-
-<file path=word/stylesWithEffects.xml><?xml version="1.0" encoding="utf-8"?>
-<w:styles xmlns:wpc="http://schemas.microsoft.com/office/word/2010/wordprocessingCanvas" xmlns:mc="http://schemas.openxmlformats.org/markup-compatibility/2006" xmlns:o="urn:schemas-microsoft-com:office:office" xmlns:r="http://schemas.openxmlformats.org/officeDocument/2006/relationships" xmlns:m="http://schemas.openxmlformats.org/officeDocument/2006/math" xmlns:v="urn:schemas-microsoft-com:vml" xmlns:wp14="http://schemas.microsoft.com/office/word/2010/wordprocessingDrawing" xmlns:wp="http://schemas.openxmlformats.org/drawingml/2006/wordprocessingDrawing" xmlns:w10="urn:schemas-microsoft-com:office:word" xmlns:w="http://schemas.openxmlformats.org/wordprocessingml/2006/main" xmlns:w14="http://schemas.microsoft.com/office/word/2010/wordml" xmlns:wpg="http://schemas.microsoft.com/office/word/2010/wordprocessingGroup" xmlns:wpi="http://schemas.microsoft.com/office/word/2010/wordprocessingInk" xmlns:wne="http://schemas.microsoft.com/office/word/2006/wordml" xmlns:wps="http://schemas.microsoft.com/office/word/2010/wordprocessingShape" mc:Ignorable="w14 wp14">
-  <w:docDefaults>
-    <w:rPrDefault>
-      <w:rPr>
-        <w:rFonts w:asciiTheme="minorHAnsi" w:eastAsiaTheme="minorHAnsi" w:hAnsiTheme="minorHAnsi" w:cstheme="minorBidi"/>
-        <w:kern w:val="2"/>
-        <w:sz w:val="22"/>
-        <w:szCs w:val="22"/>
-        <w:lang w:val="en-US" w:eastAsia="en-US" w:bidi="ar-SA"/>
-        <w14:ligatures w14:val="standardContextual"/>
-      </w:rPr>
-    </w:rPrDefault>
-    <w:pPrDefault>
-      <w:pPr>
-        <w:spacing w:after="160" w:line="259" w:lineRule="auto"/>
-      </w:pPr>
-    </w:pPrDefault>
-  </w:docDefaults>
-  <w:latentStyles w:defLockedState="0" w:defUIPriority="99" w:defSemiHidden="1" w:defUnhideWhenUsed="1" w:defQFormat="0" w:count="267">
-    <w:lsdException w:name="Normal" w:semiHidden="0" w:uiPriority="0" w:unhideWhenUsed="0" w:qFormat="1"/>
-    <w:lsdException w:name="heading 1" w:semiHidden="0" w:uiPriority="9" w:unhideWhenUsed="0" w:qFormat="1"/>
-    <w:lsdException w:name="heading 2" w:uiPriority="9" w:qFormat="1"/>
-    <w:lsdException w:name="heading 3" w:uiPriority="9" w:qFormat="1"/>
-    <w:lsdException w:name="heading 4" w:uiPriority="9" w:qFormat="1"/>
-    <w:lsdException w:name="heading 5" w:uiPriority="9" w:qFormat="1"/>
-    <w:lsdException w:name="heading 6" w:uiPriority="9" w:qFormat="1"/>
-    <w:lsdException w:name="heading 7" w:uiPriority="9" w:qFormat="1"/>
-    <w:lsdException w:name="heading 8" w:uiPriority="9" w:qFormat="1"/>
-    <w:lsdException w:name="heading 9" w:uiPriority="9" w:qFormat="1"/>
-    <w:lsdException w:name="toc 1" w:uiPriority="39"/>
-    <w:lsdException w:name="toc 2" w:uiPriority="39"/>
-    <w:lsdException w:name="toc 3" w:uiPriority="39"/>
-    <w:lsdException w:name="toc 4" w:uiPriority="39"/>
-    <w:lsdException w:name="toc 5" w:uiPriority="39"/>
-    <w:lsdException w:name="toc 6" w:uiPriority="39"/>
-    <w:lsdException w:name="toc 7" w:uiPriority="39"/>
-    <w:lsdException w:name="toc 8" w:uiPriority="39"/>
-    <w:lsdException w:name="toc 9" w:uiPriority="39"/>
-    <w:lsdException w:name="caption" w:uiPriority="35" w:qFormat="1"/>
-    <w:lsdException w:name="Title" w:semiHidden="0" w:uiPriority="10" w:unhideWhenUsed="0" w:qFormat="1"/>
-    <w:lsdException w:name="Default Paragraph Font" w:uiPriority="1"/>
-    <w:lsdException w:name="Subtitle" w:semiHidden="0" w:uiPriority="11" w:unhideWhenUsed="0" w:qFormat="1"/>
-    <w:lsdException w:name="Strong" w:semiHidden="0" w:uiPriority="22" w:unhideWhenUsed="0" w:qFormat="1"/>
-    <w:lsdException w:name="Emphasis" w:semiHidden="0" w:uiPriority="20" w:unhideWhenUsed="0" w:qFormat="1"/>
-    <w:lsdException w:name="Table Grid" w:semiHidden="0" w:uiPriority="59" w:unhideWhenUsed="0"/>
-    <w:lsdException w:name="Placeholder Text" w:unhideWhenUsed="0"/>
-    <w:lsdException w:name="No Spacing" w:semiHidden="0" w:uiPriority="1" w:unhideWhenUsed="0" w:qFormat="1"/>
-    <w:lsdException w:name="Light Shading" w:semiHidden="0" w:uiPriority="60" w:unhideWhenUsed="0"/>
-    <w:lsdException w:name="Light List" w:semiHidden="0" w:uiPriority="61" w:unhideWhenUsed="0"/>
-    <w:lsdException w:name="Light Grid" w:semiHidden="0" w:uiPriority="62" w:unhideWhenUsed="0"/>
-    <w:lsdException w:name="Medium Shading 1" w:semiHidden="0" w:uiPriority="63" w:unhideWhenUsed="0"/>
-    <w:lsdException w:name="Medium Shading 2" w:semiHidden="0" w:uiPriority="64" w:unhideWhenUsed="0"/>
-    <w:lsdException w:name="Medium List 1" w:semiHidden="0" w:uiPriority="65" w:unhideWhenUsed="0"/>
-    <w:lsdException w:name="Medium List 2" w:semiHidden="0" w:uiPriority="66" w:unhideWhenUsed="0"/>
-    <w:lsdException w:name="Medium Grid 1" w:semiHidden="0" w:uiPriority="67" w:unhideWhenUsed="0"/>
-    <w:lsdException w:name="Medium Grid 2" w:semiHidden="0" w:uiPriority="68" w:unhideWhenUsed="0"/>
-    <w:lsdException w:name="Medium Grid 3" w:semiHidden="0" w:uiPriority="69" w:unhideWhenUsed="0"/>
-    <w:lsdException w:name="Dark List" w:semiHidden="0" w:uiPriority="70" w:unhideWhenUsed="0"/>
-    <w:lsdException w:name="Colorful Shading" w:semiHidden="0" w:uiPriority="71" w:unhideWhenUsed="0"/>
-    <w:lsdException w:name="Colorful List" w:semiHidden="0" w:uiPriority="72" w:unhideWhenUsed="0"/>
-    <w:lsdException w:name="Colorful Grid" w:semiHidden="0" w:uiPriority="73" w:unhideWhenUsed="0"/>
-    <w:lsdException w:name="Light Shading Accent 1" w:semiHidden="0" w:uiPriority="60" w:unhideWhenUsed="0"/>
-    <w:lsdException w:name="Light List Accent 1" w:semiHidden="0" w:uiPriority="61" w:unhideWhenUsed="0"/>
-    <w:lsdException w:name="Light Grid Accent 1" w:semiHidden="0" w:uiPriority="62" w:unhideWhenUsed="0"/>
-    <w:lsdException w:name="Medium Shading 1 Accent 1" w:semiHidden="0" w:uiPriority="63" w:unhideWhenUsed="0"/>
-    <w:lsdException w:name="Medium Shading 2 Accent 1" w:semiHidden="0" w:uiPriority="64" w:unhideWhenUsed="0"/>
-    <w:lsdException w:name="Medium List 1 Accent 1" w:semiHidden="0" w:uiPriority="65" w:unhideWhenUsed="0"/>
-    <w:lsdException w:name="Revision" w:unhideWhenUsed="0"/>
-    <w:lsdException w:name="List Paragraph" w:semiHidden="0" w:uiPriority="34" w:unhideWhenUsed="0" w:qFormat="1"/>
-    <w:lsdException w:name="Quote" w:semiHidden="0" w:uiPriority="29" w:unhideWhenUsed="0" w:qFormat="1"/>
-    <w:lsdException w:name="Intense Quote" w:semiHidden="0" w:uiPriority="30" w:unhideWhenUsed="0" w:qFormat="1"/>
-    <w:lsdException w:name="Medium List 2 Accent 1" w:semiHidden="0" w:uiPriority="66" w:unhideWhenUsed="0"/>
-    <w:lsdException w:name="Medium Grid 1 Accent 1" w:semiHidden="0" w:uiPriority="67" w:unhideWhenUsed="0"/>
-    <w:lsdException w:name="Medium Grid 2 Accent 1" w:semiHidden="0" w:uiPriority="68" w:unhideWhenUsed="0"/>
-    <w:lsdException w:name="Medium Grid 3 Accent 1" w:semiHidden="0" w:uiPriority="69" w:unhideWhenUsed="0"/>
-    <w:lsdException w:name="Dark List Accent 1" w:semiHidden="0" w:uiPriority="70" w:unhideWhenUsed="0"/>
-    <w:lsdException w:name="Colorful Shading Accent 1" w:semiHidden="0" w:uiPriority="71" w:unhideWhenUsed="0"/>
-    <w:lsdException w:name="Colorful List Accent 1" w:semiHidden="0" w:uiPriority="72" w:unhideWhenUsed="0"/>
-    <w:lsdException w:name="Colorful Grid Accent 1" w:semiHidden="0" w:uiPriority="73" w:unhideWhenUsed="0"/>
-    <w:lsdException w:name="Light Shading Accent 2" w:semiHidden="0" w:uiPriority="60" w:unhideWhenUsed="0"/>
-    <w:lsdException w:name="Light List Accent 2" w:semiHidden="0" w:uiPriority="61" w:unhideWhenUsed="0"/>
-    <w:lsdException w:name="Light Grid Accent 2" w:semiHidden="0" w:uiPriority="62" w:unhideWhenUsed="0"/>
-    <w:lsdException w:name="Medium Shading 1 Accent 2" w:semiHidden="0" w:uiPriority="63" w:unhideWhenUsed="0"/>
-    <w:lsdException w:name="Medium Shading 2 Accent 2" w:semiHidden="0" w:uiPriority="64" w:unhideWhenUsed="0"/>
-    <w:lsdException w:name="Medium List 1 Accent 2" w:semiHidden="0" w:uiPriority="65" w:unhideWhenUsed="0"/>
-    <w:lsdException w:name="Medium List 2 Accent 2" w:semiHidden="0" w:uiPriority="66" w:unhideWhenUsed="0"/>
-    <w:lsdException w:name="Medium Grid 1 Accent 2" w:semiHidden="0" w:uiPriority="67" w:unhideWhenUsed="0"/>
-    <w:lsdException w:name="Medium Grid 2 Accent 2" w:semiHidden="0" w:uiPriority="68" w:unhideWhenUsed="0"/>
-    <w:lsdException w:name="Medium Grid 3 Accent 2" w:semiHidden="0" w:uiPriority="69" w:unhideWhenUsed="0"/>
-    <w:lsdException w:name="Dark List Accent 2" w:semiHidden="0" w:uiPriority="70" w:unhideWhenUsed="0"/>
-    <w:lsdException w:name="Colorful Shading Accent 2" w:semiHidden="0" w:uiPriority="71" w:unhideWhenUsed="0"/>
-    <w:lsdException w:name="Colorful List Accent 2" w:semiHidden="0" w:uiPriority="72" w:unhideWhenUsed="0"/>
-    <w:lsdException w:name="Colorful Grid Accent 2" w:semiHidden="0" w:uiPriority="73" w:unhideWhenUsed="0"/>
-    <w:lsdException w:name="Light Shading Accent 3" w:semiHidden="0" w:uiPriority="60" w:unhideWhenUsed="0"/>
-    <w:lsdException w:name="Light List Accent 3" w:semiHidden="0" w:uiPriority="61" w:unhideWhenUsed="0"/>
-    <w:lsdException w:name="Light Grid Accent 3" w:semiHidden="0" w:uiPriority="62" w:unhideWhenUsed="0"/>
-    <w:lsdException w:name="Medium Shading 1 Accent 3" w:semiHidden="0" w:uiPriority="63" w:unhideWhenUsed="0"/>
-    <w:lsdException w:name="Medium Shading 2 Accent 3" w:semiHidden="0" w:uiPriority="64" w:unhideWhenUsed="0"/>
-    <w:lsdException w:name="Medium List 1 Accent 3" w:semiHidden="0" w:uiPriority="65" w:unhideWhenUsed="0"/>
-    <w:lsdException w:name="Medium List 2 Accent 3" w:semiHidden="0" w:uiPriority="66" w:unhideWhenUsed="0"/>
-    <w:lsdException w:name="Medium Grid 1 Accent 3" w:semiHidden="0" w:uiPriority="67" w:unhideWhenUsed="0"/>
-    <w:lsdException w:name="Medium Grid 2 Accent 3" w:semiHidden="0" w:uiPriority="68" w:unhideWhenUsed="0"/>
-    <w:lsdException w:name="Medium Grid 3 Accent 3" w:semiHidden="0" w:uiPriority="69" w:unhideWhenUsed="0"/>
-    <w:lsdException w:name="Dark List Accent 3" w:semiHidden="0" w:uiPriority="70" w:unhideWhenUsed="0"/>
-    <w:lsdException w:name="Colorful Shading Accent 3" w:semiHidden="0" w:uiPriority="71" w:unhideWhenUsed="0"/>
-    <w:lsdException w:name="Colorful List Accent 3" w:semiHidden="0" w:uiPriority="72" w:unhideWhenUsed="0"/>
-    <w:lsdException w:name="Colorful Grid Accent 3" w:semiHidden="0" w:uiPriority="73" w:unhideWhenUsed="0"/>
-    <w:lsdException w:name="Light Shading Accent 4" w:semiHidden="0" w:uiPriority="60" w:unhideWhenUsed="0"/>
-    <w:lsdException w:name="Light List Accent 4" w:semiHidden="0" w:uiPriority="61" w:unhideWhenUsed="0"/>
-    <w:lsdException w:name="Light Grid Accent 4" w:semiHidden="0" w:uiPriority="62" w:unhideWhenUsed="0"/>
-    <w:lsdException w:name="Medium Shading 1 Accent 4" w:semiHidden="0" w:uiPriority="63" w:unhideWhenUsed="0"/>
-    <w:lsdException w:name="Medium Shading 2 Accent 4" w:semiHidden="0" w:uiPriority="64" w:unhideWhenUsed="0"/>
-    <w:lsdException w:name="Medium List 1 Accent 4" w:semiHidden="0" w:uiPriority="65" w:unhideWhenUsed="0"/>
-    <w:lsdException w:name="Medium List 2 Accent 4" w:semiHidden="0" w:uiPriority="66" w:unhideWhenUsed="0"/>
-    <w:lsdException w:name="Medium Grid 1 Accent 4" w:semiHidden="0" w:uiPriority="67" w:unhideWhenUsed="0"/>
-    <w:lsdException w:name="Medium Grid 2 Accent 4" w:semiHidden="0" w:uiPriority="68" w:unhideWhenUsed="0"/>
-    <w:lsdException w:name="Medium Grid 3 Accent 4" w:semiHidden="0" w:uiPriority="69" w:unhideWhenUsed="0"/>
-    <w:lsdException w:name="Dark List Accent 4" w:semiHidden="0" w:uiPriority="70" w:unhideWhenUsed="0"/>
-    <w:lsdException w:name="Colorful Shading Accent 4" w:semiHidden="0" w:uiPriority="71" w:unhideWhenUsed="0"/>
-    <w:lsdException w:name="Colorful List Accent 4" w:semiHidden="0" w:uiPriority="72" w:unhideWhenUsed="0"/>
-    <w:lsdException w:name="Colorful Grid Accent 4" w:semiHidden="0" w:uiPriority="73" w:unhideWhenUsed="0"/>
-    <w:lsdException w:name="Light Shading Accent 5" w:semiHidden="0" w:uiPriority="60" w:unhideWhenUsed="0"/>
-    <w:lsdException w:name="Light List Accent 5" w:semiHidden="0" w:uiPriority="61" w:unhideWhenUsed="0"/>
-    <w:lsdException w:name="Light Grid Accent 5" w:semiHidden="0" w:uiPriority="62" w:unhideWhenUsed="0"/>
-    <w:lsdException w:name="Medium Shading 1 Accent 5" w:semiHidden="0" w:uiPriority="63" w:unhideWhenUsed="0"/>
-    <w:lsdException w:name="Medium Shading 2 Accent 5" w:semiHidden="0" w:uiPriority="64" w:unhideWhenUsed="0"/>
-    <w:lsdException w:name="Medium List 1 Accent 5" w:semiHidden="0" w:uiPriority="65" w:unhideWhenUsed="0"/>
-    <w:lsdException w:name="Medium List 2 Accent 5" w:semiHidden="0" w:uiPriority="66" w:unhideWhenUsed="0"/>
-    <w:lsdException w:name="Medium Grid 1 Accent 5" w:semiHidden="0" w:uiPriority="67" w:unhideWhenUsed="0"/>
-    <w:lsdException w:name="Medium Grid 2 Accent 5" w:semiHidden="0" w:uiPriority="68" w:unhideWhenUsed="0"/>
-    <w:lsdException w:name="Medium Grid 3 Accent 5" w:semiHidden="0" w:uiPriority="69" w:unhideWhenUsed="0"/>
-    <w:lsdException w:name="Dark List Accent 5" w:semiHidden="0" w:uiPriority="70" w:unhideWhenUsed="0"/>
-    <w:lsdException w:name="Colorful Shading Accent 5" w:semiHidden="0" w:uiPriority="71" w:unhideWhenUsed="0"/>
-    <w:lsdException w:name="Colorful List Accent 5" w:semiHidden="0" w:uiPriority="72" w:unhideWhenUsed="0"/>
-    <w:lsdException w:name="Colorful Grid Accent 5" w:semiHidden="0" w:uiPriority="73" w:unhideWhenUsed="0"/>
-    <w:lsdException w:name="Light Shading Accent 6" w:semiHidden="0" w:uiPriority="60" w:unhideWhenUsed="0"/>
-    <w:lsdException w:name="Light List Accent 6" w:semiHidden="0" w:uiPriority="61" w:unhideWhenUsed="0"/>
-    <w:lsdException w:name="Light Grid Accent 6" w:semiHidden="0" w:uiPriority="62" w:unhideWhenUsed="0"/>
-    <w:lsdException w:name="Medium Shading 1 Accent 6" w:semiHidden="0" w:uiPriority="63" w:unhideWhenUsed="0"/>
-    <w:lsdException w:name="Medium Shading 2 Accent 6" w:semiHidden="0" w:uiPriority="64" w:unhideWhenUsed="0"/>
-    <w:lsdException w:name="Medium List 1 Accent 6" w:semiHidden="0" w:uiPriority="65" w:unhideWhenUsed="0"/>
-    <w:lsdException w:name="Medium List 2 Accent 6" w:semiHidden="0" w:uiPriority="66" w:unhideWhenUsed="0"/>
-    <w:lsdException w:name="Medium Grid 1 Accent 6" w:semiHidden="0" w:uiPriority="67" w:unhideWhenUsed="0"/>
-    <w:lsdException w:name="Medium Grid 2 Accent 6" w:semiHidden="0" w:uiPriority="68" w:unhideWhenUsed="0"/>
-    <w:lsdException w:name="Medium Grid 3 Accent 6" w:semiHidden="0" w:uiPriority="69" w:unhideWhenUsed="0"/>
-    <w:lsdException w:name="Dark List Accent 6" w:semiHidden="0" w:uiPriority="70" w:unhideWhenUsed="0"/>
-    <w:lsdException w:name="Colorful Shading Accent 6" w:semiHidden="0" w:uiPriority="71" w:unhideWhenUsed="0"/>
-    <w:lsdException w:name="Colorful List Accent 6" w:semiHidden="0" w:uiPriority="72" w:unhideWhenUsed="0"/>
-    <w:lsdException w:name="Colorful Grid Accent 6" w:semiHidden="0" w:uiPriority="73" w:unhideWhenUsed="0"/>
-    <w:lsdException w:name="Subtle Emphasis" w:semiHidden="0" w:uiPriority="19" w:unhideWhenUsed="0" w:qFormat="1"/>
-    <w:lsdException w:name="Intense Emphasis" w:semiHidden="0" w:uiPriority="21" w:unhideWhenUsed="0" w:qFormat="1"/>
-    <w:lsdException w:name="Subtle Reference" w:semiHidden="0" w:uiPriority="31" w:unhideWhenUsed="0" w:qFormat="1"/>
-    <w:lsdException w:name="Intense Reference" w:semiHidden="0" w:uiPriority="32" w:unhideWhenUsed="0" w:qFormat="1"/>
-    <w:lsdException w:name="Book Title" w:semiHidden="0" w:uiPriority="33" w:unhideWhenUsed="0" w:qFormat="1"/>
-    <w:lsdException w:name="Bibliography" w:uiPriority="37"/>
-    <w:lsdException w:name="TOC Heading" w:uiPriority="39" w:qFormat="1"/>
+  <w:latentStyles w:defLockedState="0" w:defUIPriority="99" w:defSemiHidden="0" w:defUnhideWhenUsed="0" w:defQFormat="0" w:count="376">
+    <w:lsdException w:name="Normal" w:uiPriority="0" w:qFormat="1"/>
+    <w:lsdException w:name="heading 1" w:uiPriority="9" w:qFormat="1"/>
+    <w:lsdException w:name="heading 2" w:semiHidden="1" w:uiPriority="9" w:unhideWhenUsed="1" w:qFormat="1"/>
+    <w:lsdException w:name="heading 3" w:semiHidden="1" w:uiPriority="9" w:unhideWhenUsed="1" w:qFormat="1"/>
+    <w:lsdException w:name="heading 4" w:semiHidden="1" w:uiPriority="9" w:unhideWhenUsed="1" w:qFormat="1"/>
+    <w:lsdException w:name="heading 5" w:semiHidden="1" w:uiPriority="9" w:unhideWhenUsed="1" w:qFormat="1"/>
+    <w:lsdException w:name="heading 6" w:semiHidden="1" w:uiPriority="9" w:unhideWhenUsed="1" w:qFormat="1"/>
+    <w:lsdException w:name="heading 7" w:semiHidden="1" w:uiPriority="9" w:unhideWhenUsed="1" w:qFormat="1"/>
+    <w:lsdException w:name="heading 8" w:semiHidden="1" w:uiPriority="9" w:unhideWhenUsed="1" w:qFormat="1"/>
+    <w:lsdException w:name="heading 9" w:semiHidden="1" w:uiPriority="9" w:unhideWhenUsed="1" w:qFormat="1"/>
+    <w:lsdException w:name="index 1" w:semiHidden="1" w:unhideWhenUsed="1"/>
+    <w:lsdException w:name="index 2" w:semiHidden="1" w:unhideWhenUsed="1"/>
+    <w:lsdException w:name="index 3" w:semiHidden="1" w:unhideWhenUsed="1"/>
+    <w:lsdException w:name="index 4" w:semiHidden="1" w:unhideWhenUsed="1"/>
+    <w:lsdException w:name="index 5" w:semiHidden="1" w:unhideWhenUsed="1"/>
+    <w:lsdException w:name="index 6" w:semiHidden="1" w:unhideWhenUsed="1"/>
+    <w:lsdException w:name="index 7" w:semiHidden="1" w:unhideWhenUsed="1"/>
+    <w:lsdException w:name="index 8" w:semiHidden="1" w:unhideWhenUsed="1"/>
+    <w:lsdException w:name="index 9" w:semiHidden="1" w:unhideWhenUsed="1"/>
+    <w:lsdException w:name="toc 1" w:semiHidden="1" w:uiPriority="39" w:unhideWhenUsed="1"/>
+    <w:lsdException w:name="toc 2" w:semiHidden="1" w:uiPriority="39" w:unhideWhenUsed="1"/>
+    <w:lsdException w:name="toc 3" w:semiHidden="1" w:uiPriority="39" w:unhideWhenUsed="1"/>
+    <w:lsdException w:name="toc 4" w:semiHidden="1" w:uiPriority="39" w:unhideWhenUsed="1"/>
+    <w:lsdException w:name="toc 5" w:semiHidden="1" w:uiPriority="39" w:unhideWhenUsed="1"/>
+    <w:lsdException w:name="toc 6" w:semiHidden="1" w:uiPriority="39" w:unhideWhenUsed="1"/>
+    <w:lsdException w:name="toc 7" w:semiHidden="1" w:uiPriority="39" w:unhideWhenUsed="1"/>
+    <w:lsdException w:name="toc 8" w:semiHidden="1" w:uiPriority="39" w:unhideWhenUsed="1"/>
+    <w:lsdException w:name="toc 9" w:semiHidden="1" w:uiPriority="39" w:unhideWhenUsed="1"/>
+    <w:lsdException w:name="Normal Indent" w:semiHidden="1" w:unhideWhenUsed="1"/>
+    <w:lsdException w:name="footnote text" w:semiHidden="1" w:unhideWhenUsed="1"/>
+    <w:lsdException w:name="annotation text" w:semiHidden="1" w:unhideWhenUsed="1"/>
+    <w:lsdException w:name="header" w:semiHidden="1" w:unhideWhenUsed="1"/>
+    <w:lsdException w:name="footer" w:semiHidden="1" w:unhideWhenUsed="1"/>
+    <w:lsdException w:name="index heading" w:semiHidden="1" w:unhideWhenUsed="1"/>
+    <w:lsdException w:name="caption" w:semiHidden="1" w:uiPriority="35" w:unhideWhenUsed="1" w:qFormat="1"/>
+    <w:lsdException w:name="table of figures" w:semiHidden="1" w:unhideWhenUsed="1"/>
+    <w:lsdException w:name="envelope address" w:semiHidden="1" w:unhideWhenUsed="1"/>
+    <w:lsdException w:name="envelope return" w:semiHidden="1" w:unhideWhenUsed="1"/>
+    <w:lsdException w:name="footnote reference" w:semiHidden="1" w:unhideWhenUsed="1"/>
+    <w:lsdException w:name="annotation reference" w:semiHidden="1" w:unhideWhenUsed="1"/>
+    <w:lsdException w:name="line number" w:semiHidden="1" w:unhideWhenUsed="1"/>
+    <w:lsdException w:name="page number" w:semiHidden="1" w:unhideWhenUsed="1"/>
+    <w:lsdException w:name="endnote reference" w:semiHidden="1" w:unhideWhenUsed="1"/>
+    <w:lsdException w:name="endnote text" w:semiHidden="1" w:unhideWhenUsed="1"/>
+    <w:lsdException w:name="table of authorities" w:semiHidden="1" w:unhideWhenUsed="1"/>
+    <w:lsdException w:name="macro" w:semiHidden="1" w:unhideWhenUsed="1"/>
+    <w:lsdException w:name="toa heading" w:semiHidden="1" w:unhideWhenUsed="1"/>
+    <w:lsdException w:name="List" w:semiHidden="1" w:unhideWhenUsed="1"/>
+    <w:lsdException w:name="List Bullet" w:semiHidden="1" w:unhideWhenUsed="1"/>
+    <w:lsdException w:name="List Number" w:semiHidden="1" w:unhideWhenUsed="1"/>
+    <w:lsdException w:name="List 2" w:semiHidden="1" w:unhideWhenUsed="1"/>
+    <w:lsdException w:name="List 3" w:semiHidden="1" w:unhideWhenUsed="1"/>
+    <w:lsdException w:name="List 4" w:semiHidden="1" w:unhideWhenUsed="1"/>
+    <w:lsdException w:name="List 5" w:semiHidden="1" w:unhideWhenUsed="1"/>
+    <w:lsdException w:name="List Bullet 2" w:semiHidden="1" w:unhideWhenUsed="1"/>
+    <w:lsdException w:name="List Bullet 3" w:semiHidden="1" w:unhideWhenUsed="1"/>
+    <w:lsdException w:name="List Bullet 4" w:semiHidden="1" w:unhideWhenUsed="1"/>
+    <w:lsdException w:name="List Bullet 5" w:semiHidden="1" w:unhideWhenUsed="1"/>
+    <w:lsdException w:name="List Number 2" w:semiHidden="1" w:unhideWhenUsed="1"/>
+    <w:lsdException w:name="List Number 3" w:semiHidden="1" w:unhideWhenUsed="1"/>
+    <w:lsdException w:name="List Number 4" w:semiHidden="1" w:unhideWhenUsed="1"/>
+    <w:lsdException w:name="List Number 5" w:semiHidden="1" w:unhideWhenUsed="1"/>
+    <w:lsdException w:name="Title" w:uiPriority="10" w:qFormat="1"/>
+    <w:lsdException w:name="Closing" w:semiHidden="1" w:unhideWhenUsed="1"/>
+    <w:lsdException w:name="Signature" w:semiHidden="1" w:unhideWhenUsed="1"/>
+    <w:lsdException w:name="Default Paragraph Font" w:semiHidden="1" w:uiPriority="1" w:unhideWhenUsed="1"/>
+    <w:lsdException w:name="Body Text" w:semiHidden="1" w:unhideWhenUsed="1"/>
+    <w:lsdException w:name="Body Text Indent" w:semiHidden="1" w:unhideWhenUsed="1"/>
+    <w:lsdException w:name="List Continue" w:semiHidden="1" w:unhideWhenUsed="1"/>
+    <w:lsdException w:name="List Continue 2" w:semiHidden="1" w:unhideWhenUsed="1"/>
+    <w:lsdException w:name="List Continue 3" w:semiHidden="1" w:unhideWhenUsed="1"/>
+    <w:lsdException w:name="List Continue 4" w:semiHidden="1" w:unhideWhenUsed="1"/>
+    <w:lsdException w:name="List Continue 5" w:semiHidden="1" w:unhideWhenUsed="1"/>
+    <w:lsdException w:name="Message Header" w:semiHidden="1" w:unhideWhenUsed="1"/>
+    <w:lsdException w:name="Subtitle" w:uiPriority="11" w:qFormat="1"/>
+    <w:lsdException w:name="Salutation" w:semiHidden="1" w:unhideWhenUsed="1"/>
+    <w:lsdException w:name="Date" w:semiHidden="1" w:unhideWhenUsed="1"/>
+    <w:lsdException w:name="Body Text First Indent" w:semiHidden="1" w:unhideWhenUsed="1"/>
+    <w:lsdException w:name="Body Text First Indent 2" w:semiHidden="1" w:unhideWhenUsed="1"/>
+    <w:lsdException w:name="Note Heading" w:semiHidden="1" w:unhideWhenUsed="1"/>
+    <w:lsdException w:name="Body Text 2" w:semiHidden="1" w:unhideWhenUsed="1"/>
+    <w:lsdException w:name="Body Text 3" w:semiHidden="1" w:unhideWhenUsed="1"/>
+    <w:lsdException w:name="Body Text Indent 2" w:semiHidden="1" w:unhideWhenUsed="1"/>
+    <w:lsdException w:name="Body Text Indent 3" w:semiHidden="1" w:unhideWhenUsed="1"/>
+    <w:lsdException w:name="Block Text" w:semiHidden="1" w:unhideWhenUsed="1"/>
+    <w:lsdException w:name="Hyperlink" w:semiHidden="1" w:unhideWhenUsed="1"/>
+    <w:lsdException w:name="FollowedHyperlink" w:semiHidden="1" w:unhideWhenUsed="1"/>
+    <w:lsdException w:name="Strong" w:uiPriority="22" w:qFormat="1"/>
+    <w:lsdException w:name="Emphasis" w:uiPriority="20" w:qFormat="1"/>
+    <w:lsdException w:name="Document Map" w:semiHidden="1" w:unhideWhenUsed="1"/>
+    <w:lsdException w:name="Plain Text" w:semiHidden="1" w:unhideWhenUsed="1"/>
+    <w:lsdException w:name="E-mail Signature" w:semiHidden="1" w:unhideWhenUsed="1"/>
+    <w:lsdException w:name="HTML Top of Form" w:semiHidden="1" w:unhideWhenUsed="1"/>
+    <w:lsdException w:name="HTML Bottom of Form" w:semiHidden="1" w:unhideWhenUsed="1"/>
+    <w:lsdException w:name="Normal (Web)" w:semiHidden="1" w:unhideWhenUsed="1"/>
+    <w:lsdException w:name="HTML Acronym" w:semiHidden="1" w:unhideWhenUsed="1"/>
+    <w:lsdException w:name="HTML Address" w:semiHidden="1" w:unhideWhenUsed="1"/>
+    <w:lsdException w:name="HTML Cite" w:semiHidden="1" w:unhideWhenUsed="1"/>
+    <w:lsdException w:name="HTML Code" w:semiHidden="1" w:unhideWhenUsed="1"/>
+    <w:lsdException w:name="HTML Definition" w:semiHidden="1" w:unhideWhenUsed="1"/>
+    <w:lsdException w:name="HTML Keyboard" w:semiHidden="1" w:unhideWhenUsed="1"/>
+    <w:lsdException w:name="HTML Preformatted" w:semiHidden="1" w:unhideWhenUsed="1"/>
+    <w:lsdException w:name="HTML Sample" w:semiHidden="1" w:unhideWhenUsed="1"/>
+    <w:lsdException w:name="HTML Typewriter" w:semiHidden="1" w:unhideWhenUsed="1"/>
+    <w:lsdException w:name="HTML Variable" w:semiHidden="1" w:unhideWhenUsed="1"/>
+    <w:lsdException w:name="Normal Table" w:semiHidden="1" w:unhideWhenUsed="1"/>
+    <w:lsdException w:name="annotation subject" w:semiHidden="1" w:unhideWhenUsed="1"/>
+    <w:lsdException w:name="No List" w:semiHidden="1" w:unhideWhenUsed="1"/>
+    <w:lsdException w:name="Outline List 1" w:semiHidden="1" w:unhideWhenUsed="1"/>
+    <w:lsdException w:name="Outline List 2" w:semiHidden="1" w:unhideWhenUsed="1"/>
+    <w:lsdException w:name="Outline List 3" w:semiHidden="1" w:unhideWhenUsed="1"/>
+    <w:lsdException w:name="Table Simple 1" w:semiHidden="1" w:unhideWhenUsed="1"/>
+    <w:lsdException w:name="Table Simple 2" w:semiHidden="1" w:unhideWhenUsed="1"/>
+    <w:lsdException w:name="Table Simple 3" w:semiHidden="1" w:unhideWhenUsed="1"/>
+    <w:lsdException w:name="Table Classic 1" w:semiHidden="1" w:unhideWhenUsed="1"/>
+    <w:lsdException w:name="Table Classic 2" w:semiHidden="1" w:unhideWhenUsed="1"/>
+    <w:lsdException w:name="Table Classic 3" w:semiHidden="1" w:unhideWhenUsed="1"/>
+    <w:lsdException w:name="Table Classic 4" w:semiHidden="1" w:unhideWhenUsed="1"/>
+    <w:lsdException w:name="Table Colorful 1" w:semiHidden="1" w:unhideWhenUsed="1"/>
+    <w:lsdException w:name="Table Colorful 2" w:semiHidden="1" w:unhideWhenUsed="1"/>
+    <w:lsdException w:name="Table Colorful 3" w:semiHidden="1" w:unhideWhenUsed="1"/>
+    <w:lsdException w:name="Table Columns 1" w:semiHidden="1" w:unhideWhenUsed="1"/>
+    <w:lsdException w:name="Table Columns 2" w:semiHidden="1" w:unhideWhenUsed="1"/>
+    <w:lsdException w:name="Table Columns 3" w:semiHidden="1" w:unhideWhenUsed="1"/>
+    <w:lsdException w:name="Table Columns 4" w:semiHidden="1" w:unhideWhenUsed="1"/>
+    <w:lsdException w:name="Table Columns 5" w:semiHidden="1" w:unhideWhenUsed="1"/>
+    <w:lsdException w:name="Table Grid 1" w:semiHidden="1" w:unhideWhenUsed="1"/>
+    <w:lsdException w:name="Table Grid 2" w:semiHidden="1" w:unhideWhenUsed="1"/>
+    <w:lsdException w:name="Table Grid 3" w:semiHidden="1" w:unhideWhenUsed="1"/>
+    <w:lsdException w:name="Table Grid 4" w:semiHidden="1" w:unhideWhenUsed="1"/>
+    <w:lsdException w:name="Table Grid 5" w:semiHidden="1" w:unhideWhenUsed="1"/>
+    <w:lsdException w:name="Table Grid 6" w:semiHidden="1" w:unhideWhenUsed="1"/>
+    <w:lsdException w:name="Table Grid 7" w:semiHidden="1" w:unhideWhenUsed="1"/>
+    <w:lsdException w:name="Table Grid 8" w:semiHidden="1" w:unhideWhenUsed="1"/>
+    <w:lsdException w:name="Table List 1" w:semiHidden="1" w:unhideWhenUsed="1"/>
+    <w:lsdException w:name="Table List 2" w:semiHidden="1" w:unhideWhenUsed="1"/>
+    <w:lsdException w:name="Table List 3" w:semiHidden="1" w:unhideWhenUsed="1"/>
+    <w:lsdException w:name="Table List 4" w:semiHidden="1" w:unhideWhenUsed="1"/>
+    <w:lsdException w:name="Table List 5" w:semiHidden="1" w:unhideWhenUsed="1"/>
+    <w:lsdException w:name="Table List 6" w:semiHidden="1" w:unhideWhenUsed="1"/>
+    <w:lsdException w:name="Table List 7" w:semiHidden="1" w:unhideWhenUsed="1"/>
+    <w:lsdException w:name="Table List 8" w:semiHidden="1" w:unhideWhenUsed="1"/>
+    <w:lsdException w:name="Table 3D effects 1" w:semiHidden="1" w:unhideWhenUsed="1"/>
+    <w:lsdException w:name="Table 3D effects 2" w:semiHidden="1" w:unhideWhenUsed="1"/>
+    <w:lsdException w:name="Table 3D effects 3" w:semiHidden="1" w:unhideWhenUsed="1"/>
+    <w:lsdException w:name="Table Contemporary" w:semiHidden="1" w:unhideWhenUsed="1"/>
+    <w:lsdException w:name="Table Elegant" w:semiHidden="1" w:unhideWhenUsed="1"/>
+    <w:lsdException w:name="Table Professional" w:semiHidden="1" w:unhideWhenUsed="1"/>
+    <w:lsdException w:name="Table Subtle 1" w:semiHidden="1" w:unhideWhenUsed="1"/>
+    <w:lsdException w:name="Table Subtle 2" w:semiHidden="1" w:unhideWhenUsed="1"/>
+    <w:lsdException w:name="Table Web 1" w:semiHidden="1" w:unhideWhenUsed="1"/>
+    <w:lsdException w:name="Table Web 2" w:semiHidden="1" w:unhideWhenUsed="1"/>
+    <w:lsdException w:name="Table Web 3" w:semiHidden="1" w:unhideWhenUsed="1"/>
+    <w:lsdException w:name="Balloon Text" w:semiHidden="1" w:unhideWhenUsed="1"/>
+    <w:lsdException w:name="Table Grid" w:uiPriority="59"/>
+    <w:lsdException w:name="Table Theme" w:semiHidden="1" w:unhideWhenUsed="1"/>
+    <w:lsdException w:name="Placeholder Text" w:semiHidden="1"/>
+    <w:lsdException w:name="No Spacing" w:uiPriority="1" w:qFormat="1"/>
+    <w:lsdException w:name="Light Shading" w:uiPriority="60"/>
+    <w:lsdException w:name="Light List" w:uiPriority="61"/>
+    <w:lsdException w:name="Light Grid" w:uiPriority="62"/>
+    <w:lsdException w:name="Medium Shading 1" w:uiPriority="63"/>
+    <w:lsdException w:name="Medium Shading 2" w:uiPriority="64"/>
+    <w:lsdException w:name="Medium List 1" w:uiPriority="65"/>
+    <w:lsdException w:name="Medium List 2" w:uiPriority="66"/>
+    <w:lsdException w:name="Medium Grid 1" w:uiPriority="67"/>
+    <w:lsdException w:name="Medium Grid 2" w:uiPriority="68"/>
+    <w:lsdException w:name="Medium Grid 3" w:uiPriority="69"/>
+    <w:lsdException w:name="Dark List" w:uiPriority="70"/>
+    <w:lsdException w:name="Colorful Shading" w:uiPriority="71"/>
+    <w:lsdException w:name="Colorful List" w:uiPriority="72"/>
+    <w:lsdException w:name="Colorful Grid" w:uiPriority="73"/>
+    <w:lsdException w:name="Light Shading Accent 1" w:uiPriority="60"/>
+    <w:lsdException w:name="Light List Accent 1" w:uiPriority="61"/>
+    <w:lsdException w:name="Light Grid Accent 1" w:uiPriority="62"/>
+    <w:lsdException w:name="Medium Shading 1 Accent 1" w:uiPriority="63"/>
+    <w:lsdException w:name="Medium Shading 2 Accent 1" w:uiPriority="64"/>
+    <w:lsdException w:name="Medium List 1 Accent 1" w:uiPriority="65"/>
+    <w:lsdException w:name="Revision" w:semiHidden="1"/>
+    <w:lsdException w:name="List Paragraph" w:uiPriority="34" w:qFormat="1"/>
+    <w:lsdException w:name="Quote" w:uiPriority="29" w:qFormat="1"/>
+    <w:lsdException w:name="Intense Quote" w:uiPriority="30" w:qFormat="1"/>
+    <w:lsdException w:name="Medium List 2 Accent 1" w:uiPriority="66"/>
+    <w:lsdException w:name="Medium Grid 1 Accent 1" w:uiPriority="67"/>
+    <w:lsdException w:name="Medium Grid 2 Accent 1" w:uiPriority="68"/>
+    <w:lsdException w:name="Medium Grid 3 Accent 1" w:uiPriority="69"/>
+    <w:lsdException w:name="Dark List Accent 1" w:uiPriority="70"/>
+    <w:lsdException w:name="Colorful Shading Accent 1" w:uiPriority="71"/>
+    <w:lsdException w:name="Colorful List Accent 1" w:uiPriority="72"/>
+    <w:lsdException w:name="Colorful Grid Accent 1" w:uiPriority="73"/>
+    <w:lsdException w:name="Light Shading Accent 2" w:uiPriority="60"/>
+    <w:lsdException w:name="Light List Accent 2" w:uiPriority="61"/>
+    <w:lsdException w:name="Light Grid Accent 2" w:uiPriority="62"/>
+    <w:lsdException w:name="Medium Shading 1 Accent 2" w:uiPriority="63"/>
+    <w:lsdException w:name="Medium Shading 2 Accent 2" w:uiPriority="64"/>
+    <w:lsdException w:name="Medium List 1 Accent 2" w:uiPriority="65"/>
+    <w:lsdException w:name="Medium List 2 Accent 2" w:uiPriority="66"/>
+    <w:lsdException w:name="Medium Grid 1 Accent 2" w:uiPriority="67"/>
+    <w:lsdException w:name="Medium Grid 2 Accent 2" w:uiPriority="68"/>
+    <w:lsdException w:name="Medium Grid 3 Accent 2" w:uiPriority="69"/>
+    <w:lsdException w:name="Dark List Accent 2" w:uiPriority="70"/>
+    <w:lsdException w:name="Colorful Shading Accent 2" w:uiPriority="71"/>
+    <w:lsdException w:name="Colorful List Accent 2" w:uiPriority="72"/>
+    <w:lsdException w:name="Colorful Grid Accent 2" w:uiPriority="73"/>
+    <w:lsdException w:name="Light Shading Accent 3" w:uiPriority="60"/>
+    <w:lsdException w:name="Light List Accent 3" w:uiPriority="61"/>
+    <w:lsdException w:name="Light Grid Accent 3" w:uiPriority="62"/>
+    <w:lsdException w:name="Medium Shading 1 Accent 3" w:uiPriority="63"/>
+    <w:lsdException w:name="Medium Shading 2 Accent 3" w:uiPriority="64"/>
+    <w:lsdException w:name="Medium List 1 Accent 3" w:uiPriority="65"/>
+    <w:lsdException w:name="Medium List 2 Accent 3" w:uiPriority="66"/>
+    <w:lsdException w:name="Medium Grid 1 Accent 3" w:uiPriority="67"/>
+    <w:lsdException w:name="Medium Grid 2 Accent 3" w:uiPriority="68"/>
+    <w:lsdException w:name="Medium Grid 3 Accent 3" w:uiPriority="69"/>
+    <w:lsdException w:name="Dark List Accent 3" w:uiPriority="70"/>
+    <w:lsdException w:name="Colorful Shading Accent 3" w:uiPriority="71"/>
+    <w:lsdException w:name="Colorful List Accent 3" w:uiPriority="72"/>
+    <w:lsdException w:name="Colorful Grid Accent 3" w:uiPriority="73"/>
+    <w:lsdException w:name="Light Shading Accent 4" w:uiPriority="60"/>
+    <w:lsdException w:name="Light List Accent 4" w:uiPriority="61"/>
+    <w:lsdException w:name="Light Grid Accent 4" w:uiPriority="62"/>
+    <w:lsdException w:name="Medium Shading 1 Accent 4" w:uiPriority="63"/>
+    <w:lsdException w:name="Medium Shading 2 Accent 4" w:uiPriority="64"/>
+    <w:lsdException w:name="Medium List 1 Accent 4" w:uiPriority="65"/>
+    <w:lsdException w:name="Medium List 2 Accent 4" w:uiPriority="66"/>
+    <w:lsdException w:name="Medium Grid 1 Accent 4" w:uiPriority="67"/>
+    <w:lsdException w:name="Medium Grid 2 Accent 4" w:uiPriority="68"/>
+    <w:lsdException w:name="Medium Grid 3 Accent 4" w:uiPriority="69"/>
+    <w:lsdException w:name="Dark List Accent 4" w:uiPriority="70"/>
+    <w:lsdException w:name="Colorful Shading Accent 4" w:uiPriority="71"/>
+    <w:lsdException w:name="Colorful List Accent 4" w:uiPriority="72"/>
+    <w:lsdException w:name="Colorful Grid Accent 4" w:uiPriority="73"/>
+    <w:lsdException w:name="Light Shading Accent 5" w:uiPriority="60"/>
+    <w:lsdException w:name="Light List Accent 5" w:uiPriority="61"/>
+    <w:lsdException w:name="Light Grid Accent 5" w:uiPriority="62"/>
+    <w:lsdException w:name="Medium Shading 1 Accent 5" w:uiPriority="63"/>
+    <w:lsdException w:name="Medium Shading 2 Accent 5" w:uiPriority="64"/>
+    <w:lsdException w:name="Medium List 1 Accent 5" w:uiPriority="65"/>
+    <w:lsdException w:name="Medium List 2 Accent 5" w:uiPriority="66"/>
+    <w:lsdException w:name="Medium Grid 1 Accent 5" w:uiPriority="67"/>
+    <w:lsdException w:name="Medium Grid 2 Accent 5" w:uiPriority="68"/>
+    <w:lsdException w:name="Medium Grid 3 Accent 5" w:uiPriority="69"/>
+    <w:lsdException w:name="Dark List Accent 5" w:uiPriority="70"/>
+    <w:lsdException w:name="Colorful Shading Accent 5" w:uiPriority="71"/>
+    <w:lsdException w:name="Colorful List Accent 5" w:uiPriority="72"/>
+    <w:lsdException w:name="Colorful Grid Accent 5" w:uiPriority="73"/>
+    <w:lsdException w:name="Light Shading Accent 6" w:uiPriority="60"/>
+    <w:lsdException w:name="Light List Accent 6" w:uiPriority="61"/>
+    <w:lsdException w:name="Light Grid Accent 6" w:uiPriority="62"/>
+    <w:lsdException w:name="Medium Shading 1 Accent 6" w:uiPriority="63"/>
+    <w:lsdException w:name="Medium Shading 2 Accent 6" w:uiPriority="64"/>
+    <w:lsdException w:name="Medium List 1 Accent 6" w:uiPriority="65"/>
+    <w:lsdException w:name="Medium List 2 Accent 6" w:uiPriority="66"/>
+    <w:lsdException w:name="Medium Grid 1 Accent 6" w:uiPriority="67"/>
+    <w:lsdException w:name="Medium Grid 2 Accent 6" w:uiPriority="68"/>
+    <w:lsdException w:name="Medium Grid 3 Accent 6" w:uiPriority="69"/>
+    <w:lsdException w:name="Dark List Accent 6" w:uiPriority="70"/>
+    <w:lsdException w:name="Colorful Shading Accent 6" w:uiPriority="71"/>
+    <w:lsdException w:name="Colorful List Accent 6" w:uiPriority="72"/>
+    <w:lsdException w:name="Colorful Grid Accent 6" w:uiPriority="73"/>
+    <w:lsdException w:name="Subtle Emphasis" w:uiPriority="19" w:qFormat="1"/>
+    <w:lsdException w:name="Intense Emphasis" w:uiPriority="21" w:qFormat="1"/>
+    <w:lsdException w:name="Subtle Reference" w:uiPriority="31" w:qFormat="1"/>
+    <w:lsdException w:name="Intense Reference" w:uiPriority="32" w:qFormat="1"/>
+    <w:lsdException w:name="Book Title" w:uiPriority="33" w:qFormat="1"/>
+    <w:lsdException w:name="Bibliography" w:semiHidden="1" w:uiPriority="37" w:unhideWhenUsed="1"/>
+    <w:lsdException w:name="TOC Heading" w:semiHidden="1" w:uiPriority="39" w:unhideWhenUsed="1" w:qFormat="1"/>
+    <w:lsdException w:name="Plain Table 1" w:uiPriority="41"/>
+    <w:lsdException w:name="Plain Table 2" w:uiPriority="42"/>
+    <w:lsdException w:name="Plain Table 3" w:uiPriority="43"/>
+    <w:lsdException w:name="Plain Table 4" w:uiPriority="44"/>
+    <w:lsdException w:name="Plain Table 5" w:uiPriority="45"/>
+    <w:lsdException w:name="Grid Table Light" w:uiPriority="40"/>
+    <w:lsdException w:name="Grid Table 1 Light" w:uiPriority="46"/>
+    <w:lsdException w:name="Grid Table 2" w:uiPriority="47"/>
+    <w:lsdException w:name="Grid Table 3" w:uiPriority="48"/>
+    <w:lsdException w:name="Grid Table 4" w:uiPriority="49"/>
+    <w:lsdException w:name="Grid Table 5 Dark" w:uiPriority="50"/>
+    <w:lsdException w:name="Grid Table 6 Colorful" w:uiPriority="51"/>
+    <w:lsdException w:name="Grid Table 7 Colorful" w:uiPriority="52"/>
+    <w:lsdException w:name="Grid Table 1 Light Accent 1" w:uiPriority="46"/>
+    <w:lsdException w:name="Grid Table 2 Accent 1" w:uiPriority="47"/>
+    <w:lsdException w:name="Grid Table 3 Accent 1" w:uiPriority="48"/>
+    <w:lsdException w:name="Grid Table 4 Accent 1" w:uiPriority="49"/>
+    <w:lsdException w:name="Grid Table 5 Dark Accent 1" w:uiPriority="50"/>
+    <w:lsdException w:name="Grid Table 6 Colorful Accent 1" w:uiPriority="51"/>
+    <w:lsdException w:name="Grid Table 7 Colorful Accent 1" w:uiPriority="52"/>
+    <w:lsdException w:name="Grid Table 1 Light Accent 2" w:uiPriority="46"/>
+    <w:lsdException w:name="Grid Table 2 Accent 2" w:uiPriority="47"/>
+    <w:lsdException w:name="Grid Table 3 Accent 2" w:uiPriority="48"/>
+    <w:lsdException w:name="Grid Table 4 Accent 2" w:uiPriority="49"/>
+    <w:lsdException w:name="Grid Table 5 Dark Accent 2" w:uiPriority="50"/>
+    <w:lsdException w:name="Grid Table 6 Colorful Accent 2" w:uiPriority="51"/>
+    <w:lsdException w:name="Grid Table 7 Colorful Accent 2" w:uiPriority="52"/>
+    <w:lsdException w:name="Grid Table 1 Light Accent 3" w:uiPriority="46"/>
+    <w:lsdException w:name="Grid Table 2 Accent 3" w:uiPriority="47"/>
+    <w:lsdException w:name="Grid Table 3 Accent 3" w:uiPriority="48"/>
+    <w:lsdException w:name="Grid Table 4 Accent 3" w:uiPriority="49"/>
+    <w:lsdException w:name="Grid Table 5 Dark Accent 3" w:uiPriority="50"/>
+    <w:lsdException w:name="Grid Table 6 Colorful Accent 3" w:uiPriority="51"/>
+    <w:lsdException w:name="Grid Table 7 Colorful Accent 3" w:uiPriority="52"/>
+    <w:lsdException w:name="Grid Table 1 Light Accent 4" w:uiPriority="46"/>
+    <w:lsdException w:name="Grid Table 2 Accent 4" w:uiPriority="47"/>
+    <w:lsdException w:name="Grid Table 3 Accent 4" w:uiPriority="48"/>
+    <w:lsdException w:name="Grid Table 4 Accent 4" w:uiPriority="49"/>
+    <w:lsdException w:name="Grid Table 5 Dark Accent 4" w:uiPriority="50"/>
+    <w:lsdException w:name="Grid Table 6 Colorful Accent 4" w:uiPriority="51"/>
+    <w:lsdException w:name="Grid Table 7 Colorful Accent 4" w:uiPriority="52"/>
+    <w:lsdException w:name="Grid Table 1 Light Accent 5" w:uiPriority="46"/>
+    <w:lsdException w:name="Grid Table 2 Accent 5" w:uiPriority="47"/>
+    <w:lsdException w:name="Grid Table 3 Accent 5" w:uiPriority="48"/>
+    <w:lsdException w:name="Grid Table 4 Accent 5" w:uiPriority="49"/>
+    <w:lsdException w:name="Grid Table 5 Dark Accent 5" w:uiPriority="50"/>
+    <w:lsdException w:name="Grid Table 6 Colorful Accent 5" w:uiPriority="51"/>
+    <w:lsdException w:name="Grid Table 7 Colorful Accent 5" w:uiPriority="52"/>
+    <w:lsdException w:name="Grid Table 1 Light Accent 6" w:uiPriority="46"/>
+    <w:lsdException w:name="Grid Table 2 Accent 6" w:uiPriority="47"/>
+    <w:lsdException w:name="Grid Table 3 Accent 6" w:uiPriority="48"/>
+    <w:lsdException w:name="Grid Table 4 Accent 6" w:uiPriority="49"/>
+    <w:lsdException w:name="Grid Table 5 Dark Accent 6" w:uiPriority="50"/>
+    <w:lsdException w:name="Grid Table 6 Colorful Accent 6" w:uiPriority="51"/>
+    <w:lsdException w:name="Grid Table 7 Colorful Accent 6" w:uiPriority="52"/>
+    <w:lsdException w:name="List Table 1 Light" w:uiPriority="46"/>
+    <w:lsdException w:name="List Table 2" w:uiPriority="47"/>
+    <w:lsdException w:name="List Table 3" w:uiPriority="48"/>
+    <w:lsdException w:name="List Table 4" w:uiPriority="49"/>
+    <w:lsdException w:name="List Table 5 Dark" w:uiPriority="50"/>
+    <w:lsdException w:name="List Table 6 Colorful" w:uiPriority="51"/>
+    <w:lsdException w:name="List Table 7 Colorful" w:uiPriority="52"/>
+    <w:lsdException w:name="List Table 1 Light Accent 1" w:uiPriority="46"/>
+    <w:lsdException w:name="List Table 2 Accent 1" w:uiPriority="47"/>
+    <w:lsdException w:name="List Table 3 Accent 1" w:uiPriority="48"/>
+    <w:lsdException w:name="List Table 4 Accent 1" w:uiPriority="49"/>
+    <w:lsdException w:name="List Table 5 Dark Accent 1" w:uiPriority="50"/>
+    <w:lsdException w:name="List Table 6 Colorful Accent 1" w:uiPriority="51"/>
+    <w:lsdException w:name="List Table 7 Colorful Accent 1" w:uiPriority="52"/>
+    <w:lsdException w:name="List Table 1 Light Accent 2" w:uiPriority="46"/>
+    <w:lsdException w:name="List Table 2 Accent 2" w:uiPriority="47"/>
+    <w:lsdException w:name="List Table 3 Accent 2" w:uiPriority="48"/>
+    <w:lsdException w:name="List Table 4 Accent 2" w:uiPriority="49"/>
+    <w:lsdException w:name="List Table 5 Dark Accent 2" w:uiPriority="50"/>
+    <w:lsdException w:name="List Table 6 Colorful Accent 2" w:uiPriority="51"/>
+    <w:lsdException w:name="List Table 7 Colorful Accent 2" w:uiPriority="52"/>
+    <w:lsdException w:name="List Table 1 Light Accent 3" w:uiPriority="46"/>
+    <w:lsdException w:name="List Table 2 Accent 3" w:uiPriority="47"/>
+    <w:lsdException w:name="List Table 3 Accent 3" w:uiPriority="48"/>
+    <w:lsdException w:name="List Table 4 Accent 3" w:uiPriority="49"/>
+    <w:lsdException w:name="List Table 5 Dark Accent 3" w:uiPriority="50"/>
+    <w:lsdException w:name="List Table 6 Colorful Accent 3" w:uiPriority="51"/>
+    <w:lsdException w:name="List Table 7 Colorful Accent 3" w:uiPriority="52"/>
+    <w:lsdException w:name="List Table 1 Light Accent 4" w:uiPriority="46"/>
+    <w:lsdException w:name="List Table 2 Accent 4" w:uiPriority="47"/>
+    <w:lsdException w:name="List Table 3 Accent 4" w:uiPriority="48"/>
+    <w:lsdException w:name="List Table 4 Accent 4" w:uiPriority="49"/>
+    <w:lsdException w:name="List Table 5 Dark Accent 4" w:uiPriority="50"/>
+    <w:lsdException w:name="List Table 6 Colorful Accent 4" w:uiPriority="51"/>
+    <w:lsdException w:name="List Table 7 Colorful Accent 4" w:uiPriority="52"/>
+    <w:lsdException w:name="List Table 1 Light Accent 5" w:uiPriority="46"/>
+    <w:lsdException w:name="List Table 2 Accent 5" w:uiPriority="47"/>
+    <w:lsdException w:name="List Table 3 Accent 5" w:uiPriority="48"/>
+    <w:lsdException w:name="List Table 4 Accent 5" w:uiPriority="49"/>
+    <w:lsdException w:name="List Table 5 Dark Accent 5" w:uiPriority="50"/>
+    <w:lsdException w:name="List Table 6 Colorful Accent 5" w:uiPriority="51"/>
+    <w:lsdException w:name="List Table 7 Colorful Accent 5" w:uiPriority="52"/>
+    <w:lsdException w:name="List Table 1 Light Accent 6" w:uiPriority="46"/>
+    <w:lsdException w:name="List Table 2 Accent 6" w:uiPriority="47"/>
+    <w:lsdException w:name="List Table 3 Accent 6" w:uiPriority="48"/>
+    <w:lsdException w:name="List Table 4 Accent 6" w:uiPriority="49"/>
+    <w:lsdException w:name="List Table 5 Dark Accent 6" w:uiPriority="50"/>
+    <w:lsdException w:name="List Table 6 Colorful Accent 6" w:uiPriority="51"/>
+    <w:lsdException w:name="List Table 7 Colorful Accent 6" w:uiPriority="52"/>
+    <w:lsdException w:name="Mention" w:semiHidden="1" w:unhideWhenUsed="1"/>
+    <w:lsdException w:name="Smart Hyperlink" w:semiHidden="1" w:unhideWhenUsed="1"/>
+    <w:lsdException w:name="Hashtag" w:semiHidden="1" w:unhideWhenUsed="1"/>
+    <w:lsdException w:name="Unresolved Mention" w:semiHidden="1" w:unhideWhenUsed="1"/>
+    <w:lsdException w:name="Smart Link" w:semiHidden="1" w:unhideWhenUsed="1"/>
   </w:latentStyles>
   <w:style w:type="paragraph" w:default="1" w:styleId="Normal">
     <w:name w:val="Normal"/>
@@ -8381,7 +8498,7 @@
   <a:extraClrSchemeLst/>
   <a:extLst>
     <a:ext uri="{05A4C25C-085E-4340-85A3-A5531E510DB2}">
-      <thm15:themeFamily xmlns:thm15="http://schemas.microsoft.com/office/thememl/2012/main" xmlns="" name="Office Theme" id="{62F939B6-93AF-4DB8-9C6B-D6C7DFDC589F}" vid="{4A3C46E8-61CC-4603-A589-7422A47A8E4A}"/>
+      <thm15:themeFamily xmlns:thm15="http://schemas.microsoft.com/office/thememl/2012/main" name="Office Theme" id="{62F939B6-93AF-4DB8-9C6B-D6C7DFDC589F}" vid="{4A3C46E8-61CC-4603-A589-7422A47A8E4A}"/>
     </a:ext>
   </a:extLst>
 </a:theme>
